--- a/docs/Phase6_Phase1_Phase2_Draft.docx
+++ b/docs/Phase6_Phase1_Phase2_Draft.docx
@@ -50,17 +50,17 @@
     </w:p>
     <w:tbl>
       <w:tblPr>
-        <w:tblW w:type="auto" w:w="0"/>
+        <w:tblW w:type="dxa" w:w="9432"/>
         <w:jc w:val="center"/>
         <w:tblLayout w:type="fixed"/>
         <w:tblLook w:firstColumn="1" w:firstRow="1" w:lastColumn="0" w:lastRow="0" w:noHBand="0" w:noVBand="1" w:val="04A0"/>
         <w:tblBorders>
-          <w:top w:val="single" w:sz="4" w:space="0" w:color="DFE7F0"/>
-          <w:left w:val="single" w:sz="4" w:space="0" w:color="DFE7F0"/>
-          <w:bottom w:val="single" w:sz="4" w:space="0" w:color="DFE7F0"/>
-          <w:right w:val="single" w:sz="4" w:space="0" w:color="DFE7F0"/>
-          <w:insideH w:val="single" w:sz="4" w:space="0" w:color="DFE7F0"/>
-          <w:insideV w:val="single" w:sz="4" w:space="0" w:color="DFE7F0"/>
+          <w:top w:val="single" w:sz="4" w:space="0" w:color="B9CBE0"/>
+          <w:left w:val="single" w:sz="4" w:space="0" w:color="B9CBE0"/>
+          <w:bottom w:val="single" w:sz="4" w:space="0" w:color="B9CBE0"/>
+          <w:right w:val="single" w:sz="4" w:space="0" w:color="B9CBE0"/>
+          <w:insideH w:val="single" w:sz="4" w:space="0" w:color="B9CBE0"/>
+          <w:insideV w:val="single" w:sz="4" w:space="0" w:color="B9CBE0"/>
         </w:tblBorders>
       </w:tblPr>
       <w:tblGrid>
@@ -70,7 +70,7 @@
       <w:tr>
         <w:tc>
           <w:tcPr>
-            <w:tcW w:type="dxa" w:w="2520"/>
+            <w:tcW w:type="dxa" w:w="2201"/>
             <w:vAlign w:val="center"/>
             <w:tcMar>
               <w:top w:w="100" w:type="dxa"/>
@@ -79,6 +79,14 @@
               <w:end w:w="100" w:type="dxa"/>
             </w:tcMar>
             <w:shd w:fill="EAF1F8"/>
+            <w:tcBorders>
+              <w:top w:val="single" w:sz="4" w:space="0" w:color="B9CBE0"/>
+              <w:left w:val="single" w:sz="4" w:space="0" w:color="B9CBE0"/>
+              <w:bottom w:val="single" w:sz="4" w:space="0" w:color="B9CBE0"/>
+              <w:right w:val="single" w:sz="4" w:space="0" w:color="B9CBE0"/>
+              <w:insideH w:val="single" w:sz="4" w:space="0" w:color="B9CBE0"/>
+              <w:insideV w:val="single" w:sz="4" w:space="0" w:color="B9CBE0"/>
+            </w:tcBorders>
           </w:tcPr>
           <w:p>
             <w:pPr>
@@ -98,7 +106,7 @@
         </w:tc>
         <w:tc>
           <w:tcPr>
-            <w:tcW w:type="dxa" w:w="8280"/>
+            <w:tcW w:type="dxa" w:w="7231"/>
             <w:vAlign w:val="center"/>
             <w:tcMar>
               <w:top w:w="100" w:type="dxa"/>
@@ -106,6 +114,14 @@
               <w:bottom w:w="100" w:type="dxa"/>
               <w:end w:w="100" w:type="dxa"/>
             </w:tcMar>
+            <w:tcBorders>
+              <w:top w:val="single" w:sz="4" w:space="0" w:color="B9CBE0"/>
+              <w:left w:val="single" w:sz="4" w:space="0" w:color="B9CBE0"/>
+              <w:bottom w:val="single" w:sz="4" w:space="0" w:color="B9CBE0"/>
+              <w:right w:val="single" w:sz="4" w:space="0" w:color="B9CBE0"/>
+              <w:insideH w:val="single" w:sz="4" w:space="0" w:color="B9CBE0"/>
+              <w:insideV w:val="single" w:sz="4" w:space="0" w:color="B9CBE0"/>
+            </w:tcBorders>
           </w:tcPr>
           <w:p>
             <w:pPr>
@@ -127,7 +143,7 @@
       <w:tr>
         <w:tc>
           <w:tcPr>
-            <w:tcW w:type="dxa" w:w="2520"/>
+            <w:tcW w:type="dxa" w:w="2201"/>
             <w:vAlign w:val="center"/>
             <w:tcMar>
               <w:top w:w="100" w:type="dxa"/>
@@ -136,6 +152,14 @@
               <w:end w:w="100" w:type="dxa"/>
             </w:tcMar>
             <w:shd w:fill="EAF1F8"/>
+            <w:tcBorders>
+              <w:top w:val="single" w:sz="4" w:space="0" w:color="B9CBE0"/>
+              <w:left w:val="single" w:sz="4" w:space="0" w:color="B9CBE0"/>
+              <w:bottom w:val="single" w:sz="4" w:space="0" w:color="B9CBE0"/>
+              <w:right w:val="single" w:sz="4" w:space="0" w:color="B9CBE0"/>
+              <w:insideH w:val="single" w:sz="4" w:space="0" w:color="B9CBE0"/>
+              <w:insideV w:val="single" w:sz="4" w:space="0" w:color="B9CBE0"/>
+            </w:tcBorders>
           </w:tcPr>
           <w:p>
             <w:pPr>
@@ -155,7 +179,7 @@
         </w:tc>
         <w:tc>
           <w:tcPr>
-            <w:tcW w:type="dxa" w:w="8280"/>
+            <w:tcW w:type="dxa" w:w="7231"/>
             <w:vAlign w:val="center"/>
             <w:tcMar>
               <w:top w:w="100" w:type="dxa"/>
@@ -163,6 +187,14 @@
               <w:bottom w:w="100" w:type="dxa"/>
               <w:end w:w="100" w:type="dxa"/>
             </w:tcMar>
+            <w:tcBorders>
+              <w:top w:val="single" w:sz="4" w:space="0" w:color="B9CBE0"/>
+              <w:left w:val="single" w:sz="4" w:space="0" w:color="B9CBE0"/>
+              <w:bottom w:val="single" w:sz="4" w:space="0" w:color="B9CBE0"/>
+              <w:right w:val="single" w:sz="4" w:space="0" w:color="B9CBE0"/>
+              <w:insideH w:val="single" w:sz="4" w:space="0" w:color="B9CBE0"/>
+              <w:insideV w:val="single" w:sz="4" w:space="0" w:color="B9CBE0"/>
+            </w:tcBorders>
           </w:tcPr>
           <w:p>
             <w:pPr>
@@ -184,7 +216,7 @@
       <w:tr>
         <w:tc>
           <w:tcPr>
-            <w:tcW w:type="dxa" w:w="2520"/>
+            <w:tcW w:type="dxa" w:w="2201"/>
             <w:vAlign w:val="center"/>
             <w:tcMar>
               <w:top w:w="100" w:type="dxa"/>
@@ -193,6 +225,14 @@
               <w:end w:w="100" w:type="dxa"/>
             </w:tcMar>
             <w:shd w:fill="EAF1F8"/>
+            <w:tcBorders>
+              <w:top w:val="single" w:sz="4" w:space="0" w:color="B9CBE0"/>
+              <w:left w:val="single" w:sz="4" w:space="0" w:color="B9CBE0"/>
+              <w:bottom w:val="single" w:sz="4" w:space="0" w:color="B9CBE0"/>
+              <w:right w:val="single" w:sz="4" w:space="0" w:color="B9CBE0"/>
+              <w:insideH w:val="single" w:sz="4" w:space="0" w:color="B9CBE0"/>
+              <w:insideV w:val="single" w:sz="4" w:space="0" w:color="B9CBE0"/>
+            </w:tcBorders>
           </w:tcPr>
           <w:p>
             <w:pPr>
@@ -212,7 +252,7 @@
         </w:tc>
         <w:tc>
           <w:tcPr>
-            <w:tcW w:type="dxa" w:w="8280"/>
+            <w:tcW w:type="dxa" w:w="7231"/>
             <w:vAlign w:val="center"/>
             <w:tcMar>
               <w:top w:w="100" w:type="dxa"/>
@@ -220,6 +260,14 @@
               <w:bottom w:w="100" w:type="dxa"/>
               <w:end w:w="100" w:type="dxa"/>
             </w:tcMar>
+            <w:tcBorders>
+              <w:top w:val="single" w:sz="4" w:space="0" w:color="B9CBE0"/>
+              <w:left w:val="single" w:sz="4" w:space="0" w:color="B9CBE0"/>
+              <w:bottom w:val="single" w:sz="4" w:space="0" w:color="B9CBE0"/>
+              <w:right w:val="single" w:sz="4" w:space="0" w:color="B9CBE0"/>
+              <w:insideH w:val="single" w:sz="4" w:space="0" w:color="B9CBE0"/>
+              <w:insideV w:val="single" w:sz="4" w:space="0" w:color="B9CBE0"/>
+            </w:tcBorders>
           </w:tcPr>
           <w:p>
             <w:pPr>
@@ -241,7 +289,7 @@
       <w:tr>
         <w:tc>
           <w:tcPr>
-            <w:tcW w:type="dxa" w:w="2520"/>
+            <w:tcW w:type="dxa" w:w="2201"/>
             <w:vAlign w:val="center"/>
             <w:tcMar>
               <w:top w:w="100" w:type="dxa"/>
@@ -250,6 +298,14 @@
               <w:end w:w="100" w:type="dxa"/>
             </w:tcMar>
             <w:shd w:fill="EAF1F8"/>
+            <w:tcBorders>
+              <w:top w:val="single" w:sz="4" w:space="0" w:color="B9CBE0"/>
+              <w:left w:val="single" w:sz="4" w:space="0" w:color="B9CBE0"/>
+              <w:bottom w:val="single" w:sz="4" w:space="0" w:color="B9CBE0"/>
+              <w:right w:val="single" w:sz="4" w:space="0" w:color="B9CBE0"/>
+              <w:insideH w:val="single" w:sz="4" w:space="0" w:color="B9CBE0"/>
+              <w:insideV w:val="single" w:sz="4" w:space="0" w:color="B9CBE0"/>
+            </w:tcBorders>
           </w:tcPr>
           <w:p>
             <w:pPr>
@@ -269,7 +325,7 @@
         </w:tc>
         <w:tc>
           <w:tcPr>
-            <w:tcW w:type="dxa" w:w="8280"/>
+            <w:tcW w:type="dxa" w:w="7231"/>
             <w:vAlign w:val="center"/>
             <w:tcMar>
               <w:top w:w="100" w:type="dxa"/>
@@ -277,6 +333,14 @@
               <w:bottom w:w="100" w:type="dxa"/>
               <w:end w:w="100" w:type="dxa"/>
             </w:tcMar>
+            <w:tcBorders>
+              <w:top w:val="single" w:sz="4" w:space="0" w:color="B9CBE0"/>
+              <w:left w:val="single" w:sz="4" w:space="0" w:color="B9CBE0"/>
+              <w:bottom w:val="single" w:sz="4" w:space="0" w:color="B9CBE0"/>
+              <w:right w:val="single" w:sz="4" w:space="0" w:color="B9CBE0"/>
+              <w:insideH w:val="single" w:sz="4" w:space="0" w:color="B9CBE0"/>
+              <w:insideV w:val="single" w:sz="4" w:space="0" w:color="B9CBE0"/>
+            </w:tcBorders>
           </w:tcPr>
           <w:p>
             <w:pPr>
@@ -298,7 +362,7 @@
       <w:tr>
         <w:tc>
           <w:tcPr>
-            <w:tcW w:type="dxa" w:w="2520"/>
+            <w:tcW w:type="dxa" w:w="2201"/>
             <w:vAlign w:val="center"/>
             <w:tcMar>
               <w:top w:w="100" w:type="dxa"/>
@@ -307,6 +371,14 @@
               <w:end w:w="100" w:type="dxa"/>
             </w:tcMar>
             <w:shd w:fill="EAF1F8"/>
+            <w:tcBorders>
+              <w:top w:val="single" w:sz="4" w:space="0" w:color="B9CBE0"/>
+              <w:left w:val="single" w:sz="4" w:space="0" w:color="B9CBE0"/>
+              <w:bottom w:val="single" w:sz="4" w:space="0" w:color="B9CBE0"/>
+              <w:right w:val="single" w:sz="4" w:space="0" w:color="B9CBE0"/>
+              <w:insideH w:val="single" w:sz="4" w:space="0" w:color="B9CBE0"/>
+              <w:insideV w:val="single" w:sz="4" w:space="0" w:color="B9CBE0"/>
+            </w:tcBorders>
           </w:tcPr>
           <w:p>
             <w:pPr>
@@ -326,7 +398,7 @@
         </w:tc>
         <w:tc>
           <w:tcPr>
-            <w:tcW w:type="dxa" w:w="8280"/>
+            <w:tcW w:type="dxa" w:w="7231"/>
             <w:vAlign w:val="center"/>
             <w:tcMar>
               <w:top w:w="100" w:type="dxa"/>
@@ -334,6 +406,14 @@
               <w:bottom w:w="100" w:type="dxa"/>
               <w:end w:w="100" w:type="dxa"/>
             </w:tcMar>
+            <w:tcBorders>
+              <w:top w:val="single" w:sz="4" w:space="0" w:color="B9CBE0"/>
+              <w:left w:val="single" w:sz="4" w:space="0" w:color="B9CBE0"/>
+              <w:bottom w:val="single" w:sz="4" w:space="0" w:color="B9CBE0"/>
+              <w:right w:val="single" w:sz="4" w:space="0" w:color="B9CBE0"/>
+              <w:insideH w:val="single" w:sz="4" w:space="0" w:color="B9CBE0"/>
+              <w:insideV w:val="single" w:sz="4" w:space="0" w:color="B9CBE0"/>
+            </w:tcBorders>
           </w:tcPr>
           <w:p>
             <w:pPr>
@@ -462,17 +542,17 @@
     </w:p>
     <w:tbl>
       <w:tblPr>
-        <w:tblW w:type="auto" w:w="0"/>
+        <w:tblW w:type="dxa" w:w="9432"/>
         <w:jc w:val="center"/>
         <w:tblLayout w:type="fixed"/>
         <w:tblLook w:firstColumn="1" w:firstRow="1" w:lastColumn="0" w:lastRow="0" w:noHBand="0" w:noVBand="1" w:val="04A0"/>
         <w:tblBorders>
-          <w:top w:val="single" w:sz="4" w:space="0" w:color="D6DEE8"/>
-          <w:left w:val="single" w:sz="4" w:space="0" w:color="D6DEE8"/>
-          <w:bottom w:val="single" w:sz="4" w:space="0" w:color="D6DEE8"/>
-          <w:right w:val="single" w:sz="4" w:space="0" w:color="D6DEE8"/>
-          <w:insideH w:val="single" w:sz="4" w:space="0" w:color="D6DEE8"/>
-          <w:insideV w:val="single" w:sz="4" w:space="0" w:color="D6DEE8"/>
+          <w:top w:val="single" w:sz="4" w:space="0" w:color="B9CBE0"/>
+          <w:left w:val="single" w:sz="4" w:space="0" w:color="B9CBE0"/>
+          <w:bottom w:val="single" w:sz="4" w:space="0" w:color="B9CBE0"/>
+          <w:right w:val="single" w:sz="4" w:space="0" w:color="B9CBE0"/>
+          <w:insideH w:val="single" w:sz="4" w:space="0" w:color="B9CBE0"/>
+          <w:insideV w:val="single" w:sz="4" w:space="0" w:color="B9CBE0"/>
         </w:tblBorders>
       </w:tblPr>
       <w:tblGrid>
@@ -487,7 +567,7 @@
         </w:trPr>
         <w:tc>
           <w:tcPr>
-            <w:tcW w:type="dxa" w:w="2592"/>
+            <w:tcW w:type="dxa" w:w="2326"/>
             <w:vAlign w:val="center"/>
             <w:tcMar>
               <w:top w:w="100" w:type="dxa"/>
@@ -496,6 +576,14 @@
               <w:end w:w="100" w:type="dxa"/>
             </w:tcMar>
             <w:shd w:fill="1F4E79"/>
+            <w:tcBorders>
+              <w:top w:val="single" w:sz="4" w:space="0" w:color="1F4E79"/>
+              <w:left w:val="single" w:sz="4" w:space="0" w:color="1F4E79"/>
+              <w:bottom w:val="single" w:sz="4" w:space="0" w:color="1F4E79"/>
+              <w:right w:val="single" w:sz="4" w:space="0" w:color="1F4E79"/>
+              <w:insideH w:val="single" w:sz="4" w:space="0" w:color="1F4E79"/>
+              <w:insideV w:val="single" w:sz="4" w:space="0" w:color="1F4E79"/>
+            </w:tcBorders>
           </w:tcPr>
           <w:p>
             <w:pPr>
@@ -516,7 +604,7 @@
         </w:tc>
         <w:tc>
           <w:tcPr>
-            <w:tcW w:type="dxa" w:w="1656"/>
+            <w:tcW w:type="dxa" w:w="1486"/>
             <w:vAlign w:val="center"/>
             <w:tcMar>
               <w:top w:w="100" w:type="dxa"/>
@@ -525,6 +613,14 @@
               <w:end w:w="100" w:type="dxa"/>
             </w:tcMar>
             <w:shd w:fill="1F4E79"/>
+            <w:tcBorders>
+              <w:top w:val="single" w:sz="4" w:space="0" w:color="1F4E79"/>
+              <w:left w:val="single" w:sz="4" w:space="0" w:color="1F4E79"/>
+              <w:bottom w:val="single" w:sz="4" w:space="0" w:color="1F4E79"/>
+              <w:right w:val="single" w:sz="4" w:space="0" w:color="1F4E79"/>
+              <w:insideH w:val="single" w:sz="4" w:space="0" w:color="1F4E79"/>
+              <w:insideV w:val="single" w:sz="4" w:space="0" w:color="1F4E79"/>
+            </w:tcBorders>
           </w:tcPr>
           <w:p>
             <w:pPr>
@@ -545,7 +641,7 @@
         </w:tc>
         <w:tc>
           <w:tcPr>
-            <w:tcW w:type="dxa" w:w="1656"/>
+            <w:tcW w:type="dxa" w:w="1486"/>
             <w:vAlign w:val="center"/>
             <w:tcMar>
               <w:top w:w="100" w:type="dxa"/>
@@ -554,6 +650,14 @@
               <w:end w:w="100" w:type="dxa"/>
             </w:tcMar>
             <w:shd w:fill="1F4E79"/>
+            <w:tcBorders>
+              <w:top w:val="single" w:sz="4" w:space="0" w:color="1F4E79"/>
+              <w:left w:val="single" w:sz="4" w:space="0" w:color="1F4E79"/>
+              <w:bottom w:val="single" w:sz="4" w:space="0" w:color="1F4E79"/>
+              <w:right w:val="single" w:sz="4" w:space="0" w:color="1F4E79"/>
+              <w:insideH w:val="single" w:sz="4" w:space="0" w:color="1F4E79"/>
+              <w:insideV w:val="single" w:sz="4" w:space="0" w:color="1F4E79"/>
+            </w:tcBorders>
           </w:tcPr>
           <w:p>
             <w:pPr>
@@ -574,7 +678,7 @@
         </w:tc>
         <w:tc>
           <w:tcPr>
-            <w:tcW w:type="dxa" w:w="4608"/>
+            <w:tcW w:type="dxa" w:w="4135"/>
             <w:vAlign w:val="center"/>
             <w:tcMar>
               <w:top w:w="100" w:type="dxa"/>
@@ -583,6 +687,14 @@
               <w:end w:w="100" w:type="dxa"/>
             </w:tcMar>
             <w:shd w:fill="1F4E79"/>
+            <w:tcBorders>
+              <w:top w:val="single" w:sz="4" w:space="0" w:color="1F4E79"/>
+              <w:left w:val="single" w:sz="4" w:space="0" w:color="1F4E79"/>
+              <w:bottom w:val="single" w:sz="4" w:space="0" w:color="1F4E79"/>
+              <w:right w:val="single" w:sz="4" w:space="0" w:color="1F4E79"/>
+              <w:insideH w:val="single" w:sz="4" w:space="0" w:color="1F4E79"/>
+              <w:insideV w:val="single" w:sz="4" w:space="0" w:color="1F4E79"/>
+            </w:tcBorders>
           </w:tcPr>
           <w:p>
             <w:pPr>
@@ -605,7 +717,7 @@
       <w:tr>
         <w:tc>
           <w:tcPr>
-            <w:tcW w:type="dxa" w:w="2592"/>
+            <w:tcW w:type="dxa" w:w="2326"/>
             <w:vAlign w:val="center"/>
             <w:tcMar>
               <w:top w:w="100" w:type="dxa"/>
@@ -613,6 +725,14 @@
               <w:bottom w:w="100" w:type="dxa"/>
               <w:end w:w="100" w:type="dxa"/>
             </w:tcMar>
+            <w:tcBorders>
+              <w:top w:val="single" w:sz="4" w:space="0" w:color="B9CBE0"/>
+              <w:left w:val="single" w:sz="4" w:space="0" w:color="B9CBE0"/>
+              <w:bottom w:val="single" w:sz="4" w:space="0" w:color="B9CBE0"/>
+              <w:right w:val="single" w:sz="4" w:space="0" w:color="B9CBE0"/>
+              <w:insideH w:val="single" w:sz="4" w:space="0" w:color="B9CBE0"/>
+              <w:insideV w:val="single" w:sz="4" w:space="0" w:color="B9CBE0"/>
+            </w:tcBorders>
           </w:tcPr>
           <w:p>
             <w:pPr>
@@ -636,7 +756,7 @@
         </w:tc>
         <w:tc>
           <w:tcPr>
-            <w:tcW w:type="dxa" w:w="1656"/>
+            <w:tcW w:type="dxa" w:w="1486"/>
             <w:vAlign w:val="center"/>
             <w:tcMar>
               <w:top w:w="100" w:type="dxa"/>
@@ -644,6 +764,14 @@
               <w:bottom w:w="100" w:type="dxa"/>
               <w:end w:w="100" w:type="dxa"/>
             </w:tcMar>
+            <w:tcBorders>
+              <w:top w:val="single" w:sz="4" w:space="0" w:color="B9CBE0"/>
+              <w:left w:val="single" w:sz="4" w:space="0" w:color="B9CBE0"/>
+              <w:bottom w:val="single" w:sz="4" w:space="0" w:color="B9CBE0"/>
+              <w:right w:val="single" w:sz="4" w:space="0" w:color="B9CBE0"/>
+              <w:insideH w:val="single" w:sz="4" w:space="0" w:color="B9CBE0"/>
+              <w:insideV w:val="single" w:sz="4" w:space="0" w:color="B9CBE0"/>
+            </w:tcBorders>
           </w:tcPr>
           <w:p>
             <w:pPr>
@@ -667,7 +795,7 @@
         </w:tc>
         <w:tc>
           <w:tcPr>
-            <w:tcW w:type="dxa" w:w="1656"/>
+            <w:tcW w:type="dxa" w:w="1486"/>
             <w:vAlign w:val="center"/>
             <w:tcMar>
               <w:top w:w="100" w:type="dxa"/>
@@ -675,6 +803,14 @@
               <w:bottom w:w="100" w:type="dxa"/>
               <w:end w:w="100" w:type="dxa"/>
             </w:tcMar>
+            <w:tcBorders>
+              <w:top w:val="single" w:sz="4" w:space="0" w:color="B9CBE0"/>
+              <w:left w:val="single" w:sz="4" w:space="0" w:color="B9CBE0"/>
+              <w:bottom w:val="single" w:sz="4" w:space="0" w:color="B9CBE0"/>
+              <w:right w:val="single" w:sz="4" w:space="0" w:color="B9CBE0"/>
+              <w:insideH w:val="single" w:sz="4" w:space="0" w:color="B9CBE0"/>
+              <w:insideV w:val="single" w:sz="4" w:space="0" w:color="B9CBE0"/>
+            </w:tcBorders>
           </w:tcPr>
           <w:p>
             <w:pPr>
@@ -698,7 +834,7 @@
         </w:tc>
         <w:tc>
           <w:tcPr>
-            <w:tcW w:type="dxa" w:w="4608"/>
+            <w:tcW w:type="dxa" w:w="4135"/>
             <w:vAlign w:val="center"/>
             <w:tcMar>
               <w:top w:w="100" w:type="dxa"/>
@@ -706,6 +842,14 @@
               <w:bottom w:w="100" w:type="dxa"/>
               <w:end w:w="100" w:type="dxa"/>
             </w:tcMar>
+            <w:tcBorders>
+              <w:top w:val="single" w:sz="4" w:space="0" w:color="B9CBE0"/>
+              <w:left w:val="single" w:sz="4" w:space="0" w:color="B9CBE0"/>
+              <w:bottom w:val="single" w:sz="4" w:space="0" w:color="B9CBE0"/>
+              <w:right w:val="single" w:sz="4" w:space="0" w:color="B9CBE0"/>
+              <w:insideH w:val="single" w:sz="4" w:space="0" w:color="B9CBE0"/>
+              <w:insideV w:val="single" w:sz="4" w:space="0" w:color="B9CBE0"/>
+            </w:tcBorders>
           </w:tcPr>
           <w:p>
             <w:pPr>
@@ -731,7 +875,7 @@
       <w:tr>
         <w:tc>
           <w:tcPr>
-            <w:tcW w:type="dxa" w:w="2592"/>
+            <w:tcW w:type="dxa" w:w="2326"/>
             <w:vAlign w:val="center"/>
             <w:tcMar>
               <w:top w:w="100" w:type="dxa"/>
@@ -739,6 +883,14 @@
               <w:bottom w:w="100" w:type="dxa"/>
               <w:end w:w="100" w:type="dxa"/>
             </w:tcMar>
+            <w:tcBorders>
+              <w:top w:val="single" w:sz="4" w:space="0" w:color="B9CBE0"/>
+              <w:left w:val="single" w:sz="4" w:space="0" w:color="B9CBE0"/>
+              <w:bottom w:val="single" w:sz="4" w:space="0" w:color="B9CBE0"/>
+              <w:right w:val="single" w:sz="4" w:space="0" w:color="B9CBE0"/>
+              <w:insideH w:val="single" w:sz="4" w:space="0" w:color="B9CBE0"/>
+              <w:insideV w:val="single" w:sz="4" w:space="0" w:color="B9CBE0"/>
+            </w:tcBorders>
           </w:tcPr>
           <w:p>
             <w:pPr>
@@ -762,7 +914,7 @@
         </w:tc>
         <w:tc>
           <w:tcPr>
-            <w:tcW w:type="dxa" w:w="1656"/>
+            <w:tcW w:type="dxa" w:w="1486"/>
             <w:vAlign w:val="center"/>
             <w:tcMar>
               <w:top w:w="100" w:type="dxa"/>
@@ -770,6 +922,14 @@
               <w:bottom w:w="100" w:type="dxa"/>
               <w:end w:w="100" w:type="dxa"/>
             </w:tcMar>
+            <w:tcBorders>
+              <w:top w:val="single" w:sz="4" w:space="0" w:color="B9CBE0"/>
+              <w:left w:val="single" w:sz="4" w:space="0" w:color="B9CBE0"/>
+              <w:bottom w:val="single" w:sz="4" w:space="0" w:color="B9CBE0"/>
+              <w:right w:val="single" w:sz="4" w:space="0" w:color="B9CBE0"/>
+              <w:insideH w:val="single" w:sz="4" w:space="0" w:color="B9CBE0"/>
+              <w:insideV w:val="single" w:sz="4" w:space="0" w:color="B9CBE0"/>
+            </w:tcBorders>
           </w:tcPr>
           <w:p>
             <w:pPr>
@@ -793,7 +953,7 @@
         </w:tc>
         <w:tc>
           <w:tcPr>
-            <w:tcW w:type="dxa" w:w="1656"/>
+            <w:tcW w:type="dxa" w:w="1486"/>
             <w:vAlign w:val="center"/>
             <w:tcMar>
               <w:top w:w="100" w:type="dxa"/>
@@ -801,6 +961,14 @@
               <w:bottom w:w="100" w:type="dxa"/>
               <w:end w:w="100" w:type="dxa"/>
             </w:tcMar>
+            <w:tcBorders>
+              <w:top w:val="single" w:sz="4" w:space="0" w:color="B9CBE0"/>
+              <w:left w:val="single" w:sz="4" w:space="0" w:color="B9CBE0"/>
+              <w:bottom w:val="single" w:sz="4" w:space="0" w:color="B9CBE0"/>
+              <w:right w:val="single" w:sz="4" w:space="0" w:color="B9CBE0"/>
+              <w:insideH w:val="single" w:sz="4" w:space="0" w:color="B9CBE0"/>
+              <w:insideV w:val="single" w:sz="4" w:space="0" w:color="B9CBE0"/>
+            </w:tcBorders>
           </w:tcPr>
           <w:p>
             <w:pPr>
@@ -824,7 +992,7 @@
         </w:tc>
         <w:tc>
           <w:tcPr>
-            <w:tcW w:type="dxa" w:w="4608"/>
+            <w:tcW w:type="dxa" w:w="4135"/>
             <w:vAlign w:val="center"/>
             <w:tcMar>
               <w:top w:w="100" w:type="dxa"/>
@@ -832,6 +1000,14 @@
               <w:bottom w:w="100" w:type="dxa"/>
               <w:end w:w="100" w:type="dxa"/>
             </w:tcMar>
+            <w:tcBorders>
+              <w:top w:val="single" w:sz="4" w:space="0" w:color="B9CBE0"/>
+              <w:left w:val="single" w:sz="4" w:space="0" w:color="B9CBE0"/>
+              <w:bottom w:val="single" w:sz="4" w:space="0" w:color="B9CBE0"/>
+              <w:right w:val="single" w:sz="4" w:space="0" w:color="B9CBE0"/>
+              <w:insideH w:val="single" w:sz="4" w:space="0" w:color="B9CBE0"/>
+              <w:insideV w:val="single" w:sz="4" w:space="0" w:color="B9CBE0"/>
+            </w:tcBorders>
           </w:tcPr>
           <w:p>
             <w:pPr>
@@ -857,7 +1033,7 @@
       <w:tr>
         <w:tc>
           <w:tcPr>
-            <w:tcW w:type="dxa" w:w="2592"/>
+            <w:tcW w:type="dxa" w:w="2326"/>
             <w:vAlign w:val="center"/>
             <w:tcMar>
               <w:top w:w="100" w:type="dxa"/>
@@ -865,6 +1041,14 @@
               <w:bottom w:w="100" w:type="dxa"/>
               <w:end w:w="100" w:type="dxa"/>
             </w:tcMar>
+            <w:tcBorders>
+              <w:top w:val="single" w:sz="4" w:space="0" w:color="B9CBE0"/>
+              <w:left w:val="single" w:sz="4" w:space="0" w:color="B9CBE0"/>
+              <w:bottom w:val="single" w:sz="4" w:space="0" w:color="B9CBE0"/>
+              <w:right w:val="single" w:sz="4" w:space="0" w:color="B9CBE0"/>
+              <w:insideH w:val="single" w:sz="4" w:space="0" w:color="B9CBE0"/>
+              <w:insideV w:val="single" w:sz="4" w:space="0" w:color="B9CBE0"/>
+            </w:tcBorders>
           </w:tcPr>
           <w:p>
             <w:pPr>
@@ -888,7 +1072,7 @@
         </w:tc>
         <w:tc>
           <w:tcPr>
-            <w:tcW w:type="dxa" w:w="1656"/>
+            <w:tcW w:type="dxa" w:w="1486"/>
             <w:vAlign w:val="center"/>
             <w:tcMar>
               <w:top w:w="100" w:type="dxa"/>
@@ -896,6 +1080,14 @@
               <w:bottom w:w="100" w:type="dxa"/>
               <w:end w:w="100" w:type="dxa"/>
             </w:tcMar>
+            <w:tcBorders>
+              <w:top w:val="single" w:sz="4" w:space="0" w:color="B9CBE0"/>
+              <w:left w:val="single" w:sz="4" w:space="0" w:color="B9CBE0"/>
+              <w:bottom w:val="single" w:sz="4" w:space="0" w:color="B9CBE0"/>
+              <w:right w:val="single" w:sz="4" w:space="0" w:color="B9CBE0"/>
+              <w:insideH w:val="single" w:sz="4" w:space="0" w:color="B9CBE0"/>
+              <w:insideV w:val="single" w:sz="4" w:space="0" w:color="B9CBE0"/>
+            </w:tcBorders>
           </w:tcPr>
           <w:p>
             <w:pPr>
@@ -919,7 +1111,7 @@
         </w:tc>
         <w:tc>
           <w:tcPr>
-            <w:tcW w:type="dxa" w:w="1656"/>
+            <w:tcW w:type="dxa" w:w="1486"/>
             <w:vAlign w:val="center"/>
             <w:tcMar>
               <w:top w:w="100" w:type="dxa"/>
@@ -927,6 +1119,14 @@
               <w:bottom w:w="100" w:type="dxa"/>
               <w:end w:w="100" w:type="dxa"/>
             </w:tcMar>
+            <w:tcBorders>
+              <w:top w:val="single" w:sz="4" w:space="0" w:color="B9CBE0"/>
+              <w:left w:val="single" w:sz="4" w:space="0" w:color="B9CBE0"/>
+              <w:bottom w:val="single" w:sz="4" w:space="0" w:color="B9CBE0"/>
+              <w:right w:val="single" w:sz="4" w:space="0" w:color="B9CBE0"/>
+              <w:insideH w:val="single" w:sz="4" w:space="0" w:color="B9CBE0"/>
+              <w:insideV w:val="single" w:sz="4" w:space="0" w:color="B9CBE0"/>
+            </w:tcBorders>
           </w:tcPr>
           <w:p>
             <w:pPr>
@@ -950,7 +1150,7 @@
         </w:tc>
         <w:tc>
           <w:tcPr>
-            <w:tcW w:type="dxa" w:w="4608"/>
+            <w:tcW w:type="dxa" w:w="4135"/>
             <w:vAlign w:val="center"/>
             <w:tcMar>
               <w:top w:w="100" w:type="dxa"/>
@@ -958,6 +1158,14 @@
               <w:bottom w:w="100" w:type="dxa"/>
               <w:end w:w="100" w:type="dxa"/>
             </w:tcMar>
+            <w:tcBorders>
+              <w:top w:val="single" w:sz="4" w:space="0" w:color="B9CBE0"/>
+              <w:left w:val="single" w:sz="4" w:space="0" w:color="B9CBE0"/>
+              <w:bottom w:val="single" w:sz="4" w:space="0" w:color="B9CBE0"/>
+              <w:right w:val="single" w:sz="4" w:space="0" w:color="B9CBE0"/>
+              <w:insideH w:val="single" w:sz="4" w:space="0" w:color="B9CBE0"/>
+              <w:insideV w:val="single" w:sz="4" w:space="0" w:color="B9CBE0"/>
+            </w:tcBorders>
           </w:tcPr>
           <w:p>
             <w:pPr>
@@ -983,7 +1191,7 @@
       <w:tr>
         <w:tc>
           <w:tcPr>
-            <w:tcW w:type="dxa" w:w="2592"/>
+            <w:tcW w:type="dxa" w:w="2326"/>
             <w:vAlign w:val="center"/>
             <w:tcMar>
               <w:top w:w="100" w:type="dxa"/>
@@ -991,6 +1199,14 @@
               <w:bottom w:w="100" w:type="dxa"/>
               <w:end w:w="100" w:type="dxa"/>
             </w:tcMar>
+            <w:tcBorders>
+              <w:top w:val="single" w:sz="4" w:space="0" w:color="B9CBE0"/>
+              <w:left w:val="single" w:sz="4" w:space="0" w:color="B9CBE0"/>
+              <w:bottom w:val="single" w:sz="4" w:space="0" w:color="B9CBE0"/>
+              <w:right w:val="single" w:sz="4" w:space="0" w:color="B9CBE0"/>
+              <w:insideH w:val="single" w:sz="4" w:space="0" w:color="B9CBE0"/>
+              <w:insideV w:val="single" w:sz="4" w:space="0" w:color="B9CBE0"/>
+            </w:tcBorders>
           </w:tcPr>
           <w:p>
             <w:pPr>
@@ -1014,7 +1230,7 @@
         </w:tc>
         <w:tc>
           <w:tcPr>
-            <w:tcW w:type="dxa" w:w="1656"/>
+            <w:tcW w:type="dxa" w:w="1486"/>
             <w:vAlign w:val="center"/>
             <w:tcMar>
               <w:top w:w="100" w:type="dxa"/>
@@ -1022,6 +1238,14 @@
               <w:bottom w:w="100" w:type="dxa"/>
               <w:end w:w="100" w:type="dxa"/>
             </w:tcMar>
+            <w:tcBorders>
+              <w:top w:val="single" w:sz="4" w:space="0" w:color="B9CBE0"/>
+              <w:left w:val="single" w:sz="4" w:space="0" w:color="B9CBE0"/>
+              <w:bottom w:val="single" w:sz="4" w:space="0" w:color="B9CBE0"/>
+              <w:right w:val="single" w:sz="4" w:space="0" w:color="B9CBE0"/>
+              <w:insideH w:val="single" w:sz="4" w:space="0" w:color="B9CBE0"/>
+              <w:insideV w:val="single" w:sz="4" w:space="0" w:color="B9CBE0"/>
+            </w:tcBorders>
           </w:tcPr>
           <w:p>
             <w:pPr>
@@ -1045,7 +1269,7 @@
         </w:tc>
         <w:tc>
           <w:tcPr>
-            <w:tcW w:type="dxa" w:w="1656"/>
+            <w:tcW w:type="dxa" w:w="1486"/>
             <w:vAlign w:val="center"/>
             <w:tcMar>
               <w:top w:w="100" w:type="dxa"/>
@@ -1053,6 +1277,14 @@
               <w:bottom w:w="100" w:type="dxa"/>
               <w:end w:w="100" w:type="dxa"/>
             </w:tcMar>
+            <w:tcBorders>
+              <w:top w:val="single" w:sz="4" w:space="0" w:color="B9CBE0"/>
+              <w:left w:val="single" w:sz="4" w:space="0" w:color="B9CBE0"/>
+              <w:bottom w:val="single" w:sz="4" w:space="0" w:color="B9CBE0"/>
+              <w:right w:val="single" w:sz="4" w:space="0" w:color="B9CBE0"/>
+              <w:insideH w:val="single" w:sz="4" w:space="0" w:color="B9CBE0"/>
+              <w:insideV w:val="single" w:sz="4" w:space="0" w:color="B9CBE0"/>
+            </w:tcBorders>
           </w:tcPr>
           <w:p>
             <w:pPr>
@@ -1076,7 +1308,7 @@
         </w:tc>
         <w:tc>
           <w:tcPr>
-            <w:tcW w:type="dxa" w:w="4608"/>
+            <w:tcW w:type="dxa" w:w="4135"/>
             <w:vAlign w:val="center"/>
             <w:tcMar>
               <w:top w:w="100" w:type="dxa"/>
@@ -1084,6 +1316,14 @@
               <w:bottom w:w="100" w:type="dxa"/>
               <w:end w:w="100" w:type="dxa"/>
             </w:tcMar>
+            <w:tcBorders>
+              <w:top w:val="single" w:sz="4" w:space="0" w:color="B9CBE0"/>
+              <w:left w:val="single" w:sz="4" w:space="0" w:color="B9CBE0"/>
+              <w:bottom w:val="single" w:sz="4" w:space="0" w:color="B9CBE0"/>
+              <w:right w:val="single" w:sz="4" w:space="0" w:color="B9CBE0"/>
+              <w:insideH w:val="single" w:sz="4" w:space="0" w:color="B9CBE0"/>
+              <w:insideV w:val="single" w:sz="4" w:space="0" w:color="B9CBE0"/>
+            </w:tcBorders>
           </w:tcPr>
           <w:p>
             <w:pPr>
@@ -1109,7 +1349,7 @@
       <w:tr>
         <w:tc>
           <w:tcPr>
-            <w:tcW w:type="dxa" w:w="2592"/>
+            <w:tcW w:type="dxa" w:w="2326"/>
             <w:vAlign w:val="center"/>
             <w:tcMar>
               <w:top w:w="100" w:type="dxa"/>
@@ -1117,6 +1357,14 @@
               <w:bottom w:w="100" w:type="dxa"/>
               <w:end w:w="100" w:type="dxa"/>
             </w:tcMar>
+            <w:tcBorders>
+              <w:top w:val="single" w:sz="4" w:space="0" w:color="B9CBE0"/>
+              <w:left w:val="single" w:sz="4" w:space="0" w:color="B9CBE0"/>
+              <w:bottom w:val="single" w:sz="4" w:space="0" w:color="B9CBE0"/>
+              <w:right w:val="single" w:sz="4" w:space="0" w:color="B9CBE0"/>
+              <w:insideH w:val="single" w:sz="4" w:space="0" w:color="B9CBE0"/>
+              <w:insideV w:val="single" w:sz="4" w:space="0" w:color="B9CBE0"/>
+            </w:tcBorders>
           </w:tcPr>
           <w:p>
             <w:pPr>
@@ -1140,7 +1388,7 @@
         </w:tc>
         <w:tc>
           <w:tcPr>
-            <w:tcW w:type="dxa" w:w="1656"/>
+            <w:tcW w:type="dxa" w:w="1486"/>
             <w:vAlign w:val="center"/>
             <w:tcMar>
               <w:top w:w="100" w:type="dxa"/>
@@ -1148,6 +1396,14 @@
               <w:bottom w:w="100" w:type="dxa"/>
               <w:end w:w="100" w:type="dxa"/>
             </w:tcMar>
+            <w:tcBorders>
+              <w:top w:val="single" w:sz="4" w:space="0" w:color="B9CBE0"/>
+              <w:left w:val="single" w:sz="4" w:space="0" w:color="B9CBE0"/>
+              <w:bottom w:val="single" w:sz="4" w:space="0" w:color="B9CBE0"/>
+              <w:right w:val="single" w:sz="4" w:space="0" w:color="B9CBE0"/>
+              <w:insideH w:val="single" w:sz="4" w:space="0" w:color="B9CBE0"/>
+              <w:insideV w:val="single" w:sz="4" w:space="0" w:color="B9CBE0"/>
+            </w:tcBorders>
           </w:tcPr>
           <w:p>
             <w:pPr>
@@ -1171,7 +1427,7 @@
         </w:tc>
         <w:tc>
           <w:tcPr>
-            <w:tcW w:type="dxa" w:w="1656"/>
+            <w:tcW w:type="dxa" w:w="1486"/>
             <w:vAlign w:val="center"/>
             <w:tcMar>
               <w:top w:w="100" w:type="dxa"/>
@@ -1179,6 +1435,14 @@
               <w:bottom w:w="100" w:type="dxa"/>
               <w:end w:w="100" w:type="dxa"/>
             </w:tcMar>
+            <w:tcBorders>
+              <w:top w:val="single" w:sz="4" w:space="0" w:color="B9CBE0"/>
+              <w:left w:val="single" w:sz="4" w:space="0" w:color="B9CBE0"/>
+              <w:bottom w:val="single" w:sz="4" w:space="0" w:color="B9CBE0"/>
+              <w:right w:val="single" w:sz="4" w:space="0" w:color="B9CBE0"/>
+              <w:insideH w:val="single" w:sz="4" w:space="0" w:color="B9CBE0"/>
+              <w:insideV w:val="single" w:sz="4" w:space="0" w:color="B9CBE0"/>
+            </w:tcBorders>
           </w:tcPr>
           <w:p>
             <w:pPr>
@@ -1202,7 +1466,7 @@
         </w:tc>
         <w:tc>
           <w:tcPr>
-            <w:tcW w:type="dxa" w:w="4608"/>
+            <w:tcW w:type="dxa" w:w="4135"/>
             <w:vAlign w:val="center"/>
             <w:tcMar>
               <w:top w:w="100" w:type="dxa"/>
@@ -1210,6 +1474,14 @@
               <w:bottom w:w="100" w:type="dxa"/>
               <w:end w:w="100" w:type="dxa"/>
             </w:tcMar>
+            <w:tcBorders>
+              <w:top w:val="single" w:sz="4" w:space="0" w:color="B9CBE0"/>
+              <w:left w:val="single" w:sz="4" w:space="0" w:color="B9CBE0"/>
+              <w:bottom w:val="single" w:sz="4" w:space="0" w:color="B9CBE0"/>
+              <w:right w:val="single" w:sz="4" w:space="0" w:color="B9CBE0"/>
+              <w:insideH w:val="single" w:sz="4" w:space="0" w:color="B9CBE0"/>
+              <w:insideV w:val="single" w:sz="4" w:space="0" w:color="B9CBE0"/>
+            </w:tcBorders>
           </w:tcPr>
           <w:p>
             <w:pPr>
@@ -1244,17 +1516,17 @@
     </w:p>
     <w:tbl>
       <w:tblPr>
-        <w:tblW w:type="auto" w:w="0"/>
+        <w:tblW w:type="dxa" w:w="9432"/>
         <w:jc w:val="center"/>
         <w:tblLayout w:type="fixed"/>
         <w:tblLook w:firstColumn="1" w:firstRow="1" w:lastColumn="0" w:lastRow="0" w:noHBand="0" w:noVBand="1" w:val="04A0"/>
         <w:tblBorders>
-          <w:top w:val="single" w:sz="4" w:space="0" w:color="D6DEE8"/>
-          <w:left w:val="single" w:sz="4" w:space="0" w:color="D6DEE8"/>
-          <w:bottom w:val="single" w:sz="4" w:space="0" w:color="D6DEE8"/>
-          <w:right w:val="single" w:sz="4" w:space="0" w:color="D6DEE8"/>
-          <w:insideH w:val="single" w:sz="4" w:space="0" w:color="D6DEE8"/>
-          <w:insideV w:val="single" w:sz="4" w:space="0" w:color="D6DEE8"/>
+          <w:top w:val="single" w:sz="4" w:space="0" w:color="B9CBE0"/>
+          <w:left w:val="single" w:sz="4" w:space="0" w:color="B9CBE0"/>
+          <w:bottom w:val="single" w:sz="4" w:space="0" w:color="B9CBE0"/>
+          <w:right w:val="single" w:sz="4" w:space="0" w:color="B9CBE0"/>
+          <w:insideH w:val="single" w:sz="4" w:space="0" w:color="B9CBE0"/>
+          <w:insideV w:val="single" w:sz="4" w:space="0" w:color="B9CBE0"/>
         </w:tblBorders>
       </w:tblPr>
       <w:tblGrid>
@@ -1267,7 +1539,7 @@
         </w:trPr>
         <w:tc>
           <w:tcPr>
-            <w:tcW w:type="dxa" w:w="3384"/>
+            <w:tcW w:type="dxa" w:w="2955"/>
             <w:vAlign w:val="center"/>
             <w:tcMar>
               <w:top w:w="100" w:type="dxa"/>
@@ -1276,6 +1548,14 @@
               <w:end w:w="100" w:type="dxa"/>
             </w:tcMar>
             <w:shd w:fill="1F4E79"/>
+            <w:tcBorders>
+              <w:top w:val="single" w:sz="4" w:space="0" w:color="1F4E79"/>
+              <w:left w:val="single" w:sz="4" w:space="0" w:color="1F4E79"/>
+              <w:bottom w:val="single" w:sz="4" w:space="0" w:color="1F4E79"/>
+              <w:right w:val="single" w:sz="4" w:space="0" w:color="1F4E79"/>
+              <w:insideH w:val="single" w:sz="4" w:space="0" w:color="1F4E79"/>
+              <w:insideV w:val="single" w:sz="4" w:space="0" w:color="1F4E79"/>
+            </w:tcBorders>
           </w:tcPr>
           <w:p>
             <w:pPr>
@@ -1296,7 +1576,7 @@
         </w:tc>
         <w:tc>
           <w:tcPr>
-            <w:tcW w:type="dxa" w:w="7416"/>
+            <w:tcW w:type="dxa" w:w="6477"/>
             <w:vAlign w:val="center"/>
             <w:tcMar>
               <w:top w:w="100" w:type="dxa"/>
@@ -1305,6 +1585,14 @@
               <w:end w:w="100" w:type="dxa"/>
             </w:tcMar>
             <w:shd w:fill="1F4E79"/>
+            <w:tcBorders>
+              <w:top w:val="single" w:sz="4" w:space="0" w:color="1F4E79"/>
+              <w:left w:val="single" w:sz="4" w:space="0" w:color="1F4E79"/>
+              <w:bottom w:val="single" w:sz="4" w:space="0" w:color="1F4E79"/>
+              <w:right w:val="single" w:sz="4" w:space="0" w:color="1F4E79"/>
+              <w:insideH w:val="single" w:sz="4" w:space="0" w:color="1F4E79"/>
+              <w:insideV w:val="single" w:sz="4" w:space="0" w:color="1F4E79"/>
+            </w:tcBorders>
           </w:tcPr>
           <w:p>
             <w:pPr>
@@ -1327,7 +1615,7 @@
       <w:tr>
         <w:tc>
           <w:tcPr>
-            <w:tcW w:type="dxa" w:w="3384"/>
+            <w:tcW w:type="dxa" w:w="2955"/>
             <w:vAlign w:val="center"/>
             <w:tcMar>
               <w:top w:w="100" w:type="dxa"/>
@@ -1335,6 +1623,14 @@
               <w:bottom w:w="100" w:type="dxa"/>
               <w:end w:w="100" w:type="dxa"/>
             </w:tcMar>
+            <w:tcBorders>
+              <w:top w:val="single" w:sz="4" w:space="0" w:color="B9CBE0"/>
+              <w:left w:val="single" w:sz="4" w:space="0" w:color="B9CBE0"/>
+              <w:bottom w:val="single" w:sz="4" w:space="0" w:color="B9CBE0"/>
+              <w:right w:val="single" w:sz="4" w:space="0" w:color="B9CBE0"/>
+              <w:insideH w:val="single" w:sz="4" w:space="0" w:color="B9CBE0"/>
+              <w:insideV w:val="single" w:sz="4" w:space="0" w:color="B9CBE0"/>
+            </w:tcBorders>
           </w:tcPr>
           <w:p>
             <w:pPr>
@@ -1358,7 +1654,7 @@
         </w:tc>
         <w:tc>
           <w:tcPr>
-            <w:tcW w:type="dxa" w:w="7416"/>
+            <w:tcW w:type="dxa" w:w="6477"/>
             <w:vAlign w:val="center"/>
             <w:tcMar>
               <w:top w:w="100" w:type="dxa"/>
@@ -1366,6 +1662,14 @@
               <w:bottom w:w="100" w:type="dxa"/>
               <w:end w:w="100" w:type="dxa"/>
             </w:tcMar>
+            <w:tcBorders>
+              <w:top w:val="single" w:sz="4" w:space="0" w:color="B9CBE0"/>
+              <w:left w:val="single" w:sz="4" w:space="0" w:color="B9CBE0"/>
+              <w:bottom w:val="single" w:sz="4" w:space="0" w:color="B9CBE0"/>
+              <w:right w:val="single" w:sz="4" w:space="0" w:color="B9CBE0"/>
+              <w:insideH w:val="single" w:sz="4" w:space="0" w:color="B9CBE0"/>
+              <w:insideV w:val="single" w:sz="4" w:space="0" w:color="B9CBE0"/>
+            </w:tcBorders>
           </w:tcPr>
           <w:p>
             <w:pPr>
@@ -1391,7 +1695,7 @@
       <w:tr>
         <w:tc>
           <w:tcPr>
-            <w:tcW w:type="dxa" w:w="3384"/>
+            <w:tcW w:type="dxa" w:w="2955"/>
             <w:vAlign w:val="center"/>
             <w:tcMar>
               <w:top w:w="100" w:type="dxa"/>
@@ -1399,6 +1703,14 @@
               <w:bottom w:w="100" w:type="dxa"/>
               <w:end w:w="100" w:type="dxa"/>
             </w:tcMar>
+            <w:tcBorders>
+              <w:top w:val="single" w:sz="4" w:space="0" w:color="B9CBE0"/>
+              <w:left w:val="single" w:sz="4" w:space="0" w:color="B9CBE0"/>
+              <w:bottom w:val="single" w:sz="4" w:space="0" w:color="B9CBE0"/>
+              <w:right w:val="single" w:sz="4" w:space="0" w:color="B9CBE0"/>
+              <w:insideH w:val="single" w:sz="4" w:space="0" w:color="B9CBE0"/>
+              <w:insideV w:val="single" w:sz="4" w:space="0" w:color="B9CBE0"/>
+            </w:tcBorders>
           </w:tcPr>
           <w:p>
             <w:pPr>
@@ -1422,7 +1734,7 @@
         </w:tc>
         <w:tc>
           <w:tcPr>
-            <w:tcW w:type="dxa" w:w="7416"/>
+            <w:tcW w:type="dxa" w:w="6477"/>
             <w:vAlign w:val="center"/>
             <w:tcMar>
               <w:top w:w="100" w:type="dxa"/>
@@ -1430,6 +1742,14 @@
               <w:bottom w:w="100" w:type="dxa"/>
               <w:end w:w="100" w:type="dxa"/>
             </w:tcMar>
+            <w:tcBorders>
+              <w:top w:val="single" w:sz="4" w:space="0" w:color="B9CBE0"/>
+              <w:left w:val="single" w:sz="4" w:space="0" w:color="B9CBE0"/>
+              <w:bottom w:val="single" w:sz="4" w:space="0" w:color="B9CBE0"/>
+              <w:right w:val="single" w:sz="4" w:space="0" w:color="B9CBE0"/>
+              <w:insideH w:val="single" w:sz="4" w:space="0" w:color="B9CBE0"/>
+              <w:insideV w:val="single" w:sz="4" w:space="0" w:color="B9CBE0"/>
+            </w:tcBorders>
           </w:tcPr>
           <w:p>
             <w:pPr>
@@ -1455,7 +1775,7 @@
       <w:tr>
         <w:tc>
           <w:tcPr>
-            <w:tcW w:type="dxa" w:w="3384"/>
+            <w:tcW w:type="dxa" w:w="2955"/>
             <w:vAlign w:val="center"/>
             <w:tcMar>
               <w:top w:w="100" w:type="dxa"/>
@@ -1463,6 +1783,14 @@
               <w:bottom w:w="100" w:type="dxa"/>
               <w:end w:w="100" w:type="dxa"/>
             </w:tcMar>
+            <w:tcBorders>
+              <w:top w:val="single" w:sz="4" w:space="0" w:color="B9CBE0"/>
+              <w:left w:val="single" w:sz="4" w:space="0" w:color="B9CBE0"/>
+              <w:bottom w:val="single" w:sz="4" w:space="0" w:color="B9CBE0"/>
+              <w:right w:val="single" w:sz="4" w:space="0" w:color="B9CBE0"/>
+              <w:insideH w:val="single" w:sz="4" w:space="0" w:color="B9CBE0"/>
+              <w:insideV w:val="single" w:sz="4" w:space="0" w:color="B9CBE0"/>
+            </w:tcBorders>
           </w:tcPr>
           <w:p>
             <w:pPr>
@@ -1486,7 +1814,7 @@
         </w:tc>
         <w:tc>
           <w:tcPr>
-            <w:tcW w:type="dxa" w:w="7416"/>
+            <w:tcW w:type="dxa" w:w="6477"/>
             <w:vAlign w:val="center"/>
             <w:tcMar>
               <w:top w:w="100" w:type="dxa"/>
@@ -1494,6 +1822,14 @@
               <w:bottom w:w="100" w:type="dxa"/>
               <w:end w:w="100" w:type="dxa"/>
             </w:tcMar>
+            <w:tcBorders>
+              <w:top w:val="single" w:sz="4" w:space="0" w:color="B9CBE0"/>
+              <w:left w:val="single" w:sz="4" w:space="0" w:color="B9CBE0"/>
+              <w:bottom w:val="single" w:sz="4" w:space="0" w:color="B9CBE0"/>
+              <w:right w:val="single" w:sz="4" w:space="0" w:color="B9CBE0"/>
+              <w:insideH w:val="single" w:sz="4" w:space="0" w:color="B9CBE0"/>
+              <w:insideV w:val="single" w:sz="4" w:space="0" w:color="B9CBE0"/>
+            </w:tcBorders>
           </w:tcPr>
           <w:p>
             <w:pPr>
@@ -1519,7 +1855,7 @@
       <w:tr>
         <w:tc>
           <w:tcPr>
-            <w:tcW w:type="dxa" w:w="3384"/>
+            <w:tcW w:type="dxa" w:w="2955"/>
             <w:vAlign w:val="center"/>
             <w:tcMar>
               <w:top w:w="100" w:type="dxa"/>
@@ -1527,6 +1863,14 @@
               <w:bottom w:w="100" w:type="dxa"/>
               <w:end w:w="100" w:type="dxa"/>
             </w:tcMar>
+            <w:tcBorders>
+              <w:top w:val="single" w:sz="4" w:space="0" w:color="B9CBE0"/>
+              <w:left w:val="single" w:sz="4" w:space="0" w:color="B9CBE0"/>
+              <w:bottom w:val="single" w:sz="4" w:space="0" w:color="B9CBE0"/>
+              <w:right w:val="single" w:sz="4" w:space="0" w:color="B9CBE0"/>
+              <w:insideH w:val="single" w:sz="4" w:space="0" w:color="B9CBE0"/>
+              <w:insideV w:val="single" w:sz="4" w:space="0" w:color="B9CBE0"/>
+            </w:tcBorders>
           </w:tcPr>
           <w:p>
             <w:pPr>
@@ -1550,7 +1894,7 @@
         </w:tc>
         <w:tc>
           <w:tcPr>
-            <w:tcW w:type="dxa" w:w="7416"/>
+            <w:tcW w:type="dxa" w:w="6477"/>
             <w:vAlign w:val="center"/>
             <w:tcMar>
               <w:top w:w="100" w:type="dxa"/>
@@ -1558,6 +1902,14 @@
               <w:bottom w:w="100" w:type="dxa"/>
               <w:end w:w="100" w:type="dxa"/>
             </w:tcMar>
+            <w:tcBorders>
+              <w:top w:val="single" w:sz="4" w:space="0" w:color="B9CBE0"/>
+              <w:left w:val="single" w:sz="4" w:space="0" w:color="B9CBE0"/>
+              <w:bottom w:val="single" w:sz="4" w:space="0" w:color="B9CBE0"/>
+              <w:right w:val="single" w:sz="4" w:space="0" w:color="B9CBE0"/>
+              <w:insideH w:val="single" w:sz="4" w:space="0" w:color="B9CBE0"/>
+              <w:insideV w:val="single" w:sz="4" w:space="0" w:color="B9CBE0"/>
+            </w:tcBorders>
           </w:tcPr>
           <w:p>
             <w:pPr>
@@ -1583,7 +1935,7 @@
       <w:tr>
         <w:tc>
           <w:tcPr>
-            <w:tcW w:type="dxa" w:w="3384"/>
+            <w:tcW w:type="dxa" w:w="2955"/>
             <w:vAlign w:val="center"/>
             <w:tcMar>
               <w:top w:w="100" w:type="dxa"/>
@@ -1591,6 +1943,14 @@
               <w:bottom w:w="100" w:type="dxa"/>
               <w:end w:w="100" w:type="dxa"/>
             </w:tcMar>
+            <w:tcBorders>
+              <w:top w:val="single" w:sz="4" w:space="0" w:color="B9CBE0"/>
+              <w:left w:val="single" w:sz="4" w:space="0" w:color="B9CBE0"/>
+              <w:bottom w:val="single" w:sz="4" w:space="0" w:color="B9CBE0"/>
+              <w:right w:val="single" w:sz="4" w:space="0" w:color="B9CBE0"/>
+              <w:insideH w:val="single" w:sz="4" w:space="0" w:color="B9CBE0"/>
+              <w:insideV w:val="single" w:sz="4" w:space="0" w:color="B9CBE0"/>
+            </w:tcBorders>
           </w:tcPr>
           <w:p>
             <w:pPr>
@@ -1614,7 +1974,7 @@
         </w:tc>
         <w:tc>
           <w:tcPr>
-            <w:tcW w:type="dxa" w:w="7416"/>
+            <w:tcW w:type="dxa" w:w="6477"/>
             <w:vAlign w:val="center"/>
             <w:tcMar>
               <w:top w:w="100" w:type="dxa"/>
@@ -1622,6 +1982,14 @@
               <w:bottom w:w="100" w:type="dxa"/>
               <w:end w:w="100" w:type="dxa"/>
             </w:tcMar>
+            <w:tcBorders>
+              <w:top w:val="single" w:sz="4" w:space="0" w:color="B9CBE0"/>
+              <w:left w:val="single" w:sz="4" w:space="0" w:color="B9CBE0"/>
+              <w:bottom w:val="single" w:sz="4" w:space="0" w:color="B9CBE0"/>
+              <w:right w:val="single" w:sz="4" w:space="0" w:color="B9CBE0"/>
+              <w:insideH w:val="single" w:sz="4" w:space="0" w:color="B9CBE0"/>
+              <w:insideV w:val="single" w:sz="4" w:space="0" w:color="B9CBE0"/>
+            </w:tcBorders>
           </w:tcPr>
           <w:p>
             <w:pPr>
@@ -1647,7 +2015,7 @@
       <w:tr>
         <w:tc>
           <w:tcPr>
-            <w:tcW w:type="dxa" w:w="3384"/>
+            <w:tcW w:type="dxa" w:w="2955"/>
             <w:vAlign w:val="center"/>
             <w:tcMar>
               <w:top w:w="100" w:type="dxa"/>
@@ -1655,6 +2023,14 @@
               <w:bottom w:w="100" w:type="dxa"/>
               <w:end w:w="100" w:type="dxa"/>
             </w:tcMar>
+            <w:tcBorders>
+              <w:top w:val="single" w:sz="4" w:space="0" w:color="B9CBE0"/>
+              <w:left w:val="single" w:sz="4" w:space="0" w:color="B9CBE0"/>
+              <w:bottom w:val="single" w:sz="4" w:space="0" w:color="B9CBE0"/>
+              <w:right w:val="single" w:sz="4" w:space="0" w:color="B9CBE0"/>
+              <w:insideH w:val="single" w:sz="4" w:space="0" w:color="B9CBE0"/>
+              <w:insideV w:val="single" w:sz="4" w:space="0" w:color="B9CBE0"/>
+            </w:tcBorders>
           </w:tcPr>
           <w:p>
             <w:pPr>
@@ -1678,7 +2054,7 @@
         </w:tc>
         <w:tc>
           <w:tcPr>
-            <w:tcW w:type="dxa" w:w="7416"/>
+            <w:tcW w:type="dxa" w:w="6477"/>
             <w:vAlign w:val="center"/>
             <w:tcMar>
               <w:top w:w="100" w:type="dxa"/>
@@ -1686,6 +2062,14 @@
               <w:bottom w:w="100" w:type="dxa"/>
               <w:end w:w="100" w:type="dxa"/>
             </w:tcMar>
+            <w:tcBorders>
+              <w:top w:val="single" w:sz="4" w:space="0" w:color="B9CBE0"/>
+              <w:left w:val="single" w:sz="4" w:space="0" w:color="B9CBE0"/>
+              <w:bottom w:val="single" w:sz="4" w:space="0" w:color="B9CBE0"/>
+              <w:right w:val="single" w:sz="4" w:space="0" w:color="B9CBE0"/>
+              <w:insideH w:val="single" w:sz="4" w:space="0" w:color="B9CBE0"/>
+              <w:insideV w:val="single" w:sz="4" w:space="0" w:color="B9CBE0"/>
+            </w:tcBorders>
           </w:tcPr>
           <w:p>
             <w:pPr>
@@ -1711,7 +2095,7 @@
       <w:tr>
         <w:tc>
           <w:tcPr>
-            <w:tcW w:type="dxa" w:w="3384"/>
+            <w:tcW w:type="dxa" w:w="2955"/>
             <w:vAlign w:val="center"/>
             <w:tcMar>
               <w:top w:w="100" w:type="dxa"/>
@@ -1719,6 +2103,14 @@
               <w:bottom w:w="100" w:type="dxa"/>
               <w:end w:w="100" w:type="dxa"/>
             </w:tcMar>
+            <w:tcBorders>
+              <w:top w:val="single" w:sz="4" w:space="0" w:color="B9CBE0"/>
+              <w:left w:val="single" w:sz="4" w:space="0" w:color="B9CBE0"/>
+              <w:bottom w:val="single" w:sz="4" w:space="0" w:color="B9CBE0"/>
+              <w:right w:val="single" w:sz="4" w:space="0" w:color="B9CBE0"/>
+              <w:insideH w:val="single" w:sz="4" w:space="0" w:color="B9CBE0"/>
+              <w:insideV w:val="single" w:sz="4" w:space="0" w:color="B9CBE0"/>
+            </w:tcBorders>
           </w:tcPr>
           <w:p>
             <w:pPr>
@@ -1742,7 +2134,7 @@
         </w:tc>
         <w:tc>
           <w:tcPr>
-            <w:tcW w:type="dxa" w:w="7416"/>
+            <w:tcW w:type="dxa" w:w="6477"/>
             <w:vAlign w:val="center"/>
             <w:tcMar>
               <w:top w:w="100" w:type="dxa"/>
@@ -1750,6 +2142,14 @@
               <w:bottom w:w="100" w:type="dxa"/>
               <w:end w:w="100" w:type="dxa"/>
             </w:tcMar>
+            <w:tcBorders>
+              <w:top w:val="single" w:sz="4" w:space="0" w:color="B9CBE0"/>
+              <w:left w:val="single" w:sz="4" w:space="0" w:color="B9CBE0"/>
+              <w:bottom w:val="single" w:sz="4" w:space="0" w:color="B9CBE0"/>
+              <w:right w:val="single" w:sz="4" w:space="0" w:color="B9CBE0"/>
+              <w:insideH w:val="single" w:sz="4" w:space="0" w:color="B9CBE0"/>
+              <w:insideV w:val="single" w:sz="4" w:space="0" w:color="B9CBE0"/>
+            </w:tcBorders>
           </w:tcPr>
           <w:p>
             <w:pPr>
@@ -1775,7 +2175,7 @@
       <w:tr>
         <w:tc>
           <w:tcPr>
-            <w:tcW w:type="dxa" w:w="3384"/>
+            <w:tcW w:type="dxa" w:w="2955"/>
             <w:vAlign w:val="center"/>
             <w:tcMar>
               <w:top w:w="100" w:type="dxa"/>
@@ -1783,6 +2183,14 @@
               <w:bottom w:w="100" w:type="dxa"/>
               <w:end w:w="100" w:type="dxa"/>
             </w:tcMar>
+            <w:tcBorders>
+              <w:top w:val="single" w:sz="4" w:space="0" w:color="B9CBE0"/>
+              <w:left w:val="single" w:sz="4" w:space="0" w:color="B9CBE0"/>
+              <w:bottom w:val="single" w:sz="4" w:space="0" w:color="B9CBE0"/>
+              <w:right w:val="single" w:sz="4" w:space="0" w:color="B9CBE0"/>
+              <w:insideH w:val="single" w:sz="4" w:space="0" w:color="B9CBE0"/>
+              <w:insideV w:val="single" w:sz="4" w:space="0" w:color="B9CBE0"/>
+            </w:tcBorders>
           </w:tcPr>
           <w:p>
             <w:pPr>
@@ -1806,7 +2214,7 @@
         </w:tc>
         <w:tc>
           <w:tcPr>
-            <w:tcW w:type="dxa" w:w="7416"/>
+            <w:tcW w:type="dxa" w:w="6477"/>
             <w:vAlign w:val="center"/>
             <w:tcMar>
               <w:top w:w="100" w:type="dxa"/>
@@ -1814,6 +2222,14 @@
               <w:bottom w:w="100" w:type="dxa"/>
               <w:end w:w="100" w:type="dxa"/>
             </w:tcMar>
+            <w:tcBorders>
+              <w:top w:val="single" w:sz="4" w:space="0" w:color="B9CBE0"/>
+              <w:left w:val="single" w:sz="4" w:space="0" w:color="B9CBE0"/>
+              <w:bottom w:val="single" w:sz="4" w:space="0" w:color="B9CBE0"/>
+              <w:right w:val="single" w:sz="4" w:space="0" w:color="B9CBE0"/>
+              <w:insideH w:val="single" w:sz="4" w:space="0" w:color="B9CBE0"/>
+              <w:insideV w:val="single" w:sz="4" w:space="0" w:color="B9CBE0"/>
+            </w:tcBorders>
           </w:tcPr>
           <w:p>
             <w:pPr>
@@ -1839,7 +2255,7 @@
       <w:tr>
         <w:tc>
           <w:tcPr>
-            <w:tcW w:type="dxa" w:w="3384"/>
+            <w:tcW w:type="dxa" w:w="2955"/>
             <w:vAlign w:val="center"/>
             <w:tcMar>
               <w:top w:w="100" w:type="dxa"/>
@@ -1847,6 +2263,14 @@
               <w:bottom w:w="100" w:type="dxa"/>
               <w:end w:w="100" w:type="dxa"/>
             </w:tcMar>
+            <w:tcBorders>
+              <w:top w:val="single" w:sz="4" w:space="0" w:color="B9CBE0"/>
+              <w:left w:val="single" w:sz="4" w:space="0" w:color="B9CBE0"/>
+              <w:bottom w:val="single" w:sz="4" w:space="0" w:color="B9CBE0"/>
+              <w:right w:val="single" w:sz="4" w:space="0" w:color="B9CBE0"/>
+              <w:insideH w:val="single" w:sz="4" w:space="0" w:color="B9CBE0"/>
+              <w:insideV w:val="single" w:sz="4" w:space="0" w:color="B9CBE0"/>
+            </w:tcBorders>
           </w:tcPr>
           <w:p>
             <w:pPr>
@@ -1870,7 +2294,7 @@
         </w:tc>
         <w:tc>
           <w:tcPr>
-            <w:tcW w:type="dxa" w:w="7416"/>
+            <w:tcW w:type="dxa" w:w="6477"/>
             <w:vAlign w:val="center"/>
             <w:tcMar>
               <w:top w:w="100" w:type="dxa"/>
@@ -1878,6 +2302,14 @@
               <w:bottom w:w="100" w:type="dxa"/>
               <w:end w:w="100" w:type="dxa"/>
             </w:tcMar>
+            <w:tcBorders>
+              <w:top w:val="single" w:sz="4" w:space="0" w:color="B9CBE0"/>
+              <w:left w:val="single" w:sz="4" w:space="0" w:color="B9CBE0"/>
+              <w:bottom w:val="single" w:sz="4" w:space="0" w:color="B9CBE0"/>
+              <w:right w:val="single" w:sz="4" w:space="0" w:color="B9CBE0"/>
+              <w:insideH w:val="single" w:sz="4" w:space="0" w:color="B9CBE0"/>
+              <w:insideV w:val="single" w:sz="4" w:space="0" w:color="B9CBE0"/>
+            </w:tcBorders>
           </w:tcPr>
           <w:p>
             <w:pPr>
@@ -1912,17 +2344,17 @@
     </w:p>
     <w:tbl>
       <w:tblPr>
-        <w:tblW w:type="auto" w:w="0"/>
+        <w:tblW w:type="dxa" w:w="9432"/>
         <w:jc w:val="center"/>
         <w:tblLayout w:type="fixed"/>
         <w:tblLook w:firstColumn="1" w:firstRow="1" w:lastColumn="0" w:lastRow="0" w:noHBand="0" w:noVBand="1" w:val="04A0"/>
         <w:tblBorders>
-          <w:top w:val="single" w:sz="4" w:space="0" w:color="D6DEE8"/>
-          <w:left w:val="single" w:sz="4" w:space="0" w:color="D6DEE8"/>
-          <w:bottom w:val="single" w:sz="4" w:space="0" w:color="D6DEE8"/>
-          <w:right w:val="single" w:sz="4" w:space="0" w:color="D6DEE8"/>
-          <w:insideH w:val="single" w:sz="4" w:space="0" w:color="D6DEE8"/>
-          <w:insideV w:val="single" w:sz="4" w:space="0" w:color="D6DEE8"/>
+          <w:top w:val="single" w:sz="4" w:space="0" w:color="B9CBE0"/>
+          <w:left w:val="single" w:sz="4" w:space="0" w:color="B9CBE0"/>
+          <w:bottom w:val="single" w:sz="4" w:space="0" w:color="B9CBE0"/>
+          <w:right w:val="single" w:sz="4" w:space="0" w:color="B9CBE0"/>
+          <w:insideH w:val="single" w:sz="4" w:space="0" w:color="B9CBE0"/>
+          <w:insideV w:val="single" w:sz="4" w:space="0" w:color="B9CBE0"/>
         </w:tblBorders>
       </w:tblPr>
       <w:tblGrid>
@@ -1938,7 +2370,7 @@
         </w:trPr>
         <w:tc>
           <w:tcPr>
-            <w:tcW w:type="dxa" w:w="1080"/>
+            <w:tcW w:type="dxa" w:w="943"/>
             <w:vAlign w:val="center"/>
             <w:tcMar>
               <w:top w:w="100" w:type="dxa"/>
@@ -1947,6 +2379,14 @@
               <w:end w:w="100" w:type="dxa"/>
             </w:tcMar>
             <w:shd w:fill="1F4E79"/>
+            <w:tcBorders>
+              <w:top w:val="single" w:sz="4" w:space="0" w:color="1F4E79"/>
+              <w:left w:val="single" w:sz="4" w:space="0" w:color="1F4E79"/>
+              <w:bottom w:val="single" w:sz="4" w:space="0" w:color="1F4E79"/>
+              <w:right w:val="single" w:sz="4" w:space="0" w:color="1F4E79"/>
+              <w:insideH w:val="single" w:sz="4" w:space="0" w:color="1F4E79"/>
+              <w:insideV w:val="single" w:sz="4" w:space="0" w:color="1F4E79"/>
+            </w:tcBorders>
           </w:tcPr>
           <w:p>
             <w:pPr>
@@ -1967,7 +2407,7 @@
         </w:tc>
         <w:tc>
           <w:tcPr>
-            <w:tcW w:type="dxa" w:w="1656"/>
+            <w:tcW w:type="dxa" w:w="1446"/>
             <w:vAlign w:val="center"/>
             <w:tcMar>
               <w:top w:w="100" w:type="dxa"/>
@@ -1976,6 +2416,14 @@
               <w:end w:w="100" w:type="dxa"/>
             </w:tcMar>
             <w:shd w:fill="1F4E79"/>
+            <w:tcBorders>
+              <w:top w:val="single" w:sz="4" w:space="0" w:color="1F4E79"/>
+              <w:left w:val="single" w:sz="4" w:space="0" w:color="1F4E79"/>
+              <w:bottom w:val="single" w:sz="4" w:space="0" w:color="1F4E79"/>
+              <w:right w:val="single" w:sz="4" w:space="0" w:color="1F4E79"/>
+              <w:insideH w:val="single" w:sz="4" w:space="0" w:color="1F4E79"/>
+              <w:insideV w:val="single" w:sz="4" w:space="0" w:color="1F4E79"/>
+            </w:tcBorders>
           </w:tcPr>
           <w:p>
             <w:pPr>
@@ -1996,7 +2444,7 @@
         </w:tc>
         <w:tc>
           <w:tcPr>
-            <w:tcW w:type="dxa" w:w="2304"/>
+            <w:tcW w:type="dxa" w:w="2012"/>
             <w:vAlign w:val="center"/>
             <w:tcMar>
               <w:top w:w="100" w:type="dxa"/>
@@ -2005,6 +2453,14 @@
               <w:end w:w="100" w:type="dxa"/>
             </w:tcMar>
             <w:shd w:fill="1F4E79"/>
+            <w:tcBorders>
+              <w:top w:val="single" w:sz="4" w:space="0" w:color="1F4E79"/>
+              <w:left w:val="single" w:sz="4" w:space="0" w:color="1F4E79"/>
+              <w:bottom w:val="single" w:sz="4" w:space="0" w:color="1F4E79"/>
+              <w:right w:val="single" w:sz="4" w:space="0" w:color="1F4E79"/>
+              <w:insideH w:val="single" w:sz="4" w:space="0" w:color="1F4E79"/>
+              <w:insideV w:val="single" w:sz="4" w:space="0" w:color="1F4E79"/>
+            </w:tcBorders>
           </w:tcPr>
           <w:p>
             <w:pPr>
@@ -2025,7 +2481,7 @@
         </w:tc>
         <w:tc>
           <w:tcPr>
-            <w:tcW w:type="dxa" w:w="2448"/>
+            <w:tcW w:type="dxa" w:w="2138"/>
             <w:vAlign w:val="center"/>
             <w:tcMar>
               <w:top w:w="100" w:type="dxa"/>
@@ -2034,6 +2490,14 @@
               <w:end w:w="100" w:type="dxa"/>
             </w:tcMar>
             <w:shd w:fill="1F4E79"/>
+            <w:tcBorders>
+              <w:top w:val="single" w:sz="4" w:space="0" w:color="1F4E79"/>
+              <w:left w:val="single" w:sz="4" w:space="0" w:color="1F4E79"/>
+              <w:bottom w:val="single" w:sz="4" w:space="0" w:color="1F4E79"/>
+              <w:right w:val="single" w:sz="4" w:space="0" w:color="1F4E79"/>
+              <w:insideH w:val="single" w:sz="4" w:space="0" w:color="1F4E79"/>
+              <w:insideV w:val="single" w:sz="4" w:space="0" w:color="1F4E79"/>
+            </w:tcBorders>
           </w:tcPr>
           <w:p>
             <w:pPr>
@@ -2054,7 +2518,7 @@
         </w:tc>
         <w:tc>
           <w:tcPr>
-            <w:tcW w:type="dxa" w:w="3312"/>
+            <w:tcW w:type="dxa" w:w="2892"/>
             <w:vAlign w:val="center"/>
             <w:tcMar>
               <w:top w:w="100" w:type="dxa"/>
@@ -2063,6 +2527,14 @@
               <w:end w:w="100" w:type="dxa"/>
             </w:tcMar>
             <w:shd w:fill="1F4E79"/>
+            <w:tcBorders>
+              <w:top w:val="single" w:sz="4" w:space="0" w:color="1F4E79"/>
+              <w:left w:val="single" w:sz="4" w:space="0" w:color="1F4E79"/>
+              <w:bottom w:val="single" w:sz="4" w:space="0" w:color="1F4E79"/>
+              <w:right w:val="single" w:sz="4" w:space="0" w:color="1F4E79"/>
+              <w:insideH w:val="single" w:sz="4" w:space="0" w:color="1F4E79"/>
+              <w:insideV w:val="single" w:sz="4" w:space="0" w:color="1F4E79"/>
+            </w:tcBorders>
           </w:tcPr>
           <w:p>
             <w:pPr>
@@ -2085,7 +2557,7 @@
       <w:tr>
         <w:tc>
           <w:tcPr>
-            <w:tcW w:type="dxa" w:w="1080"/>
+            <w:tcW w:type="dxa" w:w="943"/>
             <w:vAlign w:val="center"/>
             <w:tcMar>
               <w:top w:w="100" w:type="dxa"/>
@@ -2093,6 +2565,14 @@
               <w:bottom w:w="100" w:type="dxa"/>
               <w:end w:w="100" w:type="dxa"/>
             </w:tcMar>
+            <w:tcBorders>
+              <w:top w:val="single" w:sz="4" w:space="0" w:color="B9CBE0"/>
+              <w:left w:val="single" w:sz="4" w:space="0" w:color="B9CBE0"/>
+              <w:bottom w:val="single" w:sz="4" w:space="0" w:color="B9CBE0"/>
+              <w:right w:val="single" w:sz="4" w:space="0" w:color="B9CBE0"/>
+              <w:insideH w:val="single" w:sz="4" w:space="0" w:color="B9CBE0"/>
+              <w:insideV w:val="single" w:sz="4" w:space="0" w:color="B9CBE0"/>
+            </w:tcBorders>
           </w:tcPr>
           <w:p>
             <w:pPr>
@@ -2116,7 +2596,7 @@
         </w:tc>
         <w:tc>
           <w:tcPr>
-            <w:tcW w:type="dxa" w:w="1656"/>
+            <w:tcW w:type="dxa" w:w="1446"/>
             <w:vAlign w:val="center"/>
             <w:tcMar>
               <w:top w:w="100" w:type="dxa"/>
@@ -2124,6 +2604,14 @@
               <w:bottom w:w="100" w:type="dxa"/>
               <w:end w:w="100" w:type="dxa"/>
             </w:tcMar>
+            <w:tcBorders>
+              <w:top w:val="single" w:sz="4" w:space="0" w:color="B9CBE0"/>
+              <w:left w:val="single" w:sz="4" w:space="0" w:color="B9CBE0"/>
+              <w:bottom w:val="single" w:sz="4" w:space="0" w:color="B9CBE0"/>
+              <w:right w:val="single" w:sz="4" w:space="0" w:color="B9CBE0"/>
+              <w:insideH w:val="single" w:sz="4" w:space="0" w:color="B9CBE0"/>
+              <w:insideV w:val="single" w:sz="4" w:space="0" w:color="B9CBE0"/>
+            </w:tcBorders>
           </w:tcPr>
           <w:p>
             <w:pPr>
@@ -2147,7 +2635,7 @@
         </w:tc>
         <w:tc>
           <w:tcPr>
-            <w:tcW w:type="dxa" w:w="2304"/>
+            <w:tcW w:type="dxa" w:w="2012"/>
             <w:vAlign w:val="center"/>
             <w:tcMar>
               <w:top w:w="100" w:type="dxa"/>
@@ -2155,6 +2643,14 @@
               <w:bottom w:w="100" w:type="dxa"/>
               <w:end w:w="100" w:type="dxa"/>
             </w:tcMar>
+            <w:tcBorders>
+              <w:top w:val="single" w:sz="4" w:space="0" w:color="B9CBE0"/>
+              <w:left w:val="single" w:sz="4" w:space="0" w:color="B9CBE0"/>
+              <w:bottom w:val="single" w:sz="4" w:space="0" w:color="B9CBE0"/>
+              <w:right w:val="single" w:sz="4" w:space="0" w:color="B9CBE0"/>
+              <w:insideH w:val="single" w:sz="4" w:space="0" w:color="B9CBE0"/>
+              <w:insideV w:val="single" w:sz="4" w:space="0" w:color="B9CBE0"/>
+            </w:tcBorders>
           </w:tcPr>
           <w:p>
             <w:pPr>
@@ -2178,7 +2674,7 @@
         </w:tc>
         <w:tc>
           <w:tcPr>
-            <w:tcW w:type="dxa" w:w="2448"/>
+            <w:tcW w:type="dxa" w:w="2138"/>
             <w:vAlign w:val="center"/>
             <w:tcMar>
               <w:top w:w="100" w:type="dxa"/>
@@ -2186,6 +2682,14 @@
               <w:bottom w:w="100" w:type="dxa"/>
               <w:end w:w="100" w:type="dxa"/>
             </w:tcMar>
+            <w:tcBorders>
+              <w:top w:val="single" w:sz="4" w:space="0" w:color="B9CBE0"/>
+              <w:left w:val="single" w:sz="4" w:space="0" w:color="B9CBE0"/>
+              <w:bottom w:val="single" w:sz="4" w:space="0" w:color="B9CBE0"/>
+              <w:right w:val="single" w:sz="4" w:space="0" w:color="B9CBE0"/>
+              <w:insideH w:val="single" w:sz="4" w:space="0" w:color="B9CBE0"/>
+              <w:insideV w:val="single" w:sz="4" w:space="0" w:color="B9CBE0"/>
+            </w:tcBorders>
           </w:tcPr>
           <w:p>
             <w:pPr>
@@ -2209,7 +2713,7 @@
         </w:tc>
         <w:tc>
           <w:tcPr>
-            <w:tcW w:type="dxa" w:w="3312"/>
+            <w:tcW w:type="dxa" w:w="2892"/>
             <w:vAlign w:val="center"/>
             <w:tcMar>
               <w:top w:w="100" w:type="dxa"/>
@@ -2217,6 +2721,14 @@
               <w:bottom w:w="100" w:type="dxa"/>
               <w:end w:w="100" w:type="dxa"/>
             </w:tcMar>
+            <w:tcBorders>
+              <w:top w:val="single" w:sz="4" w:space="0" w:color="B9CBE0"/>
+              <w:left w:val="single" w:sz="4" w:space="0" w:color="B9CBE0"/>
+              <w:bottom w:val="single" w:sz="4" w:space="0" w:color="B9CBE0"/>
+              <w:right w:val="single" w:sz="4" w:space="0" w:color="B9CBE0"/>
+              <w:insideH w:val="single" w:sz="4" w:space="0" w:color="B9CBE0"/>
+              <w:insideV w:val="single" w:sz="4" w:space="0" w:color="B9CBE0"/>
+            </w:tcBorders>
           </w:tcPr>
           <w:p>
             <w:pPr>
@@ -2242,7 +2754,7 @@
       <w:tr>
         <w:tc>
           <w:tcPr>
-            <w:tcW w:type="dxa" w:w="1080"/>
+            <w:tcW w:type="dxa" w:w="943"/>
             <w:vAlign w:val="center"/>
             <w:tcMar>
               <w:top w:w="100" w:type="dxa"/>
@@ -2250,6 +2762,14 @@
               <w:bottom w:w="100" w:type="dxa"/>
               <w:end w:w="100" w:type="dxa"/>
             </w:tcMar>
+            <w:tcBorders>
+              <w:top w:val="single" w:sz="4" w:space="0" w:color="B9CBE0"/>
+              <w:left w:val="single" w:sz="4" w:space="0" w:color="B9CBE0"/>
+              <w:bottom w:val="single" w:sz="4" w:space="0" w:color="B9CBE0"/>
+              <w:right w:val="single" w:sz="4" w:space="0" w:color="B9CBE0"/>
+              <w:insideH w:val="single" w:sz="4" w:space="0" w:color="B9CBE0"/>
+              <w:insideV w:val="single" w:sz="4" w:space="0" w:color="B9CBE0"/>
+            </w:tcBorders>
           </w:tcPr>
           <w:p>
             <w:pPr>
@@ -2273,7 +2793,7 @@
         </w:tc>
         <w:tc>
           <w:tcPr>
-            <w:tcW w:type="dxa" w:w="1656"/>
+            <w:tcW w:type="dxa" w:w="1446"/>
             <w:vAlign w:val="center"/>
             <w:tcMar>
               <w:top w:w="100" w:type="dxa"/>
@@ -2281,6 +2801,14 @@
               <w:bottom w:w="100" w:type="dxa"/>
               <w:end w:w="100" w:type="dxa"/>
             </w:tcMar>
+            <w:tcBorders>
+              <w:top w:val="single" w:sz="4" w:space="0" w:color="B9CBE0"/>
+              <w:left w:val="single" w:sz="4" w:space="0" w:color="B9CBE0"/>
+              <w:bottom w:val="single" w:sz="4" w:space="0" w:color="B9CBE0"/>
+              <w:right w:val="single" w:sz="4" w:space="0" w:color="B9CBE0"/>
+              <w:insideH w:val="single" w:sz="4" w:space="0" w:color="B9CBE0"/>
+              <w:insideV w:val="single" w:sz="4" w:space="0" w:color="B9CBE0"/>
+            </w:tcBorders>
           </w:tcPr>
           <w:p>
             <w:pPr>
@@ -2304,7 +2832,7 @@
         </w:tc>
         <w:tc>
           <w:tcPr>
-            <w:tcW w:type="dxa" w:w="2304"/>
+            <w:tcW w:type="dxa" w:w="2012"/>
             <w:vAlign w:val="center"/>
             <w:tcMar>
               <w:top w:w="100" w:type="dxa"/>
@@ -2312,6 +2840,14 @@
               <w:bottom w:w="100" w:type="dxa"/>
               <w:end w:w="100" w:type="dxa"/>
             </w:tcMar>
+            <w:tcBorders>
+              <w:top w:val="single" w:sz="4" w:space="0" w:color="B9CBE0"/>
+              <w:left w:val="single" w:sz="4" w:space="0" w:color="B9CBE0"/>
+              <w:bottom w:val="single" w:sz="4" w:space="0" w:color="B9CBE0"/>
+              <w:right w:val="single" w:sz="4" w:space="0" w:color="B9CBE0"/>
+              <w:insideH w:val="single" w:sz="4" w:space="0" w:color="B9CBE0"/>
+              <w:insideV w:val="single" w:sz="4" w:space="0" w:color="B9CBE0"/>
+            </w:tcBorders>
           </w:tcPr>
           <w:p>
             <w:pPr>
@@ -2335,7 +2871,7 @@
         </w:tc>
         <w:tc>
           <w:tcPr>
-            <w:tcW w:type="dxa" w:w="2448"/>
+            <w:tcW w:type="dxa" w:w="2138"/>
             <w:vAlign w:val="center"/>
             <w:tcMar>
               <w:top w:w="100" w:type="dxa"/>
@@ -2343,6 +2879,14 @@
               <w:bottom w:w="100" w:type="dxa"/>
               <w:end w:w="100" w:type="dxa"/>
             </w:tcMar>
+            <w:tcBorders>
+              <w:top w:val="single" w:sz="4" w:space="0" w:color="B9CBE0"/>
+              <w:left w:val="single" w:sz="4" w:space="0" w:color="B9CBE0"/>
+              <w:bottom w:val="single" w:sz="4" w:space="0" w:color="B9CBE0"/>
+              <w:right w:val="single" w:sz="4" w:space="0" w:color="B9CBE0"/>
+              <w:insideH w:val="single" w:sz="4" w:space="0" w:color="B9CBE0"/>
+              <w:insideV w:val="single" w:sz="4" w:space="0" w:color="B9CBE0"/>
+            </w:tcBorders>
           </w:tcPr>
           <w:p>
             <w:pPr>
@@ -2366,7 +2910,7 @@
         </w:tc>
         <w:tc>
           <w:tcPr>
-            <w:tcW w:type="dxa" w:w="3312"/>
+            <w:tcW w:type="dxa" w:w="2892"/>
             <w:vAlign w:val="center"/>
             <w:tcMar>
               <w:top w:w="100" w:type="dxa"/>
@@ -2374,6 +2918,14 @@
               <w:bottom w:w="100" w:type="dxa"/>
               <w:end w:w="100" w:type="dxa"/>
             </w:tcMar>
+            <w:tcBorders>
+              <w:top w:val="single" w:sz="4" w:space="0" w:color="B9CBE0"/>
+              <w:left w:val="single" w:sz="4" w:space="0" w:color="B9CBE0"/>
+              <w:bottom w:val="single" w:sz="4" w:space="0" w:color="B9CBE0"/>
+              <w:right w:val="single" w:sz="4" w:space="0" w:color="B9CBE0"/>
+              <w:insideH w:val="single" w:sz="4" w:space="0" w:color="B9CBE0"/>
+              <w:insideV w:val="single" w:sz="4" w:space="0" w:color="B9CBE0"/>
+            </w:tcBorders>
           </w:tcPr>
           <w:p>
             <w:pPr>
@@ -2399,7 +2951,7 @@
       <w:tr>
         <w:tc>
           <w:tcPr>
-            <w:tcW w:type="dxa" w:w="1080"/>
+            <w:tcW w:type="dxa" w:w="943"/>
             <w:vAlign w:val="center"/>
             <w:tcMar>
               <w:top w:w="100" w:type="dxa"/>
@@ -2407,6 +2959,14 @@
               <w:bottom w:w="100" w:type="dxa"/>
               <w:end w:w="100" w:type="dxa"/>
             </w:tcMar>
+            <w:tcBorders>
+              <w:top w:val="single" w:sz="4" w:space="0" w:color="B9CBE0"/>
+              <w:left w:val="single" w:sz="4" w:space="0" w:color="B9CBE0"/>
+              <w:bottom w:val="single" w:sz="4" w:space="0" w:color="B9CBE0"/>
+              <w:right w:val="single" w:sz="4" w:space="0" w:color="B9CBE0"/>
+              <w:insideH w:val="single" w:sz="4" w:space="0" w:color="B9CBE0"/>
+              <w:insideV w:val="single" w:sz="4" w:space="0" w:color="B9CBE0"/>
+            </w:tcBorders>
           </w:tcPr>
           <w:p>
             <w:pPr>
@@ -2430,7 +2990,7 @@
         </w:tc>
         <w:tc>
           <w:tcPr>
-            <w:tcW w:type="dxa" w:w="1656"/>
+            <w:tcW w:type="dxa" w:w="1446"/>
             <w:vAlign w:val="center"/>
             <w:tcMar>
               <w:top w:w="100" w:type="dxa"/>
@@ -2438,6 +2998,14 @@
               <w:bottom w:w="100" w:type="dxa"/>
               <w:end w:w="100" w:type="dxa"/>
             </w:tcMar>
+            <w:tcBorders>
+              <w:top w:val="single" w:sz="4" w:space="0" w:color="B9CBE0"/>
+              <w:left w:val="single" w:sz="4" w:space="0" w:color="B9CBE0"/>
+              <w:bottom w:val="single" w:sz="4" w:space="0" w:color="B9CBE0"/>
+              <w:right w:val="single" w:sz="4" w:space="0" w:color="B9CBE0"/>
+              <w:insideH w:val="single" w:sz="4" w:space="0" w:color="B9CBE0"/>
+              <w:insideV w:val="single" w:sz="4" w:space="0" w:color="B9CBE0"/>
+            </w:tcBorders>
           </w:tcPr>
           <w:p>
             <w:pPr>
@@ -2461,7 +3029,7 @@
         </w:tc>
         <w:tc>
           <w:tcPr>
-            <w:tcW w:type="dxa" w:w="2304"/>
+            <w:tcW w:type="dxa" w:w="2012"/>
             <w:vAlign w:val="center"/>
             <w:tcMar>
               <w:top w:w="100" w:type="dxa"/>
@@ -2469,6 +3037,14 @@
               <w:bottom w:w="100" w:type="dxa"/>
               <w:end w:w="100" w:type="dxa"/>
             </w:tcMar>
+            <w:tcBorders>
+              <w:top w:val="single" w:sz="4" w:space="0" w:color="B9CBE0"/>
+              <w:left w:val="single" w:sz="4" w:space="0" w:color="B9CBE0"/>
+              <w:bottom w:val="single" w:sz="4" w:space="0" w:color="B9CBE0"/>
+              <w:right w:val="single" w:sz="4" w:space="0" w:color="B9CBE0"/>
+              <w:insideH w:val="single" w:sz="4" w:space="0" w:color="B9CBE0"/>
+              <w:insideV w:val="single" w:sz="4" w:space="0" w:color="B9CBE0"/>
+            </w:tcBorders>
           </w:tcPr>
           <w:p>
             <w:pPr>
@@ -2492,7 +3068,7 @@
         </w:tc>
         <w:tc>
           <w:tcPr>
-            <w:tcW w:type="dxa" w:w="2448"/>
+            <w:tcW w:type="dxa" w:w="2138"/>
             <w:vAlign w:val="center"/>
             <w:tcMar>
               <w:top w:w="100" w:type="dxa"/>
@@ -2500,6 +3076,14 @@
               <w:bottom w:w="100" w:type="dxa"/>
               <w:end w:w="100" w:type="dxa"/>
             </w:tcMar>
+            <w:tcBorders>
+              <w:top w:val="single" w:sz="4" w:space="0" w:color="B9CBE0"/>
+              <w:left w:val="single" w:sz="4" w:space="0" w:color="B9CBE0"/>
+              <w:bottom w:val="single" w:sz="4" w:space="0" w:color="B9CBE0"/>
+              <w:right w:val="single" w:sz="4" w:space="0" w:color="B9CBE0"/>
+              <w:insideH w:val="single" w:sz="4" w:space="0" w:color="B9CBE0"/>
+              <w:insideV w:val="single" w:sz="4" w:space="0" w:color="B9CBE0"/>
+            </w:tcBorders>
           </w:tcPr>
           <w:p>
             <w:pPr>
@@ -2523,7 +3107,7 @@
         </w:tc>
         <w:tc>
           <w:tcPr>
-            <w:tcW w:type="dxa" w:w="3312"/>
+            <w:tcW w:type="dxa" w:w="2892"/>
             <w:vAlign w:val="center"/>
             <w:tcMar>
               <w:top w:w="100" w:type="dxa"/>
@@ -2531,6 +3115,14 @@
               <w:bottom w:w="100" w:type="dxa"/>
               <w:end w:w="100" w:type="dxa"/>
             </w:tcMar>
+            <w:tcBorders>
+              <w:top w:val="single" w:sz="4" w:space="0" w:color="B9CBE0"/>
+              <w:left w:val="single" w:sz="4" w:space="0" w:color="B9CBE0"/>
+              <w:bottom w:val="single" w:sz="4" w:space="0" w:color="B9CBE0"/>
+              <w:right w:val="single" w:sz="4" w:space="0" w:color="B9CBE0"/>
+              <w:insideH w:val="single" w:sz="4" w:space="0" w:color="B9CBE0"/>
+              <w:insideV w:val="single" w:sz="4" w:space="0" w:color="B9CBE0"/>
+            </w:tcBorders>
           </w:tcPr>
           <w:p>
             <w:pPr>
@@ -2556,7 +3148,7 @@
       <w:tr>
         <w:tc>
           <w:tcPr>
-            <w:tcW w:type="dxa" w:w="1080"/>
+            <w:tcW w:type="dxa" w:w="943"/>
             <w:vAlign w:val="center"/>
             <w:tcMar>
               <w:top w:w="100" w:type="dxa"/>
@@ -2564,6 +3156,14 @@
               <w:bottom w:w="100" w:type="dxa"/>
               <w:end w:w="100" w:type="dxa"/>
             </w:tcMar>
+            <w:tcBorders>
+              <w:top w:val="single" w:sz="4" w:space="0" w:color="B9CBE0"/>
+              <w:left w:val="single" w:sz="4" w:space="0" w:color="B9CBE0"/>
+              <w:bottom w:val="single" w:sz="4" w:space="0" w:color="B9CBE0"/>
+              <w:right w:val="single" w:sz="4" w:space="0" w:color="B9CBE0"/>
+              <w:insideH w:val="single" w:sz="4" w:space="0" w:color="B9CBE0"/>
+              <w:insideV w:val="single" w:sz="4" w:space="0" w:color="B9CBE0"/>
+            </w:tcBorders>
           </w:tcPr>
           <w:p>
             <w:pPr>
@@ -2587,7 +3187,7 @@
         </w:tc>
         <w:tc>
           <w:tcPr>
-            <w:tcW w:type="dxa" w:w="1656"/>
+            <w:tcW w:type="dxa" w:w="1446"/>
             <w:vAlign w:val="center"/>
             <w:tcMar>
               <w:top w:w="100" w:type="dxa"/>
@@ -2595,6 +3195,14 @@
               <w:bottom w:w="100" w:type="dxa"/>
               <w:end w:w="100" w:type="dxa"/>
             </w:tcMar>
+            <w:tcBorders>
+              <w:top w:val="single" w:sz="4" w:space="0" w:color="B9CBE0"/>
+              <w:left w:val="single" w:sz="4" w:space="0" w:color="B9CBE0"/>
+              <w:bottom w:val="single" w:sz="4" w:space="0" w:color="B9CBE0"/>
+              <w:right w:val="single" w:sz="4" w:space="0" w:color="B9CBE0"/>
+              <w:insideH w:val="single" w:sz="4" w:space="0" w:color="B9CBE0"/>
+              <w:insideV w:val="single" w:sz="4" w:space="0" w:color="B9CBE0"/>
+            </w:tcBorders>
           </w:tcPr>
           <w:p>
             <w:pPr>
@@ -2618,7 +3226,7 @@
         </w:tc>
         <w:tc>
           <w:tcPr>
-            <w:tcW w:type="dxa" w:w="2304"/>
+            <w:tcW w:type="dxa" w:w="2012"/>
             <w:vAlign w:val="center"/>
             <w:tcMar>
               <w:top w:w="100" w:type="dxa"/>
@@ -2626,6 +3234,14 @@
               <w:bottom w:w="100" w:type="dxa"/>
               <w:end w:w="100" w:type="dxa"/>
             </w:tcMar>
+            <w:tcBorders>
+              <w:top w:val="single" w:sz="4" w:space="0" w:color="B9CBE0"/>
+              <w:left w:val="single" w:sz="4" w:space="0" w:color="B9CBE0"/>
+              <w:bottom w:val="single" w:sz="4" w:space="0" w:color="B9CBE0"/>
+              <w:right w:val="single" w:sz="4" w:space="0" w:color="B9CBE0"/>
+              <w:insideH w:val="single" w:sz="4" w:space="0" w:color="B9CBE0"/>
+              <w:insideV w:val="single" w:sz="4" w:space="0" w:color="B9CBE0"/>
+            </w:tcBorders>
           </w:tcPr>
           <w:p>
             <w:pPr>
@@ -2649,7 +3265,7 @@
         </w:tc>
         <w:tc>
           <w:tcPr>
-            <w:tcW w:type="dxa" w:w="2448"/>
+            <w:tcW w:type="dxa" w:w="2138"/>
             <w:vAlign w:val="center"/>
             <w:tcMar>
               <w:top w:w="100" w:type="dxa"/>
@@ -2657,6 +3273,14 @@
               <w:bottom w:w="100" w:type="dxa"/>
               <w:end w:w="100" w:type="dxa"/>
             </w:tcMar>
+            <w:tcBorders>
+              <w:top w:val="single" w:sz="4" w:space="0" w:color="B9CBE0"/>
+              <w:left w:val="single" w:sz="4" w:space="0" w:color="B9CBE0"/>
+              <w:bottom w:val="single" w:sz="4" w:space="0" w:color="B9CBE0"/>
+              <w:right w:val="single" w:sz="4" w:space="0" w:color="B9CBE0"/>
+              <w:insideH w:val="single" w:sz="4" w:space="0" w:color="B9CBE0"/>
+              <w:insideV w:val="single" w:sz="4" w:space="0" w:color="B9CBE0"/>
+            </w:tcBorders>
           </w:tcPr>
           <w:p>
             <w:pPr>
@@ -2680,7 +3304,7 @@
         </w:tc>
         <w:tc>
           <w:tcPr>
-            <w:tcW w:type="dxa" w:w="3312"/>
+            <w:tcW w:type="dxa" w:w="2892"/>
             <w:vAlign w:val="center"/>
             <w:tcMar>
               <w:top w:w="100" w:type="dxa"/>
@@ -2688,6 +3312,14 @@
               <w:bottom w:w="100" w:type="dxa"/>
               <w:end w:w="100" w:type="dxa"/>
             </w:tcMar>
+            <w:tcBorders>
+              <w:top w:val="single" w:sz="4" w:space="0" w:color="B9CBE0"/>
+              <w:left w:val="single" w:sz="4" w:space="0" w:color="B9CBE0"/>
+              <w:bottom w:val="single" w:sz="4" w:space="0" w:color="B9CBE0"/>
+              <w:right w:val="single" w:sz="4" w:space="0" w:color="B9CBE0"/>
+              <w:insideH w:val="single" w:sz="4" w:space="0" w:color="B9CBE0"/>
+              <w:insideV w:val="single" w:sz="4" w:space="0" w:color="B9CBE0"/>
+            </w:tcBorders>
           </w:tcPr>
           <w:p>
             <w:pPr>
@@ -2713,7 +3345,7 @@
       <w:tr>
         <w:tc>
           <w:tcPr>
-            <w:tcW w:type="dxa" w:w="1080"/>
+            <w:tcW w:type="dxa" w:w="943"/>
             <w:vAlign w:val="center"/>
             <w:tcMar>
               <w:top w:w="100" w:type="dxa"/>
@@ -2721,6 +3353,14 @@
               <w:bottom w:w="100" w:type="dxa"/>
               <w:end w:w="100" w:type="dxa"/>
             </w:tcMar>
+            <w:tcBorders>
+              <w:top w:val="single" w:sz="4" w:space="0" w:color="B9CBE0"/>
+              <w:left w:val="single" w:sz="4" w:space="0" w:color="B9CBE0"/>
+              <w:bottom w:val="single" w:sz="4" w:space="0" w:color="B9CBE0"/>
+              <w:right w:val="single" w:sz="4" w:space="0" w:color="B9CBE0"/>
+              <w:insideH w:val="single" w:sz="4" w:space="0" w:color="B9CBE0"/>
+              <w:insideV w:val="single" w:sz="4" w:space="0" w:color="B9CBE0"/>
+            </w:tcBorders>
           </w:tcPr>
           <w:p>
             <w:pPr>
@@ -2744,7 +3384,7 @@
         </w:tc>
         <w:tc>
           <w:tcPr>
-            <w:tcW w:type="dxa" w:w="1656"/>
+            <w:tcW w:type="dxa" w:w="1446"/>
             <w:vAlign w:val="center"/>
             <w:tcMar>
               <w:top w:w="100" w:type="dxa"/>
@@ -2752,6 +3392,14 @@
               <w:bottom w:w="100" w:type="dxa"/>
               <w:end w:w="100" w:type="dxa"/>
             </w:tcMar>
+            <w:tcBorders>
+              <w:top w:val="single" w:sz="4" w:space="0" w:color="B9CBE0"/>
+              <w:left w:val="single" w:sz="4" w:space="0" w:color="B9CBE0"/>
+              <w:bottom w:val="single" w:sz="4" w:space="0" w:color="B9CBE0"/>
+              <w:right w:val="single" w:sz="4" w:space="0" w:color="B9CBE0"/>
+              <w:insideH w:val="single" w:sz="4" w:space="0" w:color="B9CBE0"/>
+              <w:insideV w:val="single" w:sz="4" w:space="0" w:color="B9CBE0"/>
+            </w:tcBorders>
           </w:tcPr>
           <w:p>
             <w:pPr>
@@ -2775,7 +3423,7 @@
         </w:tc>
         <w:tc>
           <w:tcPr>
-            <w:tcW w:type="dxa" w:w="2304"/>
+            <w:tcW w:type="dxa" w:w="2012"/>
             <w:vAlign w:val="center"/>
             <w:tcMar>
               <w:top w:w="100" w:type="dxa"/>
@@ -2783,6 +3431,14 @@
               <w:bottom w:w="100" w:type="dxa"/>
               <w:end w:w="100" w:type="dxa"/>
             </w:tcMar>
+            <w:tcBorders>
+              <w:top w:val="single" w:sz="4" w:space="0" w:color="B9CBE0"/>
+              <w:left w:val="single" w:sz="4" w:space="0" w:color="B9CBE0"/>
+              <w:bottom w:val="single" w:sz="4" w:space="0" w:color="B9CBE0"/>
+              <w:right w:val="single" w:sz="4" w:space="0" w:color="B9CBE0"/>
+              <w:insideH w:val="single" w:sz="4" w:space="0" w:color="B9CBE0"/>
+              <w:insideV w:val="single" w:sz="4" w:space="0" w:color="B9CBE0"/>
+            </w:tcBorders>
           </w:tcPr>
           <w:p>
             <w:pPr>
@@ -2806,7 +3462,7 @@
         </w:tc>
         <w:tc>
           <w:tcPr>
-            <w:tcW w:type="dxa" w:w="2448"/>
+            <w:tcW w:type="dxa" w:w="2138"/>
             <w:vAlign w:val="center"/>
             <w:tcMar>
               <w:top w:w="100" w:type="dxa"/>
@@ -2814,6 +3470,14 @@
               <w:bottom w:w="100" w:type="dxa"/>
               <w:end w:w="100" w:type="dxa"/>
             </w:tcMar>
+            <w:tcBorders>
+              <w:top w:val="single" w:sz="4" w:space="0" w:color="B9CBE0"/>
+              <w:left w:val="single" w:sz="4" w:space="0" w:color="B9CBE0"/>
+              <w:bottom w:val="single" w:sz="4" w:space="0" w:color="B9CBE0"/>
+              <w:right w:val="single" w:sz="4" w:space="0" w:color="B9CBE0"/>
+              <w:insideH w:val="single" w:sz="4" w:space="0" w:color="B9CBE0"/>
+              <w:insideV w:val="single" w:sz="4" w:space="0" w:color="B9CBE0"/>
+            </w:tcBorders>
           </w:tcPr>
           <w:p>
             <w:pPr>
@@ -2837,7 +3501,7 @@
         </w:tc>
         <w:tc>
           <w:tcPr>
-            <w:tcW w:type="dxa" w:w="3312"/>
+            <w:tcW w:type="dxa" w:w="2892"/>
             <w:vAlign w:val="center"/>
             <w:tcMar>
               <w:top w:w="100" w:type="dxa"/>
@@ -2845,6 +3509,14 @@
               <w:bottom w:w="100" w:type="dxa"/>
               <w:end w:w="100" w:type="dxa"/>
             </w:tcMar>
+            <w:tcBorders>
+              <w:top w:val="single" w:sz="4" w:space="0" w:color="B9CBE0"/>
+              <w:left w:val="single" w:sz="4" w:space="0" w:color="B9CBE0"/>
+              <w:bottom w:val="single" w:sz="4" w:space="0" w:color="B9CBE0"/>
+              <w:right w:val="single" w:sz="4" w:space="0" w:color="B9CBE0"/>
+              <w:insideH w:val="single" w:sz="4" w:space="0" w:color="B9CBE0"/>
+              <w:insideV w:val="single" w:sz="4" w:space="0" w:color="B9CBE0"/>
+            </w:tcBorders>
           </w:tcPr>
           <w:p>
             <w:pPr>
@@ -2870,7 +3542,7 @@
       <w:tr>
         <w:tc>
           <w:tcPr>
-            <w:tcW w:type="dxa" w:w="1080"/>
+            <w:tcW w:type="dxa" w:w="943"/>
             <w:vAlign w:val="center"/>
             <w:tcMar>
               <w:top w:w="100" w:type="dxa"/>
@@ -2878,6 +3550,14 @@
               <w:bottom w:w="100" w:type="dxa"/>
               <w:end w:w="100" w:type="dxa"/>
             </w:tcMar>
+            <w:tcBorders>
+              <w:top w:val="single" w:sz="4" w:space="0" w:color="B9CBE0"/>
+              <w:left w:val="single" w:sz="4" w:space="0" w:color="B9CBE0"/>
+              <w:bottom w:val="single" w:sz="4" w:space="0" w:color="B9CBE0"/>
+              <w:right w:val="single" w:sz="4" w:space="0" w:color="B9CBE0"/>
+              <w:insideH w:val="single" w:sz="4" w:space="0" w:color="B9CBE0"/>
+              <w:insideV w:val="single" w:sz="4" w:space="0" w:color="B9CBE0"/>
+            </w:tcBorders>
           </w:tcPr>
           <w:p>
             <w:pPr>
@@ -2901,7 +3581,7 @@
         </w:tc>
         <w:tc>
           <w:tcPr>
-            <w:tcW w:type="dxa" w:w="1656"/>
+            <w:tcW w:type="dxa" w:w="1446"/>
             <w:vAlign w:val="center"/>
             <w:tcMar>
               <w:top w:w="100" w:type="dxa"/>
@@ -2909,6 +3589,14 @@
               <w:bottom w:w="100" w:type="dxa"/>
               <w:end w:w="100" w:type="dxa"/>
             </w:tcMar>
+            <w:tcBorders>
+              <w:top w:val="single" w:sz="4" w:space="0" w:color="B9CBE0"/>
+              <w:left w:val="single" w:sz="4" w:space="0" w:color="B9CBE0"/>
+              <w:bottom w:val="single" w:sz="4" w:space="0" w:color="B9CBE0"/>
+              <w:right w:val="single" w:sz="4" w:space="0" w:color="B9CBE0"/>
+              <w:insideH w:val="single" w:sz="4" w:space="0" w:color="B9CBE0"/>
+              <w:insideV w:val="single" w:sz="4" w:space="0" w:color="B9CBE0"/>
+            </w:tcBorders>
           </w:tcPr>
           <w:p>
             <w:pPr>
@@ -2932,7 +3620,7 @@
         </w:tc>
         <w:tc>
           <w:tcPr>
-            <w:tcW w:type="dxa" w:w="2304"/>
+            <w:tcW w:type="dxa" w:w="2012"/>
             <w:vAlign w:val="center"/>
             <w:tcMar>
               <w:top w:w="100" w:type="dxa"/>
@@ -2940,6 +3628,14 @@
               <w:bottom w:w="100" w:type="dxa"/>
               <w:end w:w="100" w:type="dxa"/>
             </w:tcMar>
+            <w:tcBorders>
+              <w:top w:val="single" w:sz="4" w:space="0" w:color="B9CBE0"/>
+              <w:left w:val="single" w:sz="4" w:space="0" w:color="B9CBE0"/>
+              <w:bottom w:val="single" w:sz="4" w:space="0" w:color="B9CBE0"/>
+              <w:right w:val="single" w:sz="4" w:space="0" w:color="B9CBE0"/>
+              <w:insideH w:val="single" w:sz="4" w:space="0" w:color="B9CBE0"/>
+              <w:insideV w:val="single" w:sz="4" w:space="0" w:color="B9CBE0"/>
+            </w:tcBorders>
           </w:tcPr>
           <w:p>
             <w:pPr>
@@ -2963,7 +3659,7 @@
         </w:tc>
         <w:tc>
           <w:tcPr>
-            <w:tcW w:type="dxa" w:w="2448"/>
+            <w:tcW w:type="dxa" w:w="2138"/>
             <w:vAlign w:val="center"/>
             <w:tcMar>
               <w:top w:w="100" w:type="dxa"/>
@@ -2971,6 +3667,14 @@
               <w:bottom w:w="100" w:type="dxa"/>
               <w:end w:w="100" w:type="dxa"/>
             </w:tcMar>
+            <w:tcBorders>
+              <w:top w:val="single" w:sz="4" w:space="0" w:color="B9CBE0"/>
+              <w:left w:val="single" w:sz="4" w:space="0" w:color="B9CBE0"/>
+              <w:bottom w:val="single" w:sz="4" w:space="0" w:color="B9CBE0"/>
+              <w:right w:val="single" w:sz="4" w:space="0" w:color="B9CBE0"/>
+              <w:insideH w:val="single" w:sz="4" w:space="0" w:color="B9CBE0"/>
+              <w:insideV w:val="single" w:sz="4" w:space="0" w:color="B9CBE0"/>
+            </w:tcBorders>
           </w:tcPr>
           <w:p>
             <w:pPr>
@@ -2994,7 +3698,7 @@
         </w:tc>
         <w:tc>
           <w:tcPr>
-            <w:tcW w:type="dxa" w:w="3312"/>
+            <w:tcW w:type="dxa" w:w="2892"/>
             <w:vAlign w:val="center"/>
             <w:tcMar>
               <w:top w:w="100" w:type="dxa"/>
@@ -3002,6 +3706,14 @@
               <w:bottom w:w="100" w:type="dxa"/>
               <w:end w:w="100" w:type="dxa"/>
             </w:tcMar>
+            <w:tcBorders>
+              <w:top w:val="single" w:sz="4" w:space="0" w:color="B9CBE0"/>
+              <w:left w:val="single" w:sz="4" w:space="0" w:color="B9CBE0"/>
+              <w:bottom w:val="single" w:sz="4" w:space="0" w:color="B9CBE0"/>
+              <w:right w:val="single" w:sz="4" w:space="0" w:color="B9CBE0"/>
+              <w:insideH w:val="single" w:sz="4" w:space="0" w:color="B9CBE0"/>
+              <w:insideV w:val="single" w:sz="4" w:space="0" w:color="B9CBE0"/>
+            </w:tcBorders>
           </w:tcPr>
           <w:p>
             <w:pPr>
@@ -3027,7 +3739,7 @@
       <w:tr>
         <w:tc>
           <w:tcPr>
-            <w:tcW w:type="dxa" w:w="1080"/>
+            <w:tcW w:type="dxa" w:w="943"/>
             <w:vAlign w:val="center"/>
             <w:tcMar>
               <w:top w:w="100" w:type="dxa"/>
@@ -3035,6 +3747,14 @@
               <w:bottom w:w="100" w:type="dxa"/>
               <w:end w:w="100" w:type="dxa"/>
             </w:tcMar>
+            <w:tcBorders>
+              <w:top w:val="single" w:sz="4" w:space="0" w:color="B9CBE0"/>
+              <w:left w:val="single" w:sz="4" w:space="0" w:color="B9CBE0"/>
+              <w:bottom w:val="single" w:sz="4" w:space="0" w:color="B9CBE0"/>
+              <w:right w:val="single" w:sz="4" w:space="0" w:color="B9CBE0"/>
+              <w:insideH w:val="single" w:sz="4" w:space="0" w:color="B9CBE0"/>
+              <w:insideV w:val="single" w:sz="4" w:space="0" w:color="B9CBE0"/>
+            </w:tcBorders>
           </w:tcPr>
           <w:p>
             <w:pPr>
@@ -3058,7 +3778,7 @@
         </w:tc>
         <w:tc>
           <w:tcPr>
-            <w:tcW w:type="dxa" w:w="1656"/>
+            <w:tcW w:type="dxa" w:w="1446"/>
             <w:vAlign w:val="center"/>
             <w:tcMar>
               <w:top w:w="100" w:type="dxa"/>
@@ -3066,6 +3786,14 @@
               <w:bottom w:w="100" w:type="dxa"/>
               <w:end w:w="100" w:type="dxa"/>
             </w:tcMar>
+            <w:tcBorders>
+              <w:top w:val="single" w:sz="4" w:space="0" w:color="B9CBE0"/>
+              <w:left w:val="single" w:sz="4" w:space="0" w:color="B9CBE0"/>
+              <w:bottom w:val="single" w:sz="4" w:space="0" w:color="B9CBE0"/>
+              <w:right w:val="single" w:sz="4" w:space="0" w:color="B9CBE0"/>
+              <w:insideH w:val="single" w:sz="4" w:space="0" w:color="B9CBE0"/>
+              <w:insideV w:val="single" w:sz="4" w:space="0" w:color="B9CBE0"/>
+            </w:tcBorders>
           </w:tcPr>
           <w:p>
             <w:pPr>
@@ -3089,7 +3817,7 @@
         </w:tc>
         <w:tc>
           <w:tcPr>
-            <w:tcW w:type="dxa" w:w="2304"/>
+            <w:tcW w:type="dxa" w:w="2012"/>
             <w:vAlign w:val="center"/>
             <w:tcMar>
               <w:top w:w="100" w:type="dxa"/>
@@ -3097,6 +3825,14 @@
               <w:bottom w:w="100" w:type="dxa"/>
               <w:end w:w="100" w:type="dxa"/>
             </w:tcMar>
+            <w:tcBorders>
+              <w:top w:val="single" w:sz="4" w:space="0" w:color="B9CBE0"/>
+              <w:left w:val="single" w:sz="4" w:space="0" w:color="B9CBE0"/>
+              <w:bottom w:val="single" w:sz="4" w:space="0" w:color="B9CBE0"/>
+              <w:right w:val="single" w:sz="4" w:space="0" w:color="B9CBE0"/>
+              <w:insideH w:val="single" w:sz="4" w:space="0" w:color="B9CBE0"/>
+              <w:insideV w:val="single" w:sz="4" w:space="0" w:color="B9CBE0"/>
+            </w:tcBorders>
           </w:tcPr>
           <w:p>
             <w:pPr>
@@ -3120,7 +3856,7 @@
         </w:tc>
         <w:tc>
           <w:tcPr>
-            <w:tcW w:type="dxa" w:w="2448"/>
+            <w:tcW w:type="dxa" w:w="2138"/>
             <w:vAlign w:val="center"/>
             <w:tcMar>
               <w:top w:w="100" w:type="dxa"/>
@@ -3128,6 +3864,14 @@
               <w:bottom w:w="100" w:type="dxa"/>
               <w:end w:w="100" w:type="dxa"/>
             </w:tcMar>
+            <w:tcBorders>
+              <w:top w:val="single" w:sz="4" w:space="0" w:color="B9CBE0"/>
+              <w:left w:val="single" w:sz="4" w:space="0" w:color="B9CBE0"/>
+              <w:bottom w:val="single" w:sz="4" w:space="0" w:color="B9CBE0"/>
+              <w:right w:val="single" w:sz="4" w:space="0" w:color="B9CBE0"/>
+              <w:insideH w:val="single" w:sz="4" w:space="0" w:color="B9CBE0"/>
+              <w:insideV w:val="single" w:sz="4" w:space="0" w:color="B9CBE0"/>
+            </w:tcBorders>
           </w:tcPr>
           <w:p>
             <w:pPr>
@@ -3151,7 +3895,7 @@
         </w:tc>
         <w:tc>
           <w:tcPr>
-            <w:tcW w:type="dxa" w:w="3312"/>
+            <w:tcW w:type="dxa" w:w="2892"/>
             <w:vAlign w:val="center"/>
             <w:tcMar>
               <w:top w:w="100" w:type="dxa"/>
@@ -3159,6 +3903,14 @@
               <w:bottom w:w="100" w:type="dxa"/>
               <w:end w:w="100" w:type="dxa"/>
             </w:tcMar>
+            <w:tcBorders>
+              <w:top w:val="single" w:sz="4" w:space="0" w:color="B9CBE0"/>
+              <w:left w:val="single" w:sz="4" w:space="0" w:color="B9CBE0"/>
+              <w:bottom w:val="single" w:sz="4" w:space="0" w:color="B9CBE0"/>
+              <w:right w:val="single" w:sz="4" w:space="0" w:color="B9CBE0"/>
+              <w:insideH w:val="single" w:sz="4" w:space="0" w:color="B9CBE0"/>
+              <w:insideV w:val="single" w:sz="4" w:space="0" w:color="B9CBE0"/>
+            </w:tcBorders>
           </w:tcPr>
           <w:p>
             <w:pPr>
@@ -3184,7 +3936,7 @@
       <w:tr>
         <w:tc>
           <w:tcPr>
-            <w:tcW w:type="dxa" w:w="1080"/>
+            <w:tcW w:type="dxa" w:w="943"/>
             <w:vAlign w:val="center"/>
             <w:tcMar>
               <w:top w:w="100" w:type="dxa"/>
@@ -3192,6 +3944,14 @@
               <w:bottom w:w="100" w:type="dxa"/>
               <w:end w:w="100" w:type="dxa"/>
             </w:tcMar>
+            <w:tcBorders>
+              <w:top w:val="single" w:sz="4" w:space="0" w:color="B9CBE0"/>
+              <w:left w:val="single" w:sz="4" w:space="0" w:color="B9CBE0"/>
+              <w:bottom w:val="single" w:sz="4" w:space="0" w:color="B9CBE0"/>
+              <w:right w:val="single" w:sz="4" w:space="0" w:color="B9CBE0"/>
+              <w:insideH w:val="single" w:sz="4" w:space="0" w:color="B9CBE0"/>
+              <w:insideV w:val="single" w:sz="4" w:space="0" w:color="B9CBE0"/>
+            </w:tcBorders>
           </w:tcPr>
           <w:p>
             <w:pPr>
@@ -3215,7 +3975,7 @@
         </w:tc>
         <w:tc>
           <w:tcPr>
-            <w:tcW w:type="dxa" w:w="1656"/>
+            <w:tcW w:type="dxa" w:w="1446"/>
             <w:vAlign w:val="center"/>
             <w:tcMar>
               <w:top w:w="100" w:type="dxa"/>
@@ -3223,6 +3983,14 @@
               <w:bottom w:w="100" w:type="dxa"/>
               <w:end w:w="100" w:type="dxa"/>
             </w:tcMar>
+            <w:tcBorders>
+              <w:top w:val="single" w:sz="4" w:space="0" w:color="B9CBE0"/>
+              <w:left w:val="single" w:sz="4" w:space="0" w:color="B9CBE0"/>
+              <w:bottom w:val="single" w:sz="4" w:space="0" w:color="B9CBE0"/>
+              <w:right w:val="single" w:sz="4" w:space="0" w:color="B9CBE0"/>
+              <w:insideH w:val="single" w:sz="4" w:space="0" w:color="B9CBE0"/>
+              <w:insideV w:val="single" w:sz="4" w:space="0" w:color="B9CBE0"/>
+            </w:tcBorders>
           </w:tcPr>
           <w:p>
             <w:pPr>
@@ -3246,7 +4014,7 @@
         </w:tc>
         <w:tc>
           <w:tcPr>
-            <w:tcW w:type="dxa" w:w="2304"/>
+            <w:tcW w:type="dxa" w:w="2012"/>
             <w:vAlign w:val="center"/>
             <w:tcMar>
               <w:top w:w="100" w:type="dxa"/>
@@ -3254,6 +4022,14 @@
               <w:bottom w:w="100" w:type="dxa"/>
               <w:end w:w="100" w:type="dxa"/>
             </w:tcMar>
+            <w:tcBorders>
+              <w:top w:val="single" w:sz="4" w:space="0" w:color="B9CBE0"/>
+              <w:left w:val="single" w:sz="4" w:space="0" w:color="B9CBE0"/>
+              <w:bottom w:val="single" w:sz="4" w:space="0" w:color="B9CBE0"/>
+              <w:right w:val="single" w:sz="4" w:space="0" w:color="B9CBE0"/>
+              <w:insideH w:val="single" w:sz="4" w:space="0" w:color="B9CBE0"/>
+              <w:insideV w:val="single" w:sz="4" w:space="0" w:color="B9CBE0"/>
+            </w:tcBorders>
           </w:tcPr>
           <w:p>
             <w:pPr>
@@ -3277,7 +4053,7 @@
         </w:tc>
         <w:tc>
           <w:tcPr>
-            <w:tcW w:type="dxa" w:w="2448"/>
+            <w:tcW w:type="dxa" w:w="2138"/>
             <w:vAlign w:val="center"/>
             <w:tcMar>
               <w:top w:w="100" w:type="dxa"/>
@@ -3285,6 +4061,14 @@
               <w:bottom w:w="100" w:type="dxa"/>
               <w:end w:w="100" w:type="dxa"/>
             </w:tcMar>
+            <w:tcBorders>
+              <w:top w:val="single" w:sz="4" w:space="0" w:color="B9CBE0"/>
+              <w:left w:val="single" w:sz="4" w:space="0" w:color="B9CBE0"/>
+              <w:bottom w:val="single" w:sz="4" w:space="0" w:color="B9CBE0"/>
+              <w:right w:val="single" w:sz="4" w:space="0" w:color="B9CBE0"/>
+              <w:insideH w:val="single" w:sz="4" w:space="0" w:color="B9CBE0"/>
+              <w:insideV w:val="single" w:sz="4" w:space="0" w:color="B9CBE0"/>
+            </w:tcBorders>
           </w:tcPr>
           <w:p>
             <w:pPr>
@@ -3308,7 +4092,7 @@
         </w:tc>
         <w:tc>
           <w:tcPr>
-            <w:tcW w:type="dxa" w:w="3312"/>
+            <w:tcW w:type="dxa" w:w="2892"/>
             <w:vAlign w:val="center"/>
             <w:tcMar>
               <w:top w:w="100" w:type="dxa"/>
@@ -3316,6 +4100,14 @@
               <w:bottom w:w="100" w:type="dxa"/>
               <w:end w:w="100" w:type="dxa"/>
             </w:tcMar>
+            <w:tcBorders>
+              <w:top w:val="single" w:sz="4" w:space="0" w:color="B9CBE0"/>
+              <w:left w:val="single" w:sz="4" w:space="0" w:color="B9CBE0"/>
+              <w:bottom w:val="single" w:sz="4" w:space="0" w:color="B9CBE0"/>
+              <w:right w:val="single" w:sz="4" w:space="0" w:color="B9CBE0"/>
+              <w:insideH w:val="single" w:sz="4" w:space="0" w:color="B9CBE0"/>
+              <w:insideV w:val="single" w:sz="4" w:space="0" w:color="B9CBE0"/>
+            </w:tcBorders>
           </w:tcPr>
           <w:p>
             <w:pPr>
@@ -3341,7 +4133,7 @@
       <w:tr>
         <w:tc>
           <w:tcPr>
-            <w:tcW w:type="dxa" w:w="1080"/>
+            <w:tcW w:type="dxa" w:w="943"/>
             <w:vAlign w:val="center"/>
             <w:tcMar>
               <w:top w:w="100" w:type="dxa"/>
@@ -3349,6 +4141,14 @@
               <w:bottom w:w="100" w:type="dxa"/>
               <w:end w:w="100" w:type="dxa"/>
             </w:tcMar>
+            <w:tcBorders>
+              <w:top w:val="single" w:sz="4" w:space="0" w:color="B9CBE0"/>
+              <w:left w:val="single" w:sz="4" w:space="0" w:color="B9CBE0"/>
+              <w:bottom w:val="single" w:sz="4" w:space="0" w:color="B9CBE0"/>
+              <w:right w:val="single" w:sz="4" w:space="0" w:color="B9CBE0"/>
+              <w:insideH w:val="single" w:sz="4" w:space="0" w:color="B9CBE0"/>
+              <w:insideV w:val="single" w:sz="4" w:space="0" w:color="B9CBE0"/>
+            </w:tcBorders>
           </w:tcPr>
           <w:p>
             <w:pPr>
@@ -3372,7 +4172,7 @@
         </w:tc>
         <w:tc>
           <w:tcPr>
-            <w:tcW w:type="dxa" w:w="1656"/>
+            <w:tcW w:type="dxa" w:w="1446"/>
             <w:vAlign w:val="center"/>
             <w:tcMar>
               <w:top w:w="100" w:type="dxa"/>
@@ -3380,6 +4180,14 @@
               <w:bottom w:w="100" w:type="dxa"/>
               <w:end w:w="100" w:type="dxa"/>
             </w:tcMar>
+            <w:tcBorders>
+              <w:top w:val="single" w:sz="4" w:space="0" w:color="B9CBE0"/>
+              <w:left w:val="single" w:sz="4" w:space="0" w:color="B9CBE0"/>
+              <w:bottom w:val="single" w:sz="4" w:space="0" w:color="B9CBE0"/>
+              <w:right w:val="single" w:sz="4" w:space="0" w:color="B9CBE0"/>
+              <w:insideH w:val="single" w:sz="4" w:space="0" w:color="B9CBE0"/>
+              <w:insideV w:val="single" w:sz="4" w:space="0" w:color="B9CBE0"/>
+            </w:tcBorders>
           </w:tcPr>
           <w:p>
             <w:pPr>
@@ -3403,7 +4211,7 @@
         </w:tc>
         <w:tc>
           <w:tcPr>
-            <w:tcW w:type="dxa" w:w="2304"/>
+            <w:tcW w:type="dxa" w:w="2012"/>
             <w:vAlign w:val="center"/>
             <w:tcMar>
               <w:top w:w="100" w:type="dxa"/>
@@ -3411,6 +4219,14 @@
               <w:bottom w:w="100" w:type="dxa"/>
               <w:end w:w="100" w:type="dxa"/>
             </w:tcMar>
+            <w:tcBorders>
+              <w:top w:val="single" w:sz="4" w:space="0" w:color="B9CBE0"/>
+              <w:left w:val="single" w:sz="4" w:space="0" w:color="B9CBE0"/>
+              <w:bottom w:val="single" w:sz="4" w:space="0" w:color="B9CBE0"/>
+              <w:right w:val="single" w:sz="4" w:space="0" w:color="B9CBE0"/>
+              <w:insideH w:val="single" w:sz="4" w:space="0" w:color="B9CBE0"/>
+              <w:insideV w:val="single" w:sz="4" w:space="0" w:color="B9CBE0"/>
+            </w:tcBorders>
           </w:tcPr>
           <w:p>
             <w:pPr>
@@ -3434,7 +4250,7 @@
         </w:tc>
         <w:tc>
           <w:tcPr>
-            <w:tcW w:type="dxa" w:w="2448"/>
+            <w:tcW w:type="dxa" w:w="2138"/>
             <w:vAlign w:val="center"/>
             <w:tcMar>
               <w:top w:w="100" w:type="dxa"/>
@@ -3442,6 +4258,14 @@
               <w:bottom w:w="100" w:type="dxa"/>
               <w:end w:w="100" w:type="dxa"/>
             </w:tcMar>
+            <w:tcBorders>
+              <w:top w:val="single" w:sz="4" w:space="0" w:color="B9CBE0"/>
+              <w:left w:val="single" w:sz="4" w:space="0" w:color="B9CBE0"/>
+              <w:bottom w:val="single" w:sz="4" w:space="0" w:color="B9CBE0"/>
+              <w:right w:val="single" w:sz="4" w:space="0" w:color="B9CBE0"/>
+              <w:insideH w:val="single" w:sz="4" w:space="0" w:color="B9CBE0"/>
+              <w:insideV w:val="single" w:sz="4" w:space="0" w:color="B9CBE0"/>
+            </w:tcBorders>
           </w:tcPr>
           <w:p>
             <w:pPr>
@@ -3465,7 +4289,7 @@
         </w:tc>
         <w:tc>
           <w:tcPr>
-            <w:tcW w:type="dxa" w:w="3312"/>
+            <w:tcW w:type="dxa" w:w="2892"/>
             <w:vAlign w:val="center"/>
             <w:tcMar>
               <w:top w:w="100" w:type="dxa"/>
@@ -3473,6 +4297,14 @@
               <w:bottom w:w="100" w:type="dxa"/>
               <w:end w:w="100" w:type="dxa"/>
             </w:tcMar>
+            <w:tcBorders>
+              <w:top w:val="single" w:sz="4" w:space="0" w:color="B9CBE0"/>
+              <w:left w:val="single" w:sz="4" w:space="0" w:color="B9CBE0"/>
+              <w:bottom w:val="single" w:sz="4" w:space="0" w:color="B9CBE0"/>
+              <w:right w:val="single" w:sz="4" w:space="0" w:color="B9CBE0"/>
+              <w:insideH w:val="single" w:sz="4" w:space="0" w:color="B9CBE0"/>
+              <w:insideV w:val="single" w:sz="4" w:space="0" w:color="B9CBE0"/>
+            </w:tcBorders>
           </w:tcPr>
           <w:p>
             <w:pPr>
@@ -3498,7 +4330,7 @@
       <w:tr>
         <w:tc>
           <w:tcPr>
-            <w:tcW w:type="dxa" w:w="1080"/>
+            <w:tcW w:type="dxa" w:w="943"/>
             <w:vAlign w:val="center"/>
             <w:tcMar>
               <w:top w:w="100" w:type="dxa"/>
@@ -3506,6 +4338,14 @@
               <w:bottom w:w="100" w:type="dxa"/>
               <w:end w:w="100" w:type="dxa"/>
             </w:tcMar>
+            <w:tcBorders>
+              <w:top w:val="single" w:sz="4" w:space="0" w:color="B9CBE0"/>
+              <w:left w:val="single" w:sz="4" w:space="0" w:color="B9CBE0"/>
+              <w:bottom w:val="single" w:sz="4" w:space="0" w:color="B9CBE0"/>
+              <w:right w:val="single" w:sz="4" w:space="0" w:color="B9CBE0"/>
+              <w:insideH w:val="single" w:sz="4" w:space="0" w:color="B9CBE0"/>
+              <w:insideV w:val="single" w:sz="4" w:space="0" w:color="B9CBE0"/>
+            </w:tcBorders>
           </w:tcPr>
           <w:p>
             <w:pPr>
@@ -3529,7 +4369,7 @@
         </w:tc>
         <w:tc>
           <w:tcPr>
-            <w:tcW w:type="dxa" w:w="1656"/>
+            <w:tcW w:type="dxa" w:w="1446"/>
             <w:vAlign w:val="center"/>
             <w:tcMar>
               <w:top w:w="100" w:type="dxa"/>
@@ -3537,6 +4377,14 @@
               <w:bottom w:w="100" w:type="dxa"/>
               <w:end w:w="100" w:type="dxa"/>
             </w:tcMar>
+            <w:tcBorders>
+              <w:top w:val="single" w:sz="4" w:space="0" w:color="B9CBE0"/>
+              <w:left w:val="single" w:sz="4" w:space="0" w:color="B9CBE0"/>
+              <w:bottom w:val="single" w:sz="4" w:space="0" w:color="B9CBE0"/>
+              <w:right w:val="single" w:sz="4" w:space="0" w:color="B9CBE0"/>
+              <w:insideH w:val="single" w:sz="4" w:space="0" w:color="B9CBE0"/>
+              <w:insideV w:val="single" w:sz="4" w:space="0" w:color="B9CBE0"/>
+            </w:tcBorders>
           </w:tcPr>
           <w:p>
             <w:pPr>
@@ -3560,7 +4408,7 @@
         </w:tc>
         <w:tc>
           <w:tcPr>
-            <w:tcW w:type="dxa" w:w="2304"/>
+            <w:tcW w:type="dxa" w:w="2012"/>
             <w:vAlign w:val="center"/>
             <w:tcMar>
               <w:top w:w="100" w:type="dxa"/>
@@ -3568,6 +4416,14 @@
               <w:bottom w:w="100" w:type="dxa"/>
               <w:end w:w="100" w:type="dxa"/>
             </w:tcMar>
+            <w:tcBorders>
+              <w:top w:val="single" w:sz="4" w:space="0" w:color="B9CBE0"/>
+              <w:left w:val="single" w:sz="4" w:space="0" w:color="B9CBE0"/>
+              <w:bottom w:val="single" w:sz="4" w:space="0" w:color="B9CBE0"/>
+              <w:right w:val="single" w:sz="4" w:space="0" w:color="B9CBE0"/>
+              <w:insideH w:val="single" w:sz="4" w:space="0" w:color="B9CBE0"/>
+              <w:insideV w:val="single" w:sz="4" w:space="0" w:color="B9CBE0"/>
+            </w:tcBorders>
           </w:tcPr>
           <w:p>
             <w:pPr>
@@ -3591,7 +4447,7 @@
         </w:tc>
         <w:tc>
           <w:tcPr>
-            <w:tcW w:type="dxa" w:w="2448"/>
+            <w:tcW w:type="dxa" w:w="2138"/>
             <w:vAlign w:val="center"/>
             <w:tcMar>
               <w:top w:w="100" w:type="dxa"/>
@@ -3599,6 +4455,14 @@
               <w:bottom w:w="100" w:type="dxa"/>
               <w:end w:w="100" w:type="dxa"/>
             </w:tcMar>
+            <w:tcBorders>
+              <w:top w:val="single" w:sz="4" w:space="0" w:color="B9CBE0"/>
+              <w:left w:val="single" w:sz="4" w:space="0" w:color="B9CBE0"/>
+              <w:bottom w:val="single" w:sz="4" w:space="0" w:color="B9CBE0"/>
+              <w:right w:val="single" w:sz="4" w:space="0" w:color="B9CBE0"/>
+              <w:insideH w:val="single" w:sz="4" w:space="0" w:color="B9CBE0"/>
+              <w:insideV w:val="single" w:sz="4" w:space="0" w:color="B9CBE0"/>
+            </w:tcBorders>
           </w:tcPr>
           <w:p>
             <w:pPr>
@@ -3622,7 +4486,7 @@
         </w:tc>
         <w:tc>
           <w:tcPr>
-            <w:tcW w:type="dxa" w:w="3312"/>
+            <w:tcW w:type="dxa" w:w="2892"/>
             <w:vAlign w:val="center"/>
             <w:tcMar>
               <w:top w:w="100" w:type="dxa"/>
@@ -3630,6 +4494,14 @@
               <w:bottom w:w="100" w:type="dxa"/>
               <w:end w:w="100" w:type="dxa"/>
             </w:tcMar>
+            <w:tcBorders>
+              <w:top w:val="single" w:sz="4" w:space="0" w:color="B9CBE0"/>
+              <w:left w:val="single" w:sz="4" w:space="0" w:color="B9CBE0"/>
+              <w:bottom w:val="single" w:sz="4" w:space="0" w:color="B9CBE0"/>
+              <w:right w:val="single" w:sz="4" w:space="0" w:color="B9CBE0"/>
+              <w:insideH w:val="single" w:sz="4" w:space="0" w:color="B9CBE0"/>
+              <w:insideV w:val="single" w:sz="4" w:space="0" w:color="B9CBE0"/>
+            </w:tcBorders>
           </w:tcPr>
           <w:p>
             <w:pPr>
@@ -3655,7 +4527,7 @@
       <w:tr>
         <w:tc>
           <w:tcPr>
-            <w:tcW w:type="dxa" w:w="1080"/>
+            <w:tcW w:type="dxa" w:w="943"/>
             <w:vAlign w:val="center"/>
             <w:tcMar>
               <w:top w:w="100" w:type="dxa"/>
@@ -3663,6 +4535,14 @@
               <w:bottom w:w="100" w:type="dxa"/>
               <w:end w:w="100" w:type="dxa"/>
             </w:tcMar>
+            <w:tcBorders>
+              <w:top w:val="single" w:sz="4" w:space="0" w:color="B9CBE0"/>
+              <w:left w:val="single" w:sz="4" w:space="0" w:color="B9CBE0"/>
+              <w:bottom w:val="single" w:sz="4" w:space="0" w:color="B9CBE0"/>
+              <w:right w:val="single" w:sz="4" w:space="0" w:color="B9CBE0"/>
+              <w:insideH w:val="single" w:sz="4" w:space="0" w:color="B9CBE0"/>
+              <w:insideV w:val="single" w:sz="4" w:space="0" w:color="B9CBE0"/>
+            </w:tcBorders>
           </w:tcPr>
           <w:p>
             <w:pPr>
@@ -3686,7 +4566,7 @@
         </w:tc>
         <w:tc>
           <w:tcPr>
-            <w:tcW w:type="dxa" w:w="1656"/>
+            <w:tcW w:type="dxa" w:w="1446"/>
             <w:vAlign w:val="center"/>
             <w:tcMar>
               <w:top w:w="100" w:type="dxa"/>
@@ -3694,6 +4574,14 @@
               <w:bottom w:w="100" w:type="dxa"/>
               <w:end w:w="100" w:type="dxa"/>
             </w:tcMar>
+            <w:tcBorders>
+              <w:top w:val="single" w:sz="4" w:space="0" w:color="B9CBE0"/>
+              <w:left w:val="single" w:sz="4" w:space="0" w:color="B9CBE0"/>
+              <w:bottom w:val="single" w:sz="4" w:space="0" w:color="B9CBE0"/>
+              <w:right w:val="single" w:sz="4" w:space="0" w:color="B9CBE0"/>
+              <w:insideH w:val="single" w:sz="4" w:space="0" w:color="B9CBE0"/>
+              <w:insideV w:val="single" w:sz="4" w:space="0" w:color="B9CBE0"/>
+            </w:tcBorders>
           </w:tcPr>
           <w:p>
             <w:pPr>
@@ -3717,7 +4605,7 @@
         </w:tc>
         <w:tc>
           <w:tcPr>
-            <w:tcW w:type="dxa" w:w="2304"/>
+            <w:tcW w:type="dxa" w:w="2012"/>
             <w:vAlign w:val="center"/>
             <w:tcMar>
               <w:top w:w="100" w:type="dxa"/>
@@ -3725,6 +4613,14 @@
               <w:bottom w:w="100" w:type="dxa"/>
               <w:end w:w="100" w:type="dxa"/>
             </w:tcMar>
+            <w:tcBorders>
+              <w:top w:val="single" w:sz="4" w:space="0" w:color="B9CBE0"/>
+              <w:left w:val="single" w:sz="4" w:space="0" w:color="B9CBE0"/>
+              <w:bottom w:val="single" w:sz="4" w:space="0" w:color="B9CBE0"/>
+              <w:right w:val="single" w:sz="4" w:space="0" w:color="B9CBE0"/>
+              <w:insideH w:val="single" w:sz="4" w:space="0" w:color="B9CBE0"/>
+              <w:insideV w:val="single" w:sz="4" w:space="0" w:color="B9CBE0"/>
+            </w:tcBorders>
           </w:tcPr>
           <w:p>
             <w:pPr>
@@ -3748,7 +4644,7 @@
         </w:tc>
         <w:tc>
           <w:tcPr>
-            <w:tcW w:type="dxa" w:w="2448"/>
+            <w:tcW w:type="dxa" w:w="2138"/>
             <w:vAlign w:val="center"/>
             <w:tcMar>
               <w:top w:w="100" w:type="dxa"/>
@@ -3756,6 +4652,14 @@
               <w:bottom w:w="100" w:type="dxa"/>
               <w:end w:w="100" w:type="dxa"/>
             </w:tcMar>
+            <w:tcBorders>
+              <w:top w:val="single" w:sz="4" w:space="0" w:color="B9CBE0"/>
+              <w:left w:val="single" w:sz="4" w:space="0" w:color="B9CBE0"/>
+              <w:bottom w:val="single" w:sz="4" w:space="0" w:color="B9CBE0"/>
+              <w:right w:val="single" w:sz="4" w:space="0" w:color="B9CBE0"/>
+              <w:insideH w:val="single" w:sz="4" w:space="0" w:color="B9CBE0"/>
+              <w:insideV w:val="single" w:sz="4" w:space="0" w:color="B9CBE0"/>
+            </w:tcBorders>
           </w:tcPr>
           <w:p>
             <w:pPr>
@@ -3779,7 +4683,7 @@
         </w:tc>
         <w:tc>
           <w:tcPr>
-            <w:tcW w:type="dxa" w:w="3312"/>
+            <w:tcW w:type="dxa" w:w="2892"/>
             <w:vAlign w:val="center"/>
             <w:tcMar>
               <w:top w:w="100" w:type="dxa"/>
@@ -3787,6 +4691,14 @@
               <w:bottom w:w="100" w:type="dxa"/>
               <w:end w:w="100" w:type="dxa"/>
             </w:tcMar>
+            <w:tcBorders>
+              <w:top w:val="single" w:sz="4" w:space="0" w:color="B9CBE0"/>
+              <w:left w:val="single" w:sz="4" w:space="0" w:color="B9CBE0"/>
+              <w:bottom w:val="single" w:sz="4" w:space="0" w:color="B9CBE0"/>
+              <w:right w:val="single" w:sz="4" w:space="0" w:color="B9CBE0"/>
+              <w:insideH w:val="single" w:sz="4" w:space="0" w:color="B9CBE0"/>
+              <w:insideV w:val="single" w:sz="4" w:space="0" w:color="B9CBE0"/>
+            </w:tcBorders>
           </w:tcPr>
           <w:p>
             <w:pPr>
@@ -3812,7 +4724,7 @@
       <w:tr>
         <w:tc>
           <w:tcPr>
-            <w:tcW w:type="dxa" w:w="1080"/>
+            <w:tcW w:type="dxa" w:w="943"/>
             <w:vAlign w:val="center"/>
             <w:tcMar>
               <w:top w:w="100" w:type="dxa"/>
@@ -3820,6 +4732,14 @@
               <w:bottom w:w="100" w:type="dxa"/>
               <w:end w:w="100" w:type="dxa"/>
             </w:tcMar>
+            <w:tcBorders>
+              <w:top w:val="single" w:sz="4" w:space="0" w:color="B9CBE0"/>
+              <w:left w:val="single" w:sz="4" w:space="0" w:color="B9CBE0"/>
+              <w:bottom w:val="single" w:sz="4" w:space="0" w:color="B9CBE0"/>
+              <w:right w:val="single" w:sz="4" w:space="0" w:color="B9CBE0"/>
+              <w:insideH w:val="single" w:sz="4" w:space="0" w:color="B9CBE0"/>
+              <w:insideV w:val="single" w:sz="4" w:space="0" w:color="B9CBE0"/>
+            </w:tcBorders>
           </w:tcPr>
           <w:p>
             <w:pPr>
@@ -3843,7 +4763,7 @@
         </w:tc>
         <w:tc>
           <w:tcPr>
-            <w:tcW w:type="dxa" w:w="1656"/>
+            <w:tcW w:type="dxa" w:w="1446"/>
             <w:vAlign w:val="center"/>
             <w:tcMar>
               <w:top w:w="100" w:type="dxa"/>
@@ -3851,6 +4771,14 @@
               <w:bottom w:w="100" w:type="dxa"/>
               <w:end w:w="100" w:type="dxa"/>
             </w:tcMar>
+            <w:tcBorders>
+              <w:top w:val="single" w:sz="4" w:space="0" w:color="B9CBE0"/>
+              <w:left w:val="single" w:sz="4" w:space="0" w:color="B9CBE0"/>
+              <w:bottom w:val="single" w:sz="4" w:space="0" w:color="B9CBE0"/>
+              <w:right w:val="single" w:sz="4" w:space="0" w:color="B9CBE0"/>
+              <w:insideH w:val="single" w:sz="4" w:space="0" w:color="B9CBE0"/>
+              <w:insideV w:val="single" w:sz="4" w:space="0" w:color="B9CBE0"/>
+            </w:tcBorders>
           </w:tcPr>
           <w:p>
             <w:pPr>
@@ -3874,7 +4802,7 @@
         </w:tc>
         <w:tc>
           <w:tcPr>
-            <w:tcW w:type="dxa" w:w="2304"/>
+            <w:tcW w:type="dxa" w:w="2012"/>
             <w:vAlign w:val="center"/>
             <w:tcMar>
               <w:top w:w="100" w:type="dxa"/>
@@ -3882,6 +4810,14 @@
               <w:bottom w:w="100" w:type="dxa"/>
               <w:end w:w="100" w:type="dxa"/>
             </w:tcMar>
+            <w:tcBorders>
+              <w:top w:val="single" w:sz="4" w:space="0" w:color="B9CBE0"/>
+              <w:left w:val="single" w:sz="4" w:space="0" w:color="B9CBE0"/>
+              <w:bottom w:val="single" w:sz="4" w:space="0" w:color="B9CBE0"/>
+              <w:right w:val="single" w:sz="4" w:space="0" w:color="B9CBE0"/>
+              <w:insideH w:val="single" w:sz="4" w:space="0" w:color="B9CBE0"/>
+              <w:insideV w:val="single" w:sz="4" w:space="0" w:color="B9CBE0"/>
+            </w:tcBorders>
           </w:tcPr>
           <w:p>
             <w:pPr>
@@ -3905,7 +4841,7 @@
         </w:tc>
         <w:tc>
           <w:tcPr>
-            <w:tcW w:type="dxa" w:w="2448"/>
+            <w:tcW w:type="dxa" w:w="2138"/>
             <w:vAlign w:val="center"/>
             <w:tcMar>
               <w:top w:w="100" w:type="dxa"/>
@@ -3913,6 +4849,14 @@
               <w:bottom w:w="100" w:type="dxa"/>
               <w:end w:w="100" w:type="dxa"/>
             </w:tcMar>
+            <w:tcBorders>
+              <w:top w:val="single" w:sz="4" w:space="0" w:color="B9CBE0"/>
+              <w:left w:val="single" w:sz="4" w:space="0" w:color="B9CBE0"/>
+              <w:bottom w:val="single" w:sz="4" w:space="0" w:color="B9CBE0"/>
+              <w:right w:val="single" w:sz="4" w:space="0" w:color="B9CBE0"/>
+              <w:insideH w:val="single" w:sz="4" w:space="0" w:color="B9CBE0"/>
+              <w:insideV w:val="single" w:sz="4" w:space="0" w:color="B9CBE0"/>
+            </w:tcBorders>
           </w:tcPr>
           <w:p>
             <w:pPr>
@@ -3936,7 +4880,7 @@
         </w:tc>
         <w:tc>
           <w:tcPr>
-            <w:tcW w:type="dxa" w:w="3312"/>
+            <w:tcW w:type="dxa" w:w="2892"/>
             <w:vAlign w:val="center"/>
             <w:tcMar>
               <w:top w:w="100" w:type="dxa"/>
@@ -3944,6 +4888,14 @@
               <w:bottom w:w="100" w:type="dxa"/>
               <w:end w:w="100" w:type="dxa"/>
             </w:tcMar>
+            <w:tcBorders>
+              <w:top w:val="single" w:sz="4" w:space="0" w:color="B9CBE0"/>
+              <w:left w:val="single" w:sz="4" w:space="0" w:color="B9CBE0"/>
+              <w:bottom w:val="single" w:sz="4" w:space="0" w:color="B9CBE0"/>
+              <w:right w:val="single" w:sz="4" w:space="0" w:color="B9CBE0"/>
+              <w:insideH w:val="single" w:sz="4" w:space="0" w:color="B9CBE0"/>
+              <w:insideV w:val="single" w:sz="4" w:space="0" w:color="B9CBE0"/>
+            </w:tcBorders>
           </w:tcPr>
           <w:p>
             <w:pPr>
@@ -3969,7 +4921,7 @@
       <w:tr>
         <w:tc>
           <w:tcPr>
-            <w:tcW w:type="dxa" w:w="1080"/>
+            <w:tcW w:type="dxa" w:w="943"/>
             <w:vAlign w:val="center"/>
             <w:tcMar>
               <w:top w:w="100" w:type="dxa"/>
@@ -3977,6 +4929,14 @@
               <w:bottom w:w="100" w:type="dxa"/>
               <w:end w:w="100" w:type="dxa"/>
             </w:tcMar>
+            <w:tcBorders>
+              <w:top w:val="single" w:sz="4" w:space="0" w:color="B9CBE0"/>
+              <w:left w:val="single" w:sz="4" w:space="0" w:color="B9CBE0"/>
+              <w:bottom w:val="single" w:sz="4" w:space="0" w:color="B9CBE0"/>
+              <w:right w:val="single" w:sz="4" w:space="0" w:color="B9CBE0"/>
+              <w:insideH w:val="single" w:sz="4" w:space="0" w:color="B9CBE0"/>
+              <w:insideV w:val="single" w:sz="4" w:space="0" w:color="B9CBE0"/>
+            </w:tcBorders>
           </w:tcPr>
           <w:p>
             <w:pPr>
@@ -4000,7 +4960,7 @@
         </w:tc>
         <w:tc>
           <w:tcPr>
-            <w:tcW w:type="dxa" w:w="1656"/>
+            <w:tcW w:type="dxa" w:w="1446"/>
             <w:vAlign w:val="center"/>
             <w:tcMar>
               <w:top w:w="100" w:type="dxa"/>
@@ -4008,6 +4968,14 @@
               <w:bottom w:w="100" w:type="dxa"/>
               <w:end w:w="100" w:type="dxa"/>
             </w:tcMar>
+            <w:tcBorders>
+              <w:top w:val="single" w:sz="4" w:space="0" w:color="B9CBE0"/>
+              <w:left w:val="single" w:sz="4" w:space="0" w:color="B9CBE0"/>
+              <w:bottom w:val="single" w:sz="4" w:space="0" w:color="B9CBE0"/>
+              <w:right w:val="single" w:sz="4" w:space="0" w:color="B9CBE0"/>
+              <w:insideH w:val="single" w:sz="4" w:space="0" w:color="B9CBE0"/>
+              <w:insideV w:val="single" w:sz="4" w:space="0" w:color="B9CBE0"/>
+            </w:tcBorders>
           </w:tcPr>
           <w:p>
             <w:pPr>
@@ -4031,7 +4999,7 @@
         </w:tc>
         <w:tc>
           <w:tcPr>
-            <w:tcW w:type="dxa" w:w="2304"/>
+            <w:tcW w:type="dxa" w:w="2012"/>
             <w:vAlign w:val="center"/>
             <w:tcMar>
               <w:top w:w="100" w:type="dxa"/>
@@ -4039,6 +5007,14 @@
               <w:bottom w:w="100" w:type="dxa"/>
               <w:end w:w="100" w:type="dxa"/>
             </w:tcMar>
+            <w:tcBorders>
+              <w:top w:val="single" w:sz="4" w:space="0" w:color="B9CBE0"/>
+              <w:left w:val="single" w:sz="4" w:space="0" w:color="B9CBE0"/>
+              <w:bottom w:val="single" w:sz="4" w:space="0" w:color="B9CBE0"/>
+              <w:right w:val="single" w:sz="4" w:space="0" w:color="B9CBE0"/>
+              <w:insideH w:val="single" w:sz="4" w:space="0" w:color="B9CBE0"/>
+              <w:insideV w:val="single" w:sz="4" w:space="0" w:color="B9CBE0"/>
+            </w:tcBorders>
           </w:tcPr>
           <w:p>
             <w:pPr>
@@ -4062,7 +5038,7 @@
         </w:tc>
         <w:tc>
           <w:tcPr>
-            <w:tcW w:type="dxa" w:w="2448"/>
+            <w:tcW w:type="dxa" w:w="2138"/>
             <w:vAlign w:val="center"/>
             <w:tcMar>
               <w:top w:w="100" w:type="dxa"/>
@@ -4070,6 +5046,14 @@
               <w:bottom w:w="100" w:type="dxa"/>
               <w:end w:w="100" w:type="dxa"/>
             </w:tcMar>
+            <w:tcBorders>
+              <w:top w:val="single" w:sz="4" w:space="0" w:color="B9CBE0"/>
+              <w:left w:val="single" w:sz="4" w:space="0" w:color="B9CBE0"/>
+              <w:bottom w:val="single" w:sz="4" w:space="0" w:color="B9CBE0"/>
+              <w:right w:val="single" w:sz="4" w:space="0" w:color="B9CBE0"/>
+              <w:insideH w:val="single" w:sz="4" w:space="0" w:color="B9CBE0"/>
+              <w:insideV w:val="single" w:sz="4" w:space="0" w:color="B9CBE0"/>
+            </w:tcBorders>
           </w:tcPr>
           <w:p>
             <w:pPr>
@@ -4093,7 +5077,7 @@
         </w:tc>
         <w:tc>
           <w:tcPr>
-            <w:tcW w:type="dxa" w:w="3312"/>
+            <w:tcW w:type="dxa" w:w="2892"/>
             <w:vAlign w:val="center"/>
             <w:tcMar>
               <w:top w:w="100" w:type="dxa"/>
@@ -4101,6 +5085,14 @@
               <w:bottom w:w="100" w:type="dxa"/>
               <w:end w:w="100" w:type="dxa"/>
             </w:tcMar>
+            <w:tcBorders>
+              <w:top w:val="single" w:sz="4" w:space="0" w:color="B9CBE0"/>
+              <w:left w:val="single" w:sz="4" w:space="0" w:color="B9CBE0"/>
+              <w:bottom w:val="single" w:sz="4" w:space="0" w:color="B9CBE0"/>
+              <w:right w:val="single" w:sz="4" w:space="0" w:color="B9CBE0"/>
+              <w:insideH w:val="single" w:sz="4" w:space="0" w:color="B9CBE0"/>
+              <w:insideV w:val="single" w:sz="4" w:space="0" w:color="B9CBE0"/>
+            </w:tcBorders>
           </w:tcPr>
           <w:p>
             <w:pPr>
@@ -4211,17 +5203,17 @@
     </w:p>
     <w:tbl>
       <w:tblPr>
-        <w:tblW w:type="auto" w:w="0"/>
+        <w:tblW w:type="dxa" w:w="9432"/>
         <w:jc w:val="center"/>
         <w:tblLayout w:type="fixed"/>
         <w:tblLook w:firstColumn="1" w:firstRow="1" w:lastColumn="0" w:lastRow="0" w:noHBand="0" w:noVBand="1" w:val="04A0"/>
         <w:tblBorders>
-          <w:top w:val="single" w:sz="4" w:space="0" w:color="D6DEE8"/>
-          <w:left w:val="single" w:sz="4" w:space="0" w:color="D6DEE8"/>
-          <w:bottom w:val="single" w:sz="4" w:space="0" w:color="D6DEE8"/>
-          <w:right w:val="single" w:sz="4" w:space="0" w:color="D6DEE8"/>
-          <w:insideH w:val="single" w:sz="4" w:space="0" w:color="D6DEE8"/>
-          <w:insideV w:val="single" w:sz="4" w:space="0" w:color="D6DEE8"/>
+          <w:top w:val="single" w:sz="4" w:space="0" w:color="B9CBE0"/>
+          <w:left w:val="single" w:sz="4" w:space="0" w:color="B9CBE0"/>
+          <w:bottom w:val="single" w:sz="4" w:space="0" w:color="B9CBE0"/>
+          <w:right w:val="single" w:sz="4" w:space="0" w:color="B9CBE0"/>
+          <w:insideH w:val="single" w:sz="4" w:space="0" w:color="B9CBE0"/>
+          <w:insideV w:val="single" w:sz="4" w:space="0" w:color="B9CBE0"/>
         </w:tblBorders>
       </w:tblPr>
       <w:tblGrid>
@@ -4236,7 +5228,7 @@
         </w:trPr>
         <w:tc>
           <w:tcPr>
-            <w:tcW w:type="dxa" w:w="648"/>
+            <w:tcW w:type="dxa" w:w="566"/>
             <w:vAlign w:val="center"/>
             <w:tcMar>
               <w:top w:w="100" w:type="dxa"/>
@@ -4245,6 +5237,14 @@
               <w:end w:w="100" w:type="dxa"/>
             </w:tcMar>
             <w:shd w:fill="1F4E79"/>
+            <w:tcBorders>
+              <w:top w:val="single" w:sz="4" w:space="0" w:color="1F4E79"/>
+              <w:left w:val="single" w:sz="4" w:space="0" w:color="1F4E79"/>
+              <w:bottom w:val="single" w:sz="4" w:space="0" w:color="1F4E79"/>
+              <w:right w:val="single" w:sz="4" w:space="0" w:color="1F4E79"/>
+              <w:insideH w:val="single" w:sz="4" w:space="0" w:color="1F4E79"/>
+              <w:insideV w:val="single" w:sz="4" w:space="0" w:color="1F4E79"/>
+            </w:tcBorders>
           </w:tcPr>
           <w:p>
             <w:pPr>
@@ -4265,7 +5265,7 @@
         </w:tc>
         <w:tc>
           <w:tcPr>
-            <w:tcW w:type="dxa" w:w="4320"/>
+            <w:tcW w:type="dxa" w:w="3773"/>
             <w:vAlign w:val="center"/>
             <w:tcMar>
               <w:top w:w="100" w:type="dxa"/>
@@ -4274,6 +5274,14 @@
               <w:end w:w="100" w:type="dxa"/>
             </w:tcMar>
             <w:shd w:fill="1F4E79"/>
+            <w:tcBorders>
+              <w:top w:val="single" w:sz="4" w:space="0" w:color="1F4E79"/>
+              <w:left w:val="single" w:sz="4" w:space="0" w:color="1F4E79"/>
+              <w:bottom w:val="single" w:sz="4" w:space="0" w:color="1F4E79"/>
+              <w:right w:val="single" w:sz="4" w:space="0" w:color="1F4E79"/>
+              <w:insideH w:val="single" w:sz="4" w:space="0" w:color="1F4E79"/>
+              <w:insideV w:val="single" w:sz="4" w:space="0" w:color="1F4E79"/>
+            </w:tcBorders>
           </w:tcPr>
           <w:p>
             <w:pPr>
@@ -4294,7 +5302,7 @@
         </w:tc>
         <w:tc>
           <w:tcPr>
-            <w:tcW w:type="dxa" w:w="1944"/>
+            <w:tcW w:type="dxa" w:w="1698"/>
             <w:vAlign w:val="center"/>
             <w:tcMar>
               <w:top w:w="100" w:type="dxa"/>
@@ -4303,6 +5311,14 @@
               <w:end w:w="100" w:type="dxa"/>
             </w:tcMar>
             <w:shd w:fill="1F4E79"/>
+            <w:tcBorders>
+              <w:top w:val="single" w:sz="4" w:space="0" w:color="1F4E79"/>
+              <w:left w:val="single" w:sz="4" w:space="0" w:color="1F4E79"/>
+              <w:bottom w:val="single" w:sz="4" w:space="0" w:color="1F4E79"/>
+              <w:right w:val="single" w:sz="4" w:space="0" w:color="1F4E79"/>
+              <w:insideH w:val="single" w:sz="4" w:space="0" w:color="1F4E79"/>
+              <w:insideV w:val="single" w:sz="4" w:space="0" w:color="1F4E79"/>
+            </w:tcBorders>
           </w:tcPr>
           <w:p>
             <w:pPr>
@@ -4323,7 +5339,7 @@
         </w:tc>
         <w:tc>
           <w:tcPr>
-            <w:tcW w:type="dxa" w:w="3888"/>
+            <w:tcW w:type="dxa" w:w="3396"/>
             <w:vAlign w:val="center"/>
             <w:tcMar>
               <w:top w:w="100" w:type="dxa"/>
@@ -4332,6 +5348,14 @@
               <w:end w:w="100" w:type="dxa"/>
             </w:tcMar>
             <w:shd w:fill="1F4E79"/>
+            <w:tcBorders>
+              <w:top w:val="single" w:sz="4" w:space="0" w:color="1F4E79"/>
+              <w:left w:val="single" w:sz="4" w:space="0" w:color="1F4E79"/>
+              <w:bottom w:val="single" w:sz="4" w:space="0" w:color="1F4E79"/>
+              <w:right w:val="single" w:sz="4" w:space="0" w:color="1F4E79"/>
+              <w:insideH w:val="single" w:sz="4" w:space="0" w:color="1F4E79"/>
+              <w:insideV w:val="single" w:sz="4" w:space="0" w:color="1F4E79"/>
+            </w:tcBorders>
           </w:tcPr>
           <w:p>
             <w:pPr>
@@ -4354,7 +5378,7 @@
       <w:tr>
         <w:tc>
           <w:tcPr>
-            <w:tcW w:type="dxa" w:w="648"/>
+            <w:tcW w:type="dxa" w:w="566"/>
             <w:vAlign w:val="center"/>
             <w:tcMar>
               <w:top w:w="100" w:type="dxa"/>
@@ -4362,6 +5386,14 @@
               <w:bottom w:w="100" w:type="dxa"/>
               <w:end w:w="100" w:type="dxa"/>
             </w:tcMar>
+            <w:tcBorders>
+              <w:top w:val="single" w:sz="4" w:space="0" w:color="B9CBE0"/>
+              <w:left w:val="single" w:sz="4" w:space="0" w:color="B9CBE0"/>
+              <w:bottom w:val="single" w:sz="4" w:space="0" w:color="B9CBE0"/>
+              <w:right w:val="single" w:sz="4" w:space="0" w:color="B9CBE0"/>
+              <w:insideH w:val="single" w:sz="4" w:space="0" w:color="B9CBE0"/>
+              <w:insideV w:val="single" w:sz="4" w:space="0" w:color="B9CBE0"/>
+            </w:tcBorders>
           </w:tcPr>
           <w:p>
             <w:pPr>
@@ -4385,7 +5417,7 @@
         </w:tc>
         <w:tc>
           <w:tcPr>
-            <w:tcW w:type="dxa" w:w="4320"/>
+            <w:tcW w:type="dxa" w:w="3773"/>
             <w:vAlign w:val="center"/>
             <w:tcMar>
               <w:top w:w="100" w:type="dxa"/>
@@ -4393,6 +5425,14 @@
               <w:bottom w:w="100" w:type="dxa"/>
               <w:end w:w="100" w:type="dxa"/>
             </w:tcMar>
+            <w:tcBorders>
+              <w:top w:val="single" w:sz="4" w:space="0" w:color="B9CBE0"/>
+              <w:left w:val="single" w:sz="4" w:space="0" w:color="B9CBE0"/>
+              <w:bottom w:val="single" w:sz="4" w:space="0" w:color="B9CBE0"/>
+              <w:right w:val="single" w:sz="4" w:space="0" w:color="B9CBE0"/>
+              <w:insideH w:val="single" w:sz="4" w:space="0" w:color="B9CBE0"/>
+              <w:insideV w:val="single" w:sz="4" w:space="0" w:color="B9CBE0"/>
+            </w:tcBorders>
           </w:tcPr>
           <w:p>
             <w:pPr>
@@ -4416,7 +5456,7 @@
         </w:tc>
         <w:tc>
           <w:tcPr>
-            <w:tcW w:type="dxa" w:w="1944"/>
+            <w:tcW w:type="dxa" w:w="1698"/>
             <w:vAlign w:val="center"/>
             <w:tcMar>
               <w:top w:w="100" w:type="dxa"/>
@@ -4424,6 +5464,14 @@
               <w:bottom w:w="100" w:type="dxa"/>
               <w:end w:w="100" w:type="dxa"/>
             </w:tcMar>
+            <w:tcBorders>
+              <w:top w:val="single" w:sz="4" w:space="0" w:color="B9CBE0"/>
+              <w:left w:val="single" w:sz="4" w:space="0" w:color="B9CBE0"/>
+              <w:bottom w:val="single" w:sz="4" w:space="0" w:color="B9CBE0"/>
+              <w:right w:val="single" w:sz="4" w:space="0" w:color="B9CBE0"/>
+              <w:insideH w:val="single" w:sz="4" w:space="0" w:color="B9CBE0"/>
+              <w:insideV w:val="single" w:sz="4" w:space="0" w:color="B9CBE0"/>
+            </w:tcBorders>
           </w:tcPr>
           <w:p>
             <w:pPr>
@@ -4447,7 +5495,7 @@
         </w:tc>
         <w:tc>
           <w:tcPr>
-            <w:tcW w:type="dxa" w:w="3888"/>
+            <w:tcW w:type="dxa" w:w="3396"/>
             <w:vAlign w:val="center"/>
             <w:tcMar>
               <w:top w:w="100" w:type="dxa"/>
@@ -4455,6 +5503,14 @@
               <w:bottom w:w="100" w:type="dxa"/>
               <w:end w:w="100" w:type="dxa"/>
             </w:tcMar>
+            <w:tcBorders>
+              <w:top w:val="single" w:sz="4" w:space="0" w:color="B9CBE0"/>
+              <w:left w:val="single" w:sz="4" w:space="0" w:color="B9CBE0"/>
+              <w:bottom w:val="single" w:sz="4" w:space="0" w:color="B9CBE0"/>
+              <w:right w:val="single" w:sz="4" w:space="0" w:color="B9CBE0"/>
+              <w:insideH w:val="single" w:sz="4" w:space="0" w:color="B9CBE0"/>
+              <w:insideV w:val="single" w:sz="4" w:space="0" w:color="B9CBE0"/>
+            </w:tcBorders>
           </w:tcPr>
           <w:p>
             <w:pPr>
@@ -4480,7 +5536,7 @@
       <w:tr>
         <w:tc>
           <w:tcPr>
-            <w:tcW w:type="dxa" w:w="648"/>
+            <w:tcW w:type="dxa" w:w="566"/>
             <w:vAlign w:val="center"/>
             <w:tcMar>
               <w:top w:w="100" w:type="dxa"/>
@@ -4488,6 +5544,14 @@
               <w:bottom w:w="100" w:type="dxa"/>
               <w:end w:w="100" w:type="dxa"/>
             </w:tcMar>
+            <w:tcBorders>
+              <w:top w:val="single" w:sz="4" w:space="0" w:color="B9CBE0"/>
+              <w:left w:val="single" w:sz="4" w:space="0" w:color="B9CBE0"/>
+              <w:bottom w:val="single" w:sz="4" w:space="0" w:color="B9CBE0"/>
+              <w:right w:val="single" w:sz="4" w:space="0" w:color="B9CBE0"/>
+              <w:insideH w:val="single" w:sz="4" w:space="0" w:color="B9CBE0"/>
+              <w:insideV w:val="single" w:sz="4" w:space="0" w:color="B9CBE0"/>
+            </w:tcBorders>
           </w:tcPr>
           <w:p>
             <w:pPr>
@@ -4511,7 +5575,7 @@
         </w:tc>
         <w:tc>
           <w:tcPr>
-            <w:tcW w:type="dxa" w:w="4320"/>
+            <w:tcW w:type="dxa" w:w="3773"/>
             <w:vAlign w:val="center"/>
             <w:tcMar>
               <w:top w:w="100" w:type="dxa"/>
@@ -4519,6 +5583,14 @@
               <w:bottom w:w="100" w:type="dxa"/>
               <w:end w:w="100" w:type="dxa"/>
             </w:tcMar>
+            <w:tcBorders>
+              <w:top w:val="single" w:sz="4" w:space="0" w:color="B9CBE0"/>
+              <w:left w:val="single" w:sz="4" w:space="0" w:color="B9CBE0"/>
+              <w:bottom w:val="single" w:sz="4" w:space="0" w:color="B9CBE0"/>
+              <w:right w:val="single" w:sz="4" w:space="0" w:color="B9CBE0"/>
+              <w:insideH w:val="single" w:sz="4" w:space="0" w:color="B9CBE0"/>
+              <w:insideV w:val="single" w:sz="4" w:space="0" w:color="B9CBE0"/>
+            </w:tcBorders>
           </w:tcPr>
           <w:p>
             <w:pPr>
@@ -4542,7 +5614,7 @@
         </w:tc>
         <w:tc>
           <w:tcPr>
-            <w:tcW w:type="dxa" w:w="1944"/>
+            <w:tcW w:type="dxa" w:w="1698"/>
             <w:vAlign w:val="center"/>
             <w:tcMar>
               <w:top w:w="100" w:type="dxa"/>
@@ -4550,6 +5622,14 @@
               <w:bottom w:w="100" w:type="dxa"/>
               <w:end w:w="100" w:type="dxa"/>
             </w:tcMar>
+            <w:tcBorders>
+              <w:top w:val="single" w:sz="4" w:space="0" w:color="B9CBE0"/>
+              <w:left w:val="single" w:sz="4" w:space="0" w:color="B9CBE0"/>
+              <w:bottom w:val="single" w:sz="4" w:space="0" w:color="B9CBE0"/>
+              <w:right w:val="single" w:sz="4" w:space="0" w:color="B9CBE0"/>
+              <w:insideH w:val="single" w:sz="4" w:space="0" w:color="B9CBE0"/>
+              <w:insideV w:val="single" w:sz="4" w:space="0" w:color="B9CBE0"/>
+            </w:tcBorders>
           </w:tcPr>
           <w:p>
             <w:pPr>
@@ -4573,7 +5653,7 @@
         </w:tc>
         <w:tc>
           <w:tcPr>
-            <w:tcW w:type="dxa" w:w="3888"/>
+            <w:tcW w:type="dxa" w:w="3396"/>
             <w:vAlign w:val="center"/>
             <w:tcMar>
               <w:top w:w="100" w:type="dxa"/>
@@ -4581,6 +5661,14 @@
               <w:bottom w:w="100" w:type="dxa"/>
               <w:end w:w="100" w:type="dxa"/>
             </w:tcMar>
+            <w:tcBorders>
+              <w:top w:val="single" w:sz="4" w:space="0" w:color="B9CBE0"/>
+              <w:left w:val="single" w:sz="4" w:space="0" w:color="B9CBE0"/>
+              <w:bottom w:val="single" w:sz="4" w:space="0" w:color="B9CBE0"/>
+              <w:right w:val="single" w:sz="4" w:space="0" w:color="B9CBE0"/>
+              <w:insideH w:val="single" w:sz="4" w:space="0" w:color="B9CBE0"/>
+              <w:insideV w:val="single" w:sz="4" w:space="0" w:color="B9CBE0"/>
+            </w:tcBorders>
           </w:tcPr>
           <w:p>
             <w:pPr>
@@ -4606,7 +5694,7 @@
       <w:tr>
         <w:tc>
           <w:tcPr>
-            <w:tcW w:type="dxa" w:w="648"/>
+            <w:tcW w:type="dxa" w:w="566"/>
             <w:vAlign w:val="center"/>
             <w:tcMar>
               <w:top w:w="100" w:type="dxa"/>
@@ -4614,6 +5702,14 @@
               <w:bottom w:w="100" w:type="dxa"/>
               <w:end w:w="100" w:type="dxa"/>
             </w:tcMar>
+            <w:tcBorders>
+              <w:top w:val="single" w:sz="4" w:space="0" w:color="B9CBE0"/>
+              <w:left w:val="single" w:sz="4" w:space="0" w:color="B9CBE0"/>
+              <w:bottom w:val="single" w:sz="4" w:space="0" w:color="B9CBE0"/>
+              <w:right w:val="single" w:sz="4" w:space="0" w:color="B9CBE0"/>
+              <w:insideH w:val="single" w:sz="4" w:space="0" w:color="B9CBE0"/>
+              <w:insideV w:val="single" w:sz="4" w:space="0" w:color="B9CBE0"/>
+            </w:tcBorders>
           </w:tcPr>
           <w:p>
             <w:pPr>
@@ -4637,7 +5733,7 @@
         </w:tc>
         <w:tc>
           <w:tcPr>
-            <w:tcW w:type="dxa" w:w="4320"/>
+            <w:tcW w:type="dxa" w:w="3773"/>
             <w:vAlign w:val="center"/>
             <w:tcMar>
               <w:top w:w="100" w:type="dxa"/>
@@ -4645,6 +5741,14 @@
               <w:bottom w:w="100" w:type="dxa"/>
               <w:end w:w="100" w:type="dxa"/>
             </w:tcMar>
+            <w:tcBorders>
+              <w:top w:val="single" w:sz="4" w:space="0" w:color="B9CBE0"/>
+              <w:left w:val="single" w:sz="4" w:space="0" w:color="B9CBE0"/>
+              <w:bottom w:val="single" w:sz="4" w:space="0" w:color="B9CBE0"/>
+              <w:right w:val="single" w:sz="4" w:space="0" w:color="B9CBE0"/>
+              <w:insideH w:val="single" w:sz="4" w:space="0" w:color="B9CBE0"/>
+              <w:insideV w:val="single" w:sz="4" w:space="0" w:color="B9CBE0"/>
+            </w:tcBorders>
           </w:tcPr>
           <w:p>
             <w:pPr>
@@ -4668,7 +5772,7 @@
         </w:tc>
         <w:tc>
           <w:tcPr>
-            <w:tcW w:type="dxa" w:w="1944"/>
+            <w:tcW w:type="dxa" w:w="1698"/>
             <w:vAlign w:val="center"/>
             <w:tcMar>
               <w:top w:w="100" w:type="dxa"/>
@@ -4676,6 +5780,14 @@
               <w:bottom w:w="100" w:type="dxa"/>
               <w:end w:w="100" w:type="dxa"/>
             </w:tcMar>
+            <w:tcBorders>
+              <w:top w:val="single" w:sz="4" w:space="0" w:color="B9CBE0"/>
+              <w:left w:val="single" w:sz="4" w:space="0" w:color="B9CBE0"/>
+              <w:bottom w:val="single" w:sz="4" w:space="0" w:color="B9CBE0"/>
+              <w:right w:val="single" w:sz="4" w:space="0" w:color="B9CBE0"/>
+              <w:insideH w:val="single" w:sz="4" w:space="0" w:color="B9CBE0"/>
+              <w:insideV w:val="single" w:sz="4" w:space="0" w:color="B9CBE0"/>
+            </w:tcBorders>
           </w:tcPr>
           <w:p>
             <w:pPr>
@@ -4699,7 +5811,7 @@
         </w:tc>
         <w:tc>
           <w:tcPr>
-            <w:tcW w:type="dxa" w:w="3888"/>
+            <w:tcW w:type="dxa" w:w="3396"/>
             <w:vAlign w:val="center"/>
             <w:tcMar>
               <w:top w:w="100" w:type="dxa"/>
@@ -4707,6 +5819,14 @@
               <w:bottom w:w="100" w:type="dxa"/>
               <w:end w:w="100" w:type="dxa"/>
             </w:tcMar>
+            <w:tcBorders>
+              <w:top w:val="single" w:sz="4" w:space="0" w:color="B9CBE0"/>
+              <w:left w:val="single" w:sz="4" w:space="0" w:color="B9CBE0"/>
+              <w:bottom w:val="single" w:sz="4" w:space="0" w:color="B9CBE0"/>
+              <w:right w:val="single" w:sz="4" w:space="0" w:color="B9CBE0"/>
+              <w:insideH w:val="single" w:sz="4" w:space="0" w:color="B9CBE0"/>
+              <w:insideV w:val="single" w:sz="4" w:space="0" w:color="B9CBE0"/>
+            </w:tcBorders>
           </w:tcPr>
           <w:p>
             <w:pPr>
@@ -4732,7 +5852,7 @@
       <w:tr>
         <w:tc>
           <w:tcPr>
-            <w:tcW w:type="dxa" w:w="648"/>
+            <w:tcW w:type="dxa" w:w="566"/>
             <w:vAlign w:val="center"/>
             <w:tcMar>
               <w:top w:w="100" w:type="dxa"/>
@@ -4740,6 +5860,14 @@
               <w:bottom w:w="100" w:type="dxa"/>
               <w:end w:w="100" w:type="dxa"/>
             </w:tcMar>
+            <w:tcBorders>
+              <w:top w:val="single" w:sz="4" w:space="0" w:color="B9CBE0"/>
+              <w:left w:val="single" w:sz="4" w:space="0" w:color="B9CBE0"/>
+              <w:bottom w:val="single" w:sz="4" w:space="0" w:color="B9CBE0"/>
+              <w:right w:val="single" w:sz="4" w:space="0" w:color="B9CBE0"/>
+              <w:insideH w:val="single" w:sz="4" w:space="0" w:color="B9CBE0"/>
+              <w:insideV w:val="single" w:sz="4" w:space="0" w:color="B9CBE0"/>
+            </w:tcBorders>
           </w:tcPr>
           <w:p>
             <w:pPr>
@@ -4763,7 +5891,7 @@
         </w:tc>
         <w:tc>
           <w:tcPr>
-            <w:tcW w:type="dxa" w:w="4320"/>
+            <w:tcW w:type="dxa" w:w="3773"/>
             <w:vAlign w:val="center"/>
             <w:tcMar>
               <w:top w:w="100" w:type="dxa"/>
@@ -4771,6 +5899,14 @@
               <w:bottom w:w="100" w:type="dxa"/>
               <w:end w:w="100" w:type="dxa"/>
             </w:tcMar>
+            <w:tcBorders>
+              <w:top w:val="single" w:sz="4" w:space="0" w:color="B9CBE0"/>
+              <w:left w:val="single" w:sz="4" w:space="0" w:color="B9CBE0"/>
+              <w:bottom w:val="single" w:sz="4" w:space="0" w:color="B9CBE0"/>
+              <w:right w:val="single" w:sz="4" w:space="0" w:color="B9CBE0"/>
+              <w:insideH w:val="single" w:sz="4" w:space="0" w:color="B9CBE0"/>
+              <w:insideV w:val="single" w:sz="4" w:space="0" w:color="B9CBE0"/>
+            </w:tcBorders>
           </w:tcPr>
           <w:p>
             <w:pPr>
@@ -4794,7 +5930,7 @@
         </w:tc>
         <w:tc>
           <w:tcPr>
-            <w:tcW w:type="dxa" w:w="1944"/>
+            <w:tcW w:type="dxa" w:w="1698"/>
             <w:vAlign w:val="center"/>
             <w:tcMar>
               <w:top w:w="100" w:type="dxa"/>
@@ -4802,6 +5938,14 @@
               <w:bottom w:w="100" w:type="dxa"/>
               <w:end w:w="100" w:type="dxa"/>
             </w:tcMar>
+            <w:tcBorders>
+              <w:top w:val="single" w:sz="4" w:space="0" w:color="B9CBE0"/>
+              <w:left w:val="single" w:sz="4" w:space="0" w:color="B9CBE0"/>
+              <w:bottom w:val="single" w:sz="4" w:space="0" w:color="B9CBE0"/>
+              <w:right w:val="single" w:sz="4" w:space="0" w:color="B9CBE0"/>
+              <w:insideH w:val="single" w:sz="4" w:space="0" w:color="B9CBE0"/>
+              <w:insideV w:val="single" w:sz="4" w:space="0" w:color="B9CBE0"/>
+            </w:tcBorders>
           </w:tcPr>
           <w:p>
             <w:pPr>
@@ -4825,7 +5969,7 @@
         </w:tc>
         <w:tc>
           <w:tcPr>
-            <w:tcW w:type="dxa" w:w="3888"/>
+            <w:tcW w:type="dxa" w:w="3396"/>
             <w:vAlign w:val="center"/>
             <w:tcMar>
               <w:top w:w="100" w:type="dxa"/>
@@ -4833,6 +5977,14 @@
               <w:bottom w:w="100" w:type="dxa"/>
               <w:end w:w="100" w:type="dxa"/>
             </w:tcMar>
+            <w:tcBorders>
+              <w:top w:val="single" w:sz="4" w:space="0" w:color="B9CBE0"/>
+              <w:left w:val="single" w:sz="4" w:space="0" w:color="B9CBE0"/>
+              <w:bottom w:val="single" w:sz="4" w:space="0" w:color="B9CBE0"/>
+              <w:right w:val="single" w:sz="4" w:space="0" w:color="B9CBE0"/>
+              <w:insideH w:val="single" w:sz="4" w:space="0" w:color="B9CBE0"/>
+              <w:insideV w:val="single" w:sz="4" w:space="0" w:color="B9CBE0"/>
+            </w:tcBorders>
           </w:tcPr>
           <w:p>
             <w:pPr>
@@ -4858,7 +6010,7 @@
       <w:tr>
         <w:tc>
           <w:tcPr>
-            <w:tcW w:type="dxa" w:w="648"/>
+            <w:tcW w:type="dxa" w:w="566"/>
             <w:vAlign w:val="center"/>
             <w:tcMar>
               <w:top w:w="100" w:type="dxa"/>
@@ -4866,6 +6018,14 @@
               <w:bottom w:w="100" w:type="dxa"/>
               <w:end w:w="100" w:type="dxa"/>
             </w:tcMar>
+            <w:tcBorders>
+              <w:top w:val="single" w:sz="4" w:space="0" w:color="B9CBE0"/>
+              <w:left w:val="single" w:sz="4" w:space="0" w:color="B9CBE0"/>
+              <w:bottom w:val="single" w:sz="4" w:space="0" w:color="B9CBE0"/>
+              <w:right w:val="single" w:sz="4" w:space="0" w:color="B9CBE0"/>
+              <w:insideH w:val="single" w:sz="4" w:space="0" w:color="B9CBE0"/>
+              <w:insideV w:val="single" w:sz="4" w:space="0" w:color="B9CBE0"/>
+            </w:tcBorders>
           </w:tcPr>
           <w:p>
             <w:pPr>
@@ -4889,7 +6049,7 @@
         </w:tc>
         <w:tc>
           <w:tcPr>
-            <w:tcW w:type="dxa" w:w="4320"/>
+            <w:tcW w:type="dxa" w:w="3773"/>
             <w:vAlign w:val="center"/>
             <w:tcMar>
               <w:top w:w="100" w:type="dxa"/>
@@ -4897,6 +6057,14 @@
               <w:bottom w:w="100" w:type="dxa"/>
               <w:end w:w="100" w:type="dxa"/>
             </w:tcMar>
+            <w:tcBorders>
+              <w:top w:val="single" w:sz="4" w:space="0" w:color="B9CBE0"/>
+              <w:left w:val="single" w:sz="4" w:space="0" w:color="B9CBE0"/>
+              <w:bottom w:val="single" w:sz="4" w:space="0" w:color="B9CBE0"/>
+              <w:right w:val="single" w:sz="4" w:space="0" w:color="B9CBE0"/>
+              <w:insideH w:val="single" w:sz="4" w:space="0" w:color="B9CBE0"/>
+              <w:insideV w:val="single" w:sz="4" w:space="0" w:color="B9CBE0"/>
+            </w:tcBorders>
           </w:tcPr>
           <w:p>
             <w:pPr>
@@ -4920,7 +6088,7 @@
         </w:tc>
         <w:tc>
           <w:tcPr>
-            <w:tcW w:type="dxa" w:w="1944"/>
+            <w:tcW w:type="dxa" w:w="1698"/>
             <w:vAlign w:val="center"/>
             <w:tcMar>
               <w:top w:w="100" w:type="dxa"/>
@@ -4928,6 +6096,14 @@
               <w:bottom w:w="100" w:type="dxa"/>
               <w:end w:w="100" w:type="dxa"/>
             </w:tcMar>
+            <w:tcBorders>
+              <w:top w:val="single" w:sz="4" w:space="0" w:color="B9CBE0"/>
+              <w:left w:val="single" w:sz="4" w:space="0" w:color="B9CBE0"/>
+              <w:bottom w:val="single" w:sz="4" w:space="0" w:color="B9CBE0"/>
+              <w:right w:val="single" w:sz="4" w:space="0" w:color="B9CBE0"/>
+              <w:insideH w:val="single" w:sz="4" w:space="0" w:color="B9CBE0"/>
+              <w:insideV w:val="single" w:sz="4" w:space="0" w:color="B9CBE0"/>
+            </w:tcBorders>
           </w:tcPr>
           <w:p>
             <w:pPr>
@@ -4951,7 +6127,7 @@
         </w:tc>
         <w:tc>
           <w:tcPr>
-            <w:tcW w:type="dxa" w:w="3888"/>
+            <w:tcW w:type="dxa" w:w="3396"/>
             <w:vAlign w:val="center"/>
             <w:tcMar>
               <w:top w:w="100" w:type="dxa"/>
@@ -4959,6 +6135,14 @@
               <w:bottom w:w="100" w:type="dxa"/>
               <w:end w:w="100" w:type="dxa"/>
             </w:tcMar>
+            <w:tcBorders>
+              <w:top w:val="single" w:sz="4" w:space="0" w:color="B9CBE0"/>
+              <w:left w:val="single" w:sz="4" w:space="0" w:color="B9CBE0"/>
+              <w:bottom w:val="single" w:sz="4" w:space="0" w:color="B9CBE0"/>
+              <w:right w:val="single" w:sz="4" w:space="0" w:color="B9CBE0"/>
+              <w:insideH w:val="single" w:sz="4" w:space="0" w:color="B9CBE0"/>
+              <w:insideV w:val="single" w:sz="4" w:space="0" w:color="B9CBE0"/>
+            </w:tcBorders>
           </w:tcPr>
           <w:p>
             <w:pPr>
@@ -4984,7 +6168,7 @@
       <w:tr>
         <w:tc>
           <w:tcPr>
-            <w:tcW w:type="dxa" w:w="648"/>
+            <w:tcW w:type="dxa" w:w="566"/>
             <w:vAlign w:val="center"/>
             <w:tcMar>
               <w:top w:w="100" w:type="dxa"/>
@@ -4992,6 +6176,14 @@
               <w:bottom w:w="100" w:type="dxa"/>
               <w:end w:w="100" w:type="dxa"/>
             </w:tcMar>
+            <w:tcBorders>
+              <w:top w:val="single" w:sz="4" w:space="0" w:color="B9CBE0"/>
+              <w:left w:val="single" w:sz="4" w:space="0" w:color="B9CBE0"/>
+              <w:bottom w:val="single" w:sz="4" w:space="0" w:color="B9CBE0"/>
+              <w:right w:val="single" w:sz="4" w:space="0" w:color="B9CBE0"/>
+              <w:insideH w:val="single" w:sz="4" w:space="0" w:color="B9CBE0"/>
+              <w:insideV w:val="single" w:sz="4" w:space="0" w:color="B9CBE0"/>
+            </w:tcBorders>
           </w:tcPr>
           <w:p>
             <w:pPr>
@@ -5015,7 +6207,7 @@
         </w:tc>
         <w:tc>
           <w:tcPr>
-            <w:tcW w:type="dxa" w:w="4320"/>
+            <w:tcW w:type="dxa" w:w="3773"/>
             <w:vAlign w:val="center"/>
             <w:tcMar>
               <w:top w:w="100" w:type="dxa"/>
@@ -5023,6 +6215,14 @@
               <w:bottom w:w="100" w:type="dxa"/>
               <w:end w:w="100" w:type="dxa"/>
             </w:tcMar>
+            <w:tcBorders>
+              <w:top w:val="single" w:sz="4" w:space="0" w:color="B9CBE0"/>
+              <w:left w:val="single" w:sz="4" w:space="0" w:color="B9CBE0"/>
+              <w:bottom w:val="single" w:sz="4" w:space="0" w:color="B9CBE0"/>
+              <w:right w:val="single" w:sz="4" w:space="0" w:color="B9CBE0"/>
+              <w:insideH w:val="single" w:sz="4" w:space="0" w:color="B9CBE0"/>
+              <w:insideV w:val="single" w:sz="4" w:space="0" w:color="B9CBE0"/>
+            </w:tcBorders>
           </w:tcPr>
           <w:p>
             <w:pPr>
@@ -5046,7 +6246,7 @@
         </w:tc>
         <w:tc>
           <w:tcPr>
-            <w:tcW w:type="dxa" w:w="1944"/>
+            <w:tcW w:type="dxa" w:w="1698"/>
             <w:vAlign w:val="center"/>
             <w:tcMar>
               <w:top w:w="100" w:type="dxa"/>
@@ -5054,6 +6254,14 @@
               <w:bottom w:w="100" w:type="dxa"/>
               <w:end w:w="100" w:type="dxa"/>
             </w:tcMar>
+            <w:tcBorders>
+              <w:top w:val="single" w:sz="4" w:space="0" w:color="B9CBE0"/>
+              <w:left w:val="single" w:sz="4" w:space="0" w:color="B9CBE0"/>
+              <w:bottom w:val="single" w:sz="4" w:space="0" w:color="B9CBE0"/>
+              <w:right w:val="single" w:sz="4" w:space="0" w:color="B9CBE0"/>
+              <w:insideH w:val="single" w:sz="4" w:space="0" w:color="B9CBE0"/>
+              <w:insideV w:val="single" w:sz="4" w:space="0" w:color="B9CBE0"/>
+            </w:tcBorders>
           </w:tcPr>
           <w:p>
             <w:pPr>
@@ -5077,7 +6285,7 @@
         </w:tc>
         <w:tc>
           <w:tcPr>
-            <w:tcW w:type="dxa" w:w="3888"/>
+            <w:tcW w:type="dxa" w:w="3396"/>
             <w:vAlign w:val="center"/>
             <w:tcMar>
               <w:top w:w="100" w:type="dxa"/>
@@ -5085,6 +6293,14 @@
               <w:bottom w:w="100" w:type="dxa"/>
               <w:end w:w="100" w:type="dxa"/>
             </w:tcMar>
+            <w:tcBorders>
+              <w:top w:val="single" w:sz="4" w:space="0" w:color="B9CBE0"/>
+              <w:left w:val="single" w:sz="4" w:space="0" w:color="B9CBE0"/>
+              <w:bottom w:val="single" w:sz="4" w:space="0" w:color="B9CBE0"/>
+              <w:right w:val="single" w:sz="4" w:space="0" w:color="B9CBE0"/>
+              <w:insideH w:val="single" w:sz="4" w:space="0" w:color="B9CBE0"/>
+              <w:insideV w:val="single" w:sz="4" w:space="0" w:color="B9CBE0"/>
+            </w:tcBorders>
           </w:tcPr>
           <w:p>
             <w:pPr>
@@ -5110,7 +6326,7 @@
       <w:tr>
         <w:tc>
           <w:tcPr>
-            <w:tcW w:type="dxa" w:w="648"/>
+            <w:tcW w:type="dxa" w:w="566"/>
             <w:vAlign w:val="center"/>
             <w:tcMar>
               <w:top w:w="100" w:type="dxa"/>
@@ -5118,6 +6334,14 @@
               <w:bottom w:w="100" w:type="dxa"/>
               <w:end w:w="100" w:type="dxa"/>
             </w:tcMar>
+            <w:tcBorders>
+              <w:top w:val="single" w:sz="4" w:space="0" w:color="B9CBE0"/>
+              <w:left w:val="single" w:sz="4" w:space="0" w:color="B9CBE0"/>
+              <w:bottom w:val="single" w:sz="4" w:space="0" w:color="B9CBE0"/>
+              <w:right w:val="single" w:sz="4" w:space="0" w:color="B9CBE0"/>
+              <w:insideH w:val="single" w:sz="4" w:space="0" w:color="B9CBE0"/>
+              <w:insideV w:val="single" w:sz="4" w:space="0" w:color="B9CBE0"/>
+            </w:tcBorders>
           </w:tcPr>
           <w:p>
             <w:pPr>
@@ -5141,7 +6365,7 @@
         </w:tc>
         <w:tc>
           <w:tcPr>
-            <w:tcW w:type="dxa" w:w="4320"/>
+            <w:tcW w:type="dxa" w:w="3773"/>
             <w:vAlign w:val="center"/>
             <w:tcMar>
               <w:top w:w="100" w:type="dxa"/>
@@ -5149,6 +6373,14 @@
               <w:bottom w:w="100" w:type="dxa"/>
               <w:end w:w="100" w:type="dxa"/>
             </w:tcMar>
+            <w:tcBorders>
+              <w:top w:val="single" w:sz="4" w:space="0" w:color="B9CBE0"/>
+              <w:left w:val="single" w:sz="4" w:space="0" w:color="B9CBE0"/>
+              <w:bottom w:val="single" w:sz="4" w:space="0" w:color="B9CBE0"/>
+              <w:right w:val="single" w:sz="4" w:space="0" w:color="B9CBE0"/>
+              <w:insideH w:val="single" w:sz="4" w:space="0" w:color="B9CBE0"/>
+              <w:insideV w:val="single" w:sz="4" w:space="0" w:color="B9CBE0"/>
+            </w:tcBorders>
           </w:tcPr>
           <w:p>
             <w:pPr>
@@ -5172,7 +6404,7 @@
         </w:tc>
         <w:tc>
           <w:tcPr>
-            <w:tcW w:type="dxa" w:w="1944"/>
+            <w:tcW w:type="dxa" w:w="1698"/>
             <w:vAlign w:val="center"/>
             <w:tcMar>
               <w:top w:w="100" w:type="dxa"/>
@@ -5180,6 +6412,14 @@
               <w:bottom w:w="100" w:type="dxa"/>
               <w:end w:w="100" w:type="dxa"/>
             </w:tcMar>
+            <w:tcBorders>
+              <w:top w:val="single" w:sz="4" w:space="0" w:color="B9CBE0"/>
+              <w:left w:val="single" w:sz="4" w:space="0" w:color="B9CBE0"/>
+              <w:bottom w:val="single" w:sz="4" w:space="0" w:color="B9CBE0"/>
+              <w:right w:val="single" w:sz="4" w:space="0" w:color="B9CBE0"/>
+              <w:insideH w:val="single" w:sz="4" w:space="0" w:color="B9CBE0"/>
+              <w:insideV w:val="single" w:sz="4" w:space="0" w:color="B9CBE0"/>
+            </w:tcBorders>
           </w:tcPr>
           <w:p>
             <w:pPr>
@@ -5203,7 +6443,7 @@
         </w:tc>
         <w:tc>
           <w:tcPr>
-            <w:tcW w:type="dxa" w:w="3888"/>
+            <w:tcW w:type="dxa" w:w="3396"/>
             <w:vAlign w:val="center"/>
             <w:tcMar>
               <w:top w:w="100" w:type="dxa"/>
@@ -5211,6 +6451,14 @@
               <w:bottom w:w="100" w:type="dxa"/>
               <w:end w:w="100" w:type="dxa"/>
             </w:tcMar>
+            <w:tcBorders>
+              <w:top w:val="single" w:sz="4" w:space="0" w:color="B9CBE0"/>
+              <w:left w:val="single" w:sz="4" w:space="0" w:color="B9CBE0"/>
+              <w:bottom w:val="single" w:sz="4" w:space="0" w:color="B9CBE0"/>
+              <w:right w:val="single" w:sz="4" w:space="0" w:color="B9CBE0"/>
+              <w:insideH w:val="single" w:sz="4" w:space="0" w:color="B9CBE0"/>
+              <w:insideV w:val="single" w:sz="4" w:space="0" w:color="B9CBE0"/>
+            </w:tcBorders>
           </w:tcPr>
           <w:p>
             <w:pPr>
@@ -5236,7 +6484,7 @@
       <w:tr>
         <w:tc>
           <w:tcPr>
-            <w:tcW w:type="dxa" w:w="648"/>
+            <w:tcW w:type="dxa" w:w="566"/>
             <w:vAlign w:val="center"/>
             <w:tcMar>
               <w:top w:w="100" w:type="dxa"/>
@@ -5244,6 +6492,14 @@
               <w:bottom w:w="100" w:type="dxa"/>
               <w:end w:w="100" w:type="dxa"/>
             </w:tcMar>
+            <w:tcBorders>
+              <w:top w:val="single" w:sz="4" w:space="0" w:color="B9CBE0"/>
+              <w:left w:val="single" w:sz="4" w:space="0" w:color="B9CBE0"/>
+              <w:bottom w:val="single" w:sz="4" w:space="0" w:color="B9CBE0"/>
+              <w:right w:val="single" w:sz="4" w:space="0" w:color="B9CBE0"/>
+              <w:insideH w:val="single" w:sz="4" w:space="0" w:color="B9CBE0"/>
+              <w:insideV w:val="single" w:sz="4" w:space="0" w:color="B9CBE0"/>
+            </w:tcBorders>
           </w:tcPr>
           <w:p>
             <w:pPr>
@@ -5267,7 +6523,7 @@
         </w:tc>
         <w:tc>
           <w:tcPr>
-            <w:tcW w:type="dxa" w:w="4320"/>
+            <w:tcW w:type="dxa" w:w="3773"/>
             <w:vAlign w:val="center"/>
             <w:tcMar>
               <w:top w:w="100" w:type="dxa"/>
@@ -5275,6 +6531,14 @@
               <w:bottom w:w="100" w:type="dxa"/>
               <w:end w:w="100" w:type="dxa"/>
             </w:tcMar>
+            <w:tcBorders>
+              <w:top w:val="single" w:sz="4" w:space="0" w:color="B9CBE0"/>
+              <w:left w:val="single" w:sz="4" w:space="0" w:color="B9CBE0"/>
+              <w:bottom w:val="single" w:sz="4" w:space="0" w:color="B9CBE0"/>
+              <w:right w:val="single" w:sz="4" w:space="0" w:color="B9CBE0"/>
+              <w:insideH w:val="single" w:sz="4" w:space="0" w:color="B9CBE0"/>
+              <w:insideV w:val="single" w:sz="4" w:space="0" w:color="B9CBE0"/>
+            </w:tcBorders>
           </w:tcPr>
           <w:p>
             <w:pPr>
@@ -5298,7 +6562,7 @@
         </w:tc>
         <w:tc>
           <w:tcPr>
-            <w:tcW w:type="dxa" w:w="1944"/>
+            <w:tcW w:type="dxa" w:w="1698"/>
             <w:vAlign w:val="center"/>
             <w:tcMar>
               <w:top w:w="100" w:type="dxa"/>
@@ -5306,6 +6570,14 @@
               <w:bottom w:w="100" w:type="dxa"/>
               <w:end w:w="100" w:type="dxa"/>
             </w:tcMar>
+            <w:tcBorders>
+              <w:top w:val="single" w:sz="4" w:space="0" w:color="B9CBE0"/>
+              <w:left w:val="single" w:sz="4" w:space="0" w:color="B9CBE0"/>
+              <w:bottom w:val="single" w:sz="4" w:space="0" w:color="B9CBE0"/>
+              <w:right w:val="single" w:sz="4" w:space="0" w:color="B9CBE0"/>
+              <w:insideH w:val="single" w:sz="4" w:space="0" w:color="B9CBE0"/>
+              <w:insideV w:val="single" w:sz="4" w:space="0" w:color="B9CBE0"/>
+            </w:tcBorders>
           </w:tcPr>
           <w:p>
             <w:pPr>
@@ -5329,7 +6601,7 @@
         </w:tc>
         <w:tc>
           <w:tcPr>
-            <w:tcW w:type="dxa" w:w="3888"/>
+            <w:tcW w:type="dxa" w:w="3396"/>
             <w:vAlign w:val="center"/>
             <w:tcMar>
               <w:top w:w="100" w:type="dxa"/>
@@ -5337,6 +6609,14 @@
               <w:bottom w:w="100" w:type="dxa"/>
               <w:end w:w="100" w:type="dxa"/>
             </w:tcMar>
+            <w:tcBorders>
+              <w:top w:val="single" w:sz="4" w:space="0" w:color="B9CBE0"/>
+              <w:left w:val="single" w:sz="4" w:space="0" w:color="B9CBE0"/>
+              <w:bottom w:val="single" w:sz="4" w:space="0" w:color="B9CBE0"/>
+              <w:right w:val="single" w:sz="4" w:space="0" w:color="B9CBE0"/>
+              <w:insideH w:val="single" w:sz="4" w:space="0" w:color="B9CBE0"/>
+              <w:insideV w:val="single" w:sz="4" w:space="0" w:color="B9CBE0"/>
+            </w:tcBorders>
           </w:tcPr>
           <w:p>
             <w:pPr>
@@ -5362,7 +6642,7 @@
       <w:tr>
         <w:tc>
           <w:tcPr>
-            <w:tcW w:type="dxa" w:w="648"/>
+            <w:tcW w:type="dxa" w:w="566"/>
             <w:vAlign w:val="center"/>
             <w:tcMar>
               <w:top w:w="100" w:type="dxa"/>
@@ -5370,6 +6650,14 @@
               <w:bottom w:w="100" w:type="dxa"/>
               <w:end w:w="100" w:type="dxa"/>
             </w:tcMar>
+            <w:tcBorders>
+              <w:top w:val="single" w:sz="4" w:space="0" w:color="B9CBE0"/>
+              <w:left w:val="single" w:sz="4" w:space="0" w:color="B9CBE0"/>
+              <w:bottom w:val="single" w:sz="4" w:space="0" w:color="B9CBE0"/>
+              <w:right w:val="single" w:sz="4" w:space="0" w:color="B9CBE0"/>
+              <w:insideH w:val="single" w:sz="4" w:space="0" w:color="B9CBE0"/>
+              <w:insideV w:val="single" w:sz="4" w:space="0" w:color="B9CBE0"/>
+            </w:tcBorders>
           </w:tcPr>
           <w:p>
             <w:pPr>
@@ -5393,7 +6681,7 @@
         </w:tc>
         <w:tc>
           <w:tcPr>
-            <w:tcW w:type="dxa" w:w="4320"/>
+            <w:tcW w:type="dxa" w:w="3773"/>
             <w:vAlign w:val="center"/>
             <w:tcMar>
               <w:top w:w="100" w:type="dxa"/>
@@ -5401,6 +6689,14 @@
               <w:bottom w:w="100" w:type="dxa"/>
               <w:end w:w="100" w:type="dxa"/>
             </w:tcMar>
+            <w:tcBorders>
+              <w:top w:val="single" w:sz="4" w:space="0" w:color="B9CBE0"/>
+              <w:left w:val="single" w:sz="4" w:space="0" w:color="B9CBE0"/>
+              <w:bottom w:val="single" w:sz="4" w:space="0" w:color="B9CBE0"/>
+              <w:right w:val="single" w:sz="4" w:space="0" w:color="B9CBE0"/>
+              <w:insideH w:val="single" w:sz="4" w:space="0" w:color="B9CBE0"/>
+              <w:insideV w:val="single" w:sz="4" w:space="0" w:color="B9CBE0"/>
+            </w:tcBorders>
           </w:tcPr>
           <w:p>
             <w:pPr>
@@ -5424,7 +6720,7 @@
         </w:tc>
         <w:tc>
           <w:tcPr>
-            <w:tcW w:type="dxa" w:w="1944"/>
+            <w:tcW w:type="dxa" w:w="1698"/>
             <w:vAlign w:val="center"/>
             <w:tcMar>
               <w:top w:w="100" w:type="dxa"/>
@@ -5432,6 +6728,14 @@
               <w:bottom w:w="100" w:type="dxa"/>
               <w:end w:w="100" w:type="dxa"/>
             </w:tcMar>
+            <w:tcBorders>
+              <w:top w:val="single" w:sz="4" w:space="0" w:color="B9CBE0"/>
+              <w:left w:val="single" w:sz="4" w:space="0" w:color="B9CBE0"/>
+              <w:bottom w:val="single" w:sz="4" w:space="0" w:color="B9CBE0"/>
+              <w:right w:val="single" w:sz="4" w:space="0" w:color="B9CBE0"/>
+              <w:insideH w:val="single" w:sz="4" w:space="0" w:color="B9CBE0"/>
+              <w:insideV w:val="single" w:sz="4" w:space="0" w:color="B9CBE0"/>
+            </w:tcBorders>
           </w:tcPr>
           <w:p>
             <w:pPr>
@@ -5455,7 +6759,7 @@
         </w:tc>
         <w:tc>
           <w:tcPr>
-            <w:tcW w:type="dxa" w:w="3888"/>
+            <w:tcW w:type="dxa" w:w="3396"/>
             <w:vAlign w:val="center"/>
             <w:tcMar>
               <w:top w:w="100" w:type="dxa"/>
@@ -5463,6 +6767,14 @@
               <w:bottom w:w="100" w:type="dxa"/>
               <w:end w:w="100" w:type="dxa"/>
             </w:tcMar>
+            <w:tcBorders>
+              <w:top w:val="single" w:sz="4" w:space="0" w:color="B9CBE0"/>
+              <w:left w:val="single" w:sz="4" w:space="0" w:color="B9CBE0"/>
+              <w:bottom w:val="single" w:sz="4" w:space="0" w:color="B9CBE0"/>
+              <w:right w:val="single" w:sz="4" w:space="0" w:color="B9CBE0"/>
+              <w:insideH w:val="single" w:sz="4" w:space="0" w:color="B9CBE0"/>
+              <w:insideV w:val="single" w:sz="4" w:space="0" w:color="B9CBE0"/>
+            </w:tcBorders>
           </w:tcPr>
           <w:p>
             <w:pPr>
@@ -5488,7 +6800,7 @@
       <w:tr>
         <w:tc>
           <w:tcPr>
-            <w:tcW w:type="dxa" w:w="648"/>
+            <w:tcW w:type="dxa" w:w="566"/>
             <w:vAlign w:val="center"/>
             <w:tcMar>
               <w:top w:w="100" w:type="dxa"/>
@@ -5496,6 +6808,14 @@
               <w:bottom w:w="100" w:type="dxa"/>
               <w:end w:w="100" w:type="dxa"/>
             </w:tcMar>
+            <w:tcBorders>
+              <w:top w:val="single" w:sz="4" w:space="0" w:color="B9CBE0"/>
+              <w:left w:val="single" w:sz="4" w:space="0" w:color="B9CBE0"/>
+              <w:bottom w:val="single" w:sz="4" w:space="0" w:color="B9CBE0"/>
+              <w:right w:val="single" w:sz="4" w:space="0" w:color="B9CBE0"/>
+              <w:insideH w:val="single" w:sz="4" w:space="0" w:color="B9CBE0"/>
+              <w:insideV w:val="single" w:sz="4" w:space="0" w:color="B9CBE0"/>
+            </w:tcBorders>
           </w:tcPr>
           <w:p>
             <w:pPr>
@@ -5519,7 +6839,7 @@
         </w:tc>
         <w:tc>
           <w:tcPr>
-            <w:tcW w:type="dxa" w:w="4320"/>
+            <w:tcW w:type="dxa" w:w="3773"/>
             <w:vAlign w:val="center"/>
             <w:tcMar>
               <w:top w:w="100" w:type="dxa"/>
@@ -5527,6 +6847,14 @@
               <w:bottom w:w="100" w:type="dxa"/>
               <w:end w:w="100" w:type="dxa"/>
             </w:tcMar>
+            <w:tcBorders>
+              <w:top w:val="single" w:sz="4" w:space="0" w:color="B9CBE0"/>
+              <w:left w:val="single" w:sz="4" w:space="0" w:color="B9CBE0"/>
+              <w:bottom w:val="single" w:sz="4" w:space="0" w:color="B9CBE0"/>
+              <w:right w:val="single" w:sz="4" w:space="0" w:color="B9CBE0"/>
+              <w:insideH w:val="single" w:sz="4" w:space="0" w:color="B9CBE0"/>
+              <w:insideV w:val="single" w:sz="4" w:space="0" w:color="B9CBE0"/>
+            </w:tcBorders>
           </w:tcPr>
           <w:p>
             <w:pPr>
@@ -5550,7 +6878,7 @@
         </w:tc>
         <w:tc>
           <w:tcPr>
-            <w:tcW w:type="dxa" w:w="1944"/>
+            <w:tcW w:type="dxa" w:w="1698"/>
             <w:vAlign w:val="center"/>
             <w:tcMar>
               <w:top w:w="100" w:type="dxa"/>
@@ -5558,6 +6886,14 @@
               <w:bottom w:w="100" w:type="dxa"/>
               <w:end w:w="100" w:type="dxa"/>
             </w:tcMar>
+            <w:tcBorders>
+              <w:top w:val="single" w:sz="4" w:space="0" w:color="B9CBE0"/>
+              <w:left w:val="single" w:sz="4" w:space="0" w:color="B9CBE0"/>
+              <w:bottom w:val="single" w:sz="4" w:space="0" w:color="B9CBE0"/>
+              <w:right w:val="single" w:sz="4" w:space="0" w:color="B9CBE0"/>
+              <w:insideH w:val="single" w:sz="4" w:space="0" w:color="B9CBE0"/>
+              <w:insideV w:val="single" w:sz="4" w:space="0" w:color="B9CBE0"/>
+            </w:tcBorders>
           </w:tcPr>
           <w:p>
             <w:pPr>
@@ -5581,7 +6917,7 @@
         </w:tc>
         <w:tc>
           <w:tcPr>
-            <w:tcW w:type="dxa" w:w="3888"/>
+            <w:tcW w:type="dxa" w:w="3396"/>
             <w:vAlign w:val="center"/>
             <w:tcMar>
               <w:top w:w="100" w:type="dxa"/>
@@ -5589,6 +6925,14 @@
               <w:bottom w:w="100" w:type="dxa"/>
               <w:end w:w="100" w:type="dxa"/>
             </w:tcMar>
+            <w:tcBorders>
+              <w:top w:val="single" w:sz="4" w:space="0" w:color="B9CBE0"/>
+              <w:left w:val="single" w:sz="4" w:space="0" w:color="B9CBE0"/>
+              <w:bottom w:val="single" w:sz="4" w:space="0" w:color="B9CBE0"/>
+              <w:right w:val="single" w:sz="4" w:space="0" w:color="B9CBE0"/>
+              <w:insideH w:val="single" w:sz="4" w:space="0" w:color="B9CBE0"/>
+              <w:insideV w:val="single" w:sz="4" w:space="0" w:color="B9CBE0"/>
+            </w:tcBorders>
           </w:tcPr>
           <w:p>
             <w:pPr>
@@ -5614,7 +6958,7 @@
       <w:tr>
         <w:tc>
           <w:tcPr>
-            <w:tcW w:type="dxa" w:w="648"/>
+            <w:tcW w:type="dxa" w:w="566"/>
             <w:vAlign w:val="center"/>
             <w:tcMar>
               <w:top w:w="100" w:type="dxa"/>
@@ -5622,6 +6966,14 @@
               <w:bottom w:w="100" w:type="dxa"/>
               <w:end w:w="100" w:type="dxa"/>
             </w:tcMar>
+            <w:tcBorders>
+              <w:top w:val="single" w:sz="4" w:space="0" w:color="B9CBE0"/>
+              <w:left w:val="single" w:sz="4" w:space="0" w:color="B9CBE0"/>
+              <w:bottom w:val="single" w:sz="4" w:space="0" w:color="B9CBE0"/>
+              <w:right w:val="single" w:sz="4" w:space="0" w:color="B9CBE0"/>
+              <w:insideH w:val="single" w:sz="4" w:space="0" w:color="B9CBE0"/>
+              <w:insideV w:val="single" w:sz="4" w:space="0" w:color="B9CBE0"/>
+            </w:tcBorders>
           </w:tcPr>
           <w:p>
             <w:pPr>
@@ -5645,7 +6997,7 @@
         </w:tc>
         <w:tc>
           <w:tcPr>
-            <w:tcW w:type="dxa" w:w="4320"/>
+            <w:tcW w:type="dxa" w:w="3773"/>
             <w:vAlign w:val="center"/>
             <w:tcMar>
               <w:top w:w="100" w:type="dxa"/>
@@ -5653,6 +7005,14 @@
               <w:bottom w:w="100" w:type="dxa"/>
               <w:end w:w="100" w:type="dxa"/>
             </w:tcMar>
+            <w:tcBorders>
+              <w:top w:val="single" w:sz="4" w:space="0" w:color="B9CBE0"/>
+              <w:left w:val="single" w:sz="4" w:space="0" w:color="B9CBE0"/>
+              <w:bottom w:val="single" w:sz="4" w:space="0" w:color="B9CBE0"/>
+              <w:right w:val="single" w:sz="4" w:space="0" w:color="B9CBE0"/>
+              <w:insideH w:val="single" w:sz="4" w:space="0" w:color="B9CBE0"/>
+              <w:insideV w:val="single" w:sz="4" w:space="0" w:color="B9CBE0"/>
+            </w:tcBorders>
           </w:tcPr>
           <w:p>
             <w:pPr>
@@ -5676,7 +7036,7 @@
         </w:tc>
         <w:tc>
           <w:tcPr>
-            <w:tcW w:type="dxa" w:w="1944"/>
+            <w:tcW w:type="dxa" w:w="1698"/>
             <w:vAlign w:val="center"/>
             <w:tcMar>
               <w:top w:w="100" w:type="dxa"/>
@@ -5684,6 +7044,14 @@
               <w:bottom w:w="100" w:type="dxa"/>
               <w:end w:w="100" w:type="dxa"/>
             </w:tcMar>
+            <w:tcBorders>
+              <w:top w:val="single" w:sz="4" w:space="0" w:color="B9CBE0"/>
+              <w:left w:val="single" w:sz="4" w:space="0" w:color="B9CBE0"/>
+              <w:bottom w:val="single" w:sz="4" w:space="0" w:color="B9CBE0"/>
+              <w:right w:val="single" w:sz="4" w:space="0" w:color="B9CBE0"/>
+              <w:insideH w:val="single" w:sz="4" w:space="0" w:color="B9CBE0"/>
+              <w:insideV w:val="single" w:sz="4" w:space="0" w:color="B9CBE0"/>
+            </w:tcBorders>
           </w:tcPr>
           <w:p>
             <w:pPr>
@@ -5707,7 +7075,7 @@
         </w:tc>
         <w:tc>
           <w:tcPr>
-            <w:tcW w:type="dxa" w:w="3888"/>
+            <w:tcW w:type="dxa" w:w="3396"/>
             <w:vAlign w:val="center"/>
             <w:tcMar>
               <w:top w:w="100" w:type="dxa"/>
@@ -5715,6 +7083,14 @@
               <w:bottom w:w="100" w:type="dxa"/>
               <w:end w:w="100" w:type="dxa"/>
             </w:tcMar>
+            <w:tcBorders>
+              <w:top w:val="single" w:sz="4" w:space="0" w:color="B9CBE0"/>
+              <w:left w:val="single" w:sz="4" w:space="0" w:color="B9CBE0"/>
+              <w:bottom w:val="single" w:sz="4" w:space="0" w:color="B9CBE0"/>
+              <w:right w:val="single" w:sz="4" w:space="0" w:color="B9CBE0"/>
+              <w:insideH w:val="single" w:sz="4" w:space="0" w:color="B9CBE0"/>
+              <w:insideV w:val="single" w:sz="4" w:space="0" w:color="B9CBE0"/>
+            </w:tcBorders>
           </w:tcPr>
           <w:p>
             <w:pPr>
@@ -5740,7 +7116,7 @@
       <w:tr>
         <w:tc>
           <w:tcPr>
-            <w:tcW w:type="dxa" w:w="648"/>
+            <w:tcW w:type="dxa" w:w="566"/>
             <w:vAlign w:val="center"/>
             <w:tcMar>
               <w:top w:w="100" w:type="dxa"/>
@@ -5748,6 +7124,14 @@
               <w:bottom w:w="100" w:type="dxa"/>
               <w:end w:w="100" w:type="dxa"/>
             </w:tcMar>
+            <w:tcBorders>
+              <w:top w:val="single" w:sz="4" w:space="0" w:color="B9CBE0"/>
+              <w:left w:val="single" w:sz="4" w:space="0" w:color="B9CBE0"/>
+              <w:bottom w:val="single" w:sz="4" w:space="0" w:color="B9CBE0"/>
+              <w:right w:val="single" w:sz="4" w:space="0" w:color="B9CBE0"/>
+              <w:insideH w:val="single" w:sz="4" w:space="0" w:color="B9CBE0"/>
+              <w:insideV w:val="single" w:sz="4" w:space="0" w:color="B9CBE0"/>
+            </w:tcBorders>
           </w:tcPr>
           <w:p>
             <w:pPr>
@@ -5771,7 +7155,7 @@
         </w:tc>
         <w:tc>
           <w:tcPr>
-            <w:tcW w:type="dxa" w:w="4320"/>
+            <w:tcW w:type="dxa" w:w="3773"/>
             <w:vAlign w:val="center"/>
             <w:tcMar>
               <w:top w:w="100" w:type="dxa"/>
@@ -5779,6 +7163,14 @@
               <w:bottom w:w="100" w:type="dxa"/>
               <w:end w:w="100" w:type="dxa"/>
             </w:tcMar>
+            <w:tcBorders>
+              <w:top w:val="single" w:sz="4" w:space="0" w:color="B9CBE0"/>
+              <w:left w:val="single" w:sz="4" w:space="0" w:color="B9CBE0"/>
+              <w:bottom w:val="single" w:sz="4" w:space="0" w:color="B9CBE0"/>
+              <w:right w:val="single" w:sz="4" w:space="0" w:color="B9CBE0"/>
+              <w:insideH w:val="single" w:sz="4" w:space="0" w:color="B9CBE0"/>
+              <w:insideV w:val="single" w:sz="4" w:space="0" w:color="B9CBE0"/>
+            </w:tcBorders>
           </w:tcPr>
           <w:p>
             <w:pPr>
@@ -5802,7 +7194,7 @@
         </w:tc>
         <w:tc>
           <w:tcPr>
-            <w:tcW w:type="dxa" w:w="1944"/>
+            <w:tcW w:type="dxa" w:w="1698"/>
             <w:vAlign w:val="center"/>
             <w:tcMar>
               <w:top w:w="100" w:type="dxa"/>
@@ -5810,6 +7202,14 @@
               <w:bottom w:w="100" w:type="dxa"/>
               <w:end w:w="100" w:type="dxa"/>
             </w:tcMar>
+            <w:tcBorders>
+              <w:top w:val="single" w:sz="4" w:space="0" w:color="B9CBE0"/>
+              <w:left w:val="single" w:sz="4" w:space="0" w:color="B9CBE0"/>
+              <w:bottom w:val="single" w:sz="4" w:space="0" w:color="B9CBE0"/>
+              <w:right w:val="single" w:sz="4" w:space="0" w:color="B9CBE0"/>
+              <w:insideH w:val="single" w:sz="4" w:space="0" w:color="B9CBE0"/>
+              <w:insideV w:val="single" w:sz="4" w:space="0" w:color="B9CBE0"/>
+            </w:tcBorders>
           </w:tcPr>
           <w:p>
             <w:pPr>
@@ -5833,7 +7233,7 @@
         </w:tc>
         <w:tc>
           <w:tcPr>
-            <w:tcW w:type="dxa" w:w="3888"/>
+            <w:tcW w:type="dxa" w:w="3396"/>
             <w:vAlign w:val="center"/>
             <w:tcMar>
               <w:top w:w="100" w:type="dxa"/>
@@ -5841,6 +7241,14 @@
               <w:bottom w:w="100" w:type="dxa"/>
               <w:end w:w="100" w:type="dxa"/>
             </w:tcMar>
+            <w:tcBorders>
+              <w:top w:val="single" w:sz="4" w:space="0" w:color="B9CBE0"/>
+              <w:left w:val="single" w:sz="4" w:space="0" w:color="B9CBE0"/>
+              <w:bottom w:val="single" w:sz="4" w:space="0" w:color="B9CBE0"/>
+              <w:right w:val="single" w:sz="4" w:space="0" w:color="B9CBE0"/>
+              <w:insideH w:val="single" w:sz="4" w:space="0" w:color="B9CBE0"/>
+              <w:insideV w:val="single" w:sz="4" w:space="0" w:color="B9CBE0"/>
+            </w:tcBorders>
           </w:tcPr>
           <w:p>
             <w:pPr>
@@ -5875,17 +7283,17 @@
     </w:p>
     <w:tbl>
       <w:tblPr>
-        <w:tblW w:type="auto" w:w="0"/>
+        <w:tblW w:type="dxa" w:w="9432"/>
         <w:jc w:val="center"/>
         <w:tblLayout w:type="fixed"/>
         <w:tblLook w:firstColumn="1" w:firstRow="1" w:lastColumn="0" w:lastRow="0" w:noHBand="0" w:noVBand="1" w:val="04A0"/>
         <w:tblBorders>
-          <w:top w:val="single" w:sz="4" w:space="0" w:color="D6DEE8"/>
-          <w:left w:val="single" w:sz="4" w:space="0" w:color="D6DEE8"/>
-          <w:bottom w:val="single" w:sz="4" w:space="0" w:color="D6DEE8"/>
-          <w:right w:val="single" w:sz="4" w:space="0" w:color="D6DEE8"/>
-          <w:insideH w:val="single" w:sz="4" w:space="0" w:color="D6DEE8"/>
-          <w:insideV w:val="single" w:sz="4" w:space="0" w:color="D6DEE8"/>
+          <w:top w:val="single" w:sz="4" w:space="0" w:color="B9CBE0"/>
+          <w:left w:val="single" w:sz="4" w:space="0" w:color="B9CBE0"/>
+          <w:bottom w:val="single" w:sz="4" w:space="0" w:color="B9CBE0"/>
+          <w:right w:val="single" w:sz="4" w:space="0" w:color="B9CBE0"/>
+          <w:insideH w:val="single" w:sz="4" w:space="0" w:color="B9CBE0"/>
+          <w:insideV w:val="single" w:sz="4" w:space="0" w:color="B9CBE0"/>
         </w:tblBorders>
       </w:tblPr>
       <w:tblGrid>
@@ -5901,7 +7309,7 @@
         </w:trPr>
         <w:tc>
           <w:tcPr>
-            <w:tcW w:type="dxa" w:w="936"/>
+            <w:tcW w:type="dxa" w:w="817"/>
             <w:vAlign w:val="center"/>
             <w:tcMar>
               <w:top w:w="100" w:type="dxa"/>
@@ -5910,6 +7318,14 @@
               <w:end w:w="100" w:type="dxa"/>
             </w:tcMar>
             <w:shd w:fill="1F4E79"/>
+            <w:tcBorders>
+              <w:top w:val="single" w:sz="4" w:space="0" w:color="1F4E79"/>
+              <w:left w:val="single" w:sz="4" w:space="0" w:color="1F4E79"/>
+              <w:bottom w:val="single" w:sz="4" w:space="0" w:color="1F4E79"/>
+              <w:right w:val="single" w:sz="4" w:space="0" w:color="1F4E79"/>
+              <w:insideH w:val="single" w:sz="4" w:space="0" w:color="1F4E79"/>
+              <w:insideV w:val="single" w:sz="4" w:space="0" w:color="1F4E79"/>
+            </w:tcBorders>
           </w:tcPr>
           <w:p>
             <w:pPr>
@@ -5930,7 +7346,7 @@
         </w:tc>
         <w:tc>
           <w:tcPr>
-            <w:tcW w:type="dxa" w:w="1224"/>
+            <w:tcW w:type="dxa" w:w="1069"/>
             <w:vAlign w:val="center"/>
             <w:tcMar>
               <w:top w:w="100" w:type="dxa"/>
@@ -5939,6 +7355,14 @@
               <w:end w:w="100" w:type="dxa"/>
             </w:tcMar>
             <w:shd w:fill="1F4E79"/>
+            <w:tcBorders>
+              <w:top w:val="single" w:sz="4" w:space="0" w:color="1F4E79"/>
+              <w:left w:val="single" w:sz="4" w:space="0" w:color="1F4E79"/>
+              <w:bottom w:val="single" w:sz="4" w:space="0" w:color="1F4E79"/>
+              <w:right w:val="single" w:sz="4" w:space="0" w:color="1F4E79"/>
+              <w:insideH w:val="single" w:sz="4" w:space="0" w:color="1F4E79"/>
+              <w:insideV w:val="single" w:sz="4" w:space="0" w:color="1F4E79"/>
+            </w:tcBorders>
           </w:tcPr>
           <w:p>
             <w:pPr>
@@ -5959,7 +7383,7 @@
         </w:tc>
         <w:tc>
           <w:tcPr>
-            <w:tcW w:type="dxa" w:w="1440"/>
+            <w:tcW w:type="dxa" w:w="1258"/>
             <w:vAlign w:val="center"/>
             <w:tcMar>
               <w:top w:w="100" w:type="dxa"/>
@@ -5968,6 +7392,14 @@
               <w:end w:w="100" w:type="dxa"/>
             </w:tcMar>
             <w:shd w:fill="1F4E79"/>
+            <w:tcBorders>
+              <w:top w:val="single" w:sz="4" w:space="0" w:color="1F4E79"/>
+              <w:left w:val="single" w:sz="4" w:space="0" w:color="1F4E79"/>
+              <w:bottom w:val="single" w:sz="4" w:space="0" w:color="1F4E79"/>
+              <w:right w:val="single" w:sz="4" w:space="0" w:color="1F4E79"/>
+              <w:insideH w:val="single" w:sz="4" w:space="0" w:color="1F4E79"/>
+              <w:insideV w:val="single" w:sz="4" w:space="0" w:color="1F4E79"/>
+            </w:tcBorders>
           </w:tcPr>
           <w:p>
             <w:pPr>
@@ -5988,7 +7420,7 @@
         </w:tc>
         <w:tc>
           <w:tcPr>
-            <w:tcW w:type="dxa" w:w="3816"/>
+            <w:tcW w:type="dxa" w:w="3333"/>
             <w:vAlign w:val="center"/>
             <w:tcMar>
               <w:top w:w="100" w:type="dxa"/>
@@ -5997,6 +7429,14 @@
               <w:end w:w="100" w:type="dxa"/>
             </w:tcMar>
             <w:shd w:fill="1F4E79"/>
+            <w:tcBorders>
+              <w:top w:val="single" w:sz="4" w:space="0" w:color="1F4E79"/>
+              <w:left w:val="single" w:sz="4" w:space="0" w:color="1F4E79"/>
+              <w:bottom w:val="single" w:sz="4" w:space="0" w:color="1F4E79"/>
+              <w:right w:val="single" w:sz="4" w:space="0" w:color="1F4E79"/>
+              <w:insideH w:val="single" w:sz="4" w:space="0" w:color="1F4E79"/>
+              <w:insideV w:val="single" w:sz="4" w:space="0" w:color="1F4E79"/>
+            </w:tcBorders>
           </w:tcPr>
           <w:p>
             <w:pPr>
@@ -6017,7 +7457,7 @@
         </w:tc>
         <w:tc>
           <w:tcPr>
-            <w:tcW w:type="dxa" w:w="3384"/>
+            <w:tcW w:type="dxa" w:w="2955"/>
             <w:vAlign w:val="center"/>
             <w:tcMar>
               <w:top w:w="100" w:type="dxa"/>
@@ -6026,6 +7466,14 @@
               <w:end w:w="100" w:type="dxa"/>
             </w:tcMar>
             <w:shd w:fill="1F4E79"/>
+            <w:tcBorders>
+              <w:top w:val="single" w:sz="4" w:space="0" w:color="1F4E79"/>
+              <w:left w:val="single" w:sz="4" w:space="0" w:color="1F4E79"/>
+              <w:bottom w:val="single" w:sz="4" w:space="0" w:color="1F4E79"/>
+              <w:right w:val="single" w:sz="4" w:space="0" w:color="1F4E79"/>
+              <w:insideH w:val="single" w:sz="4" w:space="0" w:color="1F4E79"/>
+              <w:insideV w:val="single" w:sz="4" w:space="0" w:color="1F4E79"/>
+            </w:tcBorders>
           </w:tcPr>
           <w:p>
             <w:pPr>
@@ -6048,7 +7496,7 @@
       <w:tr>
         <w:tc>
           <w:tcPr>
-            <w:tcW w:type="dxa" w:w="936"/>
+            <w:tcW w:type="dxa" w:w="817"/>
             <w:vAlign w:val="center"/>
             <w:tcMar>
               <w:top w:w="100" w:type="dxa"/>
@@ -6056,6 +7504,14 @@
               <w:bottom w:w="100" w:type="dxa"/>
               <w:end w:w="100" w:type="dxa"/>
             </w:tcMar>
+            <w:tcBorders>
+              <w:top w:val="single" w:sz="4" w:space="0" w:color="B9CBE0"/>
+              <w:left w:val="single" w:sz="4" w:space="0" w:color="B9CBE0"/>
+              <w:bottom w:val="single" w:sz="4" w:space="0" w:color="B9CBE0"/>
+              <w:right w:val="single" w:sz="4" w:space="0" w:color="B9CBE0"/>
+              <w:insideH w:val="single" w:sz="4" w:space="0" w:color="B9CBE0"/>
+              <w:insideV w:val="single" w:sz="4" w:space="0" w:color="B9CBE0"/>
+            </w:tcBorders>
           </w:tcPr>
           <w:p>
             <w:pPr>
@@ -6079,7 +7535,7 @@
         </w:tc>
         <w:tc>
           <w:tcPr>
-            <w:tcW w:type="dxa" w:w="1224"/>
+            <w:tcW w:type="dxa" w:w="1069"/>
             <w:vAlign w:val="center"/>
             <w:tcMar>
               <w:top w:w="100" w:type="dxa"/>
@@ -6087,6 +7543,14 @@
               <w:bottom w:w="100" w:type="dxa"/>
               <w:end w:w="100" w:type="dxa"/>
             </w:tcMar>
+            <w:tcBorders>
+              <w:top w:val="single" w:sz="4" w:space="0" w:color="B9CBE0"/>
+              <w:left w:val="single" w:sz="4" w:space="0" w:color="B9CBE0"/>
+              <w:bottom w:val="single" w:sz="4" w:space="0" w:color="B9CBE0"/>
+              <w:right w:val="single" w:sz="4" w:space="0" w:color="B9CBE0"/>
+              <w:insideH w:val="single" w:sz="4" w:space="0" w:color="B9CBE0"/>
+              <w:insideV w:val="single" w:sz="4" w:space="0" w:color="B9CBE0"/>
+            </w:tcBorders>
           </w:tcPr>
           <w:p>
             <w:pPr>
@@ -6110,7 +7574,7 @@
         </w:tc>
         <w:tc>
           <w:tcPr>
-            <w:tcW w:type="dxa" w:w="1440"/>
+            <w:tcW w:type="dxa" w:w="1258"/>
             <w:vAlign w:val="center"/>
             <w:tcMar>
               <w:top w:w="100" w:type="dxa"/>
@@ -6118,6 +7582,14 @@
               <w:bottom w:w="100" w:type="dxa"/>
               <w:end w:w="100" w:type="dxa"/>
             </w:tcMar>
+            <w:tcBorders>
+              <w:top w:val="single" w:sz="4" w:space="0" w:color="B9CBE0"/>
+              <w:left w:val="single" w:sz="4" w:space="0" w:color="B9CBE0"/>
+              <w:bottom w:val="single" w:sz="4" w:space="0" w:color="B9CBE0"/>
+              <w:right w:val="single" w:sz="4" w:space="0" w:color="B9CBE0"/>
+              <w:insideH w:val="single" w:sz="4" w:space="0" w:color="B9CBE0"/>
+              <w:insideV w:val="single" w:sz="4" w:space="0" w:color="B9CBE0"/>
+            </w:tcBorders>
           </w:tcPr>
           <w:p>
             <w:pPr>
@@ -6141,7 +7613,7 @@
         </w:tc>
         <w:tc>
           <w:tcPr>
-            <w:tcW w:type="dxa" w:w="3816"/>
+            <w:tcW w:type="dxa" w:w="3333"/>
             <w:vAlign w:val="center"/>
             <w:tcMar>
               <w:top w:w="100" w:type="dxa"/>
@@ -6149,6 +7621,14 @@
               <w:bottom w:w="100" w:type="dxa"/>
               <w:end w:w="100" w:type="dxa"/>
             </w:tcMar>
+            <w:tcBorders>
+              <w:top w:val="single" w:sz="4" w:space="0" w:color="B9CBE0"/>
+              <w:left w:val="single" w:sz="4" w:space="0" w:color="B9CBE0"/>
+              <w:bottom w:val="single" w:sz="4" w:space="0" w:color="B9CBE0"/>
+              <w:right w:val="single" w:sz="4" w:space="0" w:color="B9CBE0"/>
+              <w:insideH w:val="single" w:sz="4" w:space="0" w:color="B9CBE0"/>
+              <w:insideV w:val="single" w:sz="4" w:space="0" w:color="B9CBE0"/>
+            </w:tcBorders>
           </w:tcPr>
           <w:p>
             <w:pPr>
@@ -6172,7 +7652,7 @@
         </w:tc>
         <w:tc>
           <w:tcPr>
-            <w:tcW w:type="dxa" w:w="3384"/>
+            <w:tcW w:type="dxa" w:w="2955"/>
             <w:vAlign w:val="center"/>
             <w:tcMar>
               <w:top w:w="100" w:type="dxa"/>
@@ -6180,6 +7660,14 @@
               <w:bottom w:w="100" w:type="dxa"/>
               <w:end w:w="100" w:type="dxa"/>
             </w:tcMar>
+            <w:tcBorders>
+              <w:top w:val="single" w:sz="4" w:space="0" w:color="B9CBE0"/>
+              <w:left w:val="single" w:sz="4" w:space="0" w:color="B9CBE0"/>
+              <w:bottom w:val="single" w:sz="4" w:space="0" w:color="B9CBE0"/>
+              <w:right w:val="single" w:sz="4" w:space="0" w:color="B9CBE0"/>
+              <w:insideH w:val="single" w:sz="4" w:space="0" w:color="B9CBE0"/>
+              <w:insideV w:val="single" w:sz="4" w:space="0" w:color="B9CBE0"/>
+            </w:tcBorders>
           </w:tcPr>
           <w:p>
             <w:pPr>
@@ -6205,7 +7693,7 @@
       <w:tr>
         <w:tc>
           <w:tcPr>
-            <w:tcW w:type="dxa" w:w="936"/>
+            <w:tcW w:type="dxa" w:w="817"/>
             <w:vAlign w:val="center"/>
             <w:tcMar>
               <w:top w:w="100" w:type="dxa"/>
@@ -6213,6 +7701,14 @@
               <w:bottom w:w="100" w:type="dxa"/>
               <w:end w:w="100" w:type="dxa"/>
             </w:tcMar>
+            <w:tcBorders>
+              <w:top w:val="single" w:sz="4" w:space="0" w:color="B9CBE0"/>
+              <w:left w:val="single" w:sz="4" w:space="0" w:color="B9CBE0"/>
+              <w:bottom w:val="single" w:sz="4" w:space="0" w:color="B9CBE0"/>
+              <w:right w:val="single" w:sz="4" w:space="0" w:color="B9CBE0"/>
+              <w:insideH w:val="single" w:sz="4" w:space="0" w:color="B9CBE0"/>
+              <w:insideV w:val="single" w:sz="4" w:space="0" w:color="B9CBE0"/>
+            </w:tcBorders>
           </w:tcPr>
           <w:p>
             <w:pPr>
@@ -6236,7 +7732,7 @@
         </w:tc>
         <w:tc>
           <w:tcPr>
-            <w:tcW w:type="dxa" w:w="1224"/>
+            <w:tcW w:type="dxa" w:w="1069"/>
             <w:vAlign w:val="center"/>
             <w:tcMar>
               <w:top w:w="100" w:type="dxa"/>
@@ -6244,6 +7740,14 @@
               <w:bottom w:w="100" w:type="dxa"/>
               <w:end w:w="100" w:type="dxa"/>
             </w:tcMar>
+            <w:tcBorders>
+              <w:top w:val="single" w:sz="4" w:space="0" w:color="B9CBE0"/>
+              <w:left w:val="single" w:sz="4" w:space="0" w:color="B9CBE0"/>
+              <w:bottom w:val="single" w:sz="4" w:space="0" w:color="B9CBE0"/>
+              <w:right w:val="single" w:sz="4" w:space="0" w:color="B9CBE0"/>
+              <w:insideH w:val="single" w:sz="4" w:space="0" w:color="B9CBE0"/>
+              <w:insideV w:val="single" w:sz="4" w:space="0" w:color="B9CBE0"/>
+            </w:tcBorders>
           </w:tcPr>
           <w:p>
             <w:pPr>
@@ -6267,7 +7771,7 @@
         </w:tc>
         <w:tc>
           <w:tcPr>
-            <w:tcW w:type="dxa" w:w="1440"/>
+            <w:tcW w:type="dxa" w:w="1258"/>
             <w:vAlign w:val="center"/>
             <w:tcMar>
               <w:top w:w="100" w:type="dxa"/>
@@ -6275,6 +7779,14 @@
               <w:bottom w:w="100" w:type="dxa"/>
               <w:end w:w="100" w:type="dxa"/>
             </w:tcMar>
+            <w:tcBorders>
+              <w:top w:val="single" w:sz="4" w:space="0" w:color="B9CBE0"/>
+              <w:left w:val="single" w:sz="4" w:space="0" w:color="B9CBE0"/>
+              <w:bottom w:val="single" w:sz="4" w:space="0" w:color="B9CBE0"/>
+              <w:right w:val="single" w:sz="4" w:space="0" w:color="B9CBE0"/>
+              <w:insideH w:val="single" w:sz="4" w:space="0" w:color="B9CBE0"/>
+              <w:insideV w:val="single" w:sz="4" w:space="0" w:color="B9CBE0"/>
+            </w:tcBorders>
           </w:tcPr>
           <w:p>
             <w:pPr>
@@ -6298,7 +7810,7 @@
         </w:tc>
         <w:tc>
           <w:tcPr>
-            <w:tcW w:type="dxa" w:w="3816"/>
+            <w:tcW w:type="dxa" w:w="3333"/>
             <w:vAlign w:val="center"/>
             <w:tcMar>
               <w:top w:w="100" w:type="dxa"/>
@@ -6306,6 +7818,14 @@
               <w:bottom w:w="100" w:type="dxa"/>
               <w:end w:w="100" w:type="dxa"/>
             </w:tcMar>
+            <w:tcBorders>
+              <w:top w:val="single" w:sz="4" w:space="0" w:color="B9CBE0"/>
+              <w:left w:val="single" w:sz="4" w:space="0" w:color="B9CBE0"/>
+              <w:bottom w:val="single" w:sz="4" w:space="0" w:color="B9CBE0"/>
+              <w:right w:val="single" w:sz="4" w:space="0" w:color="B9CBE0"/>
+              <w:insideH w:val="single" w:sz="4" w:space="0" w:color="B9CBE0"/>
+              <w:insideV w:val="single" w:sz="4" w:space="0" w:color="B9CBE0"/>
+            </w:tcBorders>
           </w:tcPr>
           <w:p>
             <w:pPr>
@@ -6329,7 +7849,7 @@
         </w:tc>
         <w:tc>
           <w:tcPr>
-            <w:tcW w:type="dxa" w:w="3384"/>
+            <w:tcW w:type="dxa" w:w="2955"/>
             <w:vAlign w:val="center"/>
             <w:tcMar>
               <w:top w:w="100" w:type="dxa"/>
@@ -6337,6 +7857,14 @@
               <w:bottom w:w="100" w:type="dxa"/>
               <w:end w:w="100" w:type="dxa"/>
             </w:tcMar>
+            <w:tcBorders>
+              <w:top w:val="single" w:sz="4" w:space="0" w:color="B9CBE0"/>
+              <w:left w:val="single" w:sz="4" w:space="0" w:color="B9CBE0"/>
+              <w:bottom w:val="single" w:sz="4" w:space="0" w:color="B9CBE0"/>
+              <w:right w:val="single" w:sz="4" w:space="0" w:color="B9CBE0"/>
+              <w:insideH w:val="single" w:sz="4" w:space="0" w:color="B9CBE0"/>
+              <w:insideV w:val="single" w:sz="4" w:space="0" w:color="B9CBE0"/>
+            </w:tcBorders>
           </w:tcPr>
           <w:p>
             <w:pPr>
@@ -6362,7 +7890,7 @@
       <w:tr>
         <w:tc>
           <w:tcPr>
-            <w:tcW w:type="dxa" w:w="936"/>
+            <w:tcW w:type="dxa" w:w="817"/>
             <w:vAlign w:val="center"/>
             <w:tcMar>
               <w:top w:w="100" w:type="dxa"/>
@@ -6370,6 +7898,14 @@
               <w:bottom w:w="100" w:type="dxa"/>
               <w:end w:w="100" w:type="dxa"/>
             </w:tcMar>
+            <w:tcBorders>
+              <w:top w:val="single" w:sz="4" w:space="0" w:color="B9CBE0"/>
+              <w:left w:val="single" w:sz="4" w:space="0" w:color="B9CBE0"/>
+              <w:bottom w:val="single" w:sz="4" w:space="0" w:color="B9CBE0"/>
+              <w:right w:val="single" w:sz="4" w:space="0" w:color="B9CBE0"/>
+              <w:insideH w:val="single" w:sz="4" w:space="0" w:color="B9CBE0"/>
+              <w:insideV w:val="single" w:sz="4" w:space="0" w:color="B9CBE0"/>
+            </w:tcBorders>
           </w:tcPr>
           <w:p>
             <w:pPr>
@@ -6393,7 +7929,7 @@
         </w:tc>
         <w:tc>
           <w:tcPr>
-            <w:tcW w:type="dxa" w:w="1224"/>
+            <w:tcW w:type="dxa" w:w="1069"/>
             <w:vAlign w:val="center"/>
             <w:tcMar>
               <w:top w:w="100" w:type="dxa"/>
@@ -6401,6 +7937,14 @@
               <w:bottom w:w="100" w:type="dxa"/>
               <w:end w:w="100" w:type="dxa"/>
             </w:tcMar>
+            <w:tcBorders>
+              <w:top w:val="single" w:sz="4" w:space="0" w:color="B9CBE0"/>
+              <w:left w:val="single" w:sz="4" w:space="0" w:color="B9CBE0"/>
+              <w:bottom w:val="single" w:sz="4" w:space="0" w:color="B9CBE0"/>
+              <w:right w:val="single" w:sz="4" w:space="0" w:color="B9CBE0"/>
+              <w:insideH w:val="single" w:sz="4" w:space="0" w:color="B9CBE0"/>
+              <w:insideV w:val="single" w:sz="4" w:space="0" w:color="B9CBE0"/>
+            </w:tcBorders>
           </w:tcPr>
           <w:p>
             <w:pPr>
@@ -6424,7 +7968,7 @@
         </w:tc>
         <w:tc>
           <w:tcPr>
-            <w:tcW w:type="dxa" w:w="1440"/>
+            <w:tcW w:type="dxa" w:w="1258"/>
             <w:vAlign w:val="center"/>
             <w:tcMar>
               <w:top w:w="100" w:type="dxa"/>
@@ -6432,6 +7976,14 @@
               <w:bottom w:w="100" w:type="dxa"/>
               <w:end w:w="100" w:type="dxa"/>
             </w:tcMar>
+            <w:tcBorders>
+              <w:top w:val="single" w:sz="4" w:space="0" w:color="B9CBE0"/>
+              <w:left w:val="single" w:sz="4" w:space="0" w:color="B9CBE0"/>
+              <w:bottom w:val="single" w:sz="4" w:space="0" w:color="B9CBE0"/>
+              <w:right w:val="single" w:sz="4" w:space="0" w:color="B9CBE0"/>
+              <w:insideH w:val="single" w:sz="4" w:space="0" w:color="B9CBE0"/>
+              <w:insideV w:val="single" w:sz="4" w:space="0" w:color="B9CBE0"/>
+            </w:tcBorders>
           </w:tcPr>
           <w:p>
             <w:pPr>
@@ -6455,7 +8007,7 @@
         </w:tc>
         <w:tc>
           <w:tcPr>
-            <w:tcW w:type="dxa" w:w="3816"/>
+            <w:tcW w:type="dxa" w:w="3333"/>
             <w:vAlign w:val="center"/>
             <w:tcMar>
               <w:top w:w="100" w:type="dxa"/>
@@ -6463,6 +8015,14 @@
               <w:bottom w:w="100" w:type="dxa"/>
               <w:end w:w="100" w:type="dxa"/>
             </w:tcMar>
+            <w:tcBorders>
+              <w:top w:val="single" w:sz="4" w:space="0" w:color="B9CBE0"/>
+              <w:left w:val="single" w:sz="4" w:space="0" w:color="B9CBE0"/>
+              <w:bottom w:val="single" w:sz="4" w:space="0" w:color="B9CBE0"/>
+              <w:right w:val="single" w:sz="4" w:space="0" w:color="B9CBE0"/>
+              <w:insideH w:val="single" w:sz="4" w:space="0" w:color="B9CBE0"/>
+              <w:insideV w:val="single" w:sz="4" w:space="0" w:color="B9CBE0"/>
+            </w:tcBorders>
           </w:tcPr>
           <w:p>
             <w:pPr>
@@ -6486,7 +8046,7 @@
         </w:tc>
         <w:tc>
           <w:tcPr>
-            <w:tcW w:type="dxa" w:w="3384"/>
+            <w:tcW w:type="dxa" w:w="2955"/>
             <w:vAlign w:val="center"/>
             <w:tcMar>
               <w:top w:w="100" w:type="dxa"/>
@@ -6494,6 +8054,14 @@
               <w:bottom w:w="100" w:type="dxa"/>
               <w:end w:w="100" w:type="dxa"/>
             </w:tcMar>
+            <w:tcBorders>
+              <w:top w:val="single" w:sz="4" w:space="0" w:color="B9CBE0"/>
+              <w:left w:val="single" w:sz="4" w:space="0" w:color="B9CBE0"/>
+              <w:bottom w:val="single" w:sz="4" w:space="0" w:color="B9CBE0"/>
+              <w:right w:val="single" w:sz="4" w:space="0" w:color="B9CBE0"/>
+              <w:insideH w:val="single" w:sz="4" w:space="0" w:color="B9CBE0"/>
+              <w:insideV w:val="single" w:sz="4" w:space="0" w:color="B9CBE0"/>
+            </w:tcBorders>
           </w:tcPr>
           <w:p>
             <w:pPr>
@@ -6519,7 +8087,7 @@
       <w:tr>
         <w:tc>
           <w:tcPr>
-            <w:tcW w:type="dxa" w:w="936"/>
+            <w:tcW w:type="dxa" w:w="817"/>
             <w:vAlign w:val="center"/>
             <w:tcMar>
               <w:top w:w="100" w:type="dxa"/>
@@ -6527,6 +8095,14 @@
               <w:bottom w:w="100" w:type="dxa"/>
               <w:end w:w="100" w:type="dxa"/>
             </w:tcMar>
+            <w:tcBorders>
+              <w:top w:val="single" w:sz="4" w:space="0" w:color="B9CBE0"/>
+              <w:left w:val="single" w:sz="4" w:space="0" w:color="B9CBE0"/>
+              <w:bottom w:val="single" w:sz="4" w:space="0" w:color="B9CBE0"/>
+              <w:right w:val="single" w:sz="4" w:space="0" w:color="B9CBE0"/>
+              <w:insideH w:val="single" w:sz="4" w:space="0" w:color="B9CBE0"/>
+              <w:insideV w:val="single" w:sz="4" w:space="0" w:color="B9CBE0"/>
+            </w:tcBorders>
           </w:tcPr>
           <w:p>
             <w:pPr>
@@ -6550,7 +8126,7 @@
         </w:tc>
         <w:tc>
           <w:tcPr>
-            <w:tcW w:type="dxa" w:w="1224"/>
+            <w:tcW w:type="dxa" w:w="1069"/>
             <w:vAlign w:val="center"/>
             <w:tcMar>
               <w:top w:w="100" w:type="dxa"/>
@@ -6558,6 +8134,14 @@
               <w:bottom w:w="100" w:type="dxa"/>
               <w:end w:w="100" w:type="dxa"/>
             </w:tcMar>
+            <w:tcBorders>
+              <w:top w:val="single" w:sz="4" w:space="0" w:color="B9CBE0"/>
+              <w:left w:val="single" w:sz="4" w:space="0" w:color="B9CBE0"/>
+              <w:bottom w:val="single" w:sz="4" w:space="0" w:color="B9CBE0"/>
+              <w:right w:val="single" w:sz="4" w:space="0" w:color="B9CBE0"/>
+              <w:insideH w:val="single" w:sz="4" w:space="0" w:color="B9CBE0"/>
+              <w:insideV w:val="single" w:sz="4" w:space="0" w:color="B9CBE0"/>
+            </w:tcBorders>
           </w:tcPr>
           <w:p>
             <w:pPr>
@@ -6581,7 +8165,7 @@
         </w:tc>
         <w:tc>
           <w:tcPr>
-            <w:tcW w:type="dxa" w:w="1440"/>
+            <w:tcW w:type="dxa" w:w="1258"/>
             <w:vAlign w:val="center"/>
             <w:tcMar>
               <w:top w:w="100" w:type="dxa"/>
@@ -6589,6 +8173,14 @@
               <w:bottom w:w="100" w:type="dxa"/>
               <w:end w:w="100" w:type="dxa"/>
             </w:tcMar>
+            <w:tcBorders>
+              <w:top w:val="single" w:sz="4" w:space="0" w:color="B9CBE0"/>
+              <w:left w:val="single" w:sz="4" w:space="0" w:color="B9CBE0"/>
+              <w:bottom w:val="single" w:sz="4" w:space="0" w:color="B9CBE0"/>
+              <w:right w:val="single" w:sz="4" w:space="0" w:color="B9CBE0"/>
+              <w:insideH w:val="single" w:sz="4" w:space="0" w:color="B9CBE0"/>
+              <w:insideV w:val="single" w:sz="4" w:space="0" w:color="B9CBE0"/>
+            </w:tcBorders>
           </w:tcPr>
           <w:p>
             <w:pPr>
@@ -6612,7 +8204,7 @@
         </w:tc>
         <w:tc>
           <w:tcPr>
-            <w:tcW w:type="dxa" w:w="3816"/>
+            <w:tcW w:type="dxa" w:w="3333"/>
             <w:vAlign w:val="center"/>
             <w:tcMar>
               <w:top w:w="100" w:type="dxa"/>
@@ -6620,6 +8212,14 @@
               <w:bottom w:w="100" w:type="dxa"/>
               <w:end w:w="100" w:type="dxa"/>
             </w:tcMar>
+            <w:tcBorders>
+              <w:top w:val="single" w:sz="4" w:space="0" w:color="B9CBE0"/>
+              <w:left w:val="single" w:sz="4" w:space="0" w:color="B9CBE0"/>
+              <w:bottom w:val="single" w:sz="4" w:space="0" w:color="B9CBE0"/>
+              <w:right w:val="single" w:sz="4" w:space="0" w:color="B9CBE0"/>
+              <w:insideH w:val="single" w:sz="4" w:space="0" w:color="B9CBE0"/>
+              <w:insideV w:val="single" w:sz="4" w:space="0" w:color="B9CBE0"/>
+            </w:tcBorders>
           </w:tcPr>
           <w:p>
             <w:pPr>
@@ -6643,7 +8243,7 @@
         </w:tc>
         <w:tc>
           <w:tcPr>
-            <w:tcW w:type="dxa" w:w="3384"/>
+            <w:tcW w:type="dxa" w:w="2955"/>
             <w:vAlign w:val="center"/>
             <w:tcMar>
               <w:top w:w="100" w:type="dxa"/>
@@ -6651,6 +8251,14 @@
               <w:bottom w:w="100" w:type="dxa"/>
               <w:end w:w="100" w:type="dxa"/>
             </w:tcMar>
+            <w:tcBorders>
+              <w:top w:val="single" w:sz="4" w:space="0" w:color="B9CBE0"/>
+              <w:left w:val="single" w:sz="4" w:space="0" w:color="B9CBE0"/>
+              <w:bottom w:val="single" w:sz="4" w:space="0" w:color="B9CBE0"/>
+              <w:right w:val="single" w:sz="4" w:space="0" w:color="B9CBE0"/>
+              <w:insideH w:val="single" w:sz="4" w:space="0" w:color="B9CBE0"/>
+              <w:insideV w:val="single" w:sz="4" w:space="0" w:color="B9CBE0"/>
+            </w:tcBorders>
           </w:tcPr>
           <w:p>
             <w:pPr>
@@ -6676,7 +8284,7 @@
       <w:tr>
         <w:tc>
           <w:tcPr>
-            <w:tcW w:type="dxa" w:w="936"/>
+            <w:tcW w:type="dxa" w:w="817"/>
             <w:vAlign w:val="center"/>
             <w:tcMar>
               <w:top w:w="100" w:type="dxa"/>
@@ -6684,6 +8292,14 @@
               <w:bottom w:w="100" w:type="dxa"/>
               <w:end w:w="100" w:type="dxa"/>
             </w:tcMar>
+            <w:tcBorders>
+              <w:top w:val="single" w:sz="4" w:space="0" w:color="B9CBE0"/>
+              <w:left w:val="single" w:sz="4" w:space="0" w:color="B9CBE0"/>
+              <w:bottom w:val="single" w:sz="4" w:space="0" w:color="B9CBE0"/>
+              <w:right w:val="single" w:sz="4" w:space="0" w:color="B9CBE0"/>
+              <w:insideH w:val="single" w:sz="4" w:space="0" w:color="B9CBE0"/>
+              <w:insideV w:val="single" w:sz="4" w:space="0" w:color="B9CBE0"/>
+            </w:tcBorders>
           </w:tcPr>
           <w:p>
             <w:pPr>
@@ -6707,7 +8323,7 @@
         </w:tc>
         <w:tc>
           <w:tcPr>
-            <w:tcW w:type="dxa" w:w="1224"/>
+            <w:tcW w:type="dxa" w:w="1069"/>
             <w:vAlign w:val="center"/>
             <w:tcMar>
               <w:top w:w="100" w:type="dxa"/>
@@ -6715,6 +8331,14 @@
               <w:bottom w:w="100" w:type="dxa"/>
               <w:end w:w="100" w:type="dxa"/>
             </w:tcMar>
+            <w:tcBorders>
+              <w:top w:val="single" w:sz="4" w:space="0" w:color="B9CBE0"/>
+              <w:left w:val="single" w:sz="4" w:space="0" w:color="B9CBE0"/>
+              <w:bottom w:val="single" w:sz="4" w:space="0" w:color="B9CBE0"/>
+              <w:right w:val="single" w:sz="4" w:space="0" w:color="B9CBE0"/>
+              <w:insideH w:val="single" w:sz="4" w:space="0" w:color="B9CBE0"/>
+              <w:insideV w:val="single" w:sz="4" w:space="0" w:color="B9CBE0"/>
+            </w:tcBorders>
           </w:tcPr>
           <w:p>
             <w:pPr>
@@ -6738,7 +8362,7 @@
         </w:tc>
         <w:tc>
           <w:tcPr>
-            <w:tcW w:type="dxa" w:w="1440"/>
+            <w:tcW w:type="dxa" w:w="1258"/>
             <w:vAlign w:val="center"/>
             <w:tcMar>
               <w:top w:w="100" w:type="dxa"/>
@@ -6746,6 +8370,14 @@
               <w:bottom w:w="100" w:type="dxa"/>
               <w:end w:w="100" w:type="dxa"/>
             </w:tcMar>
+            <w:tcBorders>
+              <w:top w:val="single" w:sz="4" w:space="0" w:color="B9CBE0"/>
+              <w:left w:val="single" w:sz="4" w:space="0" w:color="B9CBE0"/>
+              <w:bottom w:val="single" w:sz="4" w:space="0" w:color="B9CBE0"/>
+              <w:right w:val="single" w:sz="4" w:space="0" w:color="B9CBE0"/>
+              <w:insideH w:val="single" w:sz="4" w:space="0" w:color="B9CBE0"/>
+              <w:insideV w:val="single" w:sz="4" w:space="0" w:color="B9CBE0"/>
+            </w:tcBorders>
           </w:tcPr>
           <w:p>
             <w:pPr>
@@ -6769,7 +8401,7 @@
         </w:tc>
         <w:tc>
           <w:tcPr>
-            <w:tcW w:type="dxa" w:w="3816"/>
+            <w:tcW w:type="dxa" w:w="3333"/>
             <w:vAlign w:val="center"/>
             <w:tcMar>
               <w:top w:w="100" w:type="dxa"/>
@@ -6777,6 +8409,14 @@
               <w:bottom w:w="100" w:type="dxa"/>
               <w:end w:w="100" w:type="dxa"/>
             </w:tcMar>
+            <w:tcBorders>
+              <w:top w:val="single" w:sz="4" w:space="0" w:color="B9CBE0"/>
+              <w:left w:val="single" w:sz="4" w:space="0" w:color="B9CBE0"/>
+              <w:bottom w:val="single" w:sz="4" w:space="0" w:color="B9CBE0"/>
+              <w:right w:val="single" w:sz="4" w:space="0" w:color="B9CBE0"/>
+              <w:insideH w:val="single" w:sz="4" w:space="0" w:color="B9CBE0"/>
+              <w:insideV w:val="single" w:sz="4" w:space="0" w:color="B9CBE0"/>
+            </w:tcBorders>
           </w:tcPr>
           <w:p>
             <w:pPr>
@@ -6800,7 +8440,7 @@
         </w:tc>
         <w:tc>
           <w:tcPr>
-            <w:tcW w:type="dxa" w:w="3384"/>
+            <w:tcW w:type="dxa" w:w="2955"/>
             <w:vAlign w:val="center"/>
             <w:tcMar>
               <w:top w:w="100" w:type="dxa"/>
@@ -6808,6 +8448,14 @@
               <w:bottom w:w="100" w:type="dxa"/>
               <w:end w:w="100" w:type="dxa"/>
             </w:tcMar>
+            <w:tcBorders>
+              <w:top w:val="single" w:sz="4" w:space="0" w:color="B9CBE0"/>
+              <w:left w:val="single" w:sz="4" w:space="0" w:color="B9CBE0"/>
+              <w:bottom w:val="single" w:sz="4" w:space="0" w:color="B9CBE0"/>
+              <w:right w:val="single" w:sz="4" w:space="0" w:color="B9CBE0"/>
+              <w:insideH w:val="single" w:sz="4" w:space="0" w:color="B9CBE0"/>
+              <w:insideV w:val="single" w:sz="4" w:space="0" w:color="B9CBE0"/>
+            </w:tcBorders>
           </w:tcPr>
           <w:p>
             <w:pPr>
@@ -6861,17 +8509,17 @@
     </w:p>
     <w:tbl>
       <w:tblPr>
-        <w:tblW w:type="auto" w:w="0"/>
+        <w:tblW w:type="dxa" w:w="9432"/>
         <w:jc w:val="center"/>
         <w:tblLayout w:type="fixed"/>
         <w:tblLook w:firstColumn="1" w:firstRow="1" w:lastColumn="0" w:lastRow="0" w:noHBand="0" w:noVBand="1" w:val="04A0"/>
         <w:tblBorders>
-          <w:top w:val="single" w:sz="4" w:space="0" w:color="DFE7F0"/>
-          <w:left w:val="single" w:sz="4" w:space="0" w:color="DFE7F0"/>
-          <w:bottom w:val="single" w:sz="4" w:space="0" w:color="DFE7F0"/>
-          <w:right w:val="single" w:sz="4" w:space="0" w:color="DFE7F0"/>
-          <w:insideH w:val="single" w:sz="4" w:space="0" w:color="DFE7F0"/>
-          <w:insideV w:val="single" w:sz="4" w:space="0" w:color="DFE7F0"/>
+          <w:top w:val="single" w:sz="4" w:space="0" w:color="B9CBE0"/>
+          <w:left w:val="single" w:sz="4" w:space="0" w:color="B9CBE0"/>
+          <w:bottom w:val="single" w:sz="4" w:space="0" w:color="B9CBE0"/>
+          <w:right w:val="single" w:sz="4" w:space="0" w:color="B9CBE0"/>
+          <w:insideH w:val="single" w:sz="4" w:space="0" w:color="B9CBE0"/>
+          <w:insideV w:val="single" w:sz="4" w:space="0" w:color="B9CBE0"/>
         </w:tblBorders>
       </w:tblPr>
       <w:tblGrid>
@@ -6881,7 +8529,7 @@
       <w:tr>
         <w:tc>
           <w:tcPr>
-            <w:tcW w:type="dxa" w:w="2232"/>
+            <w:tcW w:type="dxa" w:w="1911"/>
             <w:vAlign w:val="center"/>
             <w:tcMar>
               <w:top w:w="100" w:type="dxa"/>
@@ -6890,6 +8538,14 @@
               <w:end w:w="100" w:type="dxa"/>
             </w:tcMar>
             <w:shd w:fill="EAF1F8"/>
+            <w:tcBorders>
+              <w:top w:val="single" w:sz="4" w:space="0" w:color="B9CBE0"/>
+              <w:left w:val="single" w:sz="4" w:space="0" w:color="B9CBE0"/>
+              <w:bottom w:val="single" w:sz="4" w:space="0" w:color="B9CBE0"/>
+              <w:right w:val="single" w:sz="4" w:space="0" w:color="B9CBE0"/>
+              <w:insideH w:val="single" w:sz="4" w:space="0" w:color="B9CBE0"/>
+              <w:insideV w:val="single" w:sz="4" w:space="0" w:color="B9CBE0"/>
+            </w:tcBorders>
           </w:tcPr>
           <w:p>
             <w:pPr>
@@ -6909,7 +8565,7 @@
         </w:tc>
         <w:tc>
           <w:tcPr>
-            <w:tcW w:type="dxa" w:w="8784"/>
+            <w:tcW w:type="dxa" w:w="7521"/>
             <w:vAlign w:val="center"/>
             <w:tcMar>
               <w:top w:w="100" w:type="dxa"/>
@@ -6917,6 +8573,14 @@
               <w:bottom w:w="100" w:type="dxa"/>
               <w:end w:w="100" w:type="dxa"/>
             </w:tcMar>
+            <w:tcBorders>
+              <w:top w:val="single" w:sz="4" w:space="0" w:color="B9CBE0"/>
+              <w:left w:val="single" w:sz="4" w:space="0" w:color="B9CBE0"/>
+              <w:bottom w:val="single" w:sz="4" w:space="0" w:color="B9CBE0"/>
+              <w:right w:val="single" w:sz="4" w:space="0" w:color="B9CBE0"/>
+              <w:insideH w:val="single" w:sz="4" w:space="0" w:color="B9CBE0"/>
+              <w:insideV w:val="single" w:sz="4" w:space="0" w:color="B9CBE0"/>
+            </w:tcBorders>
           </w:tcPr>
           <w:p>
             <w:pPr>
@@ -6938,7 +8602,7 @@
       <w:tr>
         <w:tc>
           <w:tcPr>
-            <w:tcW w:type="dxa" w:w="2232"/>
+            <w:tcW w:type="dxa" w:w="1911"/>
             <w:vAlign w:val="center"/>
             <w:tcMar>
               <w:top w:w="100" w:type="dxa"/>
@@ -6947,6 +8611,14 @@
               <w:end w:w="100" w:type="dxa"/>
             </w:tcMar>
             <w:shd w:fill="EAF1F8"/>
+            <w:tcBorders>
+              <w:top w:val="single" w:sz="4" w:space="0" w:color="B9CBE0"/>
+              <w:left w:val="single" w:sz="4" w:space="0" w:color="B9CBE0"/>
+              <w:bottom w:val="single" w:sz="4" w:space="0" w:color="B9CBE0"/>
+              <w:right w:val="single" w:sz="4" w:space="0" w:color="B9CBE0"/>
+              <w:insideH w:val="single" w:sz="4" w:space="0" w:color="B9CBE0"/>
+              <w:insideV w:val="single" w:sz="4" w:space="0" w:color="B9CBE0"/>
+            </w:tcBorders>
           </w:tcPr>
           <w:p>
             <w:pPr>
@@ -6966,7 +8638,7 @@
         </w:tc>
         <w:tc>
           <w:tcPr>
-            <w:tcW w:type="dxa" w:w="8784"/>
+            <w:tcW w:type="dxa" w:w="7521"/>
             <w:vAlign w:val="center"/>
             <w:tcMar>
               <w:top w:w="100" w:type="dxa"/>
@@ -6974,6 +8646,14 @@
               <w:bottom w:w="100" w:type="dxa"/>
               <w:end w:w="100" w:type="dxa"/>
             </w:tcMar>
+            <w:tcBorders>
+              <w:top w:val="single" w:sz="4" w:space="0" w:color="B9CBE0"/>
+              <w:left w:val="single" w:sz="4" w:space="0" w:color="B9CBE0"/>
+              <w:bottom w:val="single" w:sz="4" w:space="0" w:color="B9CBE0"/>
+              <w:right w:val="single" w:sz="4" w:space="0" w:color="B9CBE0"/>
+              <w:insideH w:val="single" w:sz="4" w:space="0" w:color="B9CBE0"/>
+              <w:insideV w:val="single" w:sz="4" w:space="0" w:color="B9CBE0"/>
+            </w:tcBorders>
           </w:tcPr>
           <w:p>
             <w:pPr>
@@ -6995,7 +8675,7 @@
       <w:tr>
         <w:tc>
           <w:tcPr>
-            <w:tcW w:type="dxa" w:w="2232"/>
+            <w:tcW w:type="dxa" w:w="1911"/>
             <w:vAlign w:val="center"/>
             <w:tcMar>
               <w:top w:w="100" w:type="dxa"/>
@@ -7004,6 +8684,14 @@
               <w:end w:w="100" w:type="dxa"/>
             </w:tcMar>
             <w:shd w:fill="EAF1F8"/>
+            <w:tcBorders>
+              <w:top w:val="single" w:sz="4" w:space="0" w:color="B9CBE0"/>
+              <w:left w:val="single" w:sz="4" w:space="0" w:color="B9CBE0"/>
+              <w:bottom w:val="single" w:sz="4" w:space="0" w:color="B9CBE0"/>
+              <w:right w:val="single" w:sz="4" w:space="0" w:color="B9CBE0"/>
+              <w:insideH w:val="single" w:sz="4" w:space="0" w:color="B9CBE0"/>
+              <w:insideV w:val="single" w:sz="4" w:space="0" w:color="B9CBE0"/>
+            </w:tcBorders>
           </w:tcPr>
           <w:p>
             <w:pPr>
@@ -7023,7 +8711,7 @@
         </w:tc>
         <w:tc>
           <w:tcPr>
-            <w:tcW w:type="dxa" w:w="8784"/>
+            <w:tcW w:type="dxa" w:w="7521"/>
             <w:vAlign w:val="center"/>
             <w:tcMar>
               <w:top w:w="100" w:type="dxa"/>
@@ -7031,6 +8719,14 @@
               <w:bottom w:w="100" w:type="dxa"/>
               <w:end w:w="100" w:type="dxa"/>
             </w:tcMar>
+            <w:tcBorders>
+              <w:top w:val="single" w:sz="4" w:space="0" w:color="B9CBE0"/>
+              <w:left w:val="single" w:sz="4" w:space="0" w:color="B9CBE0"/>
+              <w:bottom w:val="single" w:sz="4" w:space="0" w:color="B9CBE0"/>
+              <w:right w:val="single" w:sz="4" w:space="0" w:color="B9CBE0"/>
+              <w:insideH w:val="single" w:sz="4" w:space="0" w:color="B9CBE0"/>
+              <w:insideV w:val="single" w:sz="4" w:space="0" w:color="B9CBE0"/>
+            </w:tcBorders>
           </w:tcPr>
           <w:p>
             <w:pPr>
@@ -7052,7 +8748,7 @@
       <w:tr>
         <w:tc>
           <w:tcPr>
-            <w:tcW w:type="dxa" w:w="2232"/>
+            <w:tcW w:type="dxa" w:w="1911"/>
             <w:vAlign w:val="center"/>
             <w:tcMar>
               <w:top w:w="100" w:type="dxa"/>
@@ -7061,6 +8757,14 @@
               <w:end w:w="100" w:type="dxa"/>
             </w:tcMar>
             <w:shd w:fill="EAF1F8"/>
+            <w:tcBorders>
+              <w:top w:val="single" w:sz="4" w:space="0" w:color="B9CBE0"/>
+              <w:left w:val="single" w:sz="4" w:space="0" w:color="B9CBE0"/>
+              <w:bottom w:val="single" w:sz="4" w:space="0" w:color="B9CBE0"/>
+              <w:right w:val="single" w:sz="4" w:space="0" w:color="B9CBE0"/>
+              <w:insideH w:val="single" w:sz="4" w:space="0" w:color="B9CBE0"/>
+              <w:insideV w:val="single" w:sz="4" w:space="0" w:color="B9CBE0"/>
+            </w:tcBorders>
           </w:tcPr>
           <w:p>
             <w:pPr>
@@ -7080,7 +8784,7 @@
         </w:tc>
         <w:tc>
           <w:tcPr>
-            <w:tcW w:type="dxa" w:w="8784"/>
+            <w:tcW w:type="dxa" w:w="7521"/>
             <w:vAlign w:val="center"/>
             <w:tcMar>
               <w:top w:w="100" w:type="dxa"/>
@@ -7088,6 +8792,14 @@
               <w:bottom w:w="100" w:type="dxa"/>
               <w:end w:w="100" w:type="dxa"/>
             </w:tcMar>
+            <w:tcBorders>
+              <w:top w:val="single" w:sz="4" w:space="0" w:color="B9CBE0"/>
+              <w:left w:val="single" w:sz="4" w:space="0" w:color="B9CBE0"/>
+              <w:bottom w:val="single" w:sz="4" w:space="0" w:color="B9CBE0"/>
+              <w:right w:val="single" w:sz="4" w:space="0" w:color="B9CBE0"/>
+              <w:insideH w:val="single" w:sz="4" w:space="0" w:color="B9CBE0"/>
+              <w:insideV w:val="single" w:sz="4" w:space="0" w:color="B9CBE0"/>
+            </w:tcBorders>
           </w:tcPr>
           <w:p>
             <w:pPr>
@@ -7109,7 +8821,7 @@
       <w:tr>
         <w:tc>
           <w:tcPr>
-            <w:tcW w:type="dxa" w:w="2232"/>
+            <w:tcW w:type="dxa" w:w="1911"/>
             <w:vAlign w:val="center"/>
             <w:tcMar>
               <w:top w:w="100" w:type="dxa"/>
@@ -7118,6 +8830,14 @@
               <w:end w:w="100" w:type="dxa"/>
             </w:tcMar>
             <w:shd w:fill="EAF1F8"/>
+            <w:tcBorders>
+              <w:top w:val="single" w:sz="4" w:space="0" w:color="B9CBE0"/>
+              <w:left w:val="single" w:sz="4" w:space="0" w:color="B9CBE0"/>
+              <w:bottom w:val="single" w:sz="4" w:space="0" w:color="B9CBE0"/>
+              <w:right w:val="single" w:sz="4" w:space="0" w:color="B9CBE0"/>
+              <w:insideH w:val="single" w:sz="4" w:space="0" w:color="B9CBE0"/>
+              <w:insideV w:val="single" w:sz="4" w:space="0" w:color="B9CBE0"/>
+            </w:tcBorders>
           </w:tcPr>
           <w:p>
             <w:pPr>
@@ -7137,7 +8857,7 @@
         </w:tc>
         <w:tc>
           <w:tcPr>
-            <w:tcW w:type="dxa" w:w="8784"/>
+            <w:tcW w:type="dxa" w:w="7521"/>
             <w:vAlign w:val="center"/>
             <w:tcMar>
               <w:top w:w="100" w:type="dxa"/>
@@ -7145,6 +8865,14 @@
               <w:bottom w:w="100" w:type="dxa"/>
               <w:end w:w="100" w:type="dxa"/>
             </w:tcMar>
+            <w:tcBorders>
+              <w:top w:val="single" w:sz="4" w:space="0" w:color="B9CBE0"/>
+              <w:left w:val="single" w:sz="4" w:space="0" w:color="B9CBE0"/>
+              <w:bottom w:val="single" w:sz="4" w:space="0" w:color="B9CBE0"/>
+              <w:right w:val="single" w:sz="4" w:space="0" w:color="B9CBE0"/>
+              <w:insideH w:val="single" w:sz="4" w:space="0" w:color="B9CBE0"/>
+              <w:insideV w:val="single" w:sz="4" w:space="0" w:color="B9CBE0"/>
+            </w:tcBorders>
           </w:tcPr>
           <w:p>
             <w:pPr>
@@ -7166,7 +8894,7 @@
       <w:tr>
         <w:tc>
           <w:tcPr>
-            <w:tcW w:type="dxa" w:w="2232"/>
+            <w:tcW w:type="dxa" w:w="1911"/>
             <w:vAlign w:val="center"/>
             <w:tcMar>
               <w:top w:w="100" w:type="dxa"/>
@@ -7175,6 +8903,14 @@
               <w:end w:w="100" w:type="dxa"/>
             </w:tcMar>
             <w:shd w:fill="EAF1F8"/>
+            <w:tcBorders>
+              <w:top w:val="single" w:sz="4" w:space="0" w:color="B9CBE0"/>
+              <w:left w:val="single" w:sz="4" w:space="0" w:color="B9CBE0"/>
+              <w:bottom w:val="single" w:sz="4" w:space="0" w:color="B9CBE0"/>
+              <w:right w:val="single" w:sz="4" w:space="0" w:color="B9CBE0"/>
+              <w:insideH w:val="single" w:sz="4" w:space="0" w:color="B9CBE0"/>
+              <w:insideV w:val="single" w:sz="4" w:space="0" w:color="B9CBE0"/>
+            </w:tcBorders>
           </w:tcPr>
           <w:p>
             <w:pPr>
@@ -7194,7 +8930,7 @@
         </w:tc>
         <w:tc>
           <w:tcPr>
-            <w:tcW w:type="dxa" w:w="8784"/>
+            <w:tcW w:type="dxa" w:w="7521"/>
             <w:vAlign w:val="center"/>
             <w:tcMar>
               <w:top w:w="100" w:type="dxa"/>
@@ -7202,6 +8938,14 @@
               <w:bottom w:w="100" w:type="dxa"/>
               <w:end w:w="100" w:type="dxa"/>
             </w:tcMar>
+            <w:tcBorders>
+              <w:top w:val="single" w:sz="4" w:space="0" w:color="B9CBE0"/>
+              <w:left w:val="single" w:sz="4" w:space="0" w:color="B9CBE0"/>
+              <w:bottom w:val="single" w:sz="4" w:space="0" w:color="B9CBE0"/>
+              <w:right w:val="single" w:sz="4" w:space="0" w:color="B9CBE0"/>
+              <w:insideH w:val="single" w:sz="4" w:space="0" w:color="B9CBE0"/>
+              <w:insideV w:val="single" w:sz="4" w:space="0" w:color="B9CBE0"/>
+            </w:tcBorders>
           </w:tcPr>
           <w:p>
             <w:pPr>
@@ -7223,7 +8967,7 @@
       <w:tr>
         <w:tc>
           <w:tcPr>
-            <w:tcW w:type="dxa" w:w="2232"/>
+            <w:tcW w:type="dxa" w:w="1911"/>
             <w:vAlign w:val="center"/>
             <w:tcMar>
               <w:top w:w="100" w:type="dxa"/>
@@ -7232,6 +8976,14 @@
               <w:end w:w="100" w:type="dxa"/>
             </w:tcMar>
             <w:shd w:fill="EAF1F8"/>
+            <w:tcBorders>
+              <w:top w:val="single" w:sz="4" w:space="0" w:color="B9CBE0"/>
+              <w:left w:val="single" w:sz="4" w:space="0" w:color="B9CBE0"/>
+              <w:bottom w:val="single" w:sz="4" w:space="0" w:color="B9CBE0"/>
+              <w:right w:val="single" w:sz="4" w:space="0" w:color="B9CBE0"/>
+              <w:insideH w:val="single" w:sz="4" w:space="0" w:color="B9CBE0"/>
+              <w:insideV w:val="single" w:sz="4" w:space="0" w:color="B9CBE0"/>
+            </w:tcBorders>
           </w:tcPr>
           <w:p>
             <w:pPr>
@@ -7251,7 +9003,7 @@
         </w:tc>
         <w:tc>
           <w:tcPr>
-            <w:tcW w:type="dxa" w:w="8784"/>
+            <w:tcW w:type="dxa" w:w="7521"/>
             <w:vAlign w:val="center"/>
             <w:tcMar>
               <w:top w:w="100" w:type="dxa"/>
@@ -7259,6 +9011,14 @@
               <w:bottom w:w="100" w:type="dxa"/>
               <w:end w:w="100" w:type="dxa"/>
             </w:tcMar>
+            <w:tcBorders>
+              <w:top w:val="single" w:sz="4" w:space="0" w:color="B9CBE0"/>
+              <w:left w:val="single" w:sz="4" w:space="0" w:color="B9CBE0"/>
+              <w:bottom w:val="single" w:sz="4" w:space="0" w:color="B9CBE0"/>
+              <w:right w:val="single" w:sz="4" w:space="0" w:color="B9CBE0"/>
+              <w:insideH w:val="single" w:sz="4" w:space="0" w:color="B9CBE0"/>
+              <w:insideV w:val="single" w:sz="4" w:space="0" w:color="B9CBE0"/>
+            </w:tcBorders>
           </w:tcPr>
           <w:p>
             <w:pPr>
@@ -7280,7 +9040,7 @@
       <w:tr>
         <w:tc>
           <w:tcPr>
-            <w:tcW w:type="dxa" w:w="2232"/>
+            <w:tcW w:type="dxa" w:w="1911"/>
             <w:vAlign w:val="center"/>
             <w:tcMar>
               <w:top w:w="100" w:type="dxa"/>
@@ -7289,6 +9049,14 @@
               <w:end w:w="100" w:type="dxa"/>
             </w:tcMar>
             <w:shd w:fill="EAF1F8"/>
+            <w:tcBorders>
+              <w:top w:val="single" w:sz="4" w:space="0" w:color="B9CBE0"/>
+              <w:left w:val="single" w:sz="4" w:space="0" w:color="B9CBE0"/>
+              <w:bottom w:val="single" w:sz="4" w:space="0" w:color="B9CBE0"/>
+              <w:right w:val="single" w:sz="4" w:space="0" w:color="B9CBE0"/>
+              <w:insideH w:val="single" w:sz="4" w:space="0" w:color="B9CBE0"/>
+              <w:insideV w:val="single" w:sz="4" w:space="0" w:color="B9CBE0"/>
+            </w:tcBorders>
           </w:tcPr>
           <w:p>
             <w:pPr>
@@ -7308,7 +9076,7 @@
         </w:tc>
         <w:tc>
           <w:tcPr>
-            <w:tcW w:type="dxa" w:w="8784"/>
+            <w:tcW w:type="dxa" w:w="7521"/>
             <w:vAlign w:val="center"/>
             <w:tcMar>
               <w:top w:w="100" w:type="dxa"/>
@@ -7316,6 +9084,14 @@
               <w:bottom w:w="100" w:type="dxa"/>
               <w:end w:w="100" w:type="dxa"/>
             </w:tcMar>
+            <w:tcBorders>
+              <w:top w:val="single" w:sz="4" w:space="0" w:color="B9CBE0"/>
+              <w:left w:val="single" w:sz="4" w:space="0" w:color="B9CBE0"/>
+              <w:bottom w:val="single" w:sz="4" w:space="0" w:color="B9CBE0"/>
+              <w:right w:val="single" w:sz="4" w:space="0" w:color="B9CBE0"/>
+              <w:insideH w:val="single" w:sz="4" w:space="0" w:color="B9CBE0"/>
+              <w:insideV w:val="single" w:sz="4" w:space="0" w:color="B9CBE0"/>
+            </w:tcBorders>
           </w:tcPr>
           <w:p>
             <w:pPr>
@@ -7337,7 +9113,7 @@
       <w:tr>
         <w:tc>
           <w:tcPr>
-            <w:tcW w:type="dxa" w:w="2232"/>
+            <w:tcW w:type="dxa" w:w="1911"/>
             <w:vAlign w:val="center"/>
             <w:tcMar>
               <w:top w:w="100" w:type="dxa"/>
@@ -7346,6 +9122,14 @@
               <w:end w:w="100" w:type="dxa"/>
             </w:tcMar>
             <w:shd w:fill="EAF1F8"/>
+            <w:tcBorders>
+              <w:top w:val="single" w:sz="4" w:space="0" w:color="B9CBE0"/>
+              <w:left w:val="single" w:sz="4" w:space="0" w:color="B9CBE0"/>
+              <w:bottom w:val="single" w:sz="4" w:space="0" w:color="B9CBE0"/>
+              <w:right w:val="single" w:sz="4" w:space="0" w:color="B9CBE0"/>
+              <w:insideH w:val="single" w:sz="4" w:space="0" w:color="B9CBE0"/>
+              <w:insideV w:val="single" w:sz="4" w:space="0" w:color="B9CBE0"/>
+            </w:tcBorders>
           </w:tcPr>
           <w:p>
             <w:pPr>
@@ -7365,7 +9149,7 @@
         </w:tc>
         <w:tc>
           <w:tcPr>
-            <w:tcW w:type="dxa" w:w="8784"/>
+            <w:tcW w:type="dxa" w:w="7521"/>
             <w:vAlign w:val="center"/>
             <w:tcMar>
               <w:top w:w="100" w:type="dxa"/>
@@ -7373,6 +9157,14 @@
               <w:bottom w:w="100" w:type="dxa"/>
               <w:end w:w="100" w:type="dxa"/>
             </w:tcMar>
+            <w:tcBorders>
+              <w:top w:val="single" w:sz="4" w:space="0" w:color="B9CBE0"/>
+              <w:left w:val="single" w:sz="4" w:space="0" w:color="B9CBE0"/>
+              <w:bottom w:val="single" w:sz="4" w:space="0" w:color="B9CBE0"/>
+              <w:right w:val="single" w:sz="4" w:space="0" w:color="B9CBE0"/>
+              <w:insideH w:val="single" w:sz="4" w:space="0" w:color="B9CBE0"/>
+              <w:insideV w:val="single" w:sz="4" w:space="0" w:color="B9CBE0"/>
+            </w:tcBorders>
           </w:tcPr>
           <w:p>
             <w:pPr>
@@ -7394,7 +9186,7 @@
       <w:tr>
         <w:tc>
           <w:tcPr>
-            <w:tcW w:type="dxa" w:w="2232"/>
+            <w:tcW w:type="dxa" w:w="1911"/>
             <w:vAlign w:val="center"/>
             <w:tcMar>
               <w:top w:w="100" w:type="dxa"/>
@@ -7403,6 +9195,14 @@
               <w:end w:w="100" w:type="dxa"/>
             </w:tcMar>
             <w:shd w:fill="EAF1F8"/>
+            <w:tcBorders>
+              <w:top w:val="single" w:sz="4" w:space="0" w:color="B9CBE0"/>
+              <w:left w:val="single" w:sz="4" w:space="0" w:color="B9CBE0"/>
+              <w:bottom w:val="single" w:sz="4" w:space="0" w:color="B9CBE0"/>
+              <w:right w:val="single" w:sz="4" w:space="0" w:color="B9CBE0"/>
+              <w:insideH w:val="single" w:sz="4" w:space="0" w:color="B9CBE0"/>
+              <w:insideV w:val="single" w:sz="4" w:space="0" w:color="B9CBE0"/>
+            </w:tcBorders>
           </w:tcPr>
           <w:p>
             <w:pPr>
@@ -7422,7 +9222,7 @@
         </w:tc>
         <w:tc>
           <w:tcPr>
-            <w:tcW w:type="dxa" w:w="8784"/>
+            <w:tcW w:type="dxa" w:w="7521"/>
             <w:vAlign w:val="center"/>
             <w:tcMar>
               <w:top w:w="100" w:type="dxa"/>
@@ -7430,6 +9230,14 @@
               <w:bottom w:w="100" w:type="dxa"/>
               <w:end w:w="100" w:type="dxa"/>
             </w:tcMar>
+            <w:tcBorders>
+              <w:top w:val="single" w:sz="4" w:space="0" w:color="B9CBE0"/>
+              <w:left w:val="single" w:sz="4" w:space="0" w:color="B9CBE0"/>
+              <w:bottom w:val="single" w:sz="4" w:space="0" w:color="B9CBE0"/>
+              <w:right w:val="single" w:sz="4" w:space="0" w:color="B9CBE0"/>
+              <w:insideH w:val="single" w:sz="4" w:space="0" w:color="B9CBE0"/>
+              <w:insideV w:val="single" w:sz="4" w:space="0" w:color="B9CBE0"/>
+            </w:tcBorders>
           </w:tcPr>
           <w:p>
             <w:pPr>
@@ -7450,7 +9258,7 @@
       <w:tr>
         <w:tc>
           <w:tcPr>
-            <w:tcW w:type="dxa" w:w="2232"/>
+            <w:tcW w:type="dxa" w:w="1911"/>
             <w:vAlign w:val="center"/>
             <w:tcMar>
               <w:top w:w="100" w:type="dxa"/>
@@ -7459,6 +9267,14 @@
               <w:end w:w="100" w:type="dxa"/>
             </w:tcMar>
             <w:shd w:fill="EAF1F8"/>
+            <w:tcBorders>
+              <w:top w:val="single" w:sz="4" w:space="0" w:color="B9CBE0"/>
+              <w:left w:val="single" w:sz="4" w:space="0" w:color="B9CBE0"/>
+              <w:bottom w:val="single" w:sz="4" w:space="0" w:color="B9CBE0"/>
+              <w:right w:val="single" w:sz="4" w:space="0" w:color="B9CBE0"/>
+              <w:insideH w:val="single" w:sz="4" w:space="0" w:color="B9CBE0"/>
+              <w:insideV w:val="single" w:sz="4" w:space="0" w:color="B9CBE0"/>
+            </w:tcBorders>
           </w:tcPr>
           <w:p>
             <w:pPr>
@@ -7478,7 +9294,7 @@
         </w:tc>
         <w:tc>
           <w:tcPr>
-            <w:tcW w:type="dxa" w:w="8784"/>
+            <w:tcW w:type="dxa" w:w="7521"/>
             <w:vAlign w:val="center"/>
             <w:tcMar>
               <w:top w:w="100" w:type="dxa"/>
@@ -7486,6 +9302,14 @@
               <w:bottom w:w="100" w:type="dxa"/>
               <w:end w:w="100" w:type="dxa"/>
             </w:tcMar>
+            <w:tcBorders>
+              <w:top w:val="single" w:sz="4" w:space="0" w:color="B9CBE0"/>
+              <w:left w:val="single" w:sz="4" w:space="0" w:color="B9CBE0"/>
+              <w:bottom w:val="single" w:sz="4" w:space="0" w:color="B9CBE0"/>
+              <w:right w:val="single" w:sz="4" w:space="0" w:color="B9CBE0"/>
+              <w:insideH w:val="single" w:sz="4" w:space="0" w:color="B9CBE0"/>
+              <w:insideV w:val="single" w:sz="4" w:space="0" w:color="B9CBE0"/>
+            </w:tcBorders>
           </w:tcPr>
           <w:p>
             <w:pPr>
@@ -7515,17 +9339,17 @@
     </w:p>
     <w:tbl>
       <w:tblPr>
-        <w:tblW w:type="auto" w:w="0"/>
+        <w:tblW w:type="dxa" w:w="9432"/>
         <w:jc w:val="center"/>
         <w:tblLayout w:type="fixed"/>
         <w:tblLook w:firstColumn="1" w:firstRow="1" w:lastColumn="0" w:lastRow="0" w:noHBand="0" w:noVBand="1" w:val="04A0"/>
         <w:tblBorders>
-          <w:top w:val="single" w:sz="4" w:space="0" w:color="DFE7F0"/>
-          <w:left w:val="single" w:sz="4" w:space="0" w:color="DFE7F0"/>
-          <w:bottom w:val="single" w:sz="4" w:space="0" w:color="DFE7F0"/>
-          <w:right w:val="single" w:sz="4" w:space="0" w:color="DFE7F0"/>
-          <w:insideH w:val="single" w:sz="4" w:space="0" w:color="DFE7F0"/>
-          <w:insideV w:val="single" w:sz="4" w:space="0" w:color="DFE7F0"/>
+          <w:top w:val="single" w:sz="4" w:space="0" w:color="B9CBE0"/>
+          <w:left w:val="single" w:sz="4" w:space="0" w:color="B9CBE0"/>
+          <w:bottom w:val="single" w:sz="4" w:space="0" w:color="B9CBE0"/>
+          <w:right w:val="single" w:sz="4" w:space="0" w:color="B9CBE0"/>
+          <w:insideH w:val="single" w:sz="4" w:space="0" w:color="B9CBE0"/>
+          <w:insideV w:val="single" w:sz="4" w:space="0" w:color="B9CBE0"/>
         </w:tblBorders>
       </w:tblPr>
       <w:tblGrid>
@@ -7535,7 +9359,7 @@
       <w:tr>
         <w:tc>
           <w:tcPr>
-            <w:tcW w:type="dxa" w:w="2232"/>
+            <w:tcW w:type="dxa" w:w="1911"/>
             <w:vAlign w:val="center"/>
             <w:tcMar>
               <w:top w:w="100" w:type="dxa"/>
@@ -7544,6 +9368,14 @@
               <w:end w:w="100" w:type="dxa"/>
             </w:tcMar>
             <w:shd w:fill="EAF1F8"/>
+            <w:tcBorders>
+              <w:top w:val="single" w:sz="4" w:space="0" w:color="B9CBE0"/>
+              <w:left w:val="single" w:sz="4" w:space="0" w:color="B9CBE0"/>
+              <w:bottom w:val="single" w:sz="4" w:space="0" w:color="B9CBE0"/>
+              <w:right w:val="single" w:sz="4" w:space="0" w:color="B9CBE0"/>
+              <w:insideH w:val="single" w:sz="4" w:space="0" w:color="B9CBE0"/>
+              <w:insideV w:val="single" w:sz="4" w:space="0" w:color="B9CBE0"/>
+            </w:tcBorders>
           </w:tcPr>
           <w:p>
             <w:pPr>
@@ -7563,7 +9395,7 @@
         </w:tc>
         <w:tc>
           <w:tcPr>
-            <w:tcW w:type="dxa" w:w="8784"/>
+            <w:tcW w:type="dxa" w:w="7521"/>
             <w:vAlign w:val="center"/>
             <w:tcMar>
               <w:top w:w="100" w:type="dxa"/>
@@ -7571,6 +9403,14 @@
               <w:bottom w:w="100" w:type="dxa"/>
               <w:end w:w="100" w:type="dxa"/>
             </w:tcMar>
+            <w:tcBorders>
+              <w:top w:val="single" w:sz="4" w:space="0" w:color="B9CBE0"/>
+              <w:left w:val="single" w:sz="4" w:space="0" w:color="B9CBE0"/>
+              <w:bottom w:val="single" w:sz="4" w:space="0" w:color="B9CBE0"/>
+              <w:right w:val="single" w:sz="4" w:space="0" w:color="B9CBE0"/>
+              <w:insideH w:val="single" w:sz="4" w:space="0" w:color="B9CBE0"/>
+              <w:insideV w:val="single" w:sz="4" w:space="0" w:color="B9CBE0"/>
+            </w:tcBorders>
           </w:tcPr>
           <w:p>
             <w:pPr>
@@ -7592,7 +9432,7 @@
       <w:tr>
         <w:tc>
           <w:tcPr>
-            <w:tcW w:type="dxa" w:w="2232"/>
+            <w:tcW w:type="dxa" w:w="1911"/>
             <w:vAlign w:val="center"/>
             <w:tcMar>
               <w:top w:w="100" w:type="dxa"/>
@@ -7601,6 +9441,14 @@
               <w:end w:w="100" w:type="dxa"/>
             </w:tcMar>
             <w:shd w:fill="EAF1F8"/>
+            <w:tcBorders>
+              <w:top w:val="single" w:sz="4" w:space="0" w:color="B9CBE0"/>
+              <w:left w:val="single" w:sz="4" w:space="0" w:color="B9CBE0"/>
+              <w:bottom w:val="single" w:sz="4" w:space="0" w:color="B9CBE0"/>
+              <w:right w:val="single" w:sz="4" w:space="0" w:color="B9CBE0"/>
+              <w:insideH w:val="single" w:sz="4" w:space="0" w:color="B9CBE0"/>
+              <w:insideV w:val="single" w:sz="4" w:space="0" w:color="B9CBE0"/>
+            </w:tcBorders>
           </w:tcPr>
           <w:p>
             <w:pPr>
@@ -7620,7 +9468,7 @@
         </w:tc>
         <w:tc>
           <w:tcPr>
-            <w:tcW w:type="dxa" w:w="8784"/>
+            <w:tcW w:type="dxa" w:w="7521"/>
             <w:vAlign w:val="center"/>
             <w:tcMar>
               <w:top w:w="100" w:type="dxa"/>
@@ -7628,6 +9476,14 @@
               <w:bottom w:w="100" w:type="dxa"/>
               <w:end w:w="100" w:type="dxa"/>
             </w:tcMar>
+            <w:tcBorders>
+              <w:top w:val="single" w:sz="4" w:space="0" w:color="B9CBE0"/>
+              <w:left w:val="single" w:sz="4" w:space="0" w:color="B9CBE0"/>
+              <w:bottom w:val="single" w:sz="4" w:space="0" w:color="B9CBE0"/>
+              <w:right w:val="single" w:sz="4" w:space="0" w:color="B9CBE0"/>
+              <w:insideH w:val="single" w:sz="4" w:space="0" w:color="B9CBE0"/>
+              <w:insideV w:val="single" w:sz="4" w:space="0" w:color="B9CBE0"/>
+            </w:tcBorders>
           </w:tcPr>
           <w:p>
             <w:pPr>
@@ -7649,7 +9505,7 @@
       <w:tr>
         <w:tc>
           <w:tcPr>
-            <w:tcW w:type="dxa" w:w="2232"/>
+            <w:tcW w:type="dxa" w:w="1911"/>
             <w:vAlign w:val="center"/>
             <w:tcMar>
               <w:top w:w="100" w:type="dxa"/>
@@ -7658,6 +9514,14 @@
               <w:end w:w="100" w:type="dxa"/>
             </w:tcMar>
             <w:shd w:fill="EAF1F8"/>
+            <w:tcBorders>
+              <w:top w:val="single" w:sz="4" w:space="0" w:color="B9CBE0"/>
+              <w:left w:val="single" w:sz="4" w:space="0" w:color="B9CBE0"/>
+              <w:bottom w:val="single" w:sz="4" w:space="0" w:color="B9CBE0"/>
+              <w:right w:val="single" w:sz="4" w:space="0" w:color="B9CBE0"/>
+              <w:insideH w:val="single" w:sz="4" w:space="0" w:color="B9CBE0"/>
+              <w:insideV w:val="single" w:sz="4" w:space="0" w:color="B9CBE0"/>
+            </w:tcBorders>
           </w:tcPr>
           <w:p>
             <w:pPr>
@@ -7677,7 +9541,7 @@
         </w:tc>
         <w:tc>
           <w:tcPr>
-            <w:tcW w:type="dxa" w:w="8784"/>
+            <w:tcW w:type="dxa" w:w="7521"/>
             <w:vAlign w:val="center"/>
             <w:tcMar>
               <w:top w:w="100" w:type="dxa"/>
@@ -7685,6 +9549,14 @@
               <w:bottom w:w="100" w:type="dxa"/>
               <w:end w:w="100" w:type="dxa"/>
             </w:tcMar>
+            <w:tcBorders>
+              <w:top w:val="single" w:sz="4" w:space="0" w:color="B9CBE0"/>
+              <w:left w:val="single" w:sz="4" w:space="0" w:color="B9CBE0"/>
+              <w:bottom w:val="single" w:sz="4" w:space="0" w:color="B9CBE0"/>
+              <w:right w:val="single" w:sz="4" w:space="0" w:color="B9CBE0"/>
+              <w:insideH w:val="single" w:sz="4" w:space="0" w:color="B9CBE0"/>
+              <w:insideV w:val="single" w:sz="4" w:space="0" w:color="B9CBE0"/>
+            </w:tcBorders>
           </w:tcPr>
           <w:p>
             <w:pPr>
@@ -7706,7 +9578,7 @@
       <w:tr>
         <w:tc>
           <w:tcPr>
-            <w:tcW w:type="dxa" w:w="2232"/>
+            <w:tcW w:type="dxa" w:w="1911"/>
             <w:vAlign w:val="center"/>
             <w:tcMar>
               <w:top w:w="100" w:type="dxa"/>
@@ -7715,6 +9587,14 @@
               <w:end w:w="100" w:type="dxa"/>
             </w:tcMar>
             <w:shd w:fill="EAF1F8"/>
+            <w:tcBorders>
+              <w:top w:val="single" w:sz="4" w:space="0" w:color="B9CBE0"/>
+              <w:left w:val="single" w:sz="4" w:space="0" w:color="B9CBE0"/>
+              <w:bottom w:val="single" w:sz="4" w:space="0" w:color="B9CBE0"/>
+              <w:right w:val="single" w:sz="4" w:space="0" w:color="B9CBE0"/>
+              <w:insideH w:val="single" w:sz="4" w:space="0" w:color="B9CBE0"/>
+              <w:insideV w:val="single" w:sz="4" w:space="0" w:color="B9CBE0"/>
+            </w:tcBorders>
           </w:tcPr>
           <w:p>
             <w:pPr>
@@ -7734,7 +9614,7 @@
         </w:tc>
         <w:tc>
           <w:tcPr>
-            <w:tcW w:type="dxa" w:w="8784"/>
+            <w:tcW w:type="dxa" w:w="7521"/>
             <w:vAlign w:val="center"/>
             <w:tcMar>
               <w:top w:w="100" w:type="dxa"/>
@@ -7742,6 +9622,14 @@
               <w:bottom w:w="100" w:type="dxa"/>
               <w:end w:w="100" w:type="dxa"/>
             </w:tcMar>
+            <w:tcBorders>
+              <w:top w:val="single" w:sz="4" w:space="0" w:color="B9CBE0"/>
+              <w:left w:val="single" w:sz="4" w:space="0" w:color="B9CBE0"/>
+              <w:bottom w:val="single" w:sz="4" w:space="0" w:color="B9CBE0"/>
+              <w:right w:val="single" w:sz="4" w:space="0" w:color="B9CBE0"/>
+              <w:insideH w:val="single" w:sz="4" w:space="0" w:color="B9CBE0"/>
+              <w:insideV w:val="single" w:sz="4" w:space="0" w:color="B9CBE0"/>
+            </w:tcBorders>
           </w:tcPr>
           <w:p>
             <w:pPr>
@@ -7763,7 +9651,7 @@
       <w:tr>
         <w:tc>
           <w:tcPr>
-            <w:tcW w:type="dxa" w:w="2232"/>
+            <w:tcW w:type="dxa" w:w="1911"/>
             <w:vAlign w:val="center"/>
             <w:tcMar>
               <w:top w:w="100" w:type="dxa"/>
@@ -7772,6 +9660,14 @@
               <w:end w:w="100" w:type="dxa"/>
             </w:tcMar>
             <w:shd w:fill="EAF1F8"/>
+            <w:tcBorders>
+              <w:top w:val="single" w:sz="4" w:space="0" w:color="B9CBE0"/>
+              <w:left w:val="single" w:sz="4" w:space="0" w:color="B9CBE0"/>
+              <w:bottom w:val="single" w:sz="4" w:space="0" w:color="B9CBE0"/>
+              <w:right w:val="single" w:sz="4" w:space="0" w:color="B9CBE0"/>
+              <w:insideH w:val="single" w:sz="4" w:space="0" w:color="B9CBE0"/>
+              <w:insideV w:val="single" w:sz="4" w:space="0" w:color="B9CBE0"/>
+            </w:tcBorders>
           </w:tcPr>
           <w:p>
             <w:pPr>
@@ -7791,7 +9687,7 @@
         </w:tc>
         <w:tc>
           <w:tcPr>
-            <w:tcW w:type="dxa" w:w="8784"/>
+            <w:tcW w:type="dxa" w:w="7521"/>
             <w:vAlign w:val="center"/>
             <w:tcMar>
               <w:top w:w="100" w:type="dxa"/>
@@ -7799,6 +9695,14 @@
               <w:bottom w:w="100" w:type="dxa"/>
               <w:end w:w="100" w:type="dxa"/>
             </w:tcMar>
+            <w:tcBorders>
+              <w:top w:val="single" w:sz="4" w:space="0" w:color="B9CBE0"/>
+              <w:left w:val="single" w:sz="4" w:space="0" w:color="B9CBE0"/>
+              <w:bottom w:val="single" w:sz="4" w:space="0" w:color="B9CBE0"/>
+              <w:right w:val="single" w:sz="4" w:space="0" w:color="B9CBE0"/>
+              <w:insideH w:val="single" w:sz="4" w:space="0" w:color="B9CBE0"/>
+              <w:insideV w:val="single" w:sz="4" w:space="0" w:color="B9CBE0"/>
+            </w:tcBorders>
           </w:tcPr>
           <w:p>
             <w:pPr>
@@ -7820,7 +9724,7 @@
       <w:tr>
         <w:tc>
           <w:tcPr>
-            <w:tcW w:type="dxa" w:w="2232"/>
+            <w:tcW w:type="dxa" w:w="1911"/>
             <w:vAlign w:val="center"/>
             <w:tcMar>
               <w:top w:w="100" w:type="dxa"/>
@@ -7829,6 +9733,14 @@
               <w:end w:w="100" w:type="dxa"/>
             </w:tcMar>
             <w:shd w:fill="EAF1F8"/>
+            <w:tcBorders>
+              <w:top w:val="single" w:sz="4" w:space="0" w:color="B9CBE0"/>
+              <w:left w:val="single" w:sz="4" w:space="0" w:color="B9CBE0"/>
+              <w:bottom w:val="single" w:sz="4" w:space="0" w:color="B9CBE0"/>
+              <w:right w:val="single" w:sz="4" w:space="0" w:color="B9CBE0"/>
+              <w:insideH w:val="single" w:sz="4" w:space="0" w:color="B9CBE0"/>
+              <w:insideV w:val="single" w:sz="4" w:space="0" w:color="B9CBE0"/>
+            </w:tcBorders>
           </w:tcPr>
           <w:p>
             <w:pPr>
@@ -7848,7 +9760,7 @@
         </w:tc>
         <w:tc>
           <w:tcPr>
-            <w:tcW w:type="dxa" w:w="8784"/>
+            <w:tcW w:type="dxa" w:w="7521"/>
             <w:vAlign w:val="center"/>
             <w:tcMar>
               <w:top w:w="100" w:type="dxa"/>
@@ -7856,6 +9768,14 @@
               <w:bottom w:w="100" w:type="dxa"/>
               <w:end w:w="100" w:type="dxa"/>
             </w:tcMar>
+            <w:tcBorders>
+              <w:top w:val="single" w:sz="4" w:space="0" w:color="B9CBE0"/>
+              <w:left w:val="single" w:sz="4" w:space="0" w:color="B9CBE0"/>
+              <w:bottom w:val="single" w:sz="4" w:space="0" w:color="B9CBE0"/>
+              <w:right w:val="single" w:sz="4" w:space="0" w:color="B9CBE0"/>
+              <w:insideH w:val="single" w:sz="4" w:space="0" w:color="B9CBE0"/>
+              <w:insideV w:val="single" w:sz="4" w:space="0" w:color="B9CBE0"/>
+            </w:tcBorders>
           </w:tcPr>
           <w:p>
             <w:pPr>
@@ -7877,7 +9797,7 @@
       <w:tr>
         <w:tc>
           <w:tcPr>
-            <w:tcW w:type="dxa" w:w="2232"/>
+            <w:tcW w:type="dxa" w:w="1911"/>
             <w:vAlign w:val="center"/>
             <w:tcMar>
               <w:top w:w="100" w:type="dxa"/>
@@ -7886,6 +9806,14 @@
               <w:end w:w="100" w:type="dxa"/>
             </w:tcMar>
             <w:shd w:fill="EAF1F8"/>
+            <w:tcBorders>
+              <w:top w:val="single" w:sz="4" w:space="0" w:color="B9CBE0"/>
+              <w:left w:val="single" w:sz="4" w:space="0" w:color="B9CBE0"/>
+              <w:bottom w:val="single" w:sz="4" w:space="0" w:color="B9CBE0"/>
+              <w:right w:val="single" w:sz="4" w:space="0" w:color="B9CBE0"/>
+              <w:insideH w:val="single" w:sz="4" w:space="0" w:color="B9CBE0"/>
+              <w:insideV w:val="single" w:sz="4" w:space="0" w:color="B9CBE0"/>
+            </w:tcBorders>
           </w:tcPr>
           <w:p>
             <w:pPr>
@@ -7905,7 +9833,7 @@
         </w:tc>
         <w:tc>
           <w:tcPr>
-            <w:tcW w:type="dxa" w:w="8784"/>
+            <w:tcW w:type="dxa" w:w="7521"/>
             <w:vAlign w:val="center"/>
             <w:tcMar>
               <w:top w:w="100" w:type="dxa"/>
@@ -7913,6 +9841,14 @@
               <w:bottom w:w="100" w:type="dxa"/>
               <w:end w:w="100" w:type="dxa"/>
             </w:tcMar>
+            <w:tcBorders>
+              <w:top w:val="single" w:sz="4" w:space="0" w:color="B9CBE0"/>
+              <w:left w:val="single" w:sz="4" w:space="0" w:color="B9CBE0"/>
+              <w:bottom w:val="single" w:sz="4" w:space="0" w:color="B9CBE0"/>
+              <w:right w:val="single" w:sz="4" w:space="0" w:color="B9CBE0"/>
+              <w:insideH w:val="single" w:sz="4" w:space="0" w:color="B9CBE0"/>
+              <w:insideV w:val="single" w:sz="4" w:space="0" w:color="B9CBE0"/>
+            </w:tcBorders>
           </w:tcPr>
           <w:p>
             <w:pPr>
@@ -7934,7 +9870,7 @@
       <w:tr>
         <w:tc>
           <w:tcPr>
-            <w:tcW w:type="dxa" w:w="2232"/>
+            <w:tcW w:type="dxa" w:w="1911"/>
             <w:vAlign w:val="center"/>
             <w:tcMar>
               <w:top w:w="100" w:type="dxa"/>
@@ -7943,6 +9879,14 @@
               <w:end w:w="100" w:type="dxa"/>
             </w:tcMar>
             <w:shd w:fill="EAF1F8"/>
+            <w:tcBorders>
+              <w:top w:val="single" w:sz="4" w:space="0" w:color="B9CBE0"/>
+              <w:left w:val="single" w:sz="4" w:space="0" w:color="B9CBE0"/>
+              <w:bottom w:val="single" w:sz="4" w:space="0" w:color="B9CBE0"/>
+              <w:right w:val="single" w:sz="4" w:space="0" w:color="B9CBE0"/>
+              <w:insideH w:val="single" w:sz="4" w:space="0" w:color="B9CBE0"/>
+              <w:insideV w:val="single" w:sz="4" w:space="0" w:color="B9CBE0"/>
+            </w:tcBorders>
           </w:tcPr>
           <w:p>
             <w:pPr>
@@ -7962,7 +9906,7 @@
         </w:tc>
         <w:tc>
           <w:tcPr>
-            <w:tcW w:type="dxa" w:w="8784"/>
+            <w:tcW w:type="dxa" w:w="7521"/>
             <w:vAlign w:val="center"/>
             <w:tcMar>
               <w:top w:w="100" w:type="dxa"/>
@@ -7970,6 +9914,14 @@
               <w:bottom w:w="100" w:type="dxa"/>
               <w:end w:w="100" w:type="dxa"/>
             </w:tcMar>
+            <w:tcBorders>
+              <w:top w:val="single" w:sz="4" w:space="0" w:color="B9CBE0"/>
+              <w:left w:val="single" w:sz="4" w:space="0" w:color="B9CBE0"/>
+              <w:bottom w:val="single" w:sz="4" w:space="0" w:color="B9CBE0"/>
+              <w:right w:val="single" w:sz="4" w:space="0" w:color="B9CBE0"/>
+              <w:insideH w:val="single" w:sz="4" w:space="0" w:color="B9CBE0"/>
+              <w:insideV w:val="single" w:sz="4" w:space="0" w:color="B9CBE0"/>
+            </w:tcBorders>
           </w:tcPr>
           <w:p>
             <w:pPr>
@@ -7991,7 +9943,7 @@
       <w:tr>
         <w:tc>
           <w:tcPr>
-            <w:tcW w:type="dxa" w:w="2232"/>
+            <w:tcW w:type="dxa" w:w="1911"/>
             <w:vAlign w:val="center"/>
             <w:tcMar>
               <w:top w:w="100" w:type="dxa"/>
@@ -8000,6 +9952,14 @@
               <w:end w:w="100" w:type="dxa"/>
             </w:tcMar>
             <w:shd w:fill="EAF1F8"/>
+            <w:tcBorders>
+              <w:top w:val="single" w:sz="4" w:space="0" w:color="B9CBE0"/>
+              <w:left w:val="single" w:sz="4" w:space="0" w:color="B9CBE0"/>
+              <w:bottom w:val="single" w:sz="4" w:space="0" w:color="B9CBE0"/>
+              <w:right w:val="single" w:sz="4" w:space="0" w:color="B9CBE0"/>
+              <w:insideH w:val="single" w:sz="4" w:space="0" w:color="B9CBE0"/>
+              <w:insideV w:val="single" w:sz="4" w:space="0" w:color="B9CBE0"/>
+            </w:tcBorders>
           </w:tcPr>
           <w:p>
             <w:pPr>
@@ -8019,7 +9979,7 @@
         </w:tc>
         <w:tc>
           <w:tcPr>
-            <w:tcW w:type="dxa" w:w="8784"/>
+            <w:tcW w:type="dxa" w:w="7521"/>
             <w:vAlign w:val="center"/>
             <w:tcMar>
               <w:top w:w="100" w:type="dxa"/>
@@ -8027,6 +9987,14 @@
               <w:bottom w:w="100" w:type="dxa"/>
               <w:end w:w="100" w:type="dxa"/>
             </w:tcMar>
+            <w:tcBorders>
+              <w:top w:val="single" w:sz="4" w:space="0" w:color="B9CBE0"/>
+              <w:left w:val="single" w:sz="4" w:space="0" w:color="B9CBE0"/>
+              <w:bottom w:val="single" w:sz="4" w:space="0" w:color="B9CBE0"/>
+              <w:right w:val="single" w:sz="4" w:space="0" w:color="B9CBE0"/>
+              <w:insideH w:val="single" w:sz="4" w:space="0" w:color="B9CBE0"/>
+              <w:insideV w:val="single" w:sz="4" w:space="0" w:color="B9CBE0"/>
+            </w:tcBorders>
           </w:tcPr>
           <w:p>
             <w:pPr>
@@ -8048,7 +10016,7 @@
       <w:tr>
         <w:tc>
           <w:tcPr>
-            <w:tcW w:type="dxa" w:w="2232"/>
+            <w:tcW w:type="dxa" w:w="1911"/>
             <w:vAlign w:val="center"/>
             <w:tcMar>
               <w:top w:w="100" w:type="dxa"/>
@@ -8057,6 +10025,14 @@
               <w:end w:w="100" w:type="dxa"/>
             </w:tcMar>
             <w:shd w:fill="EAF1F8"/>
+            <w:tcBorders>
+              <w:top w:val="single" w:sz="4" w:space="0" w:color="B9CBE0"/>
+              <w:left w:val="single" w:sz="4" w:space="0" w:color="B9CBE0"/>
+              <w:bottom w:val="single" w:sz="4" w:space="0" w:color="B9CBE0"/>
+              <w:right w:val="single" w:sz="4" w:space="0" w:color="B9CBE0"/>
+              <w:insideH w:val="single" w:sz="4" w:space="0" w:color="B9CBE0"/>
+              <w:insideV w:val="single" w:sz="4" w:space="0" w:color="B9CBE0"/>
+            </w:tcBorders>
           </w:tcPr>
           <w:p>
             <w:pPr>
@@ -8076,7 +10052,7 @@
         </w:tc>
         <w:tc>
           <w:tcPr>
-            <w:tcW w:type="dxa" w:w="8784"/>
+            <w:tcW w:type="dxa" w:w="7521"/>
             <w:vAlign w:val="center"/>
             <w:tcMar>
               <w:top w:w="100" w:type="dxa"/>
@@ -8084,6 +10060,14 @@
               <w:bottom w:w="100" w:type="dxa"/>
               <w:end w:w="100" w:type="dxa"/>
             </w:tcMar>
+            <w:tcBorders>
+              <w:top w:val="single" w:sz="4" w:space="0" w:color="B9CBE0"/>
+              <w:left w:val="single" w:sz="4" w:space="0" w:color="B9CBE0"/>
+              <w:bottom w:val="single" w:sz="4" w:space="0" w:color="B9CBE0"/>
+              <w:right w:val="single" w:sz="4" w:space="0" w:color="B9CBE0"/>
+              <w:insideH w:val="single" w:sz="4" w:space="0" w:color="B9CBE0"/>
+              <w:insideV w:val="single" w:sz="4" w:space="0" w:color="B9CBE0"/>
+            </w:tcBorders>
           </w:tcPr>
           <w:p>
             <w:pPr>
@@ -8104,7 +10088,7 @@
       <w:tr>
         <w:tc>
           <w:tcPr>
-            <w:tcW w:type="dxa" w:w="2232"/>
+            <w:tcW w:type="dxa" w:w="1911"/>
             <w:vAlign w:val="center"/>
             <w:tcMar>
               <w:top w:w="100" w:type="dxa"/>
@@ -8113,6 +10097,14 @@
               <w:end w:w="100" w:type="dxa"/>
             </w:tcMar>
             <w:shd w:fill="EAF1F8"/>
+            <w:tcBorders>
+              <w:top w:val="single" w:sz="4" w:space="0" w:color="B9CBE0"/>
+              <w:left w:val="single" w:sz="4" w:space="0" w:color="B9CBE0"/>
+              <w:bottom w:val="single" w:sz="4" w:space="0" w:color="B9CBE0"/>
+              <w:right w:val="single" w:sz="4" w:space="0" w:color="B9CBE0"/>
+              <w:insideH w:val="single" w:sz="4" w:space="0" w:color="B9CBE0"/>
+              <w:insideV w:val="single" w:sz="4" w:space="0" w:color="B9CBE0"/>
+            </w:tcBorders>
           </w:tcPr>
           <w:p>
             <w:pPr>
@@ -8132,7 +10124,7 @@
         </w:tc>
         <w:tc>
           <w:tcPr>
-            <w:tcW w:type="dxa" w:w="8784"/>
+            <w:tcW w:type="dxa" w:w="7521"/>
             <w:vAlign w:val="center"/>
             <w:tcMar>
               <w:top w:w="100" w:type="dxa"/>
@@ -8140,6 +10132,14 @@
               <w:bottom w:w="100" w:type="dxa"/>
               <w:end w:w="100" w:type="dxa"/>
             </w:tcMar>
+            <w:tcBorders>
+              <w:top w:val="single" w:sz="4" w:space="0" w:color="B9CBE0"/>
+              <w:left w:val="single" w:sz="4" w:space="0" w:color="B9CBE0"/>
+              <w:bottom w:val="single" w:sz="4" w:space="0" w:color="B9CBE0"/>
+              <w:right w:val="single" w:sz="4" w:space="0" w:color="B9CBE0"/>
+              <w:insideH w:val="single" w:sz="4" w:space="0" w:color="B9CBE0"/>
+              <w:insideV w:val="single" w:sz="4" w:space="0" w:color="B9CBE0"/>
+            </w:tcBorders>
           </w:tcPr>
           <w:p>
             <w:pPr>
@@ -8169,17 +10169,17 @@
     </w:p>
     <w:tbl>
       <w:tblPr>
-        <w:tblW w:type="auto" w:w="0"/>
+        <w:tblW w:type="dxa" w:w="9432"/>
         <w:jc w:val="center"/>
         <w:tblLayout w:type="fixed"/>
         <w:tblLook w:firstColumn="1" w:firstRow="1" w:lastColumn="0" w:lastRow="0" w:noHBand="0" w:noVBand="1" w:val="04A0"/>
         <w:tblBorders>
-          <w:top w:val="single" w:sz="4" w:space="0" w:color="DFE7F0"/>
-          <w:left w:val="single" w:sz="4" w:space="0" w:color="DFE7F0"/>
-          <w:bottom w:val="single" w:sz="4" w:space="0" w:color="DFE7F0"/>
-          <w:right w:val="single" w:sz="4" w:space="0" w:color="DFE7F0"/>
-          <w:insideH w:val="single" w:sz="4" w:space="0" w:color="DFE7F0"/>
-          <w:insideV w:val="single" w:sz="4" w:space="0" w:color="DFE7F0"/>
+          <w:top w:val="single" w:sz="4" w:space="0" w:color="B9CBE0"/>
+          <w:left w:val="single" w:sz="4" w:space="0" w:color="B9CBE0"/>
+          <w:bottom w:val="single" w:sz="4" w:space="0" w:color="B9CBE0"/>
+          <w:right w:val="single" w:sz="4" w:space="0" w:color="B9CBE0"/>
+          <w:insideH w:val="single" w:sz="4" w:space="0" w:color="B9CBE0"/>
+          <w:insideV w:val="single" w:sz="4" w:space="0" w:color="B9CBE0"/>
         </w:tblBorders>
       </w:tblPr>
       <w:tblGrid>
@@ -8189,7 +10189,7 @@
       <w:tr>
         <w:tc>
           <w:tcPr>
-            <w:tcW w:type="dxa" w:w="2232"/>
+            <w:tcW w:type="dxa" w:w="1911"/>
             <w:vAlign w:val="center"/>
             <w:tcMar>
               <w:top w:w="100" w:type="dxa"/>
@@ -8198,6 +10198,14 @@
               <w:end w:w="100" w:type="dxa"/>
             </w:tcMar>
             <w:shd w:fill="EAF1F8"/>
+            <w:tcBorders>
+              <w:top w:val="single" w:sz="4" w:space="0" w:color="B9CBE0"/>
+              <w:left w:val="single" w:sz="4" w:space="0" w:color="B9CBE0"/>
+              <w:bottom w:val="single" w:sz="4" w:space="0" w:color="B9CBE0"/>
+              <w:right w:val="single" w:sz="4" w:space="0" w:color="B9CBE0"/>
+              <w:insideH w:val="single" w:sz="4" w:space="0" w:color="B9CBE0"/>
+              <w:insideV w:val="single" w:sz="4" w:space="0" w:color="B9CBE0"/>
+            </w:tcBorders>
           </w:tcPr>
           <w:p>
             <w:pPr>
@@ -8217,7 +10225,7 @@
         </w:tc>
         <w:tc>
           <w:tcPr>
-            <w:tcW w:type="dxa" w:w="8784"/>
+            <w:tcW w:type="dxa" w:w="7521"/>
             <w:vAlign w:val="center"/>
             <w:tcMar>
               <w:top w:w="100" w:type="dxa"/>
@@ -8225,6 +10233,14 @@
               <w:bottom w:w="100" w:type="dxa"/>
               <w:end w:w="100" w:type="dxa"/>
             </w:tcMar>
+            <w:tcBorders>
+              <w:top w:val="single" w:sz="4" w:space="0" w:color="B9CBE0"/>
+              <w:left w:val="single" w:sz="4" w:space="0" w:color="B9CBE0"/>
+              <w:bottom w:val="single" w:sz="4" w:space="0" w:color="B9CBE0"/>
+              <w:right w:val="single" w:sz="4" w:space="0" w:color="B9CBE0"/>
+              <w:insideH w:val="single" w:sz="4" w:space="0" w:color="B9CBE0"/>
+              <w:insideV w:val="single" w:sz="4" w:space="0" w:color="B9CBE0"/>
+            </w:tcBorders>
           </w:tcPr>
           <w:p>
             <w:pPr>
@@ -8246,7 +10262,7 @@
       <w:tr>
         <w:tc>
           <w:tcPr>
-            <w:tcW w:type="dxa" w:w="2232"/>
+            <w:tcW w:type="dxa" w:w="1911"/>
             <w:vAlign w:val="center"/>
             <w:tcMar>
               <w:top w:w="100" w:type="dxa"/>
@@ -8255,6 +10271,14 @@
               <w:end w:w="100" w:type="dxa"/>
             </w:tcMar>
             <w:shd w:fill="EAF1F8"/>
+            <w:tcBorders>
+              <w:top w:val="single" w:sz="4" w:space="0" w:color="B9CBE0"/>
+              <w:left w:val="single" w:sz="4" w:space="0" w:color="B9CBE0"/>
+              <w:bottom w:val="single" w:sz="4" w:space="0" w:color="B9CBE0"/>
+              <w:right w:val="single" w:sz="4" w:space="0" w:color="B9CBE0"/>
+              <w:insideH w:val="single" w:sz="4" w:space="0" w:color="B9CBE0"/>
+              <w:insideV w:val="single" w:sz="4" w:space="0" w:color="B9CBE0"/>
+            </w:tcBorders>
           </w:tcPr>
           <w:p>
             <w:pPr>
@@ -8274,7 +10298,7 @@
         </w:tc>
         <w:tc>
           <w:tcPr>
-            <w:tcW w:type="dxa" w:w="8784"/>
+            <w:tcW w:type="dxa" w:w="7521"/>
             <w:vAlign w:val="center"/>
             <w:tcMar>
               <w:top w:w="100" w:type="dxa"/>
@@ -8282,6 +10306,14 @@
               <w:bottom w:w="100" w:type="dxa"/>
               <w:end w:w="100" w:type="dxa"/>
             </w:tcMar>
+            <w:tcBorders>
+              <w:top w:val="single" w:sz="4" w:space="0" w:color="B9CBE0"/>
+              <w:left w:val="single" w:sz="4" w:space="0" w:color="B9CBE0"/>
+              <w:bottom w:val="single" w:sz="4" w:space="0" w:color="B9CBE0"/>
+              <w:right w:val="single" w:sz="4" w:space="0" w:color="B9CBE0"/>
+              <w:insideH w:val="single" w:sz="4" w:space="0" w:color="B9CBE0"/>
+              <w:insideV w:val="single" w:sz="4" w:space="0" w:color="B9CBE0"/>
+            </w:tcBorders>
           </w:tcPr>
           <w:p>
             <w:pPr>
@@ -8303,7 +10335,7 @@
       <w:tr>
         <w:tc>
           <w:tcPr>
-            <w:tcW w:type="dxa" w:w="2232"/>
+            <w:tcW w:type="dxa" w:w="1911"/>
             <w:vAlign w:val="center"/>
             <w:tcMar>
               <w:top w:w="100" w:type="dxa"/>
@@ -8312,6 +10344,14 @@
               <w:end w:w="100" w:type="dxa"/>
             </w:tcMar>
             <w:shd w:fill="EAF1F8"/>
+            <w:tcBorders>
+              <w:top w:val="single" w:sz="4" w:space="0" w:color="B9CBE0"/>
+              <w:left w:val="single" w:sz="4" w:space="0" w:color="B9CBE0"/>
+              <w:bottom w:val="single" w:sz="4" w:space="0" w:color="B9CBE0"/>
+              <w:right w:val="single" w:sz="4" w:space="0" w:color="B9CBE0"/>
+              <w:insideH w:val="single" w:sz="4" w:space="0" w:color="B9CBE0"/>
+              <w:insideV w:val="single" w:sz="4" w:space="0" w:color="B9CBE0"/>
+            </w:tcBorders>
           </w:tcPr>
           <w:p>
             <w:pPr>
@@ -8331,7 +10371,7 @@
         </w:tc>
         <w:tc>
           <w:tcPr>
-            <w:tcW w:type="dxa" w:w="8784"/>
+            <w:tcW w:type="dxa" w:w="7521"/>
             <w:vAlign w:val="center"/>
             <w:tcMar>
               <w:top w:w="100" w:type="dxa"/>
@@ -8339,6 +10379,14 @@
               <w:bottom w:w="100" w:type="dxa"/>
               <w:end w:w="100" w:type="dxa"/>
             </w:tcMar>
+            <w:tcBorders>
+              <w:top w:val="single" w:sz="4" w:space="0" w:color="B9CBE0"/>
+              <w:left w:val="single" w:sz="4" w:space="0" w:color="B9CBE0"/>
+              <w:bottom w:val="single" w:sz="4" w:space="0" w:color="B9CBE0"/>
+              <w:right w:val="single" w:sz="4" w:space="0" w:color="B9CBE0"/>
+              <w:insideH w:val="single" w:sz="4" w:space="0" w:color="B9CBE0"/>
+              <w:insideV w:val="single" w:sz="4" w:space="0" w:color="B9CBE0"/>
+            </w:tcBorders>
           </w:tcPr>
           <w:p>
             <w:pPr>
@@ -8360,7 +10408,7 @@
       <w:tr>
         <w:tc>
           <w:tcPr>
-            <w:tcW w:type="dxa" w:w="2232"/>
+            <w:tcW w:type="dxa" w:w="1911"/>
             <w:vAlign w:val="center"/>
             <w:tcMar>
               <w:top w:w="100" w:type="dxa"/>
@@ -8369,6 +10417,14 @@
               <w:end w:w="100" w:type="dxa"/>
             </w:tcMar>
             <w:shd w:fill="EAF1F8"/>
+            <w:tcBorders>
+              <w:top w:val="single" w:sz="4" w:space="0" w:color="B9CBE0"/>
+              <w:left w:val="single" w:sz="4" w:space="0" w:color="B9CBE0"/>
+              <w:bottom w:val="single" w:sz="4" w:space="0" w:color="B9CBE0"/>
+              <w:right w:val="single" w:sz="4" w:space="0" w:color="B9CBE0"/>
+              <w:insideH w:val="single" w:sz="4" w:space="0" w:color="B9CBE0"/>
+              <w:insideV w:val="single" w:sz="4" w:space="0" w:color="B9CBE0"/>
+            </w:tcBorders>
           </w:tcPr>
           <w:p>
             <w:pPr>
@@ -8388,7 +10444,7 @@
         </w:tc>
         <w:tc>
           <w:tcPr>
-            <w:tcW w:type="dxa" w:w="8784"/>
+            <w:tcW w:type="dxa" w:w="7521"/>
             <w:vAlign w:val="center"/>
             <w:tcMar>
               <w:top w:w="100" w:type="dxa"/>
@@ -8396,6 +10452,14 @@
               <w:bottom w:w="100" w:type="dxa"/>
               <w:end w:w="100" w:type="dxa"/>
             </w:tcMar>
+            <w:tcBorders>
+              <w:top w:val="single" w:sz="4" w:space="0" w:color="B9CBE0"/>
+              <w:left w:val="single" w:sz="4" w:space="0" w:color="B9CBE0"/>
+              <w:bottom w:val="single" w:sz="4" w:space="0" w:color="B9CBE0"/>
+              <w:right w:val="single" w:sz="4" w:space="0" w:color="B9CBE0"/>
+              <w:insideH w:val="single" w:sz="4" w:space="0" w:color="B9CBE0"/>
+              <w:insideV w:val="single" w:sz="4" w:space="0" w:color="B9CBE0"/>
+            </w:tcBorders>
           </w:tcPr>
           <w:p>
             <w:pPr>
@@ -8417,7 +10481,7 @@
       <w:tr>
         <w:tc>
           <w:tcPr>
-            <w:tcW w:type="dxa" w:w="2232"/>
+            <w:tcW w:type="dxa" w:w="1911"/>
             <w:vAlign w:val="center"/>
             <w:tcMar>
               <w:top w:w="100" w:type="dxa"/>
@@ -8426,6 +10490,14 @@
               <w:end w:w="100" w:type="dxa"/>
             </w:tcMar>
             <w:shd w:fill="EAF1F8"/>
+            <w:tcBorders>
+              <w:top w:val="single" w:sz="4" w:space="0" w:color="B9CBE0"/>
+              <w:left w:val="single" w:sz="4" w:space="0" w:color="B9CBE0"/>
+              <w:bottom w:val="single" w:sz="4" w:space="0" w:color="B9CBE0"/>
+              <w:right w:val="single" w:sz="4" w:space="0" w:color="B9CBE0"/>
+              <w:insideH w:val="single" w:sz="4" w:space="0" w:color="B9CBE0"/>
+              <w:insideV w:val="single" w:sz="4" w:space="0" w:color="B9CBE0"/>
+            </w:tcBorders>
           </w:tcPr>
           <w:p>
             <w:pPr>
@@ -8445,7 +10517,7 @@
         </w:tc>
         <w:tc>
           <w:tcPr>
-            <w:tcW w:type="dxa" w:w="8784"/>
+            <w:tcW w:type="dxa" w:w="7521"/>
             <w:vAlign w:val="center"/>
             <w:tcMar>
               <w:top w:w="100" w:type="dxa"/>
@@ -8453,6 +10525,14 @@
               <w:bottom w:w="100" w:type="dxa"/>
               <w:end w:w="100" w:type="dxa"/>
             </w:tcMar>
+            <w:tcBorders>
+              <w:top w:val="single" w:sz="4" w:space="0" w:color="B9CBE0"/>
+              <w:left w:val="single" w:sz="4" w:space="0" w:color="B9CBE0"/>
+              <w:bottom w:val="single" w:sz="4" w:space="0" w:color="B9CBE0"/>
+              <w:right w:val="single" w:sz="4" w:space="0" w:color="B9CBE0"/>
+              <w:insideH w:val="single" w:sz="4" w:space="0" w:color="B9CBE0"/>
+              <w:insideV w:val="single" w:sz="4" w:space="0" w:color="B9CBE0"/>
+            </w:tcBorders>
           </w:tcPr>
           <w:p>
             <w:pPr>
@@ -8474,7 +10554,7 @@
       <w:tr>
         <w:tc>
           <w:tcPr>
-            <w:tcW w:type="dxa" w:w="2232"/>
+            <w:tcW w:type="dxa" w:w="1911"/>
             <w:vAlign w:val="center"/>
             <w:tcMar>
               <w:top w:w="100" w:type="dxa"/>
@@ -8483,6 +10563,14 @@
               <w:end w:w="100" w:type="dxa"/>
             </w:tcMar>
             <w:shd w:fill="EAF1F8"/>
+            <w:tcBorders>
+              <w:top w:val="single" w:sz="4" w:space="0" w:color="B9CBE0"/>
+              <w:left w:val="single" w:sz="4" w:space="0" w:color="B9CBE0"/>
+              <w:bottom w:val="single" w:sz="4" w:space="0" w:color="B9CBE0"/>
+              <w:right w:val="single" w:sz="4" w:space="0" w:color="B9CBE0"/>
+              <w:insideH w:val="single" w:sz="4" w:space="0" w:color="B9CBE0"/>
+              <w:insideV w:val="single" w:sz="4" w:space="0" w:color="B9CBE0"/>
+            </w:tcBorders>
           </w:tcPr>
           <w:p>
             <w:pPr>
@@ -8502,7 +10590,7 @@
         </w:tc>
         <w:tc>
           <w:tcPr>
-            <w:tcW w:type="dxa" w:w="8784"/>
+            <w:tcW w:type="dxa" w:w="7521"/>
             <w:vAlign w:val="center"/>
             <w:tcMar>
               <w:top w:w="100" w:type="dxa"/>
@@ -8510,6 +10598,14 @@
               <w:bottom w:w="100" w:type="dxa"/>
               <w:end w:w="100" w:type="dxa"/>
             </w:tcMar>
+            <w:tcBorders>
+              <w:top w:val="single" w:sz="4" w:space="0" w:color="B9CBE0"/>
+              <w:left w:val="single" w:sz="4" w:space="0" w:color="B9CBE0"/>
+              <w:bottom w:val="single" w:sz="4" w:space="0" w:color="B9CBE0"/>
+              <w:right w:val="single" w:sz="4" w:space="0" w:color="B9CBE0"/>
+              <w:insideH w:val="single" w:sz="4" w:space="0" w:color="B9CBE0"/>
+              <w:insideV w:val="single" w:sz="4" w:space="0" w:color="B9CBE0"/>
+            </w:tcBorders>
           </w:tcPr>
           <w:p>
             <w:pPr>
@@ -8531,7 +10627,7 @@
       <w:tr>
         <w:tc>
           <w:tcPr>
-            <w:tcW w:type="dxa" w:w="2232"/>
+            <w:tcW w:type="dxa" w:w="1911"/>
             <w:vAlign w:val="center"/>
             <w:tcMar>
               <w:top w:w="100" w:type="dxa"/>
@@ -8540,6 +10636,14 @@
               <w:end w:w="100" w:type="dxa"/>
             </w:tcMar>
             <w:shd w:fill="EAF1F8"/>
+            <w:tcBorders>
+              <w:top w:val="single" w:sz="4" w:space="0" w:color="B9CBE0"/>
+              <w:left w:val="single" w:sz="4" w:space="0" w:color="B9CBE0"/>
+              <w:bottom w:val="single" w:sz="4" w:space="0" w:color="B9CBE0"/>
+              <w:right w:val="single" w:sz="4" w:space="0" w:color="B9CBE0"/>
+              <w:insideH w:val="single" w:sz="4" w:space="0" w:color="B9CBE0"/>
+              <w:insideV w:val="single" w:sz="4" w:space="0" w:color="B9CBE0"/>
+            </w:tcBorders>
           </w:tcPr>
           <w:p>
             <w:pPr>
@@ -8559,7 +10663,7 @@
         </w:tc>
         <w:tc>
           <w:tcPr>
-            <w:tcW w:type="dxa" w:w="8784"/>
+            <w:tcW w:type="dxa" w:w="7521"/>
             <w:vAlign w:val="center"/>
             <w:tcMar>
               <w:top w:w="100" w:type="dxa"/>
@@ -8567,6 +10671,14 @@
               <w:bottom w:w="100" w:type="dxa"/>
               <w:end w:w="100" w:type="dxa"/>
             </w:tcMar>
+            <w:tcBorders>
+              <w:top w:val="single" w:sz="4" w:space="0" w:color="B9CBE0"/>
+              <w:left w:val="single" w:sz="4" w:space="0" w:color="B9CBE0"/>
+              <w:bottom w:val="single" w:sz="4" w:space="0" w:color="B9CBE0"/>
+              <w:right w:val="single" w:sz="4" w:space="0" w:color="B9CBE0"/>
+              <w:insideH w:val="single" w:sz="4" w:space="0" w:color="B9CBE0"/>
+              <w:insideV w:val="single" w:sz="4" w:space="0" w:color="B9CBE0"/>
+            </w:tcBorders>
           </w:tcPr>
           <w:p>
             <w:pPr>
@@ -8588,7 +10700,7 @@
       <w:tr>
         <w:tc>
           <w:tcPr>
-            <w:tcW w:type="dxa" w:w="2232"/>
+            <w:tcW w:type="dxa" w:w="1911"/>
             <w:vAlign w:val="center"/>
             <w:tcMar>
               <w:top w:w="100" w:type="dxa"/>
@@ -8597,6 +10709,14 @@
               <w:end w:w="100" w:type="dxa"/>
             </w:tcMar>
             <w:shd w:fill="EAF1F8"/>
+            <w:tcBorders>
+              <w:top w:val="single" w:sz="4" w:space="0" w:color="B9CBE0"/>
+              <w:left w:val="single" w:sz="4" w:space="0" w:color="B9CBE0"/>
+              <w:bottom w:val="single" w:sz="4" w:space="0" w:color="B9CBE0"/>
+              <w:right w:val="single" w:sz="4" w:space="0" w:color="B9CBE0"/>
+              <w:insideH w:val="single" w:sz="4" w:space="0" w:color="B9CBE0"/>
+              <w:insideV w:val="single" w:sz="4" w:space="0" w:color="B9CBE0"/>
+            </w:tcBorders>
           </w:tcPr>
           <w:p>
             <w:pPr>
@@ -8616,7 +10736,7 @@
         </w:tc>
         <w:tc>
           <w:tcPr>
-            <w:tcW w:type="dxa" w:w="8784"/>
+            <w:tcW w:type="dxa" w:w="7521"/>
             <w:vAlign w:val="center"/>
             <w:tcMar>
               <w:top w:w="100" w:type="dxa"/>
@@ -8624,6 +10744,14 @@
               <w:bottom w:w="100" w:type="dxa"/>
               <w:end w:w="100" w:type="dxa"/>
             </w:tcMar>
+            <w:tcBorders>
+              <w:top w:val="single" w:sz="4" w:space="0" w:color="B9CBE0"/>
+              <w:left w:val="single" w:sz="4" w:space="0" w:color="B9CBE0"/>
+              <w:bottom w:val="single" w:sz="4" w:space="0" w:color="B9CBE0"/>
+              <w:right w:val="single" w:sz="4" w:space="0" w:color="B9CBE0"/>
+              <w:insideH w:val="single" w:sz="4" w:space="0" w:color="B9CBE0"/>
+              <w:insideV w:val="single" w:sz="4" w:space="0" w:color="B9CBE0"/>
+            </w:tcBorders>
           </w:tcPr>
           <w:p>
             <w:pPr>
@@ -8645,7 +10773,7 @@
       <w:tr>
         <w:tc>
           <w:tcPr>
-            <w:tcW w:type="dxa" w:w="2232"/>
+            <w:tcW w:type="dxa" w:w="1911"/>
             <w:vAlign w:val="center"/>
             <w:tcMar>
               <w:top w:w="100" w:type="dxa"/>
@@ -8654,6 +10782,14 @@
               <w:end w:w="100" w:type="dxa"/>
             </w:tcMar>
             <w:shd w:fill="EAF1F8"/>
+            <w:tcBorders>
+              <w:top w:val="single" w:sz="4" w:space="0" w:color="B9CBE0"/>
+              <w:left w:val="single" w:sz="4" w:space="0" w:color="B9CBE0"/>
+              <w:bottom w:val="single" w:sz="4" w:space="0" w:color="B9CBE0"/>
+              <w:right w:val="single" w:sz="4" w:space="0" w:color="B9CBE0"/>
+              <w:insideH w:val="single" w:sz="4" w:space="0" w:color="B9CBE0"/>
+              <w:insideV w:val="single" w:sz="4" w:space="0" w:color="B9CBE0"/>
+            </w:tcBorders>
           </w:tcPr>
           <w:p>
             <w:pPr>
@@ -8673,7 +10809,7 @@
         </w:tc>
         <w:tc>
           <w:tcPr>
-            <w:tcW w:type="dxa" w:w="8784"/>
+            <w:tcW w:type="dxa" w:w="7521"/>
             <w:vAlign w:val="center"/>
             <w:tcMar>
               <w:top w:w="100" w:type="dxa"/>
@@ -8681,6 +10817,14 @@
               <w:bottom w:w="100" w:type="dxa"/>
               <w:end w:w="100" w:type="dxa"/>
             </w:tcMar>
+            <w:tcBorders>
+              <w:top w:val="single" w:sz="4" w:space="0" w:color="B9CBE0"/>
+              <w:left w:val="single" w:sz="4" w:space="0" w:color="B9CBE0"/>
+              <w:bottom w:val="single" w:sz="4" w:space="0" w:color="B9CBE0"/>
+              <w:right w:val="single" w:sz="4" w:space="0" w:color="B9CBE0"/>
+              <w:insideH w:val="single" w:sz="4" w:space="0" w:color="B9CBE0"/>
+              <w:insideV w:val="single" w:sz="4" w:space="0" w:color="B9CBE0"/>
+            </w:tcBorders>
           </w:tcPr>
           <w:p>
             <w:pPr>
@@ -8702,7 +10846,7 @@
       <w:tr>
         <w:tc>
           <w:tcPr>
-            <w:tcW w:type="dxa" w:w="2232"/>
+            <w:tcW w:type="dxa" w:w="1911"/>
             <w:vAlign w:val="center"/>
             <w:tcMar>
               <w:top w:w="100" w:type="dxa"/>
@@ -8711,6 +10855,14 @@
               <w:end w:w="100" w:type="dxa"/>
             </w:tcMar>
             <w:shd w:fill="EAF1F8"/>
+            <w:tcBorders>
+              <w:top w:val="single" w:sz="4" w:space="0" w:color="B9CBE0"/>
+              <w:left w:val="single" w:sz="4" w:space="0" w:color="B9CBE0"/>
+              <w:bottom w:val="single" w:sz="4" w:space="0" w:color="B9CBE0"/>
+              <w:right w:val="single" w:sz="4" w:space="0" w:color="B9CBE0"/>
+              <w:insideH w:val="single" w:sz="4" w:space="0" w:color="B9CBE0"/>
+              <w:insideV w:val="single" w:sz="4" w:space="0" w:color="B9CBE0"/>
+            </w:tcBorders>
           </w:tcPr>
           <w:p>
             <w:pPr>
@@ -8730,7 +10882,7 @@
         </w:tc>
         <w:tc>
           <w:tcPr>
-            <w:tcW w:type="dxa" w:w="8784"/>
+            <w:tcW w:type="dxa" w:w="7521"/>
             <w:vAlign w:val="center"/>
             <w:tcMar>
               <w:top w:w="100" w:type="dxa"/>
@@ -8738,6 +10890,14 @@
               <w:bottom w:w="100" w:type="dxa"/>
               <w:end w:w="100" w:type="dxa"/>
             </w:tcMar>
+            <w:tcBorders>
+              <w:top w:val="single" w:sz="4" w:space="0" w:color="B9CBE0"/>
+              <w:left w:val="single" w:sz="4" w:space="0" w:color="B9CBE0"/>
+              <w:bottom w:val="single" w:sz="4" w:space="0" w:color="B9CBE0"/>
+              <w:right w:val="single" w:sz="4" w:space="0" w:color="B9CBE0"/>
+              <w:insideH w:val="single" w:sz="4" w:space="0" w:color="B9CBE0"/>
+              <w:insideV w:val="single" w:sz="4" w:space="0" w:color="B9CBE0"/>
+            </w:tcBorders>
           </w:tcPr>
           <w:p>
             <w:pPr>
@@ -8758,7 +10918,7 @@
       <w:tr>
         <w:tc>
           <w:tcPr>
-            <w:tcW w:type="dxa" w:w="2232"/>
+            <w:tcW w:type="dxa" w:w="1911"/>
             <w:vAlign w:val="center"/>
             <w:tcMar>
               <w:top w:w="100" w:type="dxa"/>
@@ -8767,6 +10927,14 @@
               <w:end w:w="100" w:type="dxa"/>
             </w:tcMar>
             <w:shd w:fill="EAF1F8"/>
+            <w:tcBorders>
+              <w:top w:val="single" w:sz="4" w:space="0" w:color="B9CBE0"/>
+              <w:left w:val="single" w:sz="4" w:space="0" w:color="B9CBE0"/>
+              <w:bottom w:val="single" w:sz="4" w:space="0" w:color="B9CBE0"/>
+              <w:right w:val="single" w:sz="4" w:space="0" w:color="B9CBE0"/>
+              <w:insideH w:val="single" w:sz="4" w:space="0" w:color="B9CBE0"/>
+              <w:insideV w:val="single" w:sz="4" w:space="0" w:color="B9CBE0"/>
+            </w:tcBorders>
           </w:tcPr>
           <w:p>
             <w:pPr>
@@ -8786,7 +10954,7 @@
         </w:tc>
         <w:tc>
           <w:tcPr>
-            <w:tcW w:type="dxa" w:w="8784"/>
+            <w:tcW w:type="dxa" w:w="7521"/>
             <w:vAlign w:val="center"/>
             <w:tcMar>
               <w:top w:w="100" w:type="dxa"/>
@@ -8794,6 +10962,14 @@
               <w:bottom w:w="100" w:type="dxa"/>
               <w:end w:w="100" w:type="dxa"/>
             </w:tcMar>
+            <w:tcBorders>
+              <w:top w:val="single" w:sz="4" w:space="0" w:color="B9CBE0"/>
+              <w:left w:val="single" w:sz="4" w:space="0" w:color="B9CBE0"/>
+              <w:bottom w:val="single" w:sz="4" w:space="0" w:color="B9CBE0"/>
+              <w:right w:val="single" w:sz="4" w:space="0" w:color="B9CBE0"/>
+              <w:insideH w:val="single" w:sz="4" w:space="0" w:color="B9CBE0"/>
+              <w:insideV w:val="single" w:sz="4" w:space="0" w:color="B9CBE0"/>
+            </w:tcBorders>
           </w:tcPr>
           <w:p>
             <w:pPr>
@@ -8823,17 +10999,17 @@
     </w:p>
     <w:tbl>
       <w:tblPr>
-        <w:tblW w:type="auto" w:w="0"/>
+        <w:tblW w:type="dxa" w:w="9432"/>
         <w:jc w:val="center"/>
         <w:tblLayout w:type="fixed"/>
         <w:tblLook w:firstColumn="1" w:firstRow="1" w:lastColumn="0" w:lastRow="0" w:noHBand="0" w:noVBand="1" w:val="04A0"/>
         <w:tblBorders>
-          <w:top w:val="single" w:sz="4" w:space="0" w:color="DFE7F0"/>
-          <w:left w:val="single" w:sz="4" w:space="0" w:color="DFE7F0"/>
-          <w:bottom w:val="single" w:sz="4" w:space="0" w:color="DFE7F0"/>
-          <w:right w:val="single" w:sz="4" w:space="0" w:color="DFE7F0"/>
-          <w:insideH w:val="single" w:sz="4" w:space="0" w:color="DFE7F0"/>
-          <w:insideV w:val="single" w:sz="4" w:space="0" w:color="DFE7F0"/>
+          <w:top w:val="single" w:sz="4" w:space="0" w:color="B9CBE0"/>
+          <w:left w:val="single" w:sz="4" w:space="0" w:color="B9CBE0"/>
+          <w:bottom w:val="single" w:sz="4" w:space="0" w:color="B9CBE0"/>
+          <w:right w:val="single" w:sz="4" w:space="0" w:color="B9CBE0"/>
+          <w:insideH w:val="single" w:sz="4" w:space="0" w:color="B9CBE0"/>
+          <w:insideV w:val="single" w:sz="4" w:space="0" w:color="B9CBE0"/>
         </w:tblBorders>
       </w:tblPr>
       <w:tblGrid>
@@ -8843,7 +11019,7 @@
       <w:tr>
         <w:tc>
           <w:tcPr>
-            <w:tcW w:type="dxa" w:w="2232"/>
+            <w:tcW w:type="dxa" w:w="1911"/>
             <w:vAlign w:val="center"/>
             <w:tcMar>
               <w:top w:w="100" w:type="dxa"/>
@@ -8852,6 +11028,14 @@
               <w:end w:w="100" w:type="dxa"/>
             </w:tcMar>
             <w:shd w:fill="EAF1F8"/>
+            <w:tcBorders>
+              <w:top w:val="single" w:sz="4" w:space="0" w:color="B9CBE0"/>
+              <w:left w:val="single" w:sz="4" w:space="0" w:color="B9CBE0"/>
+              <w:bottom w:val="single" w:sz="4" w:space="0" w:color="B9CBE0"/>
+              <w:right w:val="single" w:sz="4" w:space="0" w:color="B9CBE0"/>
+              <w:insideH w:val="single" w:sz="4" w:space="0" w:color="B9CBE0"/>
+              <w:insideV w:val="single" w:sz="4" w:space="0" w:color="B9CBE0"/>
+            </w:tcBorders>
           </w:tcPr>
           <w:p>
             <w:pPr>
@@ -8871,7 +11055,7 @@
         </w:tc>
         <w:tc>
           <w:tcPr>
-            <w:tcW w:type="dxa" w:w="8784"/>
+            <w:tcW w:type="dxa" w:w="7521"/>
             <w:vAlign w:val="center"/>
             <w:tcMar>
               <w:top w:w="100" w:type="dxa"/>
@@ -8879,6 +11063,14 @@
               <w:bottom w:w="100" w:type="dxa"/>
               <w:end w:w="100" w:type="dxa"/>
             </w:tcMar>
+            <w:tcBorders>
+              <w:top w:val="single" w:sz="4" w:space="0" w:color="B9CBE0"/>
+              <w:left w:val="single" w:sz="4" w:space="0" w:color="B9CBE0"/>
+              <w:bottom w:val="single" w:sz="4" w:space="0" w:color="B9CBE0"/>
+              <w:right w:val="single" w:sz="4" w:space="0" w:color="B9CBE0"/>
+              <w:insideH w:val="single" w:sz="4" w:space="0" w:color="B9CBE0"/>
+              <w:insideV w:val="single" w:sz="4" w:space="0" w:color="B9CBE0"/>
+            </w:tcBorders>
           </w:tcPr>
           <w:p>
             <w:pPr>
@@ -8900,7 +11092,7 @@
       <w:tr>
         <w:tc>
           <w:tcPr>
-            <w:tcW w:type="dxa" w:w="2232"/>
+            <w:tcW w:type="dxa" w:w="1911"/>
             <w:vAlign w:val="center"/>
             <w:tcMar>
               <w:top w:w="100" w:type="dxa"/>
@@ -8909,6 +11101,14 @@
               <w:end w:w="100" w:type="dxa"/>
             </w:tcMar>
             <w:shd w:fill="EAF1F8"/>
+            <w:tcBorders>
+              <w:top w:val="single" w:sz="4" w:space="0" w:color="B9CBE0"/>
+              <w:left w:val="single" w:sz="4" w:space="0" w:color="B9CBE0"/>
+              <w:bottom w:val="single" w:sz="4" w:space="0" w:color="B9CBE0"/>
+              <w:right w:val="single" w:sz="4" w:space="0" w:color="B9CBE0"/>
+              <w:insideH w:val="single" w:sz="4" w:space="0" w:color="B9CBE0"/>
+              <w:insideV w:val="single" w:sz="4" w:space="0" w:color="B9CBE0"/>
+            </w:tcBorders>
           </w:tcPr>
           <w:p>
             <w:pPr>
@@ -8928,7 +11128,7 @@
         </w:tc>
         <w:tc>
           <w:tcPr>
-            <w:tcW w:type="dxa" w:w="8784"/>
+            <w:tcW w:type="dxa" w:w="7521"/>
             <w:vAlign w:val="center"/>
             <w:tcMar>
               <w:top w:w="100" w:type="dxa"/>
@@ -8936,6 +11136,14 @@
               <w:bottom w:w="100" w:type="dxa"/>
               <w:end w:w="100" w:type="dxa"/>
             </w:tcMar>
+            <w:tcBorders>
+              <w:top w:val="single" w:sz="4" w:space="0" w:color="B9CBE0"/>
+              <w:left w:val="single" w:sz="4" w:space="0" w:color="B9CBE0"/>
+              <w:bottom w:val="single" w:sz="4" w:space="0" w:color="B9CBE0"/>
+              <w:right w:val="single" w:sz="4" w:space="0" w:color="B9CBE0"/>
+              <w:insideH w:val="single" w:sz="4" w:space="0" w:color="B9CBE0"/>
+              <w:insideV w:val="single" w:sz="4" w:space="0" w:color="B9CBE0"/>
+            </w:tcBorders>
           </w:tcPr>
           <w:p>
             <w:pPr>
@@ -8957,7 +11165,7 @@
       <w:tr>
         <w:tc>
           <w:tcPr>
-            <w:tcW w:type="dxa" w:w="2232"/>
+            <w:tcW w:type="dxa" w:w="1911"/>
             <w:vAlign w:val="center"/>
             <w:tcMar>
               <w:top w:w="100" w:type="dxa"/>
@@ -8966,6 +11174,14 @@
               <w:end w:w="100" w:type="dxa"/>
             </w:tcMar>
             <w:shd w:fill="EAF1F8"/>
+            <w:tcBorders>
+              <w:top w:val="single" w:sz="4" w:space="0" w:color="B9CBE0"/>
+              <w:left w:val="single" w:sz="4" w:space="0" w:color="B9CBE0"/>
+              <w:bottom w:val="single" w:sz="4" w:space="0" w:color="B9CBE0"/>
+              <w:right w:val="single" w:sz="4" w:space="0" w:color="B9CBE0"/>
+              <w:insideH w:val="single" w:sz="4" w:space="0" w:color="B9CBE0"/>
+              <w:insideV w:val="single" w:sz="4" w:space="0" w:color="B9CBE0"/>
+            </w:tcBorders>
           </w:tcPr>
           <w:p>
             <w:pPr>
@@ -8985,7 +11201,7 @@
         </w:tc>
         <w:tc>
           <w:tcPr>
-            <w:tcW w:type="dxa" w:w="8784"/>
+            <w:tcW w:type="dxa" w:w="7521"/>
             <w:vAlign w:val="center"/>
             <w:tcMar>
               <w:top w:w="100" w:type="dxa"/>
@@ -8993,6 +11209,14 @@
               <w:bottom w:w="100" w:type="dxa"/>
               <w:end w:w="100" w:type="dxa"/>
             </w:tcMar>
+            <w:tcBorders>
+              <w:top w:val="single" w:sz="4" w:space="0" w:color="B9CBE0"/>
+              <w:left w:val="single" w:sz="4" w:space="0" w:color="B9CBE0"/>
+              <w:bottom w:val="single" w:sz="4" w:space="0" w:color="B9CBE0"/>
+              <w:right w:val="single" w:sz="4" w:space="0" w:color="B9CBE0"/>
+              <w:insideH w:val="single" w:sz="4" w:space="0" w:color="B9CBE0"/>
+              <w:insideV w:val="single" w:sz="4" w:space="0" w:color="B9CBE0"/>
+            </w:tcBorders>
           </w:tcPr>
           <w:p>
             <w:pPr>
@@ -9014,7 +11238,7 @@
       <w:tr>
         <w:tc>
           <w:tcPr>
-            <w:tcW w:type="dxa" w:w="2232"/>
+            <w:tcW w:type="dxa" w:w="1911"/>
             <w:vAlign w:val="center"/>
             <w:tcMar>
               <w:top w:w="100" w:type="dxa"/>
@@ -9023,6 +11247,14 @@
               <w:end w:w="100" w:type="dxa"/>
             </w:tcMar>
             <w:shd w:fill="EAF1F8"/>
+            <w:tcBorders>
+              <w:top w:val="single" w:sz="4" w:space="0" w:color="B9CBE0"/>
+              <w:left w:val="single" w:sz="4" w:space="0" w:color="B9CBE0"/>
+              <w:bottom w:val="single" w:sz="4" w:space="0" w:color="B9CBE0"/>
+              <w:right w:val="single" w:sz="4" w:space="0" w:color="B9CBE0"/>
+              <w:insideH w:val="single" w:sz="4" w:space="0" w:color="B9CBE0"/>
+              <w:insideV w:val="single" w:sz="4" w:space="0" w:color="B9CBE0"/>
+            </w:tcBorders>
           </w:tcPr>
           <w:p>
             <w:pPr>
@@ -9042,7 +11274,7 @@
         </w:tc>
         <w:tc>
           <w:tcPr>
-            <w:tcW w:type="dxa" w:w="8784"/>
+            <w:tcW w:type="dxa" w:w="7521"/>
             <w:vAlign w:val="center"/>
             <w:tcMar>
               <w:top w:w="100" w:type="dxa"/>
@@ -9050,6 +11282,14 @@
               <w:bottom w:w="100" w:type="dxa"/>
               <w:end w:w="100" w:type="dxa"/>
             </w:tcMar>
+            <w:tcBorders>
+              <w:top w:val="single" w:sz="4" w:space="0" w:color="B9CBE0"/>
+              <w:left w:val="single" w:sz="4" w:space="0" w:color="B9CBE0"/>
+              <w:bottom w:val="single" w:sz="4" w:space="0" w:color="B9CBE0"/>
+              <w:right w:val="single" w:sz="4" w:space="0" w:color="B9CBE0"/>
+              <w:insideH w:val="single" w:sz="4" w:space="0" w:color="B9CBE0"/>
+              <w:insideV w:val="single" w:sz="4" w:space="0" w:color="B9CBE0"/>
+            </w:tcBorders>
           </w:tcPr>
           <w:p>
             <w:pPr>
@@ -9071,7 +11311,7 @@
       <w:tr>
         <w:tc>
           <w:tcPr>
-            <w:tcW w:type="dxa" w:w="2232"/>
+            <w:tcW w:type="dxa" w:w="1911"/>
             <w:vAlign w:val="center"/>
             <w:tcMar>
               <w:top w:w="100" w:type="dxa"/>
@@ -9080,6 +11320,14 @@
               <w:end w:w="100" w:type="dxa"/>
             </w:tcMar>
             <w:shd w:fill="EAF1F8"/>
+            <w:tcBorders>
+              <w:top w:val="single" w:sz="4" w:space="0" w:color="B9CBE0"/>
+              <w:left w:val="single" w:sz="4" w:space="0" w:color="B9CBE0"/>
+              <w:bottom w:val="single" w:sz="4" w:space="0" w:color="B9CBE0"/>
+              <w:right w:val="single" w:sz="4" w:space="0" w:color="B9CBE0"/>
+              <w:insideH w:val="single" w:sz="4" w:space="0" w:color="B9CBE0"/>
+              <w:insideV w:val="single" w:sz="4" w:space="0" w:color="B9CBE0"/>
+            </w:tcBorders>
           </w:tcPr>
           <w:p>
             <w:pPr>
@@ -9099,7 +11347,7 @@
         </w:tc>
         <w:tc>
           <w:tcPr>
-            <w:tcW w:type="dxa" w:w="8784"/>
+            <w:tcW w:type="dxa" w:w="7521"/>
             <w:vAlign w:val="center"/>
             <w:tcMar>
               <w:top w:w="100" w:type="dxa"/>
@@ -9107,6 +11355,14 @@
               <w:bottom w:w="100" w:type="dxa"/>
               <w:end w:w="100" w:type="dxa"/>
             </w:tcMar>
+            <w:tcBorders>
+              <w:top w:val="single" w:sz="4" w:space="0" w:color="B9CBE0"/>
+              <w:left w:val="single" w:sz="4" w:space="0" w:color="B9CBE0"/>
+              <w:bottom w:val="single" w:sz="4" w:space="0" w:color="B9CBE0"/>
+              <w:right w:val="single" w:sz="4" w:space="0" w:color="B9CBE0"/>
+              <w:insideH w:val="single" w:sz="4" w:space="0" w:color="B9CBE0"/>
+              <w:insideV w:val="single" w:sz="4" w:space="0" w:color="B9CBE0"/>
+            </w:tcBorders>
           </w:tcPr>
           <w:p>
             <w:pPr>
@@ -9128,7 +11384,7 @@
       <w:tr>
         <w:tc>
           <w:tcPr>
-            <w:tcW w:type="dxa" w:w="2232"/>
+            <w:tcW w:type="dxa" w:w="1911"/>
             <w:vAlign w:val="center"/>
             <w:tcMar>
               <w:top w:w="100" w:type="dxa"/>
@@ -9137,6 +11393,14 @@
               <w:end w:w="100" w:type="dxa"/>
             </w:tcMar>
             <w:shd w:fill="EAF1F8"/>
+            <w:tcBorders>
+              <w:top w:val="single" w:sz="4" w:space="0" w:color="B9CBE0"/>
+              <w:left w:val="single" w:sz="4" w:space="0" w:color="B9CBE0"/>
+              <w:bottom w:val="single" w:sz="4" w:space="0" w:color="B9CBE0"/>
+              <w:right w:val="single" w:sz="4" w:space="0" w:color="B9CBE0"/>
+              <w:insideH w:val="single" w:sz="4" w:space="0" w:color="B9CBE0"/>
+              <w:insideV w:val="single" w:sz="4" w:space="0" w:color="B9CBE0"/>
+            </w:tcBorders>
           </w:tcPr>
           <w:p>
             <w:pPr>
@@ -9156,7 +11420,7 @@
         </w:tc>
         <w:tc>
           <w:tcPr>
-            <w:tcW w:type="dxa" w:w="8784"/>
+            <w:tcW w:type="dxa" w:w="7521"/>
             <w:vAlign w:val="center"/>
             <w:tcMar>
               <w:top w:w="100" w:type="dxa"/>
@@ -9164,6 +11428,14 @@
               <w:bottom w:w="100" w:type="dxa"/>
               <w:end w:w="100" w:type="dxa"/>
             </w:tcMar>
+            <w:tcBorders>
+              <w:top w:val="single" w:sz="4" w:space="0" w:color="B9CBE0"/>
+              <w:left w:val="single" w:sz="4" w:space="0" w:color="B9CBE0"/>
+              <w:bottom w:val="single" w:sz="4" w:space="0" w:color="B9CBE0"/>
+              <w:right w:val="single" w:sz="4" w:space="0" w:color="B9CBE0"/>
+              <w:insideH w:val="single" w:sz="4" w:space="0" w:color="B9CBE0"/>
+              <w:insideV w:val="single" w:sz="4" w:space="0" w:color="B9CBE0"/>
+            </w:tcBorders>
           </w:tcPr>
           <w:p>
             <w:pPr>
@@ -9185,7 +11457,7 @@
       <w:tr>
         <w:tc>
           <w:tcPr>
-            <w:tcW w:type="dxa" w:w="2232"/>
+            <w:tcW w:type="dxa" w:w="1911"/>
             <w:vAlign w:val="center"/>
             <w:tcMar>
               <w:top w:w="100" w:type="dxa"/>
@@ -9194,6 +11466,14 @@
               <w:end w:w="100" w:type="dxa"/>
             </w:tcMar>
             <w:shd w:fill="EAF1F8"/>
+            <w:tcBorders>
+              <w:top w:val="single" w:sz="4" w:space="0" w:color="B9CBE0"/>
+              <w:left w:val="single" w:sz="4" w:space="0" w:color="B9CBE0"/>
+              <w:bottom w:val="single" w:sz="4" w:space="0" w:color="B9CBE0"/>
+              <w:right w:val="single" w:sz="4" w:space="0" w:color="B9CBE0"/>
+              <w:insideH w:val="single" w:sz="4" w:space="0" w:color="B9CBE0"/>
+              <w:insideV w:val="single" w:sz="4" w:space="0" w:color="B9CBE0"/>
+            </w:tcBorders>
           </w:tcPr>
           <w:p>
             <w:pPr>
@@ -9213,7 +11493,7 @@
         </w:tc>
         <w:tc>
           <w:tcPr>
-            <w:tcW w:type="dxa" w:w="8784"/>
+            <w:tcW w:type="dxa" w:w="7521"/>
             <w:vAlign w:val="center"/>
             <w:tcMar>
               <w:top w:w="100" w:type="dxa"/>
@@ -9221,6 +11501,14 @@
               <w:bottom w:w="100" w:type="dxa"/>
               <w:end w:w="100" w:type="dxa"/>
             </w:tcMar>
+            <w:tcBorders>
+              <w:top w:val="single" w:sz="4" w:space="0" w:color="B9CBE0"/>
+              <w:left w:val="single" w:sz="4" w:space="0" w:color="B9CBE0"/>
+              <w:bottom w:val="single" w:sz="4" w:space="0" w:color="B9CBE0"/>
+              <w:right w:val="single" w:sz="4" w:space="0" w:color="B9CBE0"/>
+              <w:insideH w:val="single" w:sz="4" w:space="0" w:color="B9CBE0"/>
+              <w:insideV w:val="single" w:sz="4" w:space="0" w:color="B9CBE0"/>
+            </w:tcBorders>
           </w:tcPr>
           <w:p>
             <w:pPr>
@@ -9242,7 +11530,7 @@
       <w:tr>
         <w:tc>
           <w:tcPr>
-            <w:tcW w:type="dxa" w:w="2232"/>
+            <w:tcW w:type="dxa" w:w="1911"/>
             <w:vAlign w:val="center"/>
             <w:tcMar>
               <w:top w:w="100" w:type="dxa"/>
@@ -9251,6 +11539,14 @@
               <w:end w:w="100" w:type="dxa"/>
             </w:tcMar>
             <w:shd w:fill="EAF1F8"/>
+            <w:tcBorders>
+              <w:top w:val="single" w:sz="4" w:space="0" w:color="B9CBE0"/>
+              <w:left w:val="single" w:sz="4" w:space="0" w:color="B9CBE0"/>
+              <w:bottom w:val="single" w:sz="4" w:space="0" w:color="B9CBE0"/>
+              <w:right w:val="single" w:sz="4" w:space="0" w:color="B9CBE0"/>
+              <w:insideH w:val="single" w:sz="4" w:space="0" w:color="B9CBE0"/>
+              <w:insideV w:val="single" w:sz="4" w:space="0" w:color="B9CBE0"/>
+            </w:tcBorders>
           </w:tcPr>
           <w:p>
             <w:pPr>
@@ -9270,7 +11566,7 @@
         </w:tc>
         <w:tc>
           <w:tcPr>
-            <w:tcW w:type="dxa" w:w="8784"/>
+            <w:tcW w:type="dxa" w:w="7521"/>
             <w:vAlign w:val="center"/>
             <w:tcMar>
               <w:top w:w="100" w:type="dxa"/>
@@ -9278,6 +11574,14 @@
               <w:bottom w:w="100" w:type="dxa"/>
               <w:end w:w="100" w:type="dxa"/>
             </w:tcMar>
+            <w:tcBorders>
+              <w:top w:val="single" w:sz="4" w:space="0" w:color="B9CBE0"/>
+              <w:left w:val="single" w:sz="4" w:space="0" w:color="B9CBE0"/>
+              <w:bottom w:val="single" w:sz="4" w:space="0" w:color="B9CBE0"/>
+              <w:right w:val="single" w:sz="4" w:space="0" w:color="B9CBE0"/>
+              <w:insideH w:val="single" w:sz="4" w:space="0" w:color="B9CBE0"/>
+              <w:insideV w:val="single" w:sz="4" w:space="0" w:color="B9CBE0"/>
+            </w:tcBorders>
           </w:tcPr>
           <w:p>
             <w:pPr>
@@ -9299,7 +11603,7 @@
       <w:tr>
         <w:tc>
           <w:tcPr>
-            <w:tcW w:type="dxa" w:w="2232"/>
+            <w:tcW w:type="dxa" w:w="1911"/>
             <w:vAlign w:val="center"/>
             <w:tcMar>
               <w:top w:w="100" w:type="dxa"/>
@@ -9308,6 +11612,14 @@
               <w:end w:w="100" w:type="dxa"/>
             </w:tcMar>
             <w:shd w:fill="EAF1F8"/>
+            <w:tcBorders>
+              <w:top w:val="single" w:sz="4" w:space="0" w:color="B9CBE0"/>
+              <w:left w:val="single" w:sz="4" w:space="0" w:color="B9CBE0"/>
+              <w:bottom w:val="single" w:sz="4" w:space="0" w:color="B9CBE0"/>
+              <w:right w:val="single" w:sz="4" w:space="0" w:color="B9CBE0"/>
+              <w:insideH w:val="single" w:sz="4" w:space="0" w:color="B9CBE0"/>
+              <w:insideV w:val="single" w:sz="4" w:space="0" w:color="B9CBE0"/>
+            </w:tcBorders>
           </w:tcPr>
           <w:p>
             <w:pPr>
@@ -9327,7 +11639,7 @@
         </w:tc>
         <w:tc>
           <w:tcPr>
-            <w:tcW w:type="dxa" w:w="8784"/>
+            <w:tcW w:type="dxa" w:w="7521"/>
             <w:vAlign w:val="center"/>
             <w:tcMar>
               <w:top w:w="100" w:type="dxa"/>
@@ -9335,6 +11647,14 @@
               <w:bottom w:w="100" w:type="dxa"/>
               <w:end w:w="100" w:type="dxa"/>
             </w:tcMar>
+            <w:tcBorders>
+              <w:top w:val="single" w:sz="4" w:space="0" w:color="B9CBE0"/>
+              <w:left w:val="single" w:sz="4" w:space="0" w:color="B9CBE0"/>
+              <w:bottom w:val="single" w:sz="4" w:space="0" w:color="B9CBE0"/>
+              <w:right w:val="single" w:sz="4" w:space="0" w:color="B9CBE0"/>
+              <w:insideH w:val="single" w:sz="4" w:space="0" w:color="B9CBE0"/>
+              <w:insideV w:val="single" w:sz="4" w:space="0" w:color="B9CBE0"/>
+            </w:tcBorders>
           </w:tcPr>
           <w:p>
             <w:pPr>
@@ -9356,7 +11676,7 @@
       <w:tr>
         <w:tc>
           <w:tcPr>
-            <w:tcW w:type="dxa" w:w="2232"/>
+            <w:tcW w:type="dxa" w:w="1911"/>
             <w:vAlign w:val="center"/>
             <w:tcMar>
               <w:top w:w="100" w:type="dxa"/>
@@ -9365,6 +11685,14 @@
               <w:end w:w="100" w:type="dxa"/>
             </w:tcMar>
             <w:shd w:fill="EAF1F8"/>
+            <w:tcBorders>
+              <w:top w:val="single" w:sz="4" w:space="0" w:color="B9CBE0"/>
+              <w:left w:val="single" w:sz="4" w:space="0" w:color="B9CBE0"/>
+              <w:bottom w:val="single" w:sz="4" w:space="0" w:color="B9CBE0"/>
+              <w:right w:val="single" w:sz="4" w:space="0" w:color="B9CBE0"/>
+              <w:insideH w:val="single" w:sz="4" w:space="0" w:color="B9CBE0"/>
+              <w:insideV w:val="single" w:sz="4" w:space="0" w:color="B9CBE0"/>
+            </w:tcBorders>
           </w:tcPr>
           <w:p>
             <w:pPr>
@@ -9384,7 +11712,7 @@
         </w:tc>
         <w:tc>
           <w:tcPr>
-            <w:tcW w:type="dxa" w:w="8784"/>
+            <w:tcW w:type="dxa" w:w="7521"/>
             <w:vAlign w:val="center"/>
             <w:tcMar>
               <w:top w:w="100" w:type="dxa"/>
@@ -9392,6 +11720,14 @@
               <w:bottom w:w="100" w:type="dxa"/>
               <w:end w:w="100" w:type="dxa"/>
             </w:tcMar>
+            <w:tcBorders>
+              <w:top w:val="single" w:sz="4" w:space="0" w:color="B9CBE0"/>
+              <w:left w:val="single" w:sz="4" w:space="0" w:color="B9CBE0"/>
+              <w:bottom w:val="single" w:sz="4" w:space="0" w:color="B9CBE0"/>
+              <w:right w:val="single" w:sz="4" w:space="0" w:color="B9CBE0"/>
+              <w:insideH w:val="single" w:sz="4" w:space="0" w:color="B9CBE0"/>
+              <w:insideV w:val="single" w:sz="4" w:space="0" w:color="B9CBE0"/>
+            </w:tcBorders>
           </w:tcPr>
           <w:p>
             <w:pPr>
@@ -9412,7 +11748,7 @@
       <w:tr>
         <w:tc>
           <w:tcPr>
-            <w:tcW w:type="dxa" w:w="2232"/>
+            <w:tcW w:type="dxa" w:w="1911"/>
             <w:vAlign w:val="center"/>
             <w:tcMar>
               <w:top w:w="100" w:type="dxa"/>
@@ -9421,6 +11757,14 @@
               <w:end w:w="100" w:type="dxa"/>
             </w:tcMar>
             <w:shd w:fill="EAF1F8"/>
+            <w:tcBorders>
+              <w:top w:val="single" w:sz="4" w:space="0" w:color="B9CBE0"/>
+              <w:left w:val="single" w:sz="4" w:space="0" w:color="B9CBE0"/>
+              <w:bottom w:val="single" w:sz="4" w:space="0" w:color="B9CBE0"/>
+              <w:right w:val="single" w:sz="4" w:space="0" w:color="B9CBE0"/>
+              <w:insideH w:val="single" w:sz="4" w:space="0" w:color="B9CBE0"/>
+              <w:insideV w:val="single" w:sz="4" w:space="0" w:color="B9CBE0"/>
+            </w:tcBorders>
           </w:tcPr>
           <w:p>
             <w:pPr>
@@ -9440,7 +11784,7 @@
         </w:tc>
         <w:tc>
           <w:tcPr>
-            <w:tcW w:type="dxa" w:w="8784"/>
+            <w:tcW w:type="dxa" w:w="7521"/>
             <w:vAlign w:val="center"/>
             <w:tcMar>
               <w:top w:w="100" w:type="dxa"/>
@@ -9448,6 +11792,14 @@
               <w:bottom w:w="100" w:type="dxa"/>
               <w:end w:w="100" w:type="dxa"/>
             </w:tcMar>
+            <w:tcBorders>
+              <w:top w:val="single" w:sz="4" w:space="0" w:color="B9CBE0"/>
+              <w:left w:val="single" w:sz="4" w:space="0" w:color="B9CBE0"/>
+              <w:bottom w:val="single" w:sz="4" w:space="0" w:color="B9CBE0"/>
+              <w:right w:val="single" w:sz="4" w:space="0" w:color="B9CBE0"/>
+              <w:insideH w:val="single" w:sz="4" w:space="0" w:color="B9CBE0"/>
+              <w:insideV w:val="single" w:sz="4" w:space="0" w:color="B9CBE0"/>
+            </w:tcBorders>
           </w:tcPr>
           <w:p>
             <w:pPr>
@@ -9477,17 +11829,17 @@
     </w:p>
     <w:tbl>
       <w:tblPr>
-        <w:tblW w:type="auto" w:w="0"/>
+        <w:tblW w:type="dxa" w:w="9432"/>
         <w:jc w:val="center"/>
         <w:tblLayout w:type="fixed"/>
         <w:tblLook w:firstColumn="1" w:firstRow="1" w:lastColumn="0" w:lastRow="0" w:noHBand="0" w:noVBand="1" w:val="04A0"/>
         <w:tblBorders>
-          <w:top w:val="single" w:sz="4" w:space="0" w:color="DFE7F0"/>
-          <w:left w:val="single" w:sz="4" w:space="0" w:color="DFE7F0"/>
-          <w:bottom w:val="single" w:sz="4" w:space="0" w:color="DFE7F0"/>
-          <w:right w:val="single" w:sz="4" w:space="0" w:color="DFE7F0"/>
-          <w:insideH w:val="single" w:sz="4" w:space="0" w:color="DFE7F0"/>
-          <w:insideV w:val="single" w:sz="4" w:space="0" w:color="DFE7F0"/>
+          <w:top w:val="single" w:sz="4" w:space="0" w:color="B9CBE0"/>
+          <w:left w:val="single" w:sz="4" w:space="0" w:color="B9CBE0"/>
+          <w:bottom w:val="single" w:sz="4" w:space="0" w:color="B9CBE0"/>
+          <w:right w:val="single" w:sz="4" w:space="0" w:color="B9CBE0"/>
+          <w:insideH w:val="single" w:sz="4" w:space="0" w:color="B9CBE0"/>
+          <w:insideV w:val="single" w:sz="4" w:space="0" w:color="B9CBE0"/>
         </w:tblBorders>
       </w:tblPr>
       <w:tblGrid>
@@ -9497,7 +11849,7 @@
       <w:tr>
         <w:tc>
           <w:tcPr>
-            <w:tcW w:type="dxa" w:w="2232"/>
+            <w:tcW w:type="dxa" w:w="1911"/>
             <w:vAlign w:val="center"/>
             <w:tcMar>
               <w:top w:w="100" w:type="dxa"/>
@@ -9506,6 +11858,14 @@
               <w:end w:w="100" w:type="dxa"/>
             </w:tcMar>
             <w:shd w:fill="EAF1F8"/>
+            <w:tcBorders>
+              <w:top w:val="single" w:sz="4" w:space="0" w:color="B9CBE0"/>
+              <w:left w:val="single" w:sz="4" w:space="0" w:color="B9CBE0"/>
+              <w:bottom w:val="single" w:sz="4" w:space="0" w:color="B9CBE0"/>
+              <w:right w:val="single" w:sz="4" w:space="0" w:color="B9CBE0"/>
+              <w:insideH w:val="single" w:sz="4" w:space="0" w:color="B9CBE0"/>
+              <w:insideV w:val="single" w:sz="4" w:space="0" w:color="B9CBE0"/>
+            </w:tcBorders>
           </w:tcPr>
           <w:p>
             <w:pPr>
@@ -9525,7 +11885,7 @@
         </w:tc>
         <w:tc>
           <w:tcPr>
-            <w:tcW w:type="dxa" w:w="8784"/>
+            <w:tcW w:type="dxa" w:w="7521"/>
             <w:vAlign w:val="center"/>
             <w:tcMar>
               <w:top w:w="100" w:type="dxa"/>
@@ -9533,6 +11893,14 @@
               <w:bottom w:w="100" w:type="dxa"/>
               <w:end w:w="100" w:type="dxa"/>
             </w:tcMar>
+            <w:tcBorders>
+              <w:top w:val="single" w:sz="4" w:space="0" w:color="B9CBE0"/>
+              <w:left w:val="single" w:sz="4" w:space="0" w:color="B9CBE0"/>
+              <w:bottom w:val="single" w:sz="4" w:space="0" w:color="B9CBE0"/>
+              <w:right w:val="single" w:sz="4" w:space="0" w:color="B9CBE0"/>
+              <w:insideH w:val="single" w:sz="4" w:space="0" w:color="B9CBE0"/>
+              <w:insideV w:val="single" w:sz="4" w:space="0" w:color="B9CBE0"/>
+            </w:tcBorders>
           </w:tcPr>
           <w:p>
             <w:pPr>
@@ -9554,7 +11922,7 @@
       <w:tr>
         <w:tc>
           <w:tcPr>
-            <w:tcW w:type="dxa" w:w="2232"/>
+            <w:tcW w:type="dxa" w:w="1911"/>
             <w:vAlign w:val="center"/>
             <w:tcMar>
               <w:top w:w="100" w:type="dxa"/>
@@ -9563,6 +11931,14 @@
               <w:end w:w="100" w:type="dxa"/>
             </w:tcMar>
             <w:shd w:fill="EAF1F8"/>
+            <w:tcBorders>
+              <w:top w:val="single" w:sz="4" w:space="0" w:color="B9CBE0"/>
+              <w:left w:val="single" w:sz="4" w:space="0" w:color="B9CBE0"/>
+              <w:bottom w:val="single" w:sz="4" w:space="0" w:color="B9CBE0"/>
+              <w:right w:val="single" w:sz="4" w:space="0" w:color="B9CBE0"/>
+              <w:insideH w:val="single" w:sz="4" w:space="0" w:color="B9CBE0"/>
+              <w:insideV w:val="single" w:sz="4" w:space="0" w:color="B9CBE0"/>
+            </w:tcBorders>
           </w:tcPr>
           <w:p>
             <w:pPr>
@@ -9582,7 +11958,7 @@
         </w:tc>
         <w:tc>
           <w:tcPr>
-            <w:tcW w:type="dxa" w:w="8784"/>
+            <w:tcW w:type="dxa" w:w="7521"/>
             <w:vAlign w:val="center"/>
             <w:tcMar>
               <w:top w:w="100" w:type="dxa"/>
@@ -9590,6 +11966,14 @@
               <w:bottom w:w="100" w:type="dxa"/>
               <w:end w:w="100" w:type="dxa"/>
             </w:tcMar>
+            <w:tcBorders>
+              <w:top w:val="single" w:sz="4" w:space="0" w:color="B9CBE0"/>
+              <w:left w:val="single" w:sz="4" w:space="0" w:color="B9CBE0"/>
+              <w:bottom w:val="single" w:sz="4" w:space="0" w:color="B9CBE0"/>
+              <w:right w:val="single" w:sz="4" w:space="0" w:color="B9CBE0"/>
+              <w:insideH w:val="single" w:sz="4" w:space="0" w:color="B9CBE0"/>
+              <w:insideV w:val="single" w:sz="4" w:space="0" w:color="B9CBE0"/>
+            </w:tcBorders>
           </w:tcPr>
           <w:p>
             <w:pPr>
@@ -9611,7 +11995,7 @@
       <w:tr>
         <w:tc>
           <w:tcPr>
-            <w:tcW w:type="dxa" w:w="2232"/>
+            <w:tcW w:type="dxa" w:w="1911"/>
             <w:vAlign w:val="center"/>
             <w:tcMar>
               <w:top w:w="100" w:type="dxa"/>
@@ -9620,6 +12004,14 @@
               <w:end w:w="100" w:type="dxa"/>
             </w:tcMar>
             <w:shd w:fill="EAF1F8"/>
+            <w:tcBorders>
+              <w:top w:val="single" w:sz="4" w:space="0" w:color="B9CBE0"/>
+              <w:left w:val="single" w:sz="4" w:space="0" w:color="B9CBE0"/>
+              <w:bottom w:val="single" w:sz="4" w:space="0" w:color="B9CBE0"/>
+              <w:right w:val="single" w:sz="4" w:space="0" w:color="B9CBE0"/>
+              <w:insideH w:val="single" w:sz="4" w:space="0" w:color="B9CBE0"/>
+              <w:insideV w:val="single" w:sz="4" w:space="0" w:color="B9CBE0"/>
+            </w:tcBorders>
           </w:tcPr>
           <w:p>
             <w:pPr>
@@ -9639,7 +12031,7 @@
         </w:tc>
         <w:tc>
           <w:tcPr>
-            <w:tcW w:type="dxa" w:w="8784"/>
+            <w:tcW w:type="dxa" w:w="7521"/>
             <w:vAlign w:val="center"/>
             <w:tcMar>
               <w:top w:w="100" w:type="dxa"/>
@@ -9647,6 +12039,14 @@
               <w:bottom w:w="100" w:type="dxa"/>
               <w:end w:w="100" w:type="dxa"/>
             </w:tcMar>
+            <w:tcBorders>
+              <w:top w:val="single" w:sz="4" w:space="0" w:color="B9CBE0"/>
+              <w:left w:val="single" w:sz="4" w:space="0" w:color="B9CBE0"/>
+              <w:bottom w:val="single" w:sz="4" w:space="0" w:color="B9CBE0"/>
+              <w:right w:val="single" w:sz="4" w:space="0" w:color="B9CBE0"/>
+              <w:insideH w:val="single" w:sz="4" w:space="0" w:color="B9CBE0"/>
+              <w:insideV w:val="single" w:sz="4" w:space="0" w:color="B9CBE0"/>
+            </w:tcBorders>
           </w:tcPr>
           <w:p>
             <w:pPr>
@@ -9668,7 +12068,7 @@
       <w:tr>
         <w:tc>
           <w:tcPr>
-            <w:tcW w:type="dxa" w:w="2232"/>
+            <w:tcW w:type="dxa" w:w="1911"/>
             <w:vAlign w:val="center"/>
             <w:tcMar>
               <w:top w:w="100" w:type="dxa"/>
@@ -9677,6 +12077,14 @@
               <w:end w:w="100" w:type="dxa"/>
             </w:tcMar>
             <w:shd w:fill="EAF1F8"/>
+            <w:tcBorders>
+              <w:top w:val="single" w:sz="4" w:space="0" w:color="B9CBE0"/>
+              <w:left w:val="single" w:sz="4" w:space="0" w:color="B9CBE0"/>
+              <w:bottom w:val="single" w:sz="4" w:space="0" w:color="B9CBE0"/>
+              <w:right w:val="single" w:sz="4" w:space="0" w:color="B9CBE0"/>
+              <w:insideH w:val="single" w:sz="4" w:space="0" w:color="B9CBE0"/>
+              <w:insideV w:val="single" w:sz="4" w:space="0" w:color="B9CBE0"/>
+            </w:tcBorders>
           </w:tcPr>
           <w:p>
             <w:pPr>
@@ -9696,7 +12104,7 @@
         </w:tc>
         <w:tc>
           <w:tcPr>
-            <w:tcW w:type="dxa" w:w="8784"/>
+            <w:tcW w:type="dxa" w:w="7521"/>
             <w:vAlign w:val="center"/>
             <w:tcMar>
               <w:top w:w="100" w:type="dxa"/>
@@ -9704,6 +12112,14 @@
               <w:bottom w:w="100" w:type="dxa"/>
               <w:end w:w="100" w:type="dxa"/>
             </w:tcMar>
+            <w:tcBorders>
+              <w:top w:val="single" w:sz="4" w:space="0" w:color="B9CBE0"/>
+              <w:left w:val="single" w:sz="4" w:space="0" w:color="B9CBE0"/>
+              <w:bottom w:val="single" w:sz="4" w:space="0" w:color="B9CBE0"/>
+              <w:right w:val="single" w:sz="4" w:space="0" w:color="B9CBE0"/>
+              <w:insideH w:val="single" w:sz="4" w:space="0" w:color="B9CBE0"/>
+              <w:insideV w:val="single" w:sz="4" w:space="0" w:color="B9CBE0"/>
+            </w:tcBorders>
           </w:tcPr>
           <w:p>
             <w:pPr>
@@ -9725,7 +12141,7 @@
       <w:tr>
         <w:tc>
           <w:tcPr>
-            <w:tcW w:type="dxa" w:w="2232"/>
+            <w:tcW w:type="dxa" w:w="1911"/>
             <w:vAlign w:val="center"/>
             <w:tcMar>
               <w:top w:w="100" w:type="dxa"/>
@@ -9734,6 +12150,14 @@
               <w:end w:w="100" w:type="dxa"/>
             </w:tcMar>
             <w:shd w:fill="EAF1F8"/>
+            <w:tcBorders>
+              <w:top w:val="single" w:sz="4" w:space="0" w:color="B9CBE0"/>
+              <w:left w:val="single" w:sz="4" w:space="0" w:color="B9CBE0"/>
+              <w:bottom w:val="single" w:sz="4" w:space="0" w:color="B9CBE0"/>
+              <w:right w:val="single" w:sz="4" w:space="0" w:color="B9CBE0"/>
+              <w:insideH w:val="single" w:sz="4" w:space="0" w:color="B9CBE0"/>
+              <w:insideV w:val="single" w:sz="4" w:space="0" w:color="B9CBE0"/>
+            </w:tcBorders>
           </w:tcPr>
           <w:p>
             <w:pPr>
@@ -9753,7 +12177,7 @@
         </w:tc>
         <w:tc>
           <w:tcPr>
-            <w:tcW w:type="dxa" w:w="8784"/>
+            <w:tcW w:type="dxa" w:w="7521"/>
             <w:vAlign w:val="center"/>
             <w:tcMar>
               <w:top w:w="100" w:type="dxa"/>
@@ -9761,6 +12185,14 @@
               <w:bottom w:w="100" w:type="dxa"/>
               <w:end w:w="100" w:type="dxa"/>
             </w:tcMar>
+            <w:tcBorders>
+              <w:top w:val="single" w:sz="4" w:space="0" w:color="B9CBE0"/>
+              <w:left w:val="single" w:sz="4" w:space="0" w:color="B9CBE0"/>
+              <w:bottom w:val="single" w:sz="4" w:space="0" w:color="B9CBE0"/>
+              <w:right w:val="single" w:sz="4" w:space="0" w:color="B9CBE0"/>
+              <w:insideH w:val="single" w:sz="4" w:space="0" w:color="B9CBE0"/>
+              <w:insideV w:val="single" w:sz="4" w:space="0" w:color="B9CBE0"/>
+            </w:tcBorders>
           </w:tcPr>
           <w:p>
             <w:pPr>
@@ -9782,7 +12214,7 @@
       <w:tr>
         <w:tc>
           <w:tcPr>
-            <w:tcW w:type="dxa" w:w="2232"/>
+            <w:tcW w:type="dxa" w:w="1911"/>
             <w:vAlign w:val="center"/>
             <w:tcMar>
               <w:top w:w="100" w:type="dxa"/>
@@ -9791,6 +12223,14 @@
               <w:end w:w="100" w:type="dxa"/>
             </w:tcMar>
             <w:shd w:fill="EAF1F8"/>
+            <w:tcBorders>
+              <w:top w:val="single" w:sz="4" w:space="0" w:color="B9CBE0"/>
+              <w:left w:val="single" w:sz="4" w:space="0" w:color="B9CBE0"/>
+              <w:bottom w:val="single" w:sz="4" w:space="0" w:color="B9CBE0"/>
+              <w:right w:val="single" w:sz="4" w:space="0" w:color="B9CBE0"/>
+              <w:insideH w:val="single" w:sz="4" w:space="0" w:color="B9CBE0"/>
+              <w:insideV w:val="single" w:sz="4" w:space="0" w:color="B9CBE0"/>
+            </w:tcBorders>
           </w:tcPr>
           <w:p>
             <w:pPr>
@@ -9810,7 +12250,7 @@
         </w:tc>
         <w:tc>
           <w:tcPr>
-            <w:tcW w:type="dxa" w:w="8784"/>
+            <w:tcW w:type="dxa" w:w="7521"/>
             <w:vAlign w:val="center"/>
             <w:tcMar>
               <w:top w:w="100" w:type="dxa"/>
@@ -9818,6 +12258,14 @@
               <w:bottom w:w="100" w:type="dxa"/>
               <w:end w:w="100" w:type="dxa"/>
             </w:tcMar>
+            <w:tcBorders>
+              <w:top w:val="single" w:sz="4" w:space="0" w:color="B9CBE0"/>
+              <w:left w:val="single" w:sz="4" w:space="0" w:color="B9CBE0"/>
+              <w:bottom w:val="single" w:sz="4" w:space="0" w:color="B9CBE0"/>
+              <w:right w:val="single" w:sz="4" w:space="0" w:color="B9CBE0"/>
+              <w:insideH w:val="single" w:sz="4" w:space="0" w:color="B9CBE0"/>
+              <w:insideV w:val="single" w:sz="4" w:space="0" w:color="B9CBE0"/>
+            </w:tcBorders>
           </w:tcPr>
           <w:p>
             <w:pPr>
@@ -9839,7 +12287,7 @@
       <w:tr>
         <w:tc>
           <w:tcPr>
-            <w:tcW w:type="dxa" w:w="2232"/>
+            <w:tcW w:type="dxa" w:w="1911"/>
             <w:vAlign w:val="center"/>
             <w:tcMar>
               <w:top w:w="100" w:type="dxa"/>
@@ -9848,6 +12296,14 @@
               <w:end w:w="100" w:type="dxa"/>
             </w:tcMar>
             <w:shd w:fill="EAF1F8"/>
+            <w:tcBorders>
+              <w:top w:val="single" w:sz="4" w:space="0" w:color="B9CBE0"/>
+              <w:left w:val="single" w:sz="4" w:space="0" w:color="B9CBE0"/>
+              <w:bottom w:val="single" w:sz="4" w:space="0" w:color="B9CBE0"/>
+              <w:right w:val="single" w:sz="4" w:space="0" w:color="B9CBE0"/>
+              <w:insideH w:val="single" w:sz="4" w:space="0" w:color="B9CBE0"/>
+              <w:insideV w:val="single" w:sz="4" w:space="0" w:color="B9CBE0"/>
+            </w:tcBorders>
           </w:tcPr>
           <w:p>
             <w:pPr>
@@ -9867,7 +12323,7 @@
         </w:tc>
         <w:tc>
           <w:tcPr>
-            <w:tcW w:type="dxa" w:w="8784"/>
+            <w:tcW w:type="dxa" w:w="7521"/>
             <w:vAlign w:val="center"/>
             <w:tcMar>
               <w:top w:w="100" w:type="dxa"/>
@@ -9875,6 +12331,14 @@
               <w:bottom w:w="100" w:type="dxa"/>
               <w:end w:w="100" w:type="dxa"/>
             </w:tcMar>
+            <w:tcBorders>
+              <w:top w:val="single" w:sz="4" w:space="0" w:color="B9CBE0"/>
+              <w:left w:val="single" w:sz="4" w:space="0" w:color="B9CBE0"/>
+              <w:bottom w:val="single" w:sz="4" w:space="0" w:color="B9CBE0"/>
+              <w:right w:val="single" w:sz="4" w:space="0" w:color="B9CBE0"/>
+              <w:insideH w:val="single" w:sz="4" w:space="0" w:color="B9CBE0"/>
+              <w:insideV w:val="single" w:sz="4" w:space="0" w:color="B9CBE0"/>
+            </w:tcBorders>
           </w:tcPr>
           <w:p>
             <w:pPr>
@@ -9896,7 +12360,7 @@
       <w:tr>
         <w:tc>
           <w:tcPr>
-            <w:tcW w:type="dxa" w:w="2232"/>
+            <w:tcW w:type="dxa" w:w="1911"/>
             <w:vAlign w:val="center"/>
             <w:tcMar>
               <w:top w:w="100" w:type="dxa"/>
@@ -9905,6 +12369,14 @@
               <w:end w:w="100" w:type="dxa"/>
             </w:tcMar>
             <w:shd w:fill="EAF1F8"/>
+            <w:tcBorders>
+              <w:top w:val="single" w:sz="4" w:space="0" w:color="B9CBE0"/>
+              <w:left w:val="single" w:sz="4" w:space="0" w:color="B9CBE0"/>
+              <w:bottom w:val="single" w:sz="4" w:space="0" w:color="B9CBE0"/>
+              <w:right w:val="single" w:sz="4" w:space="0" w:color="B9CBE0"/>
+              <w:insideH w:val="single" w:sz="4" w:space="0" w:color="B9CBE0"/>
+              <w:insideV w:val="single" w:sz="4" w:space="0" w:color="B9CBE0"/>
+            </w:tcBorders>
           </w:tcPr>
           <w:p>
             <w:pPr>
@@ -9924,7 +12396,7 @@
         </w:tc>
         <w:tc>
           <w:tcPr>
-            <w:tcW w:type="dxa" w:w="8784"/>
+            <w:tcW w:type="dxa" w:w="7521"/>
             <w:vAlign w:val="center"/>
             <w:tcMar>
               <w:top w:w="100" w:type="dxa"/>
@@ -9932,6 +12404,14 @@
               <w:bottom w:w="100" w:type="dxa"/>
               <w:end w:w="100" w:type="dxa"/>
             </w:tcMar>
+            <w:tcBorders>
+              <w:top w:val="single" w:sz="4" w:space="0" w:color="B9CBE0"/>
+              <w:left w:val="single" w:sz="4" w:space="0" w:color="B9CBE0"/>
+              <w:bottom w:val="single" w:sz="4" w:space="0" w:color="B9CBE0"/>
+              <w:right w:val="single" w:sz="4" w:space="0" w:color="B9CBE0"/>
+              <w:insideH w:val="single" w:sz="4" w:space="0" w:color="B9CBE0"/>
+              <w:insideV w:val="single" w:sz="4" w:space="0" w:color="B9CBE0"/>
+            </w:tcBorders>
           </w:tcPr>
           <w:p>
             <w:pPr>
@@ -9953,7 +12433,7 @@
       <w:tr>
         <w:tc>
           <w:tcPr>
-            <w:tcW w:type="dxa" w:w="2232"/>
+            <w:tcW w:type="dxa" w:w="1911"/>
             <w:vAlign w:val="center"/>
             <w:tcMar>
               <w:top w:w="100" w:type="dxa"/>
@@ -9962,6 +12442,14 @@
               <w:end w:w="100" w:type="dxa"/>
             </w:tcMar>
             <w:shd w:fill="EAF1F8"/>
+            <w:tcBorders>
+              <w:top w:val="single" w:sz="4" w:space="0" w:color="B9CBE0"/>
+              <w:left w:val="single" w:sz="4" w:space="0" w:color="B9CBE0"/>
+              <w:bottom w:val="single" w:sz="4" w:space="0" w:color="B9CBE0"/>
+              <w:right w:val="single" w:sz="4" w:space="0" w:color="B9CBE0"/>
+              <w:insideH w:val="single" w:sz="4" w:space="0" w:color="B9CBE0"/>
+              <w:insideV w:val="single" w:sz="4" w:space="0" w:color="B9CBE0"/>
+            </w:tcBorders>
           </w:tcPr>
           <w:p>
             <w:pPr>
@@ -9981,7 +12469,7 @@
         </w:tc>
         <w:tc>
           <w:tcPr>
-            <w:tcW w:type="dxa" w:w="8784"/>
+            <w:tcW w:type="dxa" w:w="7521"/>
             <w:vAlign w:val="center"/>
             <w:tcMar>
               <w:top w:w="100" w:type="dxa"/>
@@ -9989,6 +12477,14 @@
               <w:bottom w:w="100" w:type="dxa"/>
               <w:end w:w="100" w:type="dxa"/>
             </w:tcMar>
+            <w:tcBorders>
+              <w:top w:val="single" w:sz="4" w:space="0" w:color="B9CBE0"/>
+              <w:left w:val="single" w:sz="4" w:space="0" w:color="B9CBE0"/>
+              <w:bottom w:val="single" w:sz="4" w:space="0" w:color="B9CBE0"/>
+              <w:right w:val="single" w:sz="4" w:space="0" w:color="B9CBE0"/>
+              <w:insideH w:val="single" w:sz="4" w:space="0" w:color="B9CBE0"/>
+              <w:insideV w:val="single" w:sz="4" w:space="0" w:color="B9CBE0"/>
+            </w:tcBorders>
           </w:tcPr>
           <w:p>
             <w:pPr>
@@ -10010,7 +12506,7 @@
       <w:tr>
         <w:tc>
           <w:tcPr>
-            <w:tcW w:type="dxa" w:w="2232"/>
+            <w:tcW w:type="dxa" w:w="1911"/>
             <w:vAlign w:val="center"/>
             <w:tcMar>
               <w:top w:w="100" w:type="dxa"/>
@@ -10019,6 +12515,14 @@
               <w:end w:w="100" w:type="dxa"/>
             </w:tcMar>
             <w:shd w:fill="EAF1F8"/>
+            <w:tcBorders>
+              <w:top w:val="single" w:sz="4" w:space="0" w:color="B9CBE0"/>
+              <w:left w:val="single" w:sz="4" w:space="0" w:color="B9CBE0"/>
+              <w:bottom w:val="single" w:sz="4" w:space="0" w:color="B9CBE0"/>
+              <w:right w:val="single" w:sz="4" w:space="0" w:color="B9CBE0"/>
+              <w:insideH w:val="single" w:sz="4" w:space="0" w:color="B9CBE0"/>
+              <w:insideV w:val="single" w:sz="4" w:space="0" w:color="B9CBE0"/>
+            </w:tcBorders>
           </w:tcPr>
           <w:p>
             <w:pPr>
@@ -10038,7 +12542,7 @@
         </w:tc>
         <w:tc>
           <w:tcPr>
-            <w:tcW w:type="dxa" w:w="8784"/>
+            <w:tcW w:type="dxa" w:w="7521"/>
             <w:vAlign w:val="center"/>
             <w:tcMar>
               <w:top w:w="100" w:type="dxa"/>
@@ -10046,6 +12550,14 @@
               <w:bottom w:w="100" w:type="dxa"/>
               <w:end w:w="100" w:type="dxa"/>
             </w:tcMar>
+            <w:tcBorders>
+              <w:top w:val="single" w:sz="4" w:space="0" w:color="B9CBE0"/>
+              <w:left w:val="single" w:sz="4" w:space="0" w:color="B9CBE0"/>
+              <w:bottom w:val="single" w:sz="4" w:space="0" w:color="B9CBE0"/>
+              <w:right w:val="single" w:sz="4" w:space="0" w:color="B9CBE0"/>
+              <w:insideH w:val="single" w:sz="4" w:space="0" w:color="B9CBE0"/>
+              <w:insideV w:val="single" w:sz="4" w:space="0" w:color="B9CBE0"/>
+            </w:tcBorders>
           </w:tcPr>
           <w:p>
             <w:pPr>
@@ -10066,7 +12578,7 @@
       <w:tr>
         <w:tc>
           <w:tcPr>
-            <w:tcW w:type="dxa" w:w="2232"/>
+            <w:tcW w:type="dxa" w:w="1911"/>
             <w:vAlign w:val="center"/>
             <w:tcMar>
               <w:top w:w="100" w:type="dxa"/>
@@ -10075,6 +12587,14 @@
               <w:end w:w="100" w:type="dxa"/>
             </w:tcMar>
             <w:shd w:fill="EAF1F8"/>
+            <w:tcBorders>
+              <w:top w:val="single" w:sz="4" w:space="0" w:color="B9CBE0"/>
+              <w:left w:val="single" w:sz="4" w:space="0" w:color="B9CBE0"/>
+              <w:bottom w:val="single" w:sz="4" w:space="0" w:color="B9CBE0"/>
+              <w:right w:val="single" w:sz="4" w:space="0" w:color="B9CBE0"/>
+              <w:insideH w:val="single" w:sz="4" w:space="0" w:color="B9CBE0"/>
+              <w:insideV w:val="single" w:sz="4" w:space="0" w:color="B9CBE0"/>
+            </w:tcBorders>
           </w:tcPr>
           <w:p>
             <w:pPr>
@@ -10094,7 +12614,7 @@
         </w:tc>
         <w:tc>
           <w:tcPr>
-            <w:tcW w:type="dxa" w:w="8784"/>
+            <w:tcW w:type="dxa" w:w="7521"/>
             <w:vAlign w:val="center"/>
             <w:tcMar>
               <w:top w:w="100" w:type="dxa"/>
@@ -10102,6 +12622,14 @@
               <w:bottom w:w="100" w:type="dxa"/>
               <w:end w:w="100" w:type="dxa"/>
             </w:tcMar>
+            <w:tcBorders>
+              <w:top w:val="single" w:sz="4" w:space="0" w:color="B9CBE0"/>
+              <w:left w:val="single" w:sz="4" w:space="0" w:color="B9CBE0"/>
+              <w:bottom w:val="single" w:sz="4" w:space="0" w:color="B9CBE0"/>
+              <w:right w:val="single" w:sz="4" w:space="0" w:color="B9CBE0"/>
+              <w:insideH w:val="single" w:sz="4" w:space="0" w:color="B9CBE0"/>
+              <w:insideV w:val="single" w:sz="4" w:space="0" w:color="B9CBE0"/>
+            </w:tcBorders>
           </w:tcPr>
           <w:p>
             <w:pPr>
@@ -10131,17 +12659,17 @@
     </w:p>
     <w:tbl>
       <w:tblPr>
-        <w:tblW w:type="auto" w:w="0"/>
+        <w:tblW w:type="dxa" w:w="9432"/>
         <w:jc w:val="center"/>
         <w:tblLayout w:type="fixed"/>
         <w:tblLook w:firstColumn="1" w:firstRow="1" w:lastColumn="0" w:lastRow="0" w:noHBand="0" w:noVBand="1" w:val="04A0"/>
         <w:tblBorders>
-          <w:top w:val="single" w:sz="4" w:space="0" w:color="DFE7F0"/>
-          <w:left w:val="single" w:sz="4" w:space="0" w:color="DFE7F0"/>
-          <w:bottom w:val="single" w:sz="4" w:space="0" w:color="DFE7F0"/>
-          <w:right w:val="single" w:sz="4" w:space="0" w:color="DFE7F0"/>
-          <w:insideH w:val="single" w:sz="4" w:space="0" w:color="DFE7F0"/>
-          <w:insideV w:val="single" w:sz="4" w:space="0" w:color="DFE7F0"/>
+          <w:top w:val="single" w:sz="4" w:space="0" w:color="B9CBE0"/>
+          <w:left w:val="single" w:sz="4" w:space="0" w:color="B9CBE0"/>
+          <w:bottom w:val="single" w:sz="4" w:space="0" w:color="B9CBE0"/>
+          <w:right w:val="single" w:sz="4" w:space="0" w:color="B9CBE0"/>
+          <w:insideH w:val="single" w:sz="4" w:space="0" w:color="B9CBE0"/>
+          <w:insideV w:val="single" w:sz="4" w:space="0" w:color="B9CBE0"/>
         </w:tblBorders>
       </w:tblPr>
       <w:tblGrid>
@@ -10151,7 +12679,7 @@
       <w:tr>
         <w:tc>
           <w:tcPr>
-            <w:tcW w:type="dxa" w:w="2232"/>
+            <w:tcW w:type="dxa" w:w="1911"/>
             <w:vAlign w:val="center"/>
             <w:tcMar>
               <w:top w:w="100" w:type="dxa"/>
@@ -10160,6 +12688,14 @@
               <w:end w:w="100" w:type="dxa"/>
             </w:tcMar>
             <w:shd w:fill="EAF1F8"/>
+            <w:tcBorders>
+              <w:top w:val="single" w:sz="4" w:space="0" w:color="B9CBE0"/>
+              <w:left w:val="single" w:sz="4" w:space="0" w:color="B9CBE0"/>
+              <w:bottom w:val="single" w:sz="4" w:space="0" w:color="B9CBE0"/>
+              <w:right w:val="single" w:sz="4" w:space="0" w:color="B9CBE0"/>
+              <w:insideH w:val="single" w:sz="4" w:space="0" w:color="B9CBE0"/>
+              <w:insideV w:val="single" w:sz="4" w:space="0" w:color="B9CBE0"/>
+            </w:tcBorders>
           </w:tcPr>
           <w:p>
             <w:pPr>
@@ -10179,7 +12715,7 @@
         </w:tc>
         <w:tc>
           <w:tcPr>
-            <w:tcW w:type="dxa" w:w="8784"/>
+            <w:tcW w:type="dxa" w:w="7521"/>
             <w:vAlign w:val="center"/>
             <w:tcMar>
               <w:top w:w="100" w:type="dxa"/>
@@ -10187,6 +12723,14 @@
               <w:bottom w:w="100" w:type="dxa"/>
               <w:end w:w="100" w:type="dxa"/>
             </w:tcMar>
+            <w:tcBorders>
+              <w:top w:val="single" w:sz="4" w:space="0" w:color="B9CBE0"/>
+              <w:left w:val="single" w:sz="4" w:space="0" w:color="B9CBE0"/>
+              <w:bottom w:val="single" w:sz="4" w:space="0" w:color="B9CBE0"/>
+              <w:right w:val="single" w:sz="4" w:space="0" w:color="B9CBE0"/>
+              <w:insideH w:val="single" w:sz="4" w:space="0" w:color="B9CBE0"/>
+              <w:insideV w:val="single" w:sz="4" w:space="0" w:color="B9CBE0"/>
+            </w:tcBorders>
           </w:tcPr>
           <w:p>
             <w:pPr>
@@ -10208,7 +12752,7 @@
       <w:tr>
         <w:tc>
           <w:tcPr>
-            <w:tcW w:type="dxa" w:w="2232"/>
+            <w:tcW w:type="dxa" w:w="1911"/>
             <w:vAlign w:val="center"/>
             <w:tcMar>
               <w:top w:w="100" w:type="dxa"/>
@@ -10217,6 +12761,14 @@
               <w:end w:w="100" w:type="dxa"/>
             </w:tcMar>
             <w:shd w:fill="EAF1F8"/>
+            <w:tcBorders>
+              <w:top w:val="single" w:sz="4" w:space="0" w:color="B9CBE0"/>
+              <w:left w:val="single" w:sz="4" w:space="0" w:color="B9CBE0"/>
+              <w:bottom w:val="single" w:sz="4" w:space="0" w:color="B9CBE0"/>
+              <w:right w:val="single" w:sz="4" w:space="0" w:color="B9CBE0"/>
+              <w:insideH w:val="single" w:sz="4" w:space="0" w:color="B9CBE0"/>
+              <w:insideV w:val="single" w:sz="4" w:space="0" w:color="B9CBE0"/>
+            </w:tcBorders>
           </w:tcPr>
           <w:p>
             <w:pPr>
@@ -10236,7 +12788,7 @@
         </w:tc>
         <w:tc>
           <w:tcPr>
-            <w:tcW w:type="dxa" w:w="8784"/>
+            <w:tcW w:type="dxa" w:w="7521"/>
             <w:vAlign w:val="center"/>
             <w:tcMar>
               <w:top w:w="100" w:type="dxa"/>
@@ -10244,6 +12796,14 @@
               <w:bottom w:w="100" w:type="dxa"/>
               <w:end w:w="100" w:type="dxa"/>
             </w:tcMar>
+            <w:tcBorders>
+              <w:top w:val="single" w:sz="4" w:space="0" w:color="B9CBE0"/>
+              <w:left w:val="single" w:sz="4" w:space="0" w:color="B9CBE0"/>
+              <w:bottom w:val="single" w:sz="4" w:space="0" w:color="B9CBE0"/>
+              <w:right w:val="single" w:sz="4" w:space="0" w:color="B9CBE0"/>
+              <w:insideH w:val="single" w:sz="4" w:space="0" w:color="B9CBE0"/>
+              <w:insideV w:val="single" w:sz="4" w:space="0" w:color="B9CBE0"/>
+            </w:tcBorders>
           </w:tcPr>
           <w:p>
             <w:pPr>
@@ -10265,7 +12825,7 @@
       <w:tr>
         <w:tc>
           <w:tcPr>
-            <w:tcW w:type="dxa" w:w="2232"/>
+            <w:tcW w:type="dxa" w:w="1911"/>
             <w:vAlign w:val="center"/>
             <w:tcMar>
               <w:top w:w="100" w:type="dxa"/>
@@ -10274,6 +12834,14 @@
               <w:end w:w="100" w:type="dxa"/>
             </w:tcMar>
             <w:shd w:fill="EAF1F8"/>
+            <w:tcBorders>
+              <w:top w:val="single" w:sz="4" w:space="0" w:color="B9CBE0"/>
+              <w:left w:val="single" w:sz="4" w:space="0" w:color="B9CBE0"/>
+              <w:bottom w:val="single" w:sz="4" w:space="0" w:color="B9CBE0"/>
+              <w:right w:val="single" w:sz="4" w:space="0" w:color="B9CBE0"/>
+              <w:insideH w:val="single" w:sz="4" w:space="0" w:color="B9CBE0"/>
+              <w:insideV w:val="single" w:sz="4" w:space="0" w:color="B9CBE0"/>
+            </w:tcBorders>
           </w:tcPr>
           <w:p>
             <w:pPr>
@@ -10293,7 +12861,7 @@
         </w:tc>
         <w:tc>
           <w:tcPr>
-            <w:tcW w:type="dxa" w:w="8784"/>
+            <w:tcW w:type="dxa" w:w="7521"/>
             <w:vAlign w:val="center"/>
             <w:tcMar>
               <w:top w:w="100" w:type="dxa"/>
@@ -10301,6 +12869,14 @@
               <w:bottom w:w="100" w:type="dxa"/>
               <w:end w:w="100" w:type="dxa"/>
             </w:tcMar>
+            <w:tcBorders>
+              <w:top w:val="single" w:sz="4" w:space="0" w:color="B9CBE0"/>
+              <w:left w:val="single" w:sz="4" w:space="0" w:color="B9CBE0"/>
+              <w:bottom w:val="single" w:sz="4" w:space="0" w:color="B9CBE0"/>
+              <w:right w:val="single" w:sz="4" w:space="0" w:color="B9CBE0"/>
+              <w:insideH w:val="single" w:sz="4" w:space="0" w:color="B9CBE0"/>
+              <w:insideV w:val="single" w:sz="4" w:space="0" w:color="B9CBE0"/>
+            </w:tcBorders>
           </w:tcPr>
           <w:p>
             <w:pPr>
@@ -10322,7 +12898,7 @@
       <w:tr>
         <w:tc>
           <w:tcPr>
-            <w:tcW w:type="dxa" w:w="2232"/>
+            <w:tcW w:type="dxa" w:w="1911"/>
             <w:vAlign w:val="center"/>
             <w:tcMar>
               <w:top w:w="100" w:type="dxa"/>
@@ -10331,6 +12907,14 @@
               <w:end w:w="100" w:type="dxa"/>
             </w:tcMar>
             <w:shd w:fill="EAF1F8"/>
+            <w:tcBorders>
+              <w:top w:val="single" w:sz="4" w:space="0" w:color="B9CBE0"/>
+              <w:left w:val="single" w:sz="4" w:space="0" w:color="B9CBE0"/>
+              <w:bottom w:val="single" w:sz="4" w:space="0" w:color="B9CBE0"/>
+              <w:right w:val="single" w:sz="4" w:space="0" w:color="B9CBE0"/>
+              <w:insideH w:val="single" w:sz="4" w:space="0" w:color="B9CBE0"/>
+              <w:insideV w:val="single" w:sz="4" w:space="0" w:color="B9CBE0"/>
+            </w:tcBorders>
           </w:tcPr>
           <w:p>
             <w:pPr>
@@ -10350,7 +12934,7 @@
         </w:tc>
         <w:tc>
           <w:tcPr>
-            <w:tcW w:type="dxa" w:w="8784"/>
+            <w:tcW w:type="dxa" w:w="7521"/>
             <w:vAlign w:val="center"/>
             <w:tcMar>
               <w:top w:w="100" w:type="dxa"/>
@@ -10358,6 +12942,14 @@
               <w:bottom w:w="100" w:type="dxa"/>
               <w:end w:w="100" w:type="dxa"/>
             </w:tcMar>
+            <w:tcBorders>
+              <w:top w:val="single" w:sz="4" w:space="0" w:color="B9CBE0"/>
+              <w:left w:val="single" w:sz="4" w:space="0" w:color="B9CBE0"/>
+              <w:bottom w:val="single" w:sz="4" w:space="0" w:color="B9CBE0"/>
+              <w:right w:val="single" w:sz="4" w:space="0" w:color="B9CBE0"/>
+              <w:insideH w:val="single" w:sz="4" w:space="0" w:color="B9CBE0"/>
+              <w:insideV w:val="single" w:sz="4" w:space="0" w:color="B9CBE0"/>
+            </w:tcBorders>
           </w:tcPr>
           <w:p>
             <w:pPr>
@@ -10379,7 +12971,7 @@
       <w:tr>
         <w:tc>
           <w:tcPr>
-            <w:tcW w:type="dxa" w:w="2232"/>
+            <w:tcW w:type="dxa" w:w="1911"/>
             <w:vAlign w:val="center"/>
             <w:tcMar>
               <w:top w:w="100" w:type="dxa"/>
@@ -10388,6 +12980,14 @@
               <w:end w:w="100" w:type="dxa"/>
             </w:tcMar>
             <w:shd w:fill="EAF1F8"/>
+            <w:tcBorders>
+              <w:top w:val="single" w:sz="4" w:space="0" w:color="B9CBE0"/>
+              <w:left w:val="single" w:sz="4" w:space="0" w:color="B9CBE0"/>
+              <w:bottom w:val="single" w:sz="4" w:space="0" w:color="B9CBE0"/>
+              <w:right w:val="single" w:sz="4" w:space="0" w:color="B9CBE0"/>
+              <w:insideH w:val="single" w:sz="4" w:space="0" w:color="B9CBE0"/>
+              <w:insideV w:val="single" w:sz="4" w:space="0" w:color="B9CBE0"/>
+            </w:tcBorders>
           </w:tcPr>
           <w:p>
             <w:pPr>
@@ -10407,7 +13007,7 @@
         </w:tc>
         <w:tc>
           <w:tcPr>
-            <w:tcW w:type="dxa" w:w="8784"/>
+            <w:tcW w:type="dxa" w:w="7521"/>
             <w:vAlign w:val="center"/>
             <w:tcMar>
               <w:top w:w="100" w:type="dxa"/>
@@ -10415,6 +13015,14 @@
               <w:bottom w:w="100" w:type="dxa"/>
               <w:end w:w="100" w:type="dxa"/>
             </w:tcMar>
+            <w:tcBorders>
+              <w:top w:val="single" w:sz="4" w:space="0" w:color="B9CBE0"/>
+              <w:left w:val="single" w:sz="4" w:space="0" w:color="B9CBE0"/>
+              <w:bottom w:val="single" w:sz="4" w:space="0" w:color="B9CBE0"/>
+              <w:right w:val="single" w:sz="4" w:space="0" w:color="B9CBE0"/>
+              <w:insideH w:val="single" w:sz="4" w:space="0" w:color="B9CBE0"/>
+              <w:insideV w:val="single" w:sz="4" w:space="0" w:color="B9CBE0"/>
+            </w:tcBorders>
           </w:tcPr>
           <w:p>
             <w:pPr>
@@ -10436,7 +13044,7 @@
       <w:tr>
         <w:tc>
           <w:tcPr>
-            <w:tcW w:type="dxa" w:w="2232"/>
+            <w:tcW w:type="dxa" w:w="1911"/>
             <w:vAlign w:val="center"/>
             <w:tcMar>
               <w:top w:w="100" w:type="dxa"/>
@@ -10445,6 +13053,14 @@
               <w:end w:w="100" w:type="dxa"/>
             </w:tcMar>
             <w:shd w:fill="EAF1F8"/>
+            <w:tcBorders>
+              <w:top w:val="single" w:sz="4" w:space="0" w:color="B9CBE0"/>
+              <w:left w:val="single" w:sz="4" w:space="0" w:color="B9CBE0"/>
+              <w:bottom w:val="single" w:sz="4" w:space="0" w:color="B9CBE0"/>
+              <w:right w:val="single" w:sz="4" w:space="0" w:color="B9CBE0"/>
+              <w:insideH w:val="single" w:sz="4" w:space="0" w:color="B9CBE0"/>
+              <w:insideV w:val="single" w:sz="4" w:space="0" w:color="B9CBE0"/>
+            </w:tcBorders>
           </w:tcPr>
           <w:p>
             <w:pPr>
@@ -10464,7 +13080,7 @@
         </w:tc>
         <w:tc>
           <w:tcPr>
-            <w:tcW w:type="dxa" w:w="8784"/>
+            <w:tcW w:type="dxa" w:w="7521"/>
             <w:vAlign w:val="center"/>
             <w:tcMar>
               <w:top w:w="100" w:type="dxa"/>
@@ -10472,6 +13088,14 @@
               <w:bottom w:w="100" w:type="dxa"/>
               <w:end w:w="100" w:type="dxa"/>
             </w:tcMar>
+            <w:tcBorders>
+              <w:top w:val="single" w:sz="4" w:space="0" w:color="B9CBE0"/>
+              <w:left w:val="single" w:sz="4" w:space="0" w:color="B9CBE0"/>
+              <w:bottom w:val="single" w:sz="4" w:space="0" w:color="B9CBE0"/>
+              <w:right w:val="single" w:sz="4" w:space="0" w:color="B9CBE0"/>
+              <w:insideH w:val="single" w:sz="4" w:space="0" w:color="B9CBE0"/>
+              <w:insideV w:val="single" w:sz="4" w:space="0" w:color="B9CBE0"/>
+            </w:tcBorders>
           </w:tcPr>
           <w:p>
             <w:pPr>
@@ -10493,7 +13117,7 @@
       <w:tr>
         <w:tc>
           <w:tcPr>
-            <w:tcW w:type="dxa" w:w="2232"/>
+            <w:tcW w:type="dxa" w:w="1911"/>
             <w:vAlign w:val="center"/>
             <w:tcMar>
               <w:top w:w="100" w:type="dxa"/>
@@ -10502,6 +13126,14 @@
               <w:end w:w="100" w:type="dxa"/>
             </w:tcMar>
             <w:shd w:fill="EAF1F8"/>
+            <w:tcBorders>
+              <w:top w:val="single" w:sz="4" w:space="0" w:color="B9CBE0"/>
+              <w:left w:val="single" w:sz="4" w:space="0" w:color="B9CBE0"/>
+              <w:bottom w:val="single" w:sz="4" w:space="0" w:color="B9CBE0"/>
+              <w:right w:val="single" w:sz="4" w:space="0" w:color="B9CBE0"/>
+              <w:insideH w:val="single" w:sz="4" w:space="0" w:color="B9CBE0"/>
+              <w:insideV w:val="single" w:sz="4" w:space="0" w:color="B9CBE0"/>
+            </w:tcBorders>
           </w:tcPr>
           <w:p>
             <w:pPr>
@@ -10521,7 +13153,7 @@
         </w:tc>
         <w:tc>
           <w:tcPr>
-            <w:tcW w:type="dxa" w:w="8784"/>
+            <w:tcW w:type="dxa" w:w="7521"/>
             <w:vAlign w:val="center"/>
             <w:tcMar>
               <w:top w:w="100" w:type="dxa"/>
@@ -10529,6 +13161,14 @@
               <w:bottom w:w="100" w:type="dxa"/>
               <w:end w:w="100" w:type="dxa"/>
             </w:tcMar>
+            <w:tcBorders>
+              <w:top w:val="single" w:sz="4" w:space="0" w:color="B9CBE0"/>
+              <w:left w:val="single" w:sz="4" w:space="0" w:color="B9CBE0"/>
+              <w:bottom w:val="single" w:sz="4" w:space="0" w:color="B9CBE0"/>
+              <w:right w:val="single" w:sz="4" w:space="0" w:color="B9CBE0"/>
+              <w:insideH w:val="single" w:sz="4" w:space="0" w:color="B9CBE0"/>
+              <w:insideV w:val="single" w:sz="4" w:space="0" w:color="B9CBE0"/>
+            </w:tcBorders>
           </w:tcPr>
           <w:p>
             <w:pPr>
@@ -10550,7 +13190,7 @@
       <w:tr>
         <w:tc>
           <w:tcPr>
-            <w:tcW w:type="dxa" w:w="2232"/>
+            <w:tcW w:type="dxa" w:w="1911"/>
             <w:vAlign w:val="center"/>
             <w:tcMar>
               <w:top w:w="100" w:type="dxa"/>
@@ -10559,6 +13199,14 @@
               <w:end w:w="100" w:type="dxa"/>
             </w:tcMar>
             <w:shd w:fill="EAF1F8"/>
+            <w:tcBorders>
+              <w:top w:val="single" w:sz="4" w:space="0" w:color="B9CBE0"/>
+              <w:left w:val="single" w:sz="4" w:space="0" w:color="B9CBE0"/>
+              <w:bottom w:val="single" w:sz="4" w:space="0" w:color="B9CBE0"/>
+              <w:right w:val="single" w:sz="4" w:space="0" w:color="B9CBE0"/>
+              <w:insideH w:val="single" w:sz="4" w:space="0" w:color="B9CBE0"/>
+              <w:insideV w:val="single" w:sz="4" w:space="0" w:color="B9CBE0"/>
+            </w:tcBorders>
           </w:tcPr>
           <w:p>
             <w:pPr>
@@ -10578,7 +13226,7 @@
         </w:tc>
         <w:tc>
           <w:tcPr>
-            <w:tcW w:type="dxa" w:w="8784"/>
+            <w:tcW w:type="dxa" w:w="7521"/>
             <w:vAlign w:val="center"/>
             <w:tcMar>
               <w:top w:w="100" w:type="dxa"/>
@@ -10586,6 +13234,14 @@
               <w:bottom w:w="100" w:type="dxa"/>
               <w:end w:w="100" w:type="dxa"/>
             </w:tcMar>
+            <w:tcBorders>
+              <w:top w:val="single" w:sz="4" w:space="0" w:color="B9CBE0"/>
+              <w:left w:val="single" w:sz="4" w:space="0" w:color="B9CBE0"/>
+              <w:bottom w:val="single" w:sz="4" w:space="0" w:color="B9CBE0"/>
+              <w:right w:val="single" w:sz="4" w:space="0" w:color="B9CBE0"/>
+              <w:insideH w:val="single" w:sz="4" w:space="0" w:color="B9CBE0"/>
+              <w:insideV w:val="single" w:sz="4" w:space="0" w:color="B9CBE0"/>
+            </w:tcBorders>
           </w:tcPr>
           <w:p>
             <w:pPr>
@@ -10607,7 +13263,7 @@
       <w:tr>
         <w:tc>
           <w:tcPr>
-            <w:tcW w:type="dxa" w:w="2232"/>
+            <w:tcW w:type="dxa" w:w="1911"/>
             <w:vAlign w:val="center"/>
             <w:tcMar>
               <w:top w:w="100" w:type="dxa"/>
@@ -10616,6 +13272,14 @@
               <w:end w:w="100" w:type="dxa"/>
             </w:tcMar>
             <w:shd w:fill="EAF1F8"/>
+            <w:tcBorders>
+              <w:top w:val="single" w:sz="4" w:space="0" w:color="B9CBE0"/>
+              <w:left w:val="single" w:sz="4" w:space="0" w:color="B9CBE0"/>
+              <w:bottom w:val="single" w:sz="4" w:space="0" w:color="B9CBE0"/>
+              <w:right w:val="single" w:sz="4" w:space="0" w:color="B9CBE0"/>
+              <w:insideH w:val="single" w:sz="4" w:space="0" w:color="B9CBE0"/>
+              <w:insideV w:val="single" w:sz="4" w:space="0" w:color="B9CBE0"/>
+            </w:tcBorders>
           </w:tcPr>
           <w:p>
             <w:pPr>
@@ -10635,7 +13299,7 @@
         </w:tc>
         <w:tc>
           <w:tcPr>
-            <w:tcW w:type="dxa" w:w="8784"/>
+            <w:tcW w:type="dxa" w:w="7521"/>
             <w:vAlign w:val="center"/>
             <w:tcMar>
               <w:top w:w="100" w:type="dxa"/>
@@ -10643,6 +13307,14 @@
               <w:bottom w:w="100" w:type="dxa"/>
               <w:end w:w="100" w:type="dxa"/>
             </w:tcMar>
+            <w:tcBorders>
+              <w:top w:val="single" w:sz="4" w:space="0" w:color="B9CBE0"/>
+              <w:left w:val="single" w:sz="4" w:space="0" w:color="B9CBE0"/>
+              <w:bottom w:val="single" w:sz="4" w:space="0" w:color="B9CBE0"/>
+              <w:right w:val="single" w:sz="4" w:space="0" w:color="B9CBE0"/>
+              <w:insideH w:val="single" w:sz="4" w:space="0" w:color="B9CBE0"/>
+              <w:insideV w:val="single" w:sz="4" w:space="0" w:color="B9CBE0"/>
+            </w:tcBorders>
           </w:tcPr>
           <w:p>
             <w:pPr>
@@ -10664,7 +13336,7 @@
       <w:tr>
         <w:tc>
           <w:tcPr>
-            <w:tcW w:type="dxa" w:w="2232"/>
+            <w:tcW w:type="dxa" w:w="1911"/>
             <w:vAlign w:val="center"/>
             <w:tcMar>
               <w:top w:w="100" w:type="dxa"/>
@@ -10673,6 +13345,14 @@
               <w:end w:w="100" w:type="dxa"/>
             </w:tcMar>
             <w:shd w:fill="EAF1F8"/>
+            <w:tcBorders>
+              <w:top w:val="single" w:sz="4" w:space="0" w:color="B9CBE0"/>
+              <w:left w:val="single" w:sz="4" w:space="0" w:color="B9CBE0"/>
+              <w:bottom w:val="single" w:sz="4" w:space="0" w:color="B9CBE0"/>
+              <w:right w:val="single" w:sz="4" w:space="0" w:color="B9CBE0"/>
+              <w:insideH w:val="single" w:sz="4" w:space="0" w:color="B9CBE0"/>
+              <w:insideV w:val="single" w:sz="4" w:space="0" w:color="B9CBE0"/>
+            </w:tcBorders>
           </w:tcPr>
           <w:p>
             <w:pPr>
@@ -10692,7 +13372,7 @@
         </w:tc>
         <w:tc>
           <w:tcPr>
-            <w:tcW w:type="dxa" w:w="8784"/>
+            <w:tcW w:type="dxa" w:w="7521"/>
             <w:vAlign w:val="center"/>
             <w:tcMar>
               <w:top w:w="100" w:type="dxa"/>
@@ -10700,6 +13380,14 @@
               <w:bottom w:w="100" w:type="dxa"/>
               <w:end w:w="100" w:type="dxa"/>
             </w:tcMar>
+            <w:tcBorders>
+              <w:top w:val="single" w:sz="4" w:space="0" w:color="B9CBE0"/>
+              <w:left w:val="single" w:sz="4" w:space="0" w:color="B9CBE0"/>
+              <w:bottom w:val="single" w:sz="4" w:space="0" w:color="B9CBE0"/>
+              <w:right w:val="single" w:sz="4" w:space="0" w:color="B9CBE0"/>
+              <w:insideH w:val="single" w:sz="4" w:space="0" w:color="B9CBE0"/>
+              <w:insideV w:val="single" w:sz="4" w:space="0" w:color="B9CBE0"/>
+            </w:tcBorders>
           </w:tcPr>
           <w:p>
             <w:pPr>
@@ -10720,7 +13408,7 @@
       <w:tr>
         <w:tc>
           <w:tcPr>
-            <w:tcW w:type="dxa" w:w="2232"/>
+            <w:tcW w:type="dxa" w:w="1911"/>
             <w:vAlign w:val="center"/>
             <w:tcMar>
               <w:top w:w="100" w:type="dxa"/>
@@ -10729,6 +13417,14 @@
               <w:end w:w="100" w:type="dxa"/>
             </w:tcMar>
             <w:shd w:fill="EAF1F8"/>
+            <w:tcBorders>
+              <w:top w:val="single" w:sz="4" w:space="0" w:color="B9CBE0"/>
+              <w:left w:val="single" w:sz="4" w:space="0" w:color="B9CBE0"/>
+              <w:bottom w:val="single" w:sz="4" w:space="0" w:color="B9CBE0"/>
+              <w:right w:val="single" w:sz="4" w:space="0" w:color="B9CBE0"/>
+              <w:insideH w:val="single" w:sz="4" w:space="0" w:color="B9CBE0"/>
+              <w:insideV w:val="single" w:sz="4" w:space="0" w:color="B9CBE0"/>
+            </w:tcBorders>
           </w:tcPr>
           <w:p>
             <w:pPr>
@@ -10748,7 +13444,7 @@
         </w:tc>
         <w:tc>
           <w:tcPr>
-            <w:tcW w:type="dxa" w:w="8784"/>
+            <w:tcW w:type="dxa" w:w="7521"/>
             <w:vAlign w:val="center"/>
             <w:tcMar>
               <w:top w:w="100" w:type="dxa"/>
@@ -10756,6 +13452,14 @@
               <w:bottom w:w="100" w:type="dxa"/>
               <w:end w:w="100" w:type="dxa"/>
             </w:tcMar>
+            <w:tcBorders>
+              <w:top w:val="single" w:sz="4" w:space="0" w:color="B9CBE0"/>
+              <w:left w:val="single" w:sz="4" w:space="0" w:color="B9CBE0"/>
+              <w:bottom w:val="single" w:sz="4" w:space="0" w:color="B9CBE0"/>
+              <w:right w:val="single" w:sz="4" w:space="0" w:color="B9CBE0"/>
+              <w:insideH w:val="single" w:sz="4" w:space="0" w:color="B9CBE0"/>
+              <w:insideV w:val="single" w:sz="4" w:space="0" w:color="B9CBE0"/>
+            </w:tcBorders>
           </w:tcPr>
           <w:p>
             <w:pPr>
@@ -10785,17 +13489,17 @@
     </w:p>
     <w:tbl>
       <w:tblPr>
-        <w:tblW w:type="auto" w:w="0"/>
+        <w:tblW w:type="dxa" w:w="9432"/>
         <w:jc w:val="center"/>
         <w:tblLayout w:type="fixed"/>
         <w:tblLook w:firstColumn="1" w:firstRow="1" w:lastColumn="0" w:lastRow="0" w:noHBand="0" w:noVBand="1" w:val="04A0"/>
         <w:tblBorders>
-          <w:top w:val="single" w:sz="4" w:space="0" w:color="DFE7F0"/>
-          <w:left w:val="single" w:sz="4" w:space="0" w:color="DFE7F0"/>
-          <w:bottom w:val="single" w:sz="4" w:space="0" w:color="DFE7F0"/>
-          <w:right w:val="single" w:sz="4" w:space="0" w:color="DFE7F0"/>
-          <w:insideH w:val="single" w:sz="4" w:space="0" w:color="DFE7F0"/>
-          <w:insideV w:val="single" w:sz="4" w:space="0" w:color="DFE7F0"/>
+          <w:top w:val="single" w:sz="4" w:space="0" w:color="B9CBE0"/>
+          <w:left w:val="single" w:sz="4" w:space="0" w:color="B9CBE0"/>
+          <w:bottom w:val="single" w:sz="4" w:space="0" w:color="B9CBE0"/>
+          <w:right w:val="single" w:sz="4" w:space="0" w:color="B9CBE0"/>
+          <w:insideH w:val="single" w:sz="4" w:space="0" w:color="B9CBE0"/>
+          <w:insideV w:val="single" w:sz="4" w:space="0" w:color="B9CBE0"/>
         </w:tblBorders>
       </w:tblPr>
       <w:tblGrid>
@@ -10805,7 +13509,7 @@
       <w:tr>
         <w:tc>
           <w:tcPr>
-            <w:tcW w:type="dxa" w:w="2232"/>
+            <w:tcW w:type="dxa" w:w="1911"/>
             <w:vAlign w:val="center"/>
             <w:tcMar>
               <w:top w:w="100" w:type="dxa"/>
@@ -10814,6 +13518,14 @@
               <w:end w:w="100" w:type="dxa"/>
             </w:tcMar>
             <w:shd w:fill="EAF1F8"/>
+            <w:tcBorders>
+              <w:top w:val="single" w:sz="4" w:space="0" w:color="B9CBE0"/>
+              <w:left w:val="single" w:sz="4" w:space="0" w:color="B9CBE0"/>
+              <w:bottom w:val="single" w:sz="4" w:space="0" w:color="B9CBE0"/>
+              <w:right w:val="single" w:sz="4" w:space="0" w:color="B9CBE0"/>
+              <w:insideH w:val="single" w:sz="4" w:space="0" w:color="B9CBE0"/>
+              <w:insideV w:val="single" w:sz="4" w:space="0" w:color="B9CBE0"/>
+            </w:tcBorders>
           </w:tcPr>
           <w:p>
             <w:pPr>
@@ -10833,7 +13545,7 @@
         </w:tc>
         <w:tc>
           <w:tcPr>
-            <w:tcW w:type="dxa" w:w="8784"/>
+            <w:tcW w:type="dxa" w:w="7521"/>
             <w:vAlign w:val="center"/>
             <w:tcMar>
               <w:top w:w="100" w:type="dxa"/>
@@ -10841,6 +13553,14 @@
               <w:bottom w:w="100" w:type="dxa"/>
               <w:end w:w="100" w:type="dxa"/>
             </w:tcMar>
+            <w:tcBorders>
+              <w:top w:val="single" w:sz="4" w:space="0" w:color="B9CBE0"/>
+              <w:left w:val="single" w:sz="4" w:space="0" w:color="B9CBE0"/>
+              <w:bottom w:val="single" w:sz="4" w:space="0" w:color="B9CBE0"/>
+              <w:right w:val="single" w:sz="4" w:space="0" w:color="B9CBE0"/>
+              <w:insideH w:val="single" w:sz="4" w:space="0" w:color="B9CBE0"/>
+              <w:insideV w:val="single" w:sz="4" w:space="0" w:color="B9CBE0"/>
+            </w:tcBorders>
           </w:tcPr>
           <w:p>
             <w:pPr>
@@ -10862,7 +13582,7 @@
       <w:tr>
         <w:tc>
           <w:tcPr>
-            <w:tcW w:type="dxa" w:w="2232"/>
+            <w:tcW w:type="dxa" w:w="1911"/>
             <w:vAlign w:val="center"/>
             <w:tcMar>
               <w:top w:w="100" w:type="dxa"/>
@@ -10871,6 +13591,14 @@
               <w:end w:w="100" w:type="dxa"/>
             </w:tcMar>
             <w:shd w:fill="EAF1F8"/>
+            <w:tcBorders>
+              <w:top w:val="single" w:sz="4" w:space="0" w:color="B9CBE0"/>
+              <w:left w:val="single" w:sz="4" w:space="0" w:color="B9CBE0"/>
+              <w:bottom w:val="single" w:sz="4" w:space="0" w:color="B9CBE0"/>
+              <w:right w:val="single" w:sz="4" w:space="0" w:color="B9CBE0"/>
+              <w:insideH w:val="single" w:sz="4" w:space="0" w:color="B9CBE0"/>
+              <w:insideV w:val="single" w:sz="4" w:space="0" w:color="B9CBE0"/>
+            </w:tcBorders>
           </w:tcPr>
           <w:p>
             <w:pPr>
@@ -10890,7 +13618,7 @@
         </w:tc>
         <w:tc>
           <w:tcPr>
-            <w:tcW w:type="dxa" w:w="8784"/>
+            <w:tcW w:type="dxa" w:w="7521"/>
             <w:vAlign w:val="center"/>
             <w:tcMar>
               <w:top w:w="100" w:type="dxa"/>
@@ -10898,6 +13626,14 @@
               <w:bottom w:w="100" w:type="dxa"/>
               <w:end w:w="100" w:type="dxa"/>
             </w:tcMar>
+            <w:tcBorders>
+              <w:top w:val="single" w:sz="4" w:space="0" w:color="B9CBE0"/>
+              <w:left w:val="single" w:sz="4" w:space="0" w:color="B9CBE0"/>
+              <w:bottom w:val="single" w:sz="4" w:space="0" w:color="B9CBE0"/>
+              <w:right w:val="single" w:sz="4" w:space="0" w:color="B9CBE0"/>
+              <w:insideH w:val="single" w:sz="4" w:space="0" w:color="B9CBE0"/>
+              <w:insideV w:val="single" w:sz="4" w:space="0" w:color="B9CBE0"/>
+            </w:tcBorders>
           </w:tcPr>
           <w:p>
             <w:pPr>
@@ -10919,7 +13655,7 @@
       <w:tr>
         <w:tc>
           <w:tcPr>
-            <w:tcW w:type="dxa" w:w="2232"/>
+            <w:tcW w:type="dxa" w:w="1911"/>
             <w:vAlign w:val="center"/>
             <w:tcMar>
               <w:top w:w="100" w:type="dxa"/>
@@ -10928,6 +13664,14 @@
               <w:end w:w="100" w:type="dxa"/>
             </w:tcMar>
             <w:shd w:fill="EAF1F8"/>
+            <w:tcBorders>
+              <w:top w:val="single" w:sz="4" w:space="0" w:color="B9CBE0"/>
+              <w:left w:val="single" w:sz="4" w:space="0" w:color="B9CBE0"/>
+              <w:bottom w:val="single" w:sz="4" w:space="0" w:color="B9CBE0"/>
+              <w:right w:val="single" w:sz="4" w:space="0" w:color="B9CBE0"/>
+              <w:insideH w:val="single" w:sz="4" w:space="0" w:color="B9CBE0"/>
+              <w:insideV w:val="single" w:sz="4" w:space="0" w:color="B9CBE0"/>
+            </w:tcBorders>
           </w:tcPr>
           <w:p>
             <w:pPr>
@@ -10947,7 +13691,7 @@
         </w:tc>
         <w:tc>
           <w:tcPr>
-            <w:tcW w:type="dxa" w:w="8784"/>
+            <w:tcW w:type="dxa" w:w="7521"/>
             <w:vAlign w:val="center"/>
             <w:tcMar>
               <w:top w:w="100" w:type="dxa"/>
@@ -10955,6 +13699,14 @@
               <w:bottom w:w="100" w:type="dxa"/>
               <w:end w:w="100" w:type="dxa"/>
             </w:tcMar>
+            <w:tcBorders>
+              <w:top w:val="single" w:sz="4" w:space="0" w:color="B9CBE0"/>
+              <w:left w:val="single" w:sz="4" w:space="0" w:color="B9CBE0"/>
+              <w:bottom w:val="single" w:sz="4" w:space="0" w:color="B9CBE0"/>
+              <w:right w:val="single" w:sz="4" w:space="0" w:color="B9CBE0"/>
+              <w:insideH w:val="single" w:sz="4" w:space="0" w:color="B9CBE0"/>
+              <w:insideV w:val="single" w:sz="4" w:space="0" w:color="B9CBE0"/>
+            </w:tcBorders>
           </w:tcPr>
           <w:p>
             <w:pPr>
@@ -10976,7 +13728,7 @@
       <w:tr>
         <w:tc>
           <w:tcPr>
-            <w:tcW w:type="dxa" w:w="2232"/>
+            <w:tcW w:type="dxa" w:w="1911"/>
             <w:vAlign w:val="center"/>
             <w:tcMar>
               <w:top w:w="100" w:type="dxa"/>
@@ -10985,6 +13737,14 @@
               <w:end w:w="100" w:type="dxa"/>
             </w:tcMar>
             <w:shd w:fill="EAF1F8"/>
+            <w:tcBorders>
+              <w:top w:val="single" w:sz="4" w:space="0" w:color="B9CBE0"/>
+              <w:left w:val="single" w:sz="4" w:space="0" w:color="B9CBE0"/>
+              <w:bottom w:val="single" w:sz="4" w:space="0" w:color="B9CBE0"/>
+              <w:right w:val="single" w:sz="4" w:space="0" w:color="B9CBE0"/>
+              <w:insideH w:val="single" w:sz="4" w:space="0" w:color="B9CBE0"/>
+              <w:insideV w:val="single" w:sz="4" w:space="0" w:color="B9CBE0"/>
+            </w:tcBorders>
           </w:tcPr>
           <w:p>
             <w:pPr>
@@ -11004,7 +13764,7 @@
         </w:tc>
         <w:tc>
           <w:tcPr>
-            <w:tcW w:type="dxa" w:w="8784"/>
+            <w:tcW w:type="dxa" w:w="7521"/>
             <w:vAlign w:val="center"/>
             <w:tcMar>
               <w:top w:w="100" w:type="dxa"/>
@@ -11012,6 +13772,14 @@
               <w:bottom w:w="100" w:type="dxa"/>
               <w:end w:w="100" w:type="dxa"/>
             </w:tcMar>
+            <w:tcBorders>
+              <w:top w:val="single" w:sz="4" w:space="0" w:color="B9CBE0"/>
+              <w:left w:val="single" w:sz="4" w:space="0" w:color="B9CBE0"/>
+              <w:bottom w:val="single" w:sz="4" w:space="0" w:color="B9CBE0"/>
+              <w:right w:val="single" w:sz="4" w:space="0" w:color="B9CBE0"/>
+              <w:insideH w:val="single" w:sz="4" w:space="0" w:color="B9CBE0"/>
+              <w:insideV w:val="single" w:sz="4" w:space="0" w:color="B9CBE0"/>
+            </w:tcBorders>
           </w:tcPr>
           <w:p>
             <w:pPr>
@@ -11033,7 +13801,7 @@
       <w:tr>
         <w:tc>
           <w:tcPr>
-            <w:tcW w:type="dxa" w:w="2232"/>
+            <w:tcW w:type="dxa" w:w="1911"/>
             <w:vAlign w:val="center"/>
             <w:tcMar>
               <w:top w:w="100" w:type="dxa"/>
@@ -11042,6 +13810,14 @@
               <w:end w:w="100" w:type="dxa"/>
             </w:tcMar>
             <w:shd w:fill="EAF1F8"/>
+            <w:tcBorders>
+              <w:top w:val="single" w:sz="4" w:space="0" w:color="B9CBE0"/>
+              <w:left w:val="single" w:sz="4" w:space="0" w:color="B9CBE0"/>
+              <w:bottom w:val="single" w:sz="4" w:space="0" w:color="B9CBE0"/>
+              <w:right w:val="single" w:sz="4" w:space="0" w:color="B9CBE0"/>
+              <w:insideH w:val="single" w:sz="4" w:space="0" w:color="B9CBE0"/>
+              <w:insideV w:val="single" w:sz="4" w:space="0" w:color="B9CBE0"/>
+            </w:tcBorders>
           </w:tcPr>
           <w:p>
             <w:pPr>
@@ -11061,7 +13837,7 @@
         </w:tc>
         <w:tc>
           <w:tcPr>
-            <w:tcW w:type="dxa" w:w="8784"/>
+            <w:tcW w:type="dxa" w:w="7521"/>
             <w:vAlign w:val="center"/>
             <w:tcMar>
               <w:top w:w="100" w:type="dxa"/>
@@ -11069,6 +13845,14 @@
               <w:bottom w:w="100" w:type="dxa"/>
               <w:end w:w="100" w:type="dxa"/>
             </w:tcMar>
+            <w:tcBorders>
+              <w:top w:val="single" w:sz="4" w:space="0" w:color="B9CBE0"/>
+              <w:left w:val="single" w:sz="4" w:space="0" w:color="B9CBE0"/>
+              <w:bottom w:val="single" w:sz="4" w:space="0" w:color="B9CBE0"/>
+              <w:right w:val="single" w:sz="4" w:space="0" w:color="B9CBE0"/>
+              <w:insideH w:val="single" w:sz="4" w:space="0" w:color="B9CBE0"/>
+              <w:insideV w:val="single" w:sz="4" w:space="0" w:color="B9CBE0"/>
+            </w:tcBorders>
           </w:tcPr>
           <w:p>
             <w:pPr>
@@ -11090,7 +13874,7 @@
       <w:tr>
         <w:tc>
           <w:tcPr>
-            <w:tcW w:type="dxa" w:w="2232"/>
+            <w:tcW w:type="dxa" w:w="1911"/>
             <w:vAlign w:val="center"/>
             <w:tcMar>
               <w:top w:w="100" w:type="dxa"/>
@@ -11099,6 +13883,14 @@
               <w:end w:w="100" w:type="dxa"/>
             </w:tcMar>
             <w:shd w:fill="EAF1F8"/>
+            <w:tcBorders>
+              <w:top w:val="single" w:sz="4" w:space="0" w:color="B9CBE0"/>
+              <w:left w:val="single" w:sz="4" w:space="0" w:color="B9CBE0"/>
+              <w:bottom w:val="single" w:sz="4" w:space="0" w:color="B9CBE0"/>
+              <w:right w:val="single" w:sz="4" w:space="0" w:color="B9CBE0"/>
+              <w:insideH w:val="single" w:sz="4" w:space="0" w:color="B9CBE0"/>
+              <w:insideV w:val="single" w:sz="4" w:space="0" w:color="B9CBE0"/>
+            </w:tcBorders>
           </w:tcPr>
           <w:p>
             <w:pPr>
@@ -11118,7 +13910,7 @@
         </w:tc>
         <w:tc>
           <w:tcPr>
-            <w:tcW w:type="dxa" w:w="8784"/>
+            <w:tcW w:type="dxa" w:w="7521"/>
             <w:vAlign w:val="center"/>
             <w:tcMar>
               <w:top w:w="100" w:type="dxa"/>
@@ -11126,6 +13918,14 @@
               <w:bottom w:w="100" w:type="dxa"/>
               <w:end w:w="100" w:type="dxa"/>
             </w:tcMar>
+            <w:tcBorders>
+              <w:top w:val="single" w:sz="4" w:space="0" w:color="B9CBE0"/>
+              <w:left w:val="single" w:sz="4" w:space="0" w:color="B9CBE0"/>
+              <w:bottom w:val="single" w:sz="4" w:space="0" w:color="B9CBE0"/>
+              <w:right w:val="single" w:sz="4" w:space="0" w:color="B9CBE0"/>
+              <w:insideH w:val="single" w:sz="4" w:space="0" w:color="B9CBE0"/>
+              <w:insideV w:val="single" w:sz="4" w:space="0" w:color="B9CBE0"/>
+            </w:tcBorders>
           </w:tcPr>
           <w:p>
             <w:pPr>
@@ -11147,7 +13947,7 @@
       <w:tr>
         <w:tc>
           <w:tcPr>
-            <w:tcW w:type="dxa" w:w="2232"/>
+            <w:tcW w:type="dxa" w:w="1911"/>
             <w:vAlign w:val="center"/>
             <w:tcMar>
               <w:top w:w="100" w:type="dxa"/>
@@ -11156,6 +13956,14 @@
               <w:end w:w="100" w:type="dxa"/>
             </w:tcMar>
             <w:shd w:fill="EAF1F8"/>
+            <w:tcBorders>
+              <w:top w:val="single" w:sz="4" w:space="0" w:color="B9CBE0"/>
+              <w:left w:val="single" w:sz="4" w:space="0" w:color="B9CBE0"/>
+              <w:bottom w:val="single" w:sz="4" w:space="0" w:color="B9CBE0"/>
+              <w:right w:val="single" w:sz="4" w:space="0" w:color="B9CBE0"/>
+              <w:insideH w:val="single" w:sz="4" w:space="0" w:color="B9CBE0"/>
+              <w:insideV w:val="single" w:sz="4" w:space="0" w:color="B9CBE0"/>
+            </w:tcBorders>
           </w:tcPr>
           <w:p>
             <w:pPr>
@@ -11175,7 +13983,7 @@
         </w:tc>
         <w:tc>
           <w:tcPr>
-            <w:tcW w:type="dxa" w:w="8784"/>
+            <w:tcW w:type="dxa" w:w="7521"/>
             <w:vAlign w:val="center"/>
             <w:tcMar>
               <w:top w:w="100" w:type="dxa"/>
@@ -11183,6 +13991,14 @@
               <w:bottom w:w="100" w:type="dxa"/>
               <w:end w:w="100" w:type="dxa"/>
             </w:tcMar>
+            <w:tcBorders>
+              <w:top w:val="single" w:sz="4" w:space="0" w:color="B9CBE0"/>
+              <w:left w:val="single" w:sz="4" w:space="0" w:color="B9CBE0"/>
+              <w:bottom w:val="single" w:sz="4" w:space="0" w:color="B9CBE0"/>
+              <w:right w:val="single" w:sz="4" w:space="0" w:color="B9CBE0"/>
+              <w:insideH w:val="single" w:sz="4" w:space="0" w:color="B9CBE0"/>
+              <w:insideV w:val="single" w:sz="4" w:space="0" w:color="B9CBE0"/>
+            </w:tcBorders>
           </w:tcPr>
           <w:p>
             <w:pPr>
@@ -11204,7 +14020,7 @@
       <w:tr>
         <w:tc>
           <w:tcPr>
-            <w:tcW w:type="dxa" w:w="2232"/>
+            <w:tcW w:type="dxa" w:w="1911"/>
             <w:vAlign w:val="center"/>
             <w:tcMar>
               <w:top w:w="100" w:type="dxa"/>
@@ -11213,6 +14029,14 @@
               <w:end w:w="100" w:type="dxa"/>
             </w:tcMar>
             <w:shd w:fill="EAF1F8"/>
+            <w:tcBorders>
+              <w:top w:val="single" w:sz="4" w:space="0" w:color="B9CBE0"/>
+              <w:left w:val="single" w:sz="4" w:space="0" w:color="B9CBE0"/>
+              <w:bottom w:val="single" w:sz="4" w:space="0" w:color="B9CBE0"/>
+              <w:right w:val="single" w:sz="4" w:space="0" w:color="B9CBE0"/>
+              <w:insideH w:val="single" w:sz="4" w:space="0" w:color="B9CBE0"/>
+              <w:insideV w:val="single" w:sz="4" w:space="0" w:color="B9CBE0"/>
+            </w:tcBorders>
           </w:tcPr>
           <w:p>
             <w:pPr>
@@ -11232,7 +14056,7 @@
         </w:tc>
         <w:tc>
           <w:tcPr>
-            <w:tcW w:type="dxa" w:w="8784"/>
+            <w:tcW w:type="dxa" w:w="7521"/>
             <w:vAlign w:val="center"/>
             <w:tcMar>
               <w:top w:w="100" w:type="dxa"/>
@@ -11240,6 +14064,14 @@
               <w:bottom w:w="100" w:type="dxa"/>
               <w:end w:w="100" w:type="dxa"/>
             </w:tcMar>
+            <w:tcBorders>
+              <w:top w:val="single" w:sz="4" w:space="0" w:color="B9CBE0"/>
+              <w:left w:val="single" w:sz="4" w:space="0" w:color="B9CBE0"/>
+              <w:bottom w:val="single" w:sz="4" w:space="0" w:color="B9CBE0"/>
+              <w:right w:val="single" w:sz="4" w:space="0" w:color="B9CBE0"/>
+              <w:insideH w:val="single" w:sz="4" w:space="0" w:color="B9CBE0"/>
+              <w:insideV w:val="single" w:sz="4" w:space="0" w:color="B9CBE0"/>
+            </w:tcBorders>
           </w:tcPr>
           <w:p>
             <w:pPr>
@@ -11261,7 +14093,7 @@
       <w:tr>
         <w:tc>
           <w:tcPr>
-            <w:tcW w:type="dxa" w:w="2232"/>
+            <w:tcW w:type="dxa" w:w="1911"/>
             <w:vAlign w:val="center"/>
             <w:tcMar>
               <w:top w:w="100" w:type="dxa"/>
@@ -11270,6 +14102,14 @@
               <w:end w:w="100" w:type="dxa"/>
             </w:tcMar>
             <w:shd w:fill="EAF1F8"/>
+            <w:tcBorders>
+              <w:top w:val="single" w:sz="4" w:space="0" w:color="B9CBE0"/>
+              <w:left w:val="single" w:sz="4" w:space="0" w:color="B9CBE0"/>
+              <w:bottom w:val="single" w:sz="4" w:space="0" w:color="B9CBE0"/>
+              <w:right w:val="single" w:sz="4" w:space="0" w:color="B9CBE0"/>
+              <w:insideH w:val="single" w:sz="4" w:space="0" w:color="B9CBE0"/>
+              <w:insideV w:val="single" w:sz="4" w:space="0" w:color="B9CBE0"/>
+            </w:tcBorders>
           </w:tcPr>
           <w:p>
             <w:pPr>
@@ -11289,7 +14129,7 @@
         </w:tc>
         <w:tc>
           <w:tcPr>
-            <w:tcW w:type="dxa" w:w="8784"/>
+            <w:tcW w:type="dxa" w:w="7521"/>
             <w:vAlign w:val="center"/>
             <w:tcMar>
               <w:top w:w="100" w:type="dxa"/>
@@ -11297,6 +14137,14 @@
               <w:bottom w:w="100" w:type="dxa"/>
               <w:end w:w="100" w:type="dxa"/>
             </w:tcMar>
+            <w:tcBorders>
+              <w:top w:val="single" w:sz="4" w:space="0" w:color="B9CBE0"/>
+              <w:left w:val="single" w:sz="4" w:space="0" w:color="B9CBE0"/>
+              <w:bottom w:val="single" w:sz="4" w:space="0" w:color="B9CBE0"/>
+              <w:right w:val="single" w:sz="4" w:space="0" w:color="B9CBE0"/>
+              <w:insideH w:val="single" w:sz="4" w:space="0" w:color="B9CBE0"/>
+              <w:insideV w:val="single" w:sz="4" w:space="0" w:color="B9CBE0"/>
+            </w:tcBorders>
           </w:tcPr>
           <w:p>
             <w:pPr>
@@ -11318,7 +14166,7 @@
       <w:tr>
         <w:tc>
           <w:tcPr>
-            <w:tcW w:type="dxa" w:w="2232"/>
+            <w:tcW w:type="dxa" w:w="1911"/>
             <w:vAlign w:val="center"/>
             <w:tcMar>
               <w:top w:w="100" w:type="dxa"/>
@@ -11327,6 +14175,14 @@
               <w:end w:w="100" w:type="dxa"/>
             </w:tcMar>
             <w:shd w:fill="EAF1F8"/>
+            <w:tcBorders>
+              <w:top w:val="single" w:sz="4" w:space="0" w:color="B9CBE0"/>
+              <w:left w:val="single" w:sz="4" w:space="0" w:color="B9CBE0"/>
+              <w:bottom w:val="single" w:sz="4" w:space="0" w:color="B9CBE0"/>
+              <w:right w:val="single" w:sz="4" w:space="0" w:color="B9CBE0"/>
+              <w:insideH w:val="single" w:sz="4" w:space="0" w:color="B9CBE0"/>
+              <w:insideV w:val="single" w:sz="4" w:space="0" w:color="B9CBE0"/>
+            </w:tcBorders>
           </w:tcPr>
           <w:p>
             <w:pPr>
@@ -11346,7 +14202,7 @@
         </w:tc>
         <w:tc>
           <w:tcPr>
-            <w:tcW w:type="dxa" w:w="8784"/>
+            <w:tcW w:type="dxa" w:w="7521"/>
             <w:vAlign w:val="center"/>
             <w:tcMar>
               <w:top w:w="100" w:type="dxa"/>
@@ -11354,6 +14210,14 @@
               <w:bottom w:w="100" w:type="dxa"/>
               <w:end w:w="100" w:type="dxa"/>
             </w:tcMar>
+            <w:tcBorders>
+              <w:top w:val="single" w:sz="4" w:space="0" w:color="B9CBE0"/>
+              <w:left w:val="single" w:sz="4" w:space="0" w:color="B9CBE0"/>
+              <w:bottom w:val="single" w:sz="4" w:space="0" w:color="B9CBE0"/>
+              <w:right w:val="single" w:sz="4" w:space="0" w:color="B9CBE0"/>
+              <w:insideH w:val="single" w:sz="4" w:space="0" w:color="B9CBE0"/>
+              <w:insideV w:val="single" w:sz="4" w:space="0" w:color="B9CBE0"/>
+            </w:tcBorders>
           </w:tcPr>
           <w:p>
             <w:pPr>
@@ -11374,7 +14238,7 @@
       <w:tr>
         <w:tc>
           <w:tcPr>
-            <w:tcW w:type="dxa" w:w="2232"/>
+            <w:tcW w:type="dxa" w:w="1911"/>
             <w:vAlign w:val="center"/>
             <w:tcMar>
               <w:top w:w="100" w:type="dxa"/>
@@ -11383,6 +14247,14 @@
               <w:end w:w="100" w:type="dxa"/>
             </w:tcMar>
             <w:shd w:fill="EAF1F8"/>
+            <w:tcBorders>
+              <w:top w:val="single" w:sz="4" w:space="0" w:color="B9CBE0"/>
+              <w:left w:val="single" w:sz="4" w:space="0" w:color="B9CBE0"/>
+              <w:bottom w:val="single" w:sz="4" w:space="0" w:color="B9CBE0"/>
+              <w:right w:val="single" w:sz="4" w:space="0" w:color="B9CBE0"/>
+              <w:insideH w:val="single" w:sz="4" w:space="0" w:color="B9CBE0"/>
+              <w:insideV w:val="single" w:sz="4" w:space="0" w:color="B9CBE0"/>
+            </w:tcBorders>
           </w:tcPr>
           <w:p>
             <w:pPr>
@@ -11402,7 +14274,7 @@
         </w:tc>
         <w:tc>
           <w:tcPr>
-            <w:tcW w:type="dxa" w:w="8784"/>
+            <w:tcW w:type="dxa" w:w="7521"/>
             <w:vAlign w:val="center"/>
             <w:tcMar>
               <w:top w:w="100" w:type="dxa"/>
@@ -11410,6 +14282,14 @@
               <w:bottom w:w="100" w:type="dxa"/>
               <w:end w:w="100" w:type="dxa"/>
             </w:tcMar>
+            <w:tcBorders>
+              <w:top w:val="single" w:sz="4" w:space="0" w:color="B9CBE0"/>
+              <w:left w:val="single" w:sz="4" w:space="0" w:color="B9CBE0"/>
+              <w:bottom w:val="single" w:sz="4" w:space="0" w:color="B9CBE0"/>
+              <w:right w:val="single" w:sz="4" w:space="0" w:color="B9CBE0"/>
+              <w:insideH w:val="single" w:sz="4" w:space="0" w:color="B9CBE0"/>
+              <w:insideV w:val="single" w:sz="4" w:space="0" w:color="B9CBE0"/>
+            </w:tcBorders>
           </w:tcPr>
           <w:p>
             <w:pPr>
@@ -11439,17 +14319,17 @@
     </w:p>
     <w:tbl>
       <w:tblPr>
-        <w:tblW w:type="auto" w:w="0"/>
+        <w:tblW w:type="dxa" w:w="9432"/>
         <w:jc w:val="center"/>
         <w:tblLayout w:type="fixed"/>
         <w:tblLook w:firstColumn="1" w:firstRow="1" w:lastColumn="0" w:lastRow="0" w:noHBand="0" w:noVBand="1" w:val="04A0"/>
         <w:tblBorders>
-          <w:top w:val="single" w:sz="4" w:space="0" w:color="DFE7F0"/>
-          <w:left w:val="single" w:sz="4" w:space="0" w:color="DFE7F0"/>
-          <w:bottom w:val="single" w:sz="4" w:space="0" w:color="DFE7F0"/>
-          <w:right w:val="single" w:sz="4" w:space="0" w:color="DFE7F0"/>
-          <w:insideH w:val="single" w:sz="4" w:space="0" w:color="DFE7F0"/>
-          <w:insideV w:val="single" w:sz="4" w:space="0" w:color="DFE7F0"/>
+          <w:top w:val="single" w:sz="4" w:space="0" w:color="B9CBE0"/>
+          <w:left w:val="single" w:sz="4" w:space="0" w:color="B9CBE0"/>
+          <w:bottom w:val="single" w:sz="4" w:space="0" w:color="B9CBE0"/>
+          <w:right w:val="single" w:sz="4" w:space="0" w:color="B9CBE0"/>
+          <w:insideH w:val="single" w:sz="4" w:space="0" w:color="B9CBE0"/>
+          <w:insideV w:val="single" w:sz="4" w:space="0" w:color="B9CBE0"/>
         </w:tblBorders>
       </w:tblPr>
       <w:tblGrid>
@@ -11459,7 +14339,7 @@
       <w:tr>
         <w:tc>
           <w:tcPr>
-            <w:tcW w:type="dxa" w:w="2232"/>
+            <w:tcW w:type="dxa" w:w="1911"/>
             <w:vAlign w:val="center"/>
             <w:tcMar>
               <w:top w:w="100" w:type="dxa"/>
@@ -11468,6 +14348,14 @@
               <w:end w:w="100" w:type="dxa"/>
             </w:tcMar>
             <w:shd w:fill="EAF1F8"/>
+            <w:tcBorders>
+              <w:top w:val="single" w:sz="4" w:space="0" w:color="B9CBE0"/>
+              <w:left w:val="single" w:sz="4" w:space="0" w:color="B9CBE0"/>
+              <w:bottom w:val="single" w:sz="4" w:space="0" w:color="B9CBE0"/>
+              <w:right w:val="single" w:sz="4" w:space="0" w:color="B9CBE0"/>
+              <w:insideH w:val="single" w:sz="4" w:space="0" w:color="B9CBE0"/>
+              <w:insideV w:val="single" w:sz="4" w:space="0" w:color="B9CBE0"/>
+            </w:tcBorders>
           </w:tcPr>
           <w:p>
             <w:pPr>
@@ -11487,7 +14375,7 @@
         </w:tc>
         <w:tc>
           <w:tcPr>
-            <w:tcW w:type="dxa" w:w="8784"/>
+            <w:tcW w:type="dxa" w:w="7521"/>
             <w:vAlign w:val="center"/>
             <w:tcMar>
               <w:top w:w="100" w:type="dxa"/>
@@ -11495,6 +14383,14 @@
               <w:bottom w:w="100" w:type="dxa"/>
               <w:end w:w="100" w:type="dxa"/>
             </w:tcMar>
+            <w:tcBorders>
+              <w:top w:val="single" w:sz="4" w:space="0" w:color="B9CBE0"/>
+              <w:left w:val="single" w:sz="4" w:space="0" w:color="B9CBE0"/>
+              <w:bottom w:val="single" w:sz="4" w:space="0" w:color="B9CBE0"/>
+              <w:right w:val="single" w:sz="4" w:space="0" w:color="B9CBE0"/>
+              <w:insideH w:val="single" w:sz="4" w:space="0" w:color="B9CBE0"/>
+              <w:insideV w:val="single" w:sz="4" w:space="0" w:color="B9CBE0"/>
+            </w:tcBorders>
           </w:tcPr>
           <w:p>
             <w:pPr>
@@ -11516,7 +14412,7 @@
       <w:tr>
         <w:tc>
           <w:tcPr>
-            <w:tcW w:type="dxa" w:w="2232"/>
+            <w:tcW w:type="dxa" w:w="1911"/>
             <w:vAlign w:val="center"/>
             <w:tcMar>
               <w:top w:w="100" w:type="dxa"/>
@@ -11525,6 +14421,14 @@
               <w:end w:w="100" w:type="dxa"/>
             </w:tcMar>
             <w:shd w:fill="EAF1F8"/>
+            <w:tcBorders>
+              <w:top w:val="single" w:sz="4" w:space="0" w:color="B9CBE0"/>
+              <w:left w:val="single" w:sz="4" w:space="0" w:color="B9CBE0"/>
+              <w:bottom w:val="single" w:sz="4" w:space="0" w:color="B9CBE0"/>
+              <w:right w:val="single" w:sz="4" w:space="0" w:color="B9CBE0"/>
+              <w:insideH w:val="single" w:sz="4" w:space="0" w:color="B9CBE0"/>
+              <w:insideV w:val="single" w:sz="4" w:space="0" w:color="B9CBE0"/>
+            </w:tcBorders>
           </w:tcPr>
           <w:p>
             <w:pPr>
@@ -11544,7 +14448,7 @@
         </w:tc>
         <w:tc>
           <w:tcPr>
-            <w:tcW w:type="dxa" w:w="8784"/>
+            <w:tcW w:type="dxa" w:w="7521"/>
             <w:vAlign w:val="center"/>
             <w:tcMar>
               <w:top w:w="100" w:type="dxa"/>
@@ -11552,6 +14456,14 @@
               <w:bottom w:w="100" w:type="dxa"/>
               <w:end w:w="100" w:type="dxa"/>
             </w:tcMar>
+            <w:tcBorders>
+              <w:top w:val="single" w:sz="4" w:space="0" w:color="B9CBE0"/>
+              <w:left w:val="single" w:sz="4" w:space="0" w:color="B9CBE0"/>
+              <w:bottom w:val="single" w:sz="4" w:space="0" w:color="B9CBE0"/>
+              <w:right w:val="single" w:sz="4" w:space="0" w:color="B9CBE0"/>
+              <w:insideH w:val="single" w:sz="4" w:space="0" w:color="B9CBE0"/>
+              <w:insideV w:val="single" w:sz="4" w:space="0" w:color="B9CBE0"/>
+            </w:tcBorders>
           </w:tcPr>
           <w:p>
             <w:pPr>
@@ -11573,7 +14485,7 @@
       <w:tr>
         <w:tc>
           <w:tcPr>
-            <w:tcW w:type="dxa" w:w="2232"/>
+            <w:tcW w:type="dxa" w:w="1911"/>
             <w:vAlign w:val="center"/>
             <w:tcMar>
               <w:top w:w="100" w:type="dxa"/>
@@ -11582,6 +14494,14 @@
               <w:end w:w="100" w:type="dxa"/>
             </w:tcMar>
             <w:shd w:fill="EAF1F8"/>
+            <w:tcBorders>
+              <w:top w:val="single" w:sz="4" w:space="0" w:color="B9CBE0"/>
+              <w:left w:val="single" w:sz="4" w:space="0" w:color="B9CBE0"/>
+              <w:bottom w:val="single" w:sz="4" w:space="0" w:color="B9CBE0"/>
+              <w:right w:val="single" w:sz="4" w:space="0" w:color="B9CBE0"/>
+              <w:insideH w:val="single" w:sz="4" w:space="0" w:color="B9CBE0"/>
+              <w:insideV w:val="single" w:sz="4" w:space="0" w:color="B9CBE0"/>
+            </w:tcBorders>
           </w:tcPr>
           <w:p>
             <w:pPr>
@@ -11601,7 +14521,7 @@
         </w:tc>
         <w:tc>
           <w:tcPr>
-            <w:tcW w:type="dxa" w:w="8784"/>
+            <w:tcW w:type="dxa" w:w="7521"/>
             <w:vAlign w:val="center"/>
             <w:tcMar>
               <w:top w:w="100" w:type="dxa"/>
@@ -11609,6 +14529,14 @@
               <w:bottom w:w="100" w:type="dxa"/>
               <w:end w:w="100" w:type="dxa"/>
             </w:tcMar>
+            <w:tcBorders>
+              <w:top w:val="single" w:sz="4" w:space="0" w:color="B9CBE0"/>
+              <w:left w:val="single" w:sz="4" w:space="0" w:color="B9CBE0"/>
+              <w:bottom w:val="single" w:sz="4" w:space="0" w:color="B9CBE0"/>
+              <w:right w:val="single" w:sz="4" w:space="0" w:color="B9CBE0"/>
+              <w:insideH w:val="single" w:sz="4" w:space="0" w:color="B9CBE0"/>
+              <w:insideV w:val="single" w:sz="4" w:space="0" w:color="B9CBE0"/>
+            </w:tcBorders>
           </w:tcPr>
           <w:p>
             <w:pPr>
@@ -11630,7 +14558,7 @@
       <w:tr>
         <w:tc>
           <w:tcPr>
-            <w:tcW w:type="dxa" w:w="2232"/>
+            <w:tcW w:type="dxa" w:w="1911"/>
             <w:vAlign w:val="center"/>
             <w:tcMar>
               <w:top w:w="100" w:type="dxa"/>
@@ -11639,6 +14567,14 @@
               <w:end w:w="100" w:type="dxa"/>
             </w:tcMar>
             <w:shd w:fill="EAF1F8"/>
+            <w:tcBorders>
+              <w:top w:val="single" w:sz="4" w:space="0" w:color="B9CBE0"/>
+              <w:left w:val="single" w:sz="4" w:space="0" w:color="B9CBE0"/>
+              <w:bottom w:val="single" w:sz="4" w:space="0" w:color="B9CBE0"/>
+              <w:right w:val="single" w:sz="4" w:space="0" w:color="B9CBE0"/>
+              <w:insideH w:val="single" w:sz="4" w:space="0" w:color="B9CBE0"/>
+              <w:insideV w:val="single" w:sz="4" w:space="0" w:color="B9CBE0"/>
+            </w:tcBorders>
           </w:tcPr>
           <w:p>
             <w:pPr>
@@ -11658,7 +14594,7 @@
         </w:tc>
         <w:tc>
           <w:tcPr>
-            <w:tcW w:type="dxa" w:w="8784"/>
+            <w:tcW w:type="dxa" w:w="7521"/>
             <w:vAlign w:val="center"/>
             <w:tcMar>
               <w:top w:w="100" w:type="dxa"/>
@@ -11666,6 +14602,14 @@
               <w:bottom w:w="100" w:type="dxa"/>
               <w:end w:w="100" w:type="dxa"/>
             </w:tcMar>
+            <w:tcBorders>
+              <w:top w:val="single" w:sz="4" w:space="0" w:color="B9CBE0"/>
+              <w:left w:val="single" w:sz="4" w:space="0" w:color="B9CBE0"/>
+              <w:bottom w:val="single" w:sz="4" w:space="0" w:color="B9CBE0"/>
+              <w:right w:val="single" w:sz="4" w:space="0" w:color="B9CBE0"/>
+              <w:insideH w:val="single" w:sz="4" w:space="0" w:color="B9CBE0"/>
+              <w:insideV w:val="single" w:sz="4" w:space="0" w:color="B9CBE0"/>
+            </w:tcBorders>
           </w:tcPr>
           <w:p>
             <w:pPr>
@@ -11687,7 +14631,7 @@
       <w:tr>
         <w:tc>
           <w:tcPr>
-            <w:tcW w:type="dxa" w:w="2232"/>
+            <w:tcW w:type="dxa" w:w="1911"/>
             <w:vAlign w:val="center"/>
             <w:tcMar>
               <w:top w:w="100" w:type="dxa"/>
@@ -11696,6 +14640,14 @@
               <w:end w:w="100" w:type="dxa"/>
             </w:tcMar>
             <w:shd w:fill="EAF1F8"/>
+            <w:tcBorders>
+              <w:top w:val="single" w:sz="4" w:space="0" w:color="B9CBE0"/>
+              <w:left w:val="single" w:sz="4" w:space="0" w:color="B9CBE0"/>
+              <w:bottom w:val="single" w:sz="4" w:space="0" w:color="B9CBE0"/>
+              <w:right w:val="single" w:sz="4" w:space="0" w:color="B9CBE0"/>
+              <w:insideH w:val="single" w:sz="4" w:space="0" w:color="B9CBE0"/>
+              <w:insideV w:val="single" w:sz="4" w:space="0" w:color="B9CBE0"/>
+            </w:tcBorders>
           </w:tcPr>
           <w:p>
             <w:pPr>
@@ -11715,7 +14667,7 @@
         </w:tc>
         <w:tc>
           <w:tcPr>
-            <w:tcW w:type="dxa" w:w="8784"/>
+            <w:tcW w:type="dxa" w:w="7521"/>
             <w:vAlign w:val="center"/>
             <w:tcMar>
               <w:top w:w="100" w:type="dxa"/>
@@ -11723,6 +14675,14 @@
               <w:bottom w:w="100" w:type="dxa"/>
               <w:end w:w="100" w:type="dxa"/>
             </w:tcMar>
+            <w:tcBorders>
+              <w:top w:val="single" w:sz="4" w:space="0" w:color="B9CBE0"/>
+              <w:left w:val="single" w:sz="4" w:space="0" w:color="B9CBE0"/>
+              <w:bottom w:val="single" w:sz="4" w:space="0" w:color="B9CBE0"/>
+              <w:right w:val="single" w:sz="4" w:space="0" w:color="B9CBE0"/>
+              <w:insideH w:val="single" w:sz="4" w:space="0" w:color="B9CBE0"/>
+              <w:insideV w:val="single" w:sz="4" w:space="0" w:color="B9CBE0"/>
+            </w:tcBorders>
           </w:tcPr>
           <w:p>
             <w:pPr>
@@ -11744,7 +14704,7 @@
       <w:tr>
         <w:tc>
           <w:tcPr>
-            <w:tcW w:type="dxa" w:w="2232"/>
+            <w:tcW w:type="dxa" w:w="1911"/>
             <w:vAlign w:val="center"/>
             <w:tcMar>
               <w:top w:w="100" w:type="dxa"/>
@@ -11753,6 +14713,14 @@
               <w:end w:w="100" w:type="dxa"/>
             </w:tcMar>
             <w:shd w:fill="EAF1F8"/>
+            <w:tcBorders>
+              <w:top w:val="single" w:sz="4" w:space="0" w:color="B9CBE0"/>
+              <w:left w:val="single" w:sz="4" w:space="0" w:color="B9CBE0"/>
+              <w:bottom w:val="single" w:sz="4" w:space="0" w:color="B9CBE0"/>
+              <w:right w:val="single" w:sz="4" w:space="0" w:color="B9CBE0"/>
+              <w:insideH w:val="single" w:sz="4" w:space="0" w:color="B9CBE0"/>
+              <w:insideV w:val="single" w:sz="4" w:space="0" w:color="B9CBE0"/>
+            </w:tcBorders>
           </w:tcPr>
           <w:p>
             <w:pPr>
@@ -11772,7 +14740,7 @@
         </w:tc>
         <w:tc>
           <w:tcPr>
-            <w:tcW w:type="dxa" w:w="8784"/>
+            <w:tcW w:type="dxa" w:w="7521"/>
             <w:vAlign w:val="center"/>
             <w:tcMar>
               <w:top w:w="100" w:type="dxa"/>
@@ -11780,6 +14748,14 @@
               <w:bottom w:w="100" w:type="dxa"/>
               <w:end w:w="100" w:type="dxa"/>
             </w:tcMar>
+            <w:tcBorders>
+              <w:top w:val="single" w:sz="4" w:space="0" w:color="B9CBE0"/>
+              <w:left w:val="single" w:sz="4" w:space="0" w:color="B9CBE0"/>
+              <w:bottom w:val="single" w:sz="4" w:space="0" w:color="B9CBE0"/>
+              <w:right w:val="single" w:sz="4" w:space="0" w:color="B9CBE0"/>
+              <w:insideH w:val="single" w:sz="4" w:space="0" w:color="B9CBE0"/>
+              <w:insideV w:val="single" w:sz="4" w:space="0" w:color="B9CBE0"/>
+            </w:tcBorders>
           </w:tcPr>
           <w:p>
             <w:pPr>
@@ -11801,7 +14777,7 @@
       <w:tr>
         <w:tc>
           <w:tcPr>
-            <w:tcW w:type="dxa" w:w="2232"/>
+            <w:tcW w:type="dxa" w:w="1911"/>
             <w:vAlign w:val="center"/>
             <w:tcMar>
               <w:top w:w="100" w:type="dxa"/>
@@ -11810,6 +14786,14 @@
               <w:end w:w="100" w:type="dxa"/>
             </w:tcMar>
             <w:shd w:fill="EAF1F8"/>
+            <w:tcBorders>
+              <w:top w:val="single" w:sz="4" w:space="0" w:color="B9CBE0"/>
+              <w:left w:val="single" w:sz="4" w:space="0" w:color="B9CBE0"/>
+              <w:bottom w:val="single" w:sz="4" w:space="0" w:color="B9CBE0"/>
+              <w:right w:val="single" w:sz="4" w:space="0" w:color="B9CBE0"/>
+              <w:insideH w:val="single" w:sz="4" w:space="0" w:color="B9CBE0"/>
+              <w:insideV w:val="single" w:sz="4" w:space="0" w:color="B9CBE0"/>
+            </w:tcBorders>
           </w:tcPr>
           <w:p>
             <w:pPr>
@@ -11829,7 +14813,7 @@
         </w:tc>
         <w:tc>
           <w:tcPr>
-            <w:tcW w:type="dxa" w:w="8784"/>
+            <w:tcW w:type="dxa" w:w="7521"/>
             <w:vAlign w:val="center"/>
             <w:tcMar>
               <w:top w:w="100" w:type="dxa"/>
@@ -11837,6 +14821,14 @@
               <w:bottom w:w="100" w:type="dxa"/>
               <w:end w:w="100" w:type="dxa"/>
             </w:tcMar>
+            <w:tcBorders>
+              <w:top w:val="single" w:sz="4" w:space="0" w:color="B9CBE0"/>
+              <w:left w:val="single" w:sz="4" w:space="0" w:color="B9CBE0"/>
+              <w:bottom w:val="single" w:sz="4" w:space="0" w:color="B9CBE0"/>
+              <w:right w:val="single" w:sz="4" w:space="0" w:color="B9CBE0"/>
+              <w:insideH w:val="single" w:sz="4" w:space="0" w:color="B9CBE0"/>
+              <w:insideV w:val="single" w:sz="4" w:space="0" w:color="B9CBE0"/>
+            </w:tcBorders>
           </w:tcPr>
           <w:p>
             <w:pPr>
@@ -11858,7 +14850,7 @@
       <w:tr>
         <w:tc>
           <w:tcPr>
-            <w:tcW w:type="dxa" w:w="2232"/>
+            <w:tcW w:type="dxa" w:w="1911"/>
             <w:vAlign w:val="center"/>
             <w:tcMar>
               <w:top w:w="100" w:type="dxa"/>
@@ -11867,6 +14859,14 @@
               <w:end w:w="100" w:type="dxa"/>
             </w:tcMar>
             <w:shd w:fill="EAF1F8"/>
+            <w:tcBorders>
+              <w:top w:val="single" w:sz="4" w:space="0" w:color="B9CBE0"/>
+              <w:left w:val="single" w:sz="4" w:space="0" w:color="B9CBE0"/>
+              <w:bottom w:val="single" w:sz="4" w:space="0" w:color="B9CBE0"/>
+              <w:right w:val="single" w:sz="4" w:space="0" w:color="B9CBE0"/>
+              <w:insideH w:val="single" w:sz="4" w:space="0" w:color="B9CBE0"/>
+              <w:insideV w:val="single" w:sz="4" w:space="0" w:color="B9CBE0"/>
+            </w:tcBorders>
           </w:tcPr>
           <w:p>
             <w:pPr>
@@ -11886,7 +14886,7 @@
         </w:tc>
         <w:tc>
           <w:tcPr>
-            <w:tcW w:type="dxa" w:w="8784"/>
+            <w:tcW w:type="dxa" w:w="7521"/>
             <w:vAlign w:val="center"/>
             <w:tcMar>
               <w:top w:w="100" w:type="dxa"/>
@@ -11894,6 +14894,14 @@
               <w:bottom w:w="100" w:type="dxa"/>
               <w:end w:w="100" w:type="dxa"/>
             </w:tcMar>
+            <w:tcBorders>
+              <w:top w:val="single" w:sz="4" w:space="0" w:color="B9CBE0"/>
+              <w:left w:val="single" w:sz="4" w:space="0" w:color="B9CBE0"/>
+              <w:bottom w:val="single" w:sz="4" w:space="0" w:color="B9CBE0"/>
+              <w:right w:val="single" w:sz="4" w:space="0" w:color="B9CBE0"/>
+              <w:insideH w:val="single" w:sz="4" w:space="0" w:color="B9CBE0"/>
+              <w:insideV w:val="single" w:sz="4" w:space="0" w:color="B9CBE0"/>
+            </w:tcBorders>
           </w:tcPr>
           <w:p>
             <w:pPr>
@@ -11915,7 +14923,7 @@
       <w:tr>
         <w:tc>
           <w:tcPr>
-            <w:tcW w:type="dxa" w:w="2232"/>
+            <w:tcW w:type="dxa" w:w="1911"/>
             <w:vAlign w:val="center"/>
             <w:tcMar>
               <w:top w:w="100" w:type="dxa"/>
@@ -11924,6 +14932,14 @@
               <w:end w:w="100" w:type="dxa"/>
             </w:tcMar>
             <w:shd w:fill="EAF1F8"/>
+            <w:tcBorders>
+              <w:top w:val="single" w:sz="4" w:space="0" w:color="B9CBE0"/>
+              <w:left w:val="single" w:sz="4" w:space="0" w:color="B9CBE0"/>
+              <w:bottom w:val="single" w:sz="4" w:space="0" w:color="B9CBE0"/>
+              <w:right w:val="single" w:sz="4" w:space="0" w:color="B9CBE0"/>
+              <w:insideH w:val="single" w:sz="4" w:space="0" w:color="B9CBE0"/>
+              <w:insideV w:val="single" w:sz="4" w:space="0" w:color="B9CBE0"/>
+            </w:tcBorders>
           </w:tcPr>
           <w:p>
             <w:pPr>
@@ -11943,7 +14959,7 @@
         </w:tc>
         <w:tc>
           <w:tcPr>
-            <w:tcW w:type="dxa" w:w="8784"/>
+            <w:tcW w:type="dxa" w:w="7521"/>
             <w:vAlign w:val="center"/>
             <w:tcMar>
               <w:top w:w="100" w:type="dxa"/>
@@ -11951,6 +14967,14 @@
               <w:bottom w:w="100" w:type="dxa"/>
               <w:end w:w="100" w:type="dxa"/>
             </w:tcMar>
+            <w:tcBorders>
+              <w:top w:val="single" w:sz="4" w:space="0" w:color="B9CBE0"/>
+              <w:left w:val="single" w:sz="4" w:space="0" w:color="B9CBE0"/>
+              <w:bottom w:val="single" w:sz="4" w:space="0" w:color="B9CBE0"/>
+              <w:right w:val="single" w:sz="4" w:space="0" w:color="B9CBE0"/>
+              <w:insideH w:val="single" w:sz="4" w:space="0" w:color="B9CBE0"/>
+              <w:insideV w:val="single" w:sz="4" w:space="0" w:color="B9CBE0"/>
+            </w:tcBorders>
           </w:tcPr>
           <w:p>
             <w:pPr>
@@ -11972,7 +14996,7 @@
       <w:tr>
         <w:tc>
           <w:tcPr>
-            <w:tcW w:type="dxa" w:w="2232"/>
+            <w:tcW w:type="dxa" w:w="1911"/>
             <w:vAlign w:val="center"/>
             <w:tcMar>
               <w:top w:w="100" w:type="dxa"/>
@@ -11981,6 +15005,14 @@
               <w:end w:w="100" w:type="dxa"/>
             </w:tcMar>
             <w:shd w:fill="EAF1F8"/>
+            <w:tcBorders>
+              <w:top w:val="single" w:sz="4" w:space="0" w:color="B9CBE0"/>
+              <w:left w:val="single" w:sz="4" w:space="0" w:color="B9CBE0"/>
+              <w:bottom w:val="single" w:sz="4" w:space="0" w:color="B9CBE0"/>
+              <w:right w:val="single" w:sz="4" w:space="0" w:color="B9CBE0"/>
+              <w:insideH w:val="single" w:sz="4" w:space="0" w:color="B9CBE0"/>
+              <w:insideV w:val="single" w:sz="4" w:space="0" w:color="B9CBE0"/>
+            </w:tcBorders>
           </w:tcPr>
           <w:p>
             <w:pPr>
@@ -12000,7 +15032,7 @@
         </w:tc>
         <w:tc>
           <w:tcPr>
-            <w:tcW w:type="dxa" w:w="8784"/>
+            <w:tcW w:type="dxa" w:w="7521"/>
             <w:vAlign w:val="center"/>
             <w:tcMar>
               <w:top w:w="100" w:type="dxa"/>
@@ -12008,6 +15040,14 @@
               <w:bottom w:w="100" w:type="dxa"/>
               <w:end w:w="100" w:type="dxa"/>
             </w:tcMar>
+            <w:tcBorders>
+              <w:top w:val="single" w:sz="4" w:space="0" w:color="B9CBE0"/>
+              <w:left w:val="single" w:sz="4" w:space="0" w:color="B9CBE0"/>
+              <w:bottom w:val="single" w:sz="4" w:space="0" w:color="B9CBE0"/>
+              <w:right w:val="single" w:sz="4" w:space="0" w:color="B9CBE0"/>
+              <w:insideH w:val="single" w:sz="4" w:space="0" w:color="B9CBE0"/>
+              <w:insideV w:val="single" w:sz="4" w:space="0" w:color="B9CBE0"/>
+            </w:tcBorders>
           </w:tcPr>
           <w:p>
             <w:pPr>
@@ -12028,7 +15068,7 @@
       <w:tr>
         <w:tc>
           <w:tcPr>
-            <w:tcW w:type="dxa" w:w="2232"/>
+            <w:tcW w:type="dxa" w:w="1911"/>
             <w:vAlign w:val="center"/>
             <w:tcMar>
               <w:top w:w="100" w:type="dxa"/>
@@ -12037,6 +15077,14 @@
               <w:end w:w="100" w:type="dxa"/>
             </w:tcMar>
             <w:shd w:fill="EAF1F8"/>
+            <w:tcBorders>
+              <w:top w:val="single" w:sz="4" w:space="0" w:color="B9CBE0"/>
+              <w:left w:val="single" w:sz="4" w:space="0" w:color="B9CBE0"/>
+              <w:bottom w:val="single" w:sz="4" w:space="0" w:color="B9CBE0"/>
+              <w:right w:val="single" w:sz="4" w:space="0" w:color="B9CBE0"/>
+              <w:insideH w:val="single" w:sz="4" w:space="0" w:color="B9CBE0"/>
+              <w:insideV w:val="single" w:sz="4" w:space="0" w:color="B9CBE0"/>
+            </w:tcBorders>
           </w:tcPr>
           <w:p>
             <w:pPr>
@@ -12056,7 +15104,7 @@
         </w:tc>
         <w:tc>
           <w:tcPr>
-            <w:tcW w:type="dxa" w:w="8784"/>
+            <w:tcW w:type="dxa" w:w="7521"/>
             <w:vAlign w:val="center"/>
             <w:tcMar>
               <w:top w:w="100" w:type="dxa"/>
@@ -12064,6 +15112,14 @@
               <w:bottom w:w="100" w:type="dxa"/>
               <w:end w:w="100" w:type="dxa"/>
             </w:tcMar>
+            <w:tcBorders>
+              <w:top w:val="single" w:sz="4" w:space="0" w:color="B9CBE0"/>
+              <w:left w:val="single" w:sz="4" w:space="0" w:color="B9CBE0"/>
+              <w:bottom w:val="single" w:sz="4" w:space="0" w:color="B9CBE0"/>
+              <w:right w:val="single" w:sz="4" w:space="0" w:color="B9CBE0"/>
+              <w:insideH w:val="single" w:sz="4" w:space="0" w:color="B9CBE0"/>
+              <w:insideV w:val="single" w:sz="4" w:space="0" w:color="B9CBE0"/>
+            </w:tcBorders>
           </w:tcPr>
           <w:p>
             <w:pPr>
@@ -12093,17 +15149,17 @@
     </w:p>
     <w:tbl>
       <w:tblPr>
-        <w:tblW w:type="auto" w:w="0"/>
+        <w:tblW w:type="dxa" w:w="9432"/>
         <w:jc w:val="center"/>
         <w:tblLayout w:type="fixed"/>
         <w:tblLook w:firstColumn="1" w:firstRow="1" w:lastColumn="0" w:lastRow="0" w:noHBand="0" w:noVBand="1" w:val="04A0"/>
         <w:tblBorders>
-          <w:top w:val="single" w:sz="4" w:space="0" w:color="D6DEE8"/>
-          <w:left w:val="single" w:sz="4" w:space="0" w:color="D6DEE8"/>
-          <w:bottom w:val="single" w:sz="4" w:space="0" w:color="D6DEE8"/>
-          <w:right w:val="single" w:sz="4" w:space="0" w:color="D6DEE8"/>
-          <w:insideH w:val="single" w:sz="4" w:space="0" w:color="D6DEE8"/>
-          <w:insideV w:val="single" w:sz="4" w:space="0" w:color="D6DEE8"/>
+          <w:top w:val="single" w:sz="4" w:space="0" w:color="B9CBE0"/>
+          <w:left w:val="single" w:sz="4" w:space="0" w:color="B9CBE0"/>
+          <w:bottom w:val="single" w:sz="4" w:space="0" w:color="B9CBE0"/>
+          <w:right w:val="single" w:sz="4" w:space="0" w:color="B9CBE0"/>
+          <w:insideH w:val="single" w:sz="4" w:space="0" w:color="B9CBE0"/>
+          <w:insideV w:val="single" w:sz="4" w:space="0" w:color="B9CBE0"/>
         </w:tblBorders>
       </w:tblPr>
       <w:tblGrid>
@@ -12116,7 +15172,7 @@
         </w:trPr>
         <w:tc>
           <w:tcPr>
-            <w:tcW w:type="dxa" w:w="2880"/>
+            <w:tcW w:type="dxa" w:w="2515"/>
             <w:vAlign w:val="center"/>
             <w:tcMar>
               <w:top w:w="100" w:type="dxa"/>
@@ -12125,6 +15181,14 @@
               <w:end w:w="100" w:type="dxa"/>
             </w:tcMar>
             <w:shd w:fill="1F4E79"/>
+            <w:tcBorders>
+              <w:top w:val="single" w:sz="4" w:space="0" w:color="1F4E79"/>
+              <w:left w:val="single" w:sz="4" w:space="0" w:color="1F4E79"/>
+              <w:bottom w:val="single" w:sz="4" w:space="0" w:color="1F4E79"/>
+              <w:right w:val="single" w:sz="4" w:space="0" w:color="1F4E79"/>
+              <w:insideH w:val="single" w:sz="4" w:space="0" w:color="1F4E79"/>
+              <w:insideV w:val="single" w:sz="4" w:space="0" w:color="1F4E79"/>
+            </w:tcBorders>
           </w:tcPr>
           <w:p>
             <w:pPr>
@@ -12145,7 +15209,7 @@
         </w:tc>
         <w:tc>
           <w:tcPr>
-            <w:tcW w:type="dxa" w:w="7920"/>
+            <w:tcW w:type="dxa" w:w="6917"/>
             <w:vAlign w:val="center"/>
             <w:tcMar>
               <w:top w:w="100" w:type="dxa"/>
@@ -12154,6 +15218,14 @@
               <w:end w:w="100" w:type="dxa"/>
             </w:tcMar>
             <w:shd w:fill="1F4E79"/>
+            <w:tcBorders>
+              <w:top w:val="single" w:sz="4" w:space="0" w:color="1F4E79"/>
+              <w:left w:val="single" w:sz="4" w:space="0" w:color="1F4E79"/>
+              <w:bottom w:val="single" w:sz="4" w:space="0" w:color="1F4E79"/>
+              <w:right w:val="single" w:sz="4" w:space="0" w:color="1F4E79"/>
+              <w:insideH w:val="single" w:sz="4" w:space="0" w:color="1F4E79"/>
+              <w:insideV w:val="single" w:sz="4" w:space="0" w:color="1F4E79"/>
+            </w:tcBorders>
           </w:tcPr>
           <w:p>
             <w:pPr>
@@ -12176,7 +15248,7 @@
       <w:tr>
         <w:tc>
           <w:tcPr>
-            <w:tcW w:type="dxa" w:w="2880"/>
+            <w:tcW w:type="dxa" w:w="2515"/>
             <w:vAlign w:val="center"/>
             <w:tcMar>
               <w:top w:w="100" w:type="dxa"/>
@@ -12184,6 +15256,14 @@
               <w:bottom w:w="100" w:type="dxa"/>
               <w:end w:w="100" w:type="dxa"/>
             </w:tcMar>
+            <w:tcBorders>
+              <w:top w:val="single" w:sz="4" w:space="0" w:color="B9CBE0"/>
+              <w:left w:val="single" w:sz="4" w:space="0" w:color="B9CBE0"/>
+              <w:bottom w:val="single" w:sz="4" w:space="0" w:color="B9CBE0"/>
+              <w:right w:val="single" w:sz="4" w:space="0" w:color="B9CBE0"/>
+              <w:insideH w:val="single" w:sz="4" w:space="0" w:color="B9CBE0"/>
+              <w:insideV w:val="single" w:sz="4" w:space="0" w:color="B9CBE0"/>
+            </w:tcBorders>
           </w:tcPr>
           <w:p>
             <w:pPr>
@@ -12207,7 +15287,7 @@
         </w:tc>
         <w:tc>
           <w:tcPr>
-            <w:tcW w:type="dxa" w:w="7920"/>
+            <w:tcW w:type="dxa" w:w="6917"/>
             <w:vAlign w:val="center"/>
             <w:tcMar>
               <w:top w:w="100" w:type="dxa"/>
@@ -12215,6 +15295,14 @@
               <w:bottom w:w="100" w:type="dxa"/>
               <w:end w:w="100" w:type="dxa"/>
             </w:tcMar>
+            <w:tcBorders>
+              <w:top w:val="single" w:sz="4" w:space="0" w:color="B9CBE0"/>
+              <w:left w:val="single" w:sz="4" w:space="0" w:color="B9CBE0"/>
+              <w:bottom w:val="single" w:sz="4" w:space="0" w:color="B9CBE0"/>
+              <w:right w:val="single" w:sz="4" w:space="0" w:color="B9CBE0"/>
+              <w:insideH w:val="single" w:sz="4" w:space="0" w:color="B9CBE0"/>
+              <w:insideV w:val="single" w:sz="4" w:space="0" w:color="B9CBE0"/>
+            </w:tcBorders>
           </w:tcPr>
           <w:p>
             <w:pPr>
@@ -12240,7 +15328,7 @@
       <w:tr>
         <w:tc>
           <w:tcPr>
-            <w:tcW w:type="dxa" w:w="2880"/>
+            <w:tcW w:type="dxa" w:w="2515"/>
             <w:vAlign w:val="center"/>
             <w:tcMar>
               <w:top w:w="100" w:type="dxa"/>
@@ -12248,6 +15336,14 @@
               <w:bottom w:w="100" w:type="dxa"/>
               <w:end w:w="100" w:type="dxa"/>
             </w:tcMar>
+            <w:tcBorders>
+              <w:top w:val="single" w:sz="4" w:space="0" w:color="B9CBE0"/>
+              <w:left w:val="single" w:sz="4" w:space="0" w:color="B9CBE0"/>
+              <w:bottom w:val="single" w:sz="4" w:space="0" w:color="B9CBE0"/>
+              <w:right w:val="single" w:sz="4" w:space="0" w:color="B9CBE0"/>
+              <w:insideH w:val="single" w:sz="4" w:space="0" w:color="B9CBE0"/>
+              <w:insideV w:val="single" w:sz="4" w:space="0" w:color="B9CBE0"/>
+            </w:tcBorders>
           </w:tcPr>
           <w:p>
             <w:pPr>
@@ -12271,7 +15367,7 @@
         </w:tc>
         <w:tc>
           <w:tcPr>
-            <w:tcW w:type="dxa" w:w="7920"/>
+            <w:tcW w:type="dxa" w:w="6917"/>
             <w:vAlign w:val="center"/>
             <w:tcMar>
               <w:top w:w="100" w:type="dxa"/>
@@ -12279,6 +15375,14 @@
               <w:bottom w:w="100" w:type="dxa"/>
               <w:end w:w="100" w:type="dxa"/>
             </w:tcMar>
+            <w:tcBorders>
+              <w:top w:val="single" w:sz="4" w:space="0" w:color="B9CBE0"/>
+              <w:left w:val="single" w:sz="4" w:space="0" w:color="B9CBE0"/>
+              <w:bottom w:val="single" w:sz="4" w:space="0" w:color="B9CBE0"/>
+              <w:right w:val="single" w:sz="4" w:space="0" w:color="B9CBE0"/>
+              <w:insideH w:val="single" w:sz="4" w:space="0" w:color="B9CBE0"/>
+              <w:insideV w:val="single" w:sz="4" w:space="0" w:color="B9CBE0"/>
+            </w:tcBorders>
           </w:tcPr>
           <w:p>
             <w:pPr>
@@ -12304,7 +15408,7 @@
       <w:tr>
         <w:tc>
           <w:tcPr>
-            <w:tcW w:type="dxa" w:w="2880"/>
+            <w:tcW w:type="dxa" w:w="2515"/>
             <w:vAlign w:val="center"/>
             <w:tcMar>
               <w:top w:w="100" w:type="dxa"/>
@@ -12312,6 +15416,14 @@
               <w:bottom w:w="100" w:type="dxa"/>
               <w:end w:w="100" w:type="dxa"/>
             </w:tcMar>
+            <w:tcBorders>
+              <w:top w:val="single" w:sz="4" w:space="0" w:color="B9CBE0"/>
+              <w:left w:val="single" w:sz="4" w:space="0" w:color="B9CBE0"/>
+              <w:bottom w:val="single" w:sz="4" w:space="0" w:color="B9CBE0"/>
+              <w:right w:val="single" w:sz="4" w:space="0" w:color="B9CBE0"/>
+              <w:insideH w:val="single" w:sz="4" w:space="0" w:color="B9CBE0"/>
+              <w:insideV w:val="single" w:sz="4" w:space="0" w:color="B9CBE0"/>
+            </w:tcBorders>
           </w:tcPr>
           <w:p>
             <w:pPr>
@@ -12335,7 +15447,7 @@
         </w:tc>
         <w:tc>
           <w:tcPr>
-            <w:tcW w:type="dxa" w:w="7920"/>
+            <w:tcW w:type="dxa" w:w="6917"/>
             <w:vAlign w:val="center"/>
             <w:tcMar>
               <w:top w:w="100" w:type="dxa"/>
@@ -12343,6 +15455,14 @@
               <w:bottom w:w="100" w:type="dxa"/>
               <w:end w:w="100" w:type="dxa"/>
             </w:tcMar>
+            <w:tcBorders>
+              <w:top w:val="single" w:sz="4" w:space="0" w:color="B9CBE0"/>
+              <w:left w:val="single" w:sz="4" w:space="0" w:color="B9CBE0"/>
+              <w:bottom w:val="single" w:sz="4" w:space="0" w:color="B9CBE0"/>
+              <w:right w:val="single" w:sz="4" w:space="0" w:color="B9CBE0"/>
+              <w:insideH w:val="single" w:sz="4" w:space="0" w:color="B9CBE0"/>
+              <w:insideV w:val="single" w:sz="4" w:space="0" w:color="B9CBE0"/>
+            </w:tcBorders>
           </w:tcPr>
           <w:p>
             <w:pPr>
@@ -12368,7 +15488,7 @@
       <w:tr>
         <w:tc>
           <w:tcPr>
-            <w:tcW w:type="dxa" w:w="2880"/>
+            <w:tcW w:type="dxa" w:w="2515"/>
             <w:vAlign w:val="center"/>
             <w:tcMar>
               <w:top w:w="100" w:type="dxa"/>
@@ -12376,6 +15496,14 @@
               <w:bottom w:w="100" w:type="dxa"/>
               <w:end w:w="100" w:type="dxa"/>
             </w:tcMar>
+            <w:tcBorders>
+              <w:top w:val="single" w:sz="4" w:space="0" w:color="B9CBE0"/>
+              <w:left w:val="single" w:sz="4" w:space="0" w:color="B9CBE0"/>
+              <w:bottom w:val="single" w:sz="4" w:space="0" w:color="B9CBE0"/>
+              <w:right w:val="single" w:sz="4" w:space="0" w:color="B9CBE0"/>
+              <w:insideH w:val="single" w:sz="4" w:space="0" w:color="B9CBE0"/>
+              <w:insideV w:val="single" w:sz="4" w:space="0" w:color="B9CBE0"/>
+            </w:tcBorders>
           </w:tcPr>
           <w:p>
             <w:pPr>
@@ -12399,7 +15527,7 @@
         </w:tc>
         <w:tc>
           <w:tcPr>
-            <w:tcW w:type="dxa" w:w="7920"/>
+            <w:tcW w:type="dxa" w:w="6917"/>
             <w:vAlign w:val="center"/>
             <w:tcMar>
               <w:top w:w="100" w:type="dxa"/>
@@ -12407,6 +15535,14 @@
               <w:bottom w:w="100" w:type="dxa"/>
               <w:end w:w="100" w:type="dxa"/>
             </w:tcMar>
+            <w:tcBorders>
+              <w:top w:val="single" w:sz="4" w:space="0" w:color="B9CBE0"/>
+              <w:left w:val="single" w:sz="4" w:space="0" w:color="B9CBE0"/>
+              <w:bottom w:val="single" w:sz="4" w:space="0" w:color="B9CBE0"/>
+              <w:right w:val="single" w:sz="4" w:space="0" w:color="B9CBE0"/>
+              <w:insideH w:val="single" w:sz="4" w:space="0" w:color="B9CBE0"/>
+              <w:insideV w:val="single" w:sz="4" w:space="0" w:color="B9CBE0"/>
+            </w:tcBorders>
           </w:tcPr>
           <w:p>
             <w:pPr>
@@ -12432,7 +15568,7 @@
       <w:tr>
         <w:tc>
           <w:tcPr>
-            <w:tcW w:type="dxa" w:w="2880"/>
+            <w:tcW w:type="dxa" w:w="2515"/>
             <w:vAlign w:val="center"/>
             <w:tcMar>
               <w:top w:w="100" w:type="dxa"/>
@@ -12440,6 +15576,14 @@
               <w:bottom w:w="100" w:type="dxa"/>
               <w:end w:w="100" w:type="dxa"/>
             </w:tcMar>
+            <w:tcBorders>
+              <w:top w:val="single" w:sz="4" w:space="0" w:color="B9CBE0"/>
+              <w:left w:val="single" w:sz="4" w:space="0" w:color="B9CBE0"/>
+              <w:bottom w:val="single" w:sz="4" w:space="0" w:color="B9CBE0"/>
+              <w:right w:val="single" w:sz="4" w:space="0" w:color="B9CBE0"/>
+              <w:insideH w:val="single" w:sz="4" w:space="0" w:color="B9CBE0"/>
+              <w:insideV w:val="single" w:sz="4" w:space="0" w:color="B9CBE0"/>
+            </w:tcBorders>
           </w:tcPr>
           <w:p>
             <w:pPr>
@@ -12463,7 +15607,7 @@
         </w:tc>
         <w:tc>
           <w:tcPr>
-            <w:tcW w:type="dxa" w:w="7920"/>
+            <w:tcW w:type="dxa" w:w="6917"/>
             <w:vAlign w:val="center"/>
             <w:tcMar>
               <w:top w:w="100" w:type="dxa"/>
@@ -12471,6 +15615,14 @@
               <w:bottom w:w="100" w:type="dxa"/>
               <w:end w:w="100" w:type="dxa"/>
             </w:tcMar>
+            <w:tcBorders>
+              <w:top w:val="single" w:sz="4" w:space="0" w:color="B9CBE0"/>
+              <w:left w:val="single" w:sz="4" w:space="0" w:color="B9CBE0"/>
+              <w:bottom w:val="single" w:sz="4" w:space="0" w:color="B9CBE0"/>
+              <w:right w:val="single" w:sz="4" w:space="0" w:color="B9CBE0"/>
+              <w:insideH w:val="single" w:sz="4" w:space="0" w:color="B9CBE0"/>
+              <w:insideV w:val="single" w:sz="4" w:space="0" w:color="B9CBE0"/>
+            </w:tcBorders>
           </w:tcPr>
           <w:p>
             <w:pPr>
